--- a/WebContent/docx/肺癌68基因检测报告-单样本-苏州市立医院.docx
+++ b/WebContent/docx/肺癌68基因检测报告-单样本-苏州市立医院.docx
@@ -2962,6 +2962,12 @@
             <w:insideH w:val="single" w:color="A4A4A4" w:sz="4" w:space="0"/>
             <w:insideV w:val="single" w:color="A4A4A4" w:sz="4" w:space="0"/>
           </w:tblBorders>
+          <w:tblCellMar>
+            <w:top w:w="0" w:type="dxa"/>
+            <w:left w:w="108" w:type="dxa"/>
+            <w:bottom w:w="0" w:type="dxa"/>
+            <w:right w:w="108" w:type="dxa"/>
+          </w:tblCellMar>
         </w:tblPrEx>
         <w:trPr>
           <w:trHeight w:val="397" w:hRule="atLeast"/>
@@ -3772,13 +3778,13 @@
       </w:pPr>
       <w:bookmarkStart w:id="2" w:name="_Toc10518"/>
       <w:bookmarkStart w:id="3" w:name="_Toc18062_WPSOffice_Level1"/>
-      <w:bookmarkStart w:id="4" w:name="_Toc26003"/>
+      <w:bookmarkStart w:id="4" w:name="_Toc7021_WPSOffice_Level1"/>
       <w:bookmarkStart w:id="5" w:name="_Toc19594"/>
-      <w:bookmarkStart w:id="6" w:name="_Toc15852"/>
-      <w:bookmarkStart w:id="7" w:name="_Toc7021_WPSOffice_Level1"/>
-      <w:bookmarkStart w:id="8" w:name="_Toc11015_WPSOffice_Level1"/>
-      <w:bookmarkStart w:id="9" w:name="_Toc17451"/>
-      <w:bookmarkStart w:id="10" w:name="_Toc11465"/>
+      <w:bookmarkStart w:id="6" w:name="_Toc26003"/>
+      <w:bookmarkStart w:id="7" w:name="_Toc11465"/>
+      <w:bookmarkStart w:id="8" w:name="_Toc17451"/>
+      <w:bookmarkStart w:id="9" w:name="_Toc11015_WPSOffice_Level1"/>
+      <w:bookmarkStart w:id="10" w:name="_Toc15852"/>
       <w:bookmarkStart w:id="11" w:name="_Toc3823"/>
       <w:r>
         <w:rPr>
@@ -4090,13 +4096,13 @@
           </w14:shadow>
         </w:rPr>
       </w:pPr>
-      <w:bookmarkStart w:id="13" w:name="_Toc25920"/>
-      <w:bookmarkStart w:id="14" w:name="_Toc4088"/>
-      <w:bookmarkStart w:id="15" w:name="_Toc23369_WPSOffice_Level1"/>
-      <w:bookmarkStart w:id="16" w:name="_Toc6221_WPSOffice_Level1"/>
-      <w:bookmarkStart w:id="17" w:name="_Toc3871"/>
-      <w:bookmarkStart w:id="18" w:name="_Toc18058"/>
-      <w:bookmarkStart w:id="19" w:name="_Toc1410"/>
+      <w:bookmarkStart w:id="13" w:name="_Toc6221_WPSOffice_Level1"/>
+      <w:bookmarkStart w:id="14" w:name="_Toc1410"/>
+      <w:bookmarkStart w:id="15" w:name="_Toc25920"/>
+      <w:bookmarkStart w:id="16" w:name="_Toc4088"/>
+      <w:bookmarkStart w:id="17" w:name="_Toc23369_WPSOffice_Level1"/>
+      <w:bookmarkStart w:id="18" w:name="_Toc3871"/>
+      <w:bookmarkStart w:id="19" w:name="_Toc18058"/>
       <w:bookmarkStart w:id="20" w:name="_Toc21694"/>
       <w:bookmarkStart w:id="21" w:name="_Toc18320"/>
       <w:r>
@@ -4153,11 +4159,11 @@
           <w:lang w:eastAsia="zh-CN"/>
         </w:rPr>
       </w:pPr>
-      <w:bookmarkStart w:id="22" w:name="_Toc149832728"/>
-      <w:bookmarkStart w:id="23" w:name="_Toc149826003"/>
-      <w:bookmarkStart w:id="24" w:name="_Toc5915"/>
-      <w:bookmarkStart w:id="25" w:name="_Toc11674"/>
-      <w:bookmarkStart w:id="26" w:name="_Toc27165"/>
+      <w:bookmarkStart w:id="22" w:name="_Toc11674"/>
+      <w:bookmarkStart w:id="23" w:name="_Toc27165"/>
+      <w:bookmarkStart w:id="24" w:name="_Toc149826003"/>
+      <w:bookmarkStart w:id="25" w:name="_Toc149832728"/>
+      <w:bookmarkStart w:id="26" w:name="_Toc5915"/>
       <w:r>
         <w:rPr>
           <w:rFonts w:hint="eastAsia"/>
@@ -5357,8 +5363,8 @@
         </w:rPr>
       </w:pPr>
       <w:bookmarkStart w:id="27" w:name="_Toc19184"/>
-      <w:bookmarkStart w:id="28" w:name="_Toc19898_WPSOffice_Level1"/>
-      <w:bookmarkStart w:id="29" w:name="_Toc22132"/>
+      <w:bookmarkStart w:id="28" w:name="_Toc22132"/>
+      <w:bookmarkStart w:id="29" w:name="_Toc19898_WPSOffice_Level1"/>
       <w:bookmarkStart w:id="30" w:name="_Toc14062"/>
       <w:bookmarkStart w:id="31" w:name="_Toc12381"/>
       <w:bookmarkStart w:id="32" w:name="_Toc20136_WPSOffice_Level1"/>
@@ -5451,25 +5457,65 @@
     </w:p>
     <w:p>
       <w:pPr>
+        <w:numPr>
+          <w:ilvl w:val="0"/>
+          <w:numId w:val="0"/>
+        </w:numPr>
         <w:rPr>
           <w:rFonts w:hint="eastAsia" w:ascii="Times New Roman" w:hAnsi="Times New Roman" w:eastAsia="微软雅黑" w:cs="Times New Roman"/>
-          <w:sz w:val="24"/>
-          <w:szCs w:val="24"/>
+          <w:sz w:val="18"/>
+          <w:szCs w:val="18"/>
           <w:lang w:eastAsia="zh-CN"/>
         </w:rPr>
       </w:pPr>
       <w:bookmarkStart w:id="34" w:name="_Toc5941"/>
-      <w:bookmarkStart w:id="35" w:name="_Toc149832729"/>
-      <w:bookmarkStart w:id="36" w:name="_Toc12253"/>
-      <w:bookmarkStart w:id="37" w:name="_Toc31425"/>
+      <w:bookmarkStart w:id="35" w:name="_Toc31425"/>
+      <w:bookmarkStart w:id="36" w:name="_Toc149832729"/>
+      <w:bookmarkStart w:id="37" w:name="_Toc12253"/>
       <w:r>
         <w:rPr>
           <w:rFonts w:hint="eastAsia" w:ascii="Times New Roman" w:hAnsi="Times New Roman" w:eastAsia="微软雅黑" w:cs="Times New Roman"/>
-          <w:sz w:val="24"/>
-          <w:szCs w:val="24"/>
-          <w:lang w:eastAsia="zh-CN"/>
-        </w:rPr>
-        <w:t>{% if testedby == “1” %}</w:t>
+          <w:sz w:val="18"/>
+          <w:szCs w:val="18"/>
+          <w:lang w:eastAsia="zh-CN"/>
+        </w:rPr>
+        <w:t xml:space="preserve">{% if testedby == </w:t>
+      </w:r>
+      <w:r>
+        <w:rPr>
+          <w:rFonts w:ascii="Times New Roman" w:hAnsi="Times New Roman" w:eastAsia="微软雅黑" w:cs="Times New Roman"/>
+          <w:sz w:val="18"/>
+          <w:szCs w:val="18"/>
+          <w:lang w:eastAsia="zh-CN"/>
+        </w:rPr>
+        <w:t>“</w:t>
+      </w:r>
+      <w:r>
+        <w:rPr>
+          <w:rFonts w:hint="eastAsia" w:ascii="Times New Roman" w:hAnsi="Times New Roman" w:eastAsia="微软雅黑" w:cs="Times New Roman"/>
+          <w:sz w:val="18"/>
+          <w:szCs w:val="18"/>
+          <w:lang w:eastAsia="zh-CN"/>
+        </w:rPr>
+        <w:t>1</w:t>
+      </w:r>
+      <w:r>
+        <w:rPr>
+          <w:rFonts w:ascii="Times New Roman" w:hAnsi="Times New Roman" w:eastAsia="微软雅黑" w:cs="Times New Roman"/>
+          <w:sz w:val="18"/>
+          <w:szCs w:val="18"/>
+          <w:lang w:eastAsia="zh-CN"/>
+        </w:rPr>
+        <w:t>”</w:t>
+      </w:r>
+      <w:r>
+        <w:rPr>
+          <w:rFonts w:hint="eastAsia" w:ascii="Times New Roman" w:hAnsi="Times New Roman" w:eastAsia="微软雅黑" w:cs="Times New Roman"/>
+          <w:sz w:val="18"/>
+          <w:szCs w:val="18"/>
+          <w:lang w:eastAsia="zh-CN"/>
+        </w:rPr>
+        <w:t xml:space="preserve"> %}</w:t>
       </w:r>
     </w:p>
     <w:p>
@@ -5567,23 +5613,23 @@
             </w:pPr>
             <w:r>
               <w:rPr>
-                <w:sz w:val="18"/>
+                <w:sz w:val="22"/>
               </w:rPr>
               <mc:AlternateContent>
                 <mc:Choice Requires="wpg">
                   <w:drawing>
-                    <wp:anchor distT="0" distB="0" distL="114300" distR="114300" simplePos="0" relativeHeight="251665408" behindDoc="0" locked="0" layoutInCell="1" allowOverlap="1">
+                    <wp:anchor distT="0" distB="0" distL="114300" distR="114300" simplePos="0" relativeHeight="251662336" behindDoc="0" locked="0" layoutInCell="1" allowOverlap="1">
                       <wp:simplePos x="0" y="0"/>
                       <wp:positionH relativeFrom="column">
-                        <wp:posOffset>-366395</wp:posOffset>
+                        <wp:posOffset>-149860</wp:posOffset>
                       </wp:positionH>
                       <wp:positionV relativeFrom="paragraph">
-                        <wp:posOffset>-487680</wp:posOffset>
+                        <wp:posOffset>-505460</wp:posOffset>
                       </wp:positionV>
-                      <wp:extent cx="1442085" cy="1442085"/>
-                      <wp:effectExtent l="0" t="0" r="5715" b="5715"/>
+                      <wp:extent cx="1442720" cy="1442720"/>
+                      <wp:effectExtent l="0" t="0" r="5080" b="5080"/>
                       <wp:wrapNone/>
-                      <wp:docPr id="8" name="组合 8"/>
+                      <wp:docPr id="1" name="组合 1"/>
                       <wp:cNvGraphicFramePr/>
                       <a:graphic xmlns:a="http://schemas.openxmlformats.org/drawingml/2006/main">
                         <a:graphicData uri="http://schemas.microsoft.com/office/word/2010/wordprocessingGroup">
@@ -5592,20 +5638,44 @@
                             <wpg:grpSpPr>
                               <a:xfrm>
                                 <a:off x="0" y="0"/>
-                                <a:ext cx="1442085" cy="1442085"/>
-                                <a:chOff x="3757" y="89141"/>
-                                <a:chExt cx="2271" cy="2271"/>
+                                <a:ext cx="1442720" cy="1442720"/>
+                                <a:chOff x="20702" y="14472"/>
+                                <a:chExt cx="2272" cy="2272"/>
                               </a:xfrm>
                             </wpg:grpSpPr>
                             <pic:pic xmlns:pic="http://schemas.openxmlformats.org/drawingml/2006/picture">
                               <pic:nvPicPr>
-                                <pic:cNvPr id="18" name="图片 8"/>
+                                <pic:cNvPr id="2" name="图片 15" descr="c9514d16fd70679bf0495aeebb03c72d_compress"/>
+                                <pic:cNvPicPr>
+                                  <a:picLocks noChangeAspect="1"/>
+                                </pic:cNvPicPr>
+                              </pic:nvPicPr>
+                              <pic:blipFill>
+                                <a:blip r:embed="rId9"/>
+                                <a:srcRect l="21003" t="56913" r="27176" b="26386"/>
+                                <a:stretch>
+                                  <a:fillRect/>
+                                </a:stretch>
+                              </pic:blipFill>
+                              <pic:spPr>
+                                <a:xfrm>
+                                  <a:off x="21019" y="15216"/>
+                                  <a:ext cx="1550" cy="475"/>
+                                </a:xfrm>
+                                <a:prstGeom prst="rect">
+                                  <a:avLst/>
+                                </a:prstGeom>
+                              </pic:spPr>
+                            </pic:pic>
+                            <pic:pic xmlns:pic="http://schemas.openxmlformats.org/drawingml/2006/picture">
+                              <pic:nvPicPr>
+                                <pic:cNvPr id="18" name="图片 25"/>
                                 <pic:cNvPicPr>
                                   <a:picLocks noChangeAspect="1" noChangeArrowheads="1"/>
                                 </pic:cNvPicPr>
                               </pic:nvPicPr>
                               <pic:blipFill>
-                                <a:blip r:embed="rId9">
+                                <a:blip r:embed="rId10">
                                   <a:extLst>
                                     <a:ext uri="{28A0092B-C50C-407E-A947-70E740481C1C}">
                                       <a14:useLocalDpi xmlns:a14="http://schemas.microsoft.com/office/drawing/2010/main" val="0"/>
@@ -5619,8 +5689,8 @@
                               </pic:blipFill>
                               <pic:spPr>
                                 <a:xfrm>
-                                  <a:off x="3757" y="89141"/>
-                                  <a:ext cx="2271" cy="2271"/>
+                                  <a:off x="20702" y="14472"/>
+                                  <a:ext cx="2273" cy="2273"/>
                                 </a:xfrm>
                                 <a:prstGeom prst="rect">
                                   <a:avLst/>
@@ -5631,44 +5701,6 @@
                                 </a:ln>
                               </pic:spPr>
                             </pic:pic>
-                            <pic:pic xmlns:pic="http://schemas.openxmlformats.org/drawingml/2006/picture">
-                              <pic:nvPicPr>
-                                <pic:cNvPr id="30" name="图片 30" descr="微信图片_20220215110121"/>
-                                <pic:cNvPicPr>
-                                  <a:picLocks noChangeAspect="1"/>
-                                </pic:cNvPicPr>
-                              </pic:nvPicPr>
-                              <pic:blipFill>
-                                <a:blip r:embed="rId10">
-                                  <a:clrChange>
-                                    <a:clrFrom>
-                                      <a:srgbClr val="A09D98">
-                                        <a:alpha val="100000"/>
-                                      </a:srgbClr>
-                                    </a:clrFrom>
-                                    <a:clrTo>
-                                      <a:srgbClr val="A09D98">
-                                        <a:alpha val="100000"/>
-                                        <a:alpha val="0"/>
-                                      </a:srgbClr>
-                                    </a:clrTo>
-                                  </a:clrChange>
-                                  <a:biLevel thresh="50000"/>
-                                </a:blip>
-                                <a:stretch>
-                                  <a:fillRect/>
-                                </a:stretch>
-                              </pic:blipFill>
-                              <pic:spPr>
-                                <a:xfrm>
-                                  <a:off x="4304" y="89723"/>
-                                  <a:ext cx="1234" cy="715"/>
-                                </a:xfrm>
-                                <a:prstGeom prst="rect">
-                                  <a:avLst/>
-                                </a:prstGeom>
-                              </pic:spPr>
-                            </pic:pic>
                           </wpg:wgp>
                         </a:graphicData>
                       </a:graphic>
@@ -5677,18 +5709,18 @@
                 </mc:Choice>
                 <mc:Fallback>
                   <w:pict>
-                    <v:group id="_x0000_s1026" o:spid="_x0000_s1026" o:spt="203" style="position:absolute;left:0pt;margin-left:-28.85pt;margin-top:-38.4pt;height:113.55pt;width:113.55pt;z-index:251665408;mso-width-relative:page;mso-height-relative:page;" coordorigin="3757,89141" coordsize="2271,2271" o:gfxdata="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">
+                    <v:group id="_x0000_s1026" o:spid="_x0000_s1026" o:spt="203" style="position:absolute;left:0pt;margin-left:-11.8pt;margin-top:-39.8pt;height:113.6pt;width:113.6pt;z-index:251662336;mso-width-relative:page;mso-height-relative:page;" coordorigin="20702,14472" coordsize="2272,2272" o:gfxdata="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">
                       <o:lock v:ext="edit" aspectratio="f"/>
-                      <v:shape id="图片 8" o:spid="_x0000_s1026" o:spt="75" type="#_x0000_t75" style="position:absolute;left:3757;top:89141;height:2271;width:2271;" filled="f" o:preferrelative="t" stroked="f" coordsize="21600,21600" o:gfxdata="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">
+                      <v:shape id="图片 15" o:spid="_x0000_s1026" o:spt="75" alt="c9514d16fd70679bf0495aeebb03c72d_compress" type="#_x0000_t75" style="position:absolute;left:21019;top:15216;height:475;width:1550;" filled="f" o:preferrelative="t" stroked="f" coordsize="21600,21600" o:gfxdata="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">
                         <v:fill on="f" focussize="0,0"/>
                         <v:stroke on="f"/>
-                        <v:imagedata r:id="rId9" o:title=""/>
+                        <v:imagedata r:id="rId9" cropleft="13765f" croptop="37299f" cropright="17810f" cropbottom="17292f" o:title=""/>
                         <o:lock v:ext="edit" aspectratio="t"/>
                       </v:shape>
-                      <v:shape id="_x0000_s1026" o:spid="_x0000_s1026" o:spt="75" alt="微信图片_20220215110121" type="#_x0000_t75" style="position:absolute;left:4304;top:89723;height:715;width:1234;" filled="f" o:preferrelative="t" stroked="f" coordsize="21600,21600" o:gfxdata="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">
+                      <v:shape id="图片 25" o:spid="_x0000_s1026" o:spt="75" type="#_x0000_t75" style="position:absolute;left:20702;top:14472;height:2273;width:2273;" filled="f" o:preferrelative="t" stroked="f" coordsize="21600,21600" o:gfxdata="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">
                         <v:fill on="f" focussize="0,0"/>
                         <v:stroke on="f"/>
-                        <v:imagedata r:id="rId10" grayscale="t" bilevel="t" chromakey="#A09D98" o:title=""/>
+                        <v:imagedata r:id="rId10" o:title=""/>
                         <o:lock v:ext="edit" aspectratio="t"/>
                       </v:shape>
                     </v:group>
@@ -5942,12 +5974,30 @@
     <w:p>
       <w:pPr>
         <w:rPr>
+          <w:rFonts w:hint="eastAsia" w:ascii="Times New Roman" w:hAnsi="Times New Roman" w:eastAsia="微软雅黑" w:cs="Times New Roman"/>
+          <w:sz w:val="24"/>
+          <w:szCs w:val="24"/>
+          <w:lang w:eastAsia="zh-CN"/>
+        </w:rPr>
+      </w:pPr>
+      <w:r>
+        <w:rPr>
+          <w:rFonts w:hint="eastAsia" w:ascii="Times New Roman" w:hAnsi="Times New Roman" w:eastAsia="微软雅黑" w:cs="Times New Roman"/>
+          <w:sz w:val="24"/>
+          <w:szCs w:val="24"/>
+          <w:lang w:eastAsia="zh-CN"/>
+        </w:rPr>
+        <w:t xml:space="preserve">{% endif %}{% if testedby == </w:t>
+      </w:r>
+      <w:r>
+        <w:rPr>
           <w:rFonts w:ascii="Times New Roman" w:hAnsi="Times New Roman" w:eastAsia="微软雅黑" w:cs="Times New Roman"/>
           <w:sz w:val="24"/>
           <w:szCs w:val="24"/>
           <w:lang w:eastAsia="zh-CN"/>
         </w:rPr>
-      </w:pPr>
+        <w:t>“</w:t>
+      </w:r>
       <w:r>
         <w:rPr>
           <w:rFonts w:hint="eastAsia" w:ascii="Times New Roman" w:hAnsi="Times New Roman" w:eastAsia="微软雅黑" w:cs="Times New Roman"/>
@@ -5955,7 +6005,7 @@
           <w:szCs w:val="24"/>
           <w:lang w:eastAsia="zh-CN"/>
         </w:rPr>
-        <w:t xml:space="preserve">{% endif %}{% if testedby == </w:t>
+        <w:t>2</w:t>
       </w:r>
       <w:r>
         <w:rPr>
@@ -5964,7 +6014,7 @@
           <w:szCs w:val="24"/>
           <w:lang w:eastAsia="zh-CN"/>
         </w:rPr>
-        <w:t>“</w:t>
+        <w:t>”</w:t>
       </w:r>
       <w:r>
         <w:rPr>
@@ -5973,31 +6023,15 @@
           <w:szCs w:val="24"/>
           <w:lang w:eastAsia="zh-CN"/>
         </w:rPr>
-        <w:t>2</w:t>
-      </w:r>
-      <w:r>
-        <w:rPr>
-          <w:rFonts w:ascii="Times New Roman" w:hAnsi="Times New Roman" w:eastAsia="微软雅黑" w:cs="Times New Roman"/>
-          <w:sz w:val="24"/>
-          <w:szCs w:val="24"/>
-          <w:lang w:eastAsia="zh-CN"/>
-        </w:rPr>
-        <w:t>”</w:t>
-      </w:r>
-      <w:r>
+        <w:t xml:space="preserve"> %}</w:t>
+      </w:r>
+    </w:p>
+    <w:p>
+      <w:pPr>
         <w:rPr>
           <w:rFonts w:hint="eastAsia" w:ascii="Times New Roman" w:hAnsi="Times New Roman" w:eastAsia="微软雅黑" w:cs="Times New Roman"/>
           <w:sz w:val="24"/>
           <w:szCs w:val="24"/>
-          <w:lang w:eastAsia="zh-CN"/>
-        </w:rPr>
-        <w:t xml:space="preserve"> %}</w:t>
-      </w:r>
-    </w:p>
-    <w:p>
-      <w:pPr>
-        <w:rPr>
-          <w:sz w:val="24"/>
           <w:lang w:eastAsia="zh-CN"/>
         </w:rPr>
       </w:pPr>
@@ -6005,7 +6039,9 @@
     <w:p>
       <w:pPr>
         <w:rPr>
+          <w:rFonts w:hint="eastAsia" w:ascii="Times New Roman" w:hAnsi="Times New Roman" w:eastAsia="微软雅黑" w:cs="Times New Roman"/>
           <w:sz w:val="24"/>
+          <w:szCs w:val="24"/>
           <w:lang w:eastAsia="zh-CN"/>
         </w:rPr>
       </w:pPr>
@@ -6089,6 +6125,123 @@
                 <w:szCs w:val="24"/>
               </w:rPr>
             </w:pPr>
+            <w:r>
+              <w:rPr>
+                <w:sz w:val="22"/>
+              </w:rPr>
+              <mc:AlternateContent>
+                <mc:Choice Requires="wpg">
+                  <w:drawing>
+                    <wp:anchor distT="0" distB="0" distL="114300" distR="114300" simplePos="0" relativeHeight="251663360" behindDoc="0" locked="0" layoutInCell="1" allowOverlap="1">
+                      <wp:simplePos x="0" y="0"/>
+                      <wp:positionH relativeFrom="column">
+                        <wp:posOffset>-181610</wp:posOffset>
+                      </wp:positionH>
+                      <wp:positionV relativeFrom="paragraph">
+                        <wp:posOffset>-455295</wp:posOffset>
+                      </wp:positionV>
+                      <wp:extent cx="1442720" cy="1442720"/>
+                      <wp:effectExtent l="0" t="0" r="5080" b="5080"/>
+                      <wp:wrapNone/>
+                      <wp:docPr id="3" name="组合 3"/>
+                      <wp:cNvGraphicFramePr/>
+                      <a:graphic xmlns:a="http://schemas.openxmlformats.org/drawingml/2006/main">
+                        <a:graphicData uri="http://schemas.microsoft.com/office/word/2010/wordprocessingGroup">
+                          <wpg:wgp>
+                            <wpg:cNvGrpSpPr/>
+                            <wpg:grpSpPr>
+                              <a:xfrm>
+                                <a:off x="0" y="0"/>
+                                <a:ext cx="1442720" cy="1442720"/>
+                                <a:chOff x="14555" y="19046"/>
+                                <a:chExt cx="2272" cy="2272"/>
+                              </a:xfrm>
+                            </wpg:grpSpPr>
+                            <pic:pic xmlns:pic="http://schemas.openxmlformats.org/drawingml/2006/picture">
+                              <pic:nvPicPr>
+                                <pic:cNvPr id="19" name="图片 1" descr="24f613a0-66be-430b-9e80-270d3393fac5"/>
+                                <pic:cNvPicPr>
+                                  <a:picLocks noChangeAspect="1"/>
+                                </pic:cNvPicPr>
+                              </pic:nvPicPr>
+                              <pic:blipFill>
+                                <a:blip r:embed="rId11"/>
+                                <a:srcRect l="43292" t="26660" r="21693" b="24394"/>
+                                <a:stretch>
+                                  <a:fillRect/>
+                                </a:stretch>
+                              </pic:blipFill>
+                              <pic:spPr>
+                                <a:xfrm rot="16200000">
+                                  <a:off x="15453" y="19290"/>
+                                  <a:ext cx="506" cy="1327"/>
+                                </a:xfrm>
+                                <a:prstGeom prst="rect">
+                                  <a:avLst/>
+                                </a:prstGeom>
+                              </pic:spPr>
+                            </pic:pic>
+                            <pic:pic xmlns:pic="http://schemas.openxmlformats.org/drawingml/2006/picture">
+                              <pic:nvPicPr>
+                                <pic:cNvPr id="31" name="图片 25"/>
+                                <pic:cNvPicPr>
+                                  <a:picLocks noChangeAspect="1" noChangeArrowheads="1"/>
+                                </pic:cNvPicPr>
+                              </pic:nvPicPr>
+                              <pic:blipFill>
+                                <a:blip r:embed="rId10">
+                                  <a:extLst>
+                                    <a:ext uri="{28A0092B-C50C-407E-A947-70E740481C1C}">
+                                      <a14:useLocalDpi xmlns:a14="http://schemas.microsoft.com/office/drawing/2010/main" val="0"/>
+                                    </a:ext>
+                                  </a:extLst>
+                                </a:blip>
+                                <a:srcRect/>
+                                <a:stretch>
+                                  <a:fillRect/>
+                                </a:stretch>
+                              </pic:blipFill>
+                              <pic:spPr>
+                                <a:xfrm>
+                                  <a:off x="14555" y="19046"/>
+                                  <a:ext cx="2273" cy="2273"/>
+                                </a:xfrm>
+                                <a:prstGeom prst="rect">
+                                  <a:avLst/>
+                                </a:prstGeom>
+                                <a:noFill/>
+                                <a:ln>
+                                  <a:noFill/>
+                                </a:ln>
+                              </pic:spPr>
+                            </pic:pic>
+                          </wpg:wgp>
+                        </a:graphicData>
+                      </a:graphic>
+                    </wp:anchor>
+                  </w:drawing>
+                </mc:Choice>
+                <mc:Fallback>
+                  <w:pict>
+                    <v:group id="_x0000_s1026" o:spid="_x0000_s1026" o:spt="203" style="position:absolute;left:0pt;margin-left:-14.3pt;margin-top:-35.85pt;height:113.6pt;width:113.6pt;z-index:251663360;mso-width-relative:page;mso-height-relative:page;" coordorigin="14555,19046" coordsize="2272,2272" o:gfxdata="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">
+                      <o:lock v:ext="edit" aspectratio="f"/>
+                      <v:shape id="图片 1" o:spid="_x0000_s1026" o:spt="75" alt="24f613a0-66be-430b-9e80-270d3393fac5" type="#_x0000_t75" style="position:absolute;left:15453;top:19290;height:1327;width:506;rotation:-5898240f;" filled="f" o:preferrelative="t" stroked="f" coordsize="21600,21600" o:gfxdata="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">
+                        <v:fill on="f" focussize="0,0"/>
+                        <v:stroke on="f"/>
+                        <v:imagedata r:id="rId11" cropleft="28372f" croptop="17472f" cropright="14217f" cropbottom="15987f" o:title=""/>
+                        <o:lock v:ext="edit" aspectratio="t"/>
+                      </v:shape>
+                      <v:shape id="图片 25" o:spid="_x0000_s1026" o:spt="75" type="#_x0000_t75" style="position:absolute;left:14555;top:19046;height:2273;width:2273;" filled="f" o:preferrelative="t" stroked="f" coordsize="21600,21600" o:gfxdata="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">
+                        <v:fill on="f" focussize="0,0"/>
+                        <v:stroke on="f"/>
+                        <v:imagedata r:id="rId10" o:title=""/>
+                        <o:lock v:ext="edit" aspectratio="t"/>
+                      </v:shape>
+                    </v:group>
+                  </w:pict>
+                </mc:Fallback>
+              </mc:AlternateContent>
+            </w:r>
           </w:p>
         </w:tc>
         <w:tc>
@@ -6491,7 +6644,7 @@
               <mc:AlternateContent>
                 <mc:Choice Requires="wpg">
                   <w:drawing>
-                    <wp:anchor distT="0" distB="0" distL="114300" distR="114300" simplePos="0" relativeHeight="251663360" behindDoc="0" locked="0" layoutInCell="1" allowOverlap="1">
+                    <wp:anchor distT="0" distB="0" distL="114300" distR="114300" simplePos="0" relativeHeight="251660288" behindDoc="0" locked="0" layoutInCell="1" allowOverlap="1">
                       <wp:simplePos x="0" y="0"/>
                       <wp:positionH relativeFrom="column">
                         <wp:posOffset>-388620</wp:posOffset>
@@ -6502,7 +6655,7 @@
                       <wp:extent cx="1443355" cy="1475740"/>
                       <wp:effectExtent l="0" t="0" r="4445" b="2540"/>
                       <wp:wrapNone/>
-                      <wp:docPr id="14" name="组合 14"/>
+                      <wp:docPr id="6" name="组合 6"/>
                       <wp:cNvGraphicFramePr/>
                       <a:graphic xmlns:a="http://schemas.openxmlformats.org/drawingml/2006/main">
                         <a:graphicData uri="http://schemas.microsoft.com/office/word/2010/wordprocessingGroup">
@@ -6524,7 +6677,7 @@
                                 </pic:cNvPicPr>
                               </pic:nvPicPr>
                               <pic:blipFill>
-                                <a:blip r:embed="rId11">
+                                <a:blip r:embed="rId12">
                                   <a:biLevel thresh="50000"/>
                                 </a:blip>
                                 <a:srcRect l="7865" t="11797" r="5322" b="19074"/>
@@ -6551,7 +6704,7 @@
                                 </pic:cNvPicPr>
                               </pic:nvPicPr>
                               <pic:blipFill>
-                                <a:blip r:embed="rId9">
+                                <a:blip r:embed="rId10">
                                   <a:extLst>
                                     <a:ext uri="{28A0092B-C50C-407E-A947-70E740481C1C}">
                                       <a14:useLocalDpi xmlns:a14="http://schemas.microsoft.com/office/drawing/2010/main" val="0"/>
@@ -6585,18 +6738,18 @@
                 </mc:Choice>
                 <mc:Fallback>
                   <w:pict>
-                    <v:group id="_x0000_s1026" o:spid="_x0000_s1026" o:spt="203" style="position:absolute;left:0pt;margin-left:-30.6pt;margin-top:-36.45pt;height:116.2pt;width:113.65pt;z-index:251663360;mso-width-relative:page;mso-height-relative:page;" coordorigin="3722,92738" coordsize="2273,2273" o:gfxdata="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">
+                    <v:group id="_x0000_s1026" o:spid="_x0000_s1026" o:spt="203" style="position:absolute;left:0pt;margin-left:-30.6pt;margin-top:-36.45pt;height:116.2pt;width:113.65pt;z-index:251660288;mso-width-relative:page;mso-height-relative:page;" coordorigin="3722,92738" coordsize="2273,2273" o:gfxdata="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">
                       <o:lock v:ext="edit" aspectratio="f"/>
                       <v:shape id="图片 59" o:spid="_x0000_s1026" o:spt="75" alt="图片1" type="#_x0000_t75" style="position:absolute;left:4057;top:93343;height:627;width:1468;" filled="f" o:preferrelative="t" stroked="f" coordsize="21600,21600" o:gfxdata="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">
                         <v:fill on="f" focussize="0,0"/>
                         <v:stroke on="f"/>
-                        <v:imagedata r:id="rId11" cropleft="5154f" croptop="7731f" cropright="3488f" cropbottom="12500f" grayscale="t" bilevel="t" o:title=""/>
+                        <v:imagedata r:id="rId12" cropleft="5154f" croptop="7731f" cropright="3488f" cropbottom="12500f" grayscale="t" bilevel="t" o:title=""/>
                         <o:lock v:ext="edit" aspectratio="t"/>
                       </v:shape>
                       <v:shape id="图片 23" o:spid="_x0000_s1026" o:spt="75" type="#_x0000_t75" style="position:absolute;left:3722;top:92738;height:2273;width:2273;" filled="f" o:preferrelative="t" stroked="f" coordsize="21600,21600" o:gfxdata="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">
                         <v:fill on="f" focussize="0,0"/>
                         <v:stroke on="f"/>
-                        <v:imagedata r:id="rId9" o:title=""/>
+                        <v:imagedata r:id="rId10" o:title=""/>
                         <o:lock v:ext="edit" aspectratio="t"/>
                       </v:shape>
                     </v:group>
@@ -7008,7 +7161,7 @@
               <mc:AlternateContent>
                 <mc:Choice Requires="wpg">
                   <w:drawing>
-                    <wp:anchor distT="0" distB="0" distL="114300" distR="114300" simplePos="0" relativeHeight="251662336" behindDoc="0" locked="0" layoutInCell="1" allowOverlap="1">
+                    <wp:anchor distT="0" distB="0" distL="114300" distR="114300" simplePos="0" relativeHeight="251659264" behindDoc="0" locked="0" layoutInCell="1" allowOverlap="1">
                       <wp:simplePos x="0" y="0"/>
                       <wp:positionH relativeFrom="column">
                         <wp:posOffset>-521335</wp:posOffset>
@@ -7019,7 +7172,7 @@
                       <wp:extent cx="1443355" cy="1443355"/>
                       <wp:effectExtent l="0" t="0" r="4445" b="4445"/>
                       <wp:wrapNone/>
-                      <wp:docPr id="13" name="组合 13"/>
+                      <wp:docPr id="7" name="组合 7"/>
                       <wp:cNvGraphicFramePr/>
                       <a:graphic xmlns:a="http://schemas.openxmlformats.org/drawingml/2006/main">
                         <a:graphicData uri="http://schemas.microsoft.com/office/word/2010/wordprocessingGroup">
@@ -7041,7 +7194,7 @@
                                 </pic:cNvPicPr>
                               </pic:nvPicPr>
                               <pic:blipFill>
-                                <a:blip r:embed="rId12">
+                                <a:blip r:embed="rId13">
                                   <a:clrChange>
                                     <a:clrFrom>
                                       <a:srgbClr val="FFFFFF">
@@ -7076,13 +7229,13 @@
                             </pic:pic>
                             <pic:pic xmlns:pic="http://schemas.openxmlformats.org/drawingml/2006/picture">
                               <pic:nvPicPr>
-                                <pic:cNvPr id="33" name="图片 25"/>
+                                <pic:cNvPr id="10" name="图片 25"/>
                                 <pic:cNvPicPr>
                                   <a:picLocks noChangeAspect="1" noChangeArrowheads="1"/>
                                 </pic:cNvPicPr>
                               </pic:nvPicPr>
                               <pic:blipFill>
-                                <a:blip r:embed="rId9">
+                                <a:blip r:embed="rId10">
                                   <a:extLst>
                                     <a:ext uri="{28A0092B-C50C-407E-A947-70E740481C1C}">
                                       <a14:useLocalDpi xmlns:a14="http://schemas.microsoft.com/office/drawing/2010/main" val="0"/>
@@ -7116,18 +7269,18 @@
                 </mc:Choice>
                 <mc:Fallback>
                   <w:pict>
-                    <v:group id="_x0000_s1026" o:spid="_x0000_s1026" o:spt="203" style="position:absolute;left:0pt;margin-left:-41.05pt;margin-top:-37.2pt;height:113.65pt;width:113.65pt;z-index:251662336;mso-width-relative:page;mso-height-relative:page;" coordorigin="3513,94449" coordsize="2273,2273" o:gfxdata="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">
+                    <v:group id="_x0000_s1026" o:spid="_x0000_s1026" o:spt="203" style="position:absolute;left:0pt;margin-left:-41.05pt;margin-top:-37.2pt;height:113.65pt;width:113.65pt;z-index:251659264;mso-width-relative:page;mso-height-relative:page;" coordorigin="3513,94449" coordsize="2273,2273" o:gfxdata="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">
                       <o:lock v:ext="edit" aspectratio="f"/>
                       <v:shape id="图片 29" o:spid="_x0000_s1026" o:spt="75" alt="IMG_256" type="#_x0000_t75" style="position:absolute;left:4208;top:95052;height:570;width:975;" filled="f" o:preferrelative="t" stroked="f" coordsize="21600,21600" o:gfxdata="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">
                         <v:fill on="f" focussize="0,0"/>
                         <v:stroke on="f"/>
-                        <v:imagedata r:id="rId12" chromakey="#FFFFFF" o:title=""/>
+                        <v:imagedata r:id="rId13" chromakey="#FFFFFF" o:title=""/>
                         <o:lock v:ext="edit" aspectratio="t"/>
                       </v:shape>
-                      <v:shape id="图片 25" o:spid="_x0000_s1026" o:spt="75" type="#_x0000_t75" style="position:absolute;left:3513;top:94449;height:2273;width:2273;" filled="f" o:preferrelative="t" stroked="f" coordsize="21600,21600" o:gfxdata="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">
+                      <v:shape id="图片 25" o:spid="_x0000_s1026" o:spt="75" type="#_x0000_t75" style="position:absolute;left:3513;top:94449;height:2273;width:2273;" filled="f" o:preferrelative="t" stroked="f" coordsize="21600,21600" o:gfxdata="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">
                         <v:fill on="f" focussize="0,0"/>
                         <v:stroke on="f"/>
-                        <v:imagedata r:id="rId9" o:title=""/>
+                        <v:imagedata r:id="rId10" o:title=""/>
                         <o:lock v:ext="edit" aspectratio="t"/>
                       </v:shape>
                     </v:group>
@@ -7923,141 +8076,6 @@
                 <w:szCs w:val="24"/>
               </w:rPr>
             </w:pPr>
-            <w:r>
-              <w:rPr>
-                <w:sz w:val="24"/>
-              </w:rPr>
-              <mc:AlternateContent>
-                <mc:Choice Requires="wpg">
-                  <w:drawing>
-                    <wp:anchor distT="0" distB="0" distL="114300" distR="114300" simplePos="0" relativeHeight="251664384" behindDoc="0" locked="0" layoutInCell="1" allowOverlap="1">
-                      <wp:simplePos x="0" y="0"/>
-                      <wp:positionH relativeFrom="column">
-                        <wp:posOffset>-563245</wp:posOffset>
-                      </wp:positionH>
-                      <wp:positionV relativeFrom="paragraph">
-                        <wp:posOffset>-597535</wp:posOffset>
-                      </wp:positionV>
-                      <wp:extent cx="1443355" cy="1443355"/>
-                      <wp:effectExtent l="0" t="0" r="4445" b="4445"/>
-                      <wp:wrapNone/>
-                      <wp:docPr id="15" name="组合 15"/>
-                      <wp:cNvGraphicFramePr/>
-                      <a:graphic xmlns:a="http://schemas.openxmlformats.org/drawingml/2006/main">
-                        <a:graphicData uri="http://schemas.microsoft.com/office/word/2010/wordprocessingGroup">
-                          <wpg:wgp>
-                            <wpg:cNvGrpSpPr/>
-                            <wpg:grpSpPr>
-                              <a:xfrm>
-                                <a:off x="0" y="0"/>
-                                <a:ext cx="1443355" cy="1443355"/>
-                                <a:chOff x="3447" y="97780"/>
-                                <a:chExt cx="2273" cy="2273"/>
-                              </a:xfrm>
-                            </wpg:grpSpPr>
-                            <pic:pic xmlns:pic="http://schemas.openxmlformats.org/drawingml/2006/picture">
-                              <pic:nvPicPr>
-                                <pic:cNvPr id="50" name="图片 1" descr="IMG_256"/>
-                                <pic:cNvPicPr>
-                                  <a:picLocks noChangeAspect="1"/>
-                                </pic:cNvPicPr>
-                              </pic:nvPicPr>
-                              <pic:blipFill>
-                                <a:blip r:embed="rId13">
-                                  <a:clrChange>
-                                    <a:clrFrom>
-                                      <a:srgbClr val="AAA9A5">
-                                        <a:alpha val="100000"/>
-                                      </a:srgbClr>
-                                    </a:clrFrom>
-                                    <a:clrTo>
-                                      <a:srgbClr val="AAA9A5">
-                                        <a:alpha val="100000"/>
-                                        <a:alpha val="0"/>
-                                      </a:srgbClr>
-                                    </a:clrTo>
-                                  </a:clrChange>
-                                </a:blip>
-                                <a:srcRect l="27431" t="30452" r="31962" b="18126"/>
-                                <a:stretch>
-                                  <a:fillRect/>
-                                </a:stretch>
-                              </pic:blipFill>
-                              <pic:spPr>
-                                <a:xfrm>
-                                  <a:off x="4190" y="98395"/>
-                                  <a:ext cx="781" cy="989"/>
-                                </a:xfrm>
-                                <a:prstGeom prst="rect">
-                                  <a:avLst/>
-                                </a:prstGeom>
-                                <a:noFill/>
-                                <a:ln w="9525">
-                                  <a:noFill/>
-                                </a:ln>
-                              </pic:spPr>
-                            </pic:pic>
-                            <pic:pic xmlns:pic="http://schemas.openxmlformats.org/drawingml/2006/picture">
-                              <pic:nvPicPr>
-                                <pic:cNvPr id="11" name="图片 25"/>
-                                <pic:cNvPicPr>
-                                  <a:picLocks noChangeAspect="1" noChangeArrowheads="1"/>
-                                </pic:cNvPicPr>
-                              </pic:nvPicPr>
-                              <pic:blipFill>
-                                <a:blip r:embed="rId9">
-                                  <a:extLst>
-                                    <a:ext uri="{28A0092B-C50C-407E-A947-70E740481C1C}">
-                                      <a14:useLocalDpi xmlns:a14="http://schemas.microsoft.com/office/drawing/2010/main" val="0"/>
-                                    </a:ext>
-                                  </a:extLst>
-                                </a:blip>
-                                <a:srcRect/>
-                                <a:stretch>
-                                  <a:fillRect/>
-                                </a:stretch>
-                              </pic:blipFill>
-                              <pic:spPr>
-                                <a:xfrm>
-                                  <a:off x="3447" y="97780"/>
-                                  <a:ext cx="2273" cy="2273"/>
-                                </a:xfrm>
-                                <a:prstGeom prst="rect">
-                                  <a:avLst/>
-                                </a:prstGeom>
-                                <a:noFill/>
-                                <a:ln>
-                                  <a:noFill/>
-                                </a:ln>
-                              </pic:spPr>
-                            </pic:pic>
-                          </wpg:wgp>
-                        </a:graphicData>
-                      </a:graphic>
-                    </wp:anchor>
-                  </w:drawing>
-                </mc:Choice>
-                <mc:Fallback>
-                  <w:pict>
-                    <v:group id="_x0000_s1026" o:spid="_x0000_s1026" o:spt="203" style="position:absolute;left:0pt;margin-left:-44.35pt;margin-top:-47.05pt;height:113.65pt;width:113.65pt;z-index:251664384;mso-width-relative:page;mso-height-relative:page;" coordorigin="3447,97780" coordsize="2273,2273" o:gfxdata="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">
-                      <o:lock v:ext="edit" aspectratio="f"/>
-                      <v:shape id="图片 1" o:spid="_x0000_s1026" o:spt="75" alt="IMG_256" type="#_x0000_t75" style="position:absolute;left:4190;top:98395;height:989;width:781;" filled="f" o:preferrelative="t" stroked="f" coordsize="21600,21600" o:gfxdata="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">
-                        <v:fill on="f" focussize="0,0"/>
-                        <v:stroke on="f"/>
-                        <v:imagedata r:id="rId13" cropleft="17977f" croptop="19957f" cropright="20947f" cropbottom="11879f" chromakey="#AAA9A5" o:title=""/>
-                        <o:lock v:ext="edit" aspectratio="t"/>
-                      </v:shape>
-                      <v:shape id="图片 25" o:spid="_x0000_s1026" o:spt="75" type="#_x0000_t75" style="position:absolute;left:3447;top:97780;height:2273;width:2273;" filled="f" o:preferrelative="t" stroked="f" coordsize="21600,21600" o:gfxdata="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">
-                        <v:fill on="f" focussize="0,0"/>
-                        <v:stroke on="f"/>
-                        <v:imagedata r:id="rId9" o:title=""/>
-                        <o:lock v:ext="edit" aspectratio="t"/>
-                      </v:shape>
-                    </v:group>
-                  </w:pict>
-                </mc:Fallback>
-              </mc:AlternateContent>
-            </w:r>
           </w:p>
         </w:tc>
         <w:tc>
@@ -8303,6 +8321,10 @@
     </w:tbl>
     <w:p>
       <w:pPr>
+        <w:numPr>
+          <w:ilvl w:val="0"/>
+          <w:numId w:val="0"/>
+        </w:numPr>
         <w:rPr>
           <w:rFonts w:hint="eastAsia" w:ascii="Times New Roman" w:hAnsi="Times New Roman" w:eastAsia="微软雅黑" w:cs="Times New Roman"/>
           <w:sz w:val="24"/>
@@ -8327,12 +8349,14 @@
           <w:numId w:val="0"/>
         </w:numPr>
         <w:rPr>
-          <w:rFonts w:hint="eastAsia" w:eastAsia="宋体"/>
-          <w:b/>
-          <w:bCs/>
+          <w:rFonts w:hint="eastAsia" w:ascii="Times New Roman" w:hAnsi="Times New Roman" w:eastAsia="微软雅黑" w:cs="Times New Roman"/>
+          <w:sz w:val="24"/>
+          <w:szCs w:val="24"/>
           <w:lang w:val="en-US" w:eastAsia="zh-CN"/>
         </w:rPr>
       </w:pPr>
+      <w:bookmarkStart w:id="146" w:name="_GoBack"/>
+      <w:bookmarkEnd w:id="146"/>
     </w:p>
     <w:p>
       <w:pPr>
@@ -10182,13 +10206,13 @@
         </w:rPr>
       </w:pPr>
       <w:bookmarkStart w:id="40" w:name="_Toc26994"/>
-      <w:bookmarkStart w:id="41" w:name="_Toc22976"/>
-      <w:bookmarkStart w:id="42" w:name="_Toc9088"/>
+      <w:bookmarkStart w:id="41" w:name="_Toc9088"/>
+      <w:bookmarkStart w:id="42" w:name="_Toc22976"/>
       <w:bookmarkStart w:id="43" w:name="_Toc23375"/>
       <w:bookmarkStart w:id="44" w:name="_Toc5274"/>
       <w:bookmarkStart w:id="45" w:name="_Toc18062_WPSOffice_Level2"/>
-      <w:bookmarkStart w:id="46" w:name="_Toc24979"/>
-      <w:bookmarkStart w:id="47" w:name="_Toc11015_WPSOffice_Level2"/>
+      <w:bookmarkStart w:id="46" w:name="_Toc11015_WPSOffice_Level2"/>
+      <w:bookmarkStart w:id="47" w:name="_Toc24979"/>
       <w:bookmarkStart w:id="48" w:name="_Toc30265"/>
       <w:r>
         <w:rPr>
@@ -14894,16 +14918,16 @@
         </w:rPr>
         <w:br w:type="page"/>
       </w:r>
-      <w:bookmarkStart w:id="49" w:name="_Toc29486"/>
-      <w:bookmarkStart w:id="50" w:name="_Toc22117"/>
+      <w:bookmarkStart w:id="49" w:name="_Toc22117"/>
+      <w:bookmarkStart w:id="50" w:name="_Toc29486"/>
       <w:bookmarkStart w:id="51" w:name="_Toc149826009"/>
       <w:bookmarkStart w:id="52" w:name="_Toc149832733"/>
       <w:bookmarkStart w:id="53" w:name="_Toc32022"/>
-      <w:bookmarkStart w:id="54" w:name="_Toc25737"/>
-      <w:bookmarkStart w:id="55" w:name="_Toc4339"/>
-      <w:bookmarkStart w:id="56" w:name="_Toc7551_WPSOffice_Level2"/>
-      <w:bookmarkStart w:id="57" w:name="_Toc17526"/>
-      <w:bookmarkStart w:id="58" w:name="_Toc6221_WPSOffice_Level2"/>
+      <w:bookmarkStart w:id="54" w:name="_Toc17526"/>
+      <w:bookmarkStart w:id="55" w:name="_Toc7551_WPSOffice_Level2"/>
+      <w:bookmarkStart w:id="56" w:name="_Toc6221_WPSOffice_Level2"/>
+      <w:bookmarkStart w:id="57" w:name="_Toc25737"/>
+      <w:bookmarkStart w:id="58" w:name="_Toc4339"/>
       <w:r>
         <w:rPr>
           <w:rFonts w:hint="eastAsia" w:ascii="Times New Roman" w:hAnsi="Times New Roman" w:eastAsia="微软雅黑" w:cs="Times New Roman"/>
@@ -15458,8 +15482,8 @@
         </w:rPr>
         <w:br w:type="page"/>
       </w:r>
-      <w:bookmarkStart w:id="60" w:name="_Toc6909"/>
-      <w:bookmarkStart w:id="61" w:name="_Toc12063"/>
+      <w:bookmarkStart w:id="60" w:name="_Toc12063"/>
+      <w:bookmarkStart w:id="61" w:name="_Toc6909"/>
       <w:r>
         <w:rPr>
           <w:rFonts w:hint="eastAsia" w:ascii="Times New Roman" w:hAnsi="Times New Roman" w:eastAsia="微软雅黑" w:cs="Times New Roman"/>
@@ -15477,14 +15501,14 @@
       <w:bookmarkEnd w:id="58"/>
       <w:bookmarkEnd w:id="60"/>
       <w:bookmarkEnd w:id="61"/>
-      <w:bookmarkStart w:id="62" w:name="_Toc4331_WPSOffice_Level1"/>
-      <w:bookmarkStart w:id="63" w:name="_Toc32443_WPSOffice_Level1"/>
-      <w:bookmarkStart w:id="64" w:name="_Toc28194"/>
-      <w:bookmarkStart w:id="65" w:name="_Toc23846_WPSOffice_Level1"/>
-      <w:bookmarkStart w:id="66" w:name="_Toc23903"/>
-      <w:bookmarkStart w:id="67" w:name="_Toc25727"/>
-      <w:bookmarkStart w:id="68" w:name="_Toc32661"/>
-      <w:bookmarkStart w:id="69" w:name="_Toc5598"/>
+      <w:bookmarkStart w:id="62" w:name="_Toc23903"/>
+      <w:bookmarkStart w:id="63" w:name="_Toc25727"/>
+      <w:bookmarkStart w:id="64" w:name="_Toc4331_WPSOffice_Level1"/>
+      <w:bookmarkStart w:id="65" w:name="_Toc32443_WPSOffice_Level1"/>
+      <w:bookmarkStart w:id="66" w:name="_Toc32661"/>
+      <w:bookmarkStart w:id="67" w:name="_Toc28194"/>
+      <w:bookmarkStart w:id="68" w:name="_Toc5598"/>
+      <w:bookmarkStart w:id="69" w:name="_Toc23846_WPSOffice_Level1"/>
       <w:r>
         <w:rPr>
           <w:rFonts w:hint="eastAsia" w:ascii="Times New Roman" w:hAnsi="Times New Roman" w:eastAsia="微软雅黑" w:cs="Times New Roman"/>
@@ -15549,8 +15573,8 @@
       <w:bookmarkStart w:id="70" w:name="_Toc149826011"/>
       <w:bookmarkStart w:id="71" w:name="_Toc149832735"/>
       <w:bookmarkStart w:id="72" w:name="_Toc23472"/>
-      <w:bookmarkStart w:id="73" w:name="_Toc16158"/>
-      <w:bookmarkStart w:id="74" w:name="_Toc14672"/>
+      <w:bookmarkStart w:id="73" w:name="_Toc14672"/>
+      <w:bookmarkStart w:id="74" w:name="_Toc16158"/>
       <w:r>
         <w:rPr>
           <w:rFonts w:hint="eastAsia"/>
@@ -18667,86 +18691,6 @@
             <w:insideH w:val="dotted" w:color="A5A5A5" w:sz="4" w:space="0"/>
             <w:insideV w:val="dotted" w:color="A5A5A5" w:sz="4" w:space="0"/>
           </w:tblBorders>
-          <w:shd w:val="clear" w:color="auto" w:fill="auto"/>
-        </w:tblPrEx>
-        <w:trPr>
-          <w:trHeight w:val="465" w:hRule="atLeast"/>
-        </w:trPr>
-        <w:tc>
-          <w:tcPr>
-            <w:tcW w:w="9899" w:type="dxa"/>
-            <w:gridSpan w:val="7"/>
-            <w:tcBorders>
-              <w:top w:val="nil"/>
-              <w:left w:val="nil"/>
-              <w:bottom w:val="nil"/>
-              <w:right w:val="nil"/>
-            </w:tcBorders>
-            <w:shd w:val="clear" w:color="auto" w:fill="auto"/>
-            <w:vAlign w:val="center"/>
-          </w:tcPr>
-          <w:p>
-            <w:pPr>
-              <w:keepNext w:val="0"/>
-              <w:keepLines w:val="0"/>
-              <w:widowControl/>
-              <w:suppressLineNumbers w:val="0"/>
-              <w:jc w:val="center"/>
-              <w:textAlignment w:val="center"/>
-              <w:rPr>
-                <w:rFonts w:hint="eastAsia" w:ascii="微软雅黑" w:hAnsi="微软雅黑" w:eastAsia="微软雅黑" w:cs="微软雅黑"/>
-                <w:b/>
-                <w:bCs/>
-                <w:i w:val="0"/>
-                <w:iCs w:val="0"/>
-                <w:color w:val="FFFFFF"/>
-                <w:kern w:val="0"/>
-                <w:sz w:val="21"/>
-                <w:szCs w:val="21"/>
-                <w:u w:val="none"/>
-                <w:lang w:val="en-US" w:eastAsia="zh-CN" w:bidi="ar"/>
-              </w:rPr>
-            </w:pPr>
-            <w:r>
-              <w:rPr>
-                <w:rFonts w:hint="eastAsia" w:ascii="Times New Roman" w:hAnsi="Times New Roman" w:eastAsia="微软雅黑" w:cs="Times New Roman"/>
-                <w:sz w:val="18"/>
-                <w:szCs w:val="18"/>
-                <w:lang w:eastAsia="zh-CN"/>
-              </w:rPr>
-              <w:t xml:space="preserve">{%tr for </w:t>
-            </w:r>
-            <w:r>
-              <w:rPr>
-                <w:rFonts w:hint="eastAsia" w:ascii="Times New Roman" w:hAnsi="Times New Roman" w:eastAsia="微软雅黑" w:cs="Times New Roman"/>
-                <w:sz w:val="18"/>
-                <w:szCs w:val="18"/>
-                <w:lang w:val="en-US" w:eastAsia="zh-CN"/>
-              </w:rPr>
-              <w:t>il</w:t>
-            </w:r>
-            <w:r>
-              <w:rPr>
-                <w:rFonts w:hint="eastAsia" w:ascii="Times New Roman" w:hAnsi="Times New Roman" w:eastAsia="微软雅黑" w:cs="Times New Roman"/>
-                <w:sz w:val="18"/>
-                <w:szCs w:val="18"/>
-                <w:lang w:eastAsia="zh-CN"/>
-              </w:rPr>
-              <w:t xml:space="preserve"> in immuneLung %}</w:t>
-            </w:r>
-          </w:p>
-        </w:tc>
-      </w:tr>
-      <w:tr>
-        <w:tblPrEx>
-          <w:tblBorders>
-            <w:top w:val="dotted" w:color="A5A5A5" w:sz="4" w:space="0"/>
-            <w:left w:val="dotted" w:color="A5A5A5" w:sz="4" w:space="0"/>
-            <w:bottom w:val="dotted" w:color="A5A5A5" w:sz="4" w:space="0"/>
-            <w:right w:val="dotted" w:color="A5A5A5" w:sz="4" w:space="0"/>
-            <w:insideH w:val="dotted" w:color="A5A5A5" w:sz="4" w:space="0"/>
-            <w:insideV w:val="dotted" w:color="A5A5A5" w:sz="4" w:space="0"/>
-          </w:tblBorders>
           <w:tblCellMar>
             <w:top w:w="0" w:type="dxa"/>
             <w:left w:w="108" w:type="dxa"/>
@@ -18779,20 +18723,45 @@
               <w:jc w:val="center"/>
               <w:textAlignment w:val="center"/>
               <w:rPr>
-                <w:rFonts w:hint="eastAsia" w:ascii="Times New Roman" w:hAnsi="Times New Roman" w:eastAsia="微软雅黑" w:cs="Times New Roman"/>
-                <w:sz w:val="18"/>
-                <w:szCs w:val="18"/>
-                <w:lang w:eastAsia="zh-CN"/>
-              </w:rPr>
-            </w:pPr>
-            <w:r>
-              <w:rPr>
-                <w:rFonts w:hint="eastAsia" w:ascii="Times New Roman" w:hAnsi="Times New Roman" w:eastAsia="微软雅黑" w:cs="Times New Roman"/>
-                <w:sz w:val="18"/>
-                <w:szCs w:val="18"/>
-                <w:lang w:eastAsia="zh-CN"/>
-              </w:rPr>
-              <w:t>{%tr if loop.first %}</w:t>
+                <w:rFonts w:hint="eastAsia" w:ascii="微软雅黑" w:hAnsi="微软雅黑" w:eastAsia="微软雅黑" w:cs="微软雅黑"/>
+                <w:b/>
+                <w:bCs/>
+                <w:i w:val="0"/>
+                <w:iCs w:val="0"/>
+                <w:color w:val="FFFFFF"/>
+                <w:kern w:val="0"/>
+                <w:sz w:val="21"/>
+                <w:szCs w:val="21"/>
+                <w:u w:val="none"/>
+                <w:lang w:val="en-US" w:eastAsia="zh-CN" w:bidi="ar"/>
+              </w:rPr>
+            </w:pPr>
+            <w:r>
+              <w:rPr>
+                <w:rFonts w:hint="eastAsia" w:ascii="Times New Roman" w:hAnsi="Times New Roman" w:eastAsia="微软雅黑" w:cs="Times New Roman"/>
+                <w:sz w:val="18"/>
+                <w:szCs w:val="18"/>
+                <w:lang w:eastAsia="zh-CN"/>
+              </w:rPr>
+              <w:t xml:space="preserve">{%tr for </w:t>
+            </w:r>
+            <w:r>
+              <w:rPr>
+                <w:rFonts w:hint="eastAsia" w:ascii="Times New Roman" w:hAnsi="Times New Roman" w:eastAsia="微软雅黑" w:cs="Times New Roman"/>
+                <w:sz w:val="18"/>
+                <w:szCs w:val="18"/>
+                <w:lang w:val="en-US" w:eastAsia="zh-CN"/>
+              </w:rPr>
+              <w:t>il</w:t>
+            </w:r>
+            <w:r>
+              <w:rPr>
+                <w:rFonts w:hint="eastAsia" w:ascii="Times New Roman" w:hAnsi="Times New Roman" w:eastAsia="微软雅黑" w:cs="Times New Roman"/>
+                <w:sz w:val="18"/>
+                <w:szCs w:val="18"/>
+                <w:lang w:eastAsia="zh-CN"/>
+              </w:rPr>
+              <w:t xml:space="preserve"> in immuneLung %}</w:t>
             </w:r>
           </w:p>
         </w:tc>
@@ -18820,6 +18789,66 @@
         </w:trPr>
         <w:tc>
           <w:tcPr>
+            <w:tcW w:w="9899" w:type="dxa"/>
+            <w:gridSpan w:val="7"/>
+            <w:tcBorders>
+              <w:top w:val="nil"/>
+              <w:left w:val="nil"/>
+              <w:bottom w:val="nil"/>
+              <w:right w:val="nil"/>
+            </w:tcBorders>
+            <w:shd w:val="clear" w:color="auto" w:fill="auto"/>
+            <w:vAlign w:val="center"/>
+          </w:tcPr>
+          <w:p>
+            <w:pPr>
+              <w:keepNext w:val="0"/>
+              <w:keepLines w:val="0"/>
+              <w:widowControl/>
+              <w:suppressLineNumbers w:val="0"/>
+              <w:jc w:val="center"/>
+              <w:textAlignment w:val="center"/>
+              <w:rPr>
+                <w:rFonts w:hint="eastAsia" w:ascii="Times New Roman" w:hAnsi="Times New Roman" w:eastAsia="微软雅黑" w:cs="Times New Roman"/>
+                <w:sz w:val="18"/>
+                <w:szCs w:val="18"/>
+                <w:lang w:eastAsia="zh-CN"/>
+              </w:rPr>
+            </w:pPr>
+            <w:r>
+              <w:rPr>
+                <w:rFonts w:hint="eastAsia" w:ascii="Times New Roman" w:hAnsi="Times New Roman" w:eastAsia="微软雅黑" w:cs="Times New Roman"/>
+                <w:sz w:val="18"/>
+                <w:szCs w:val="18"/>
+                <w:lang w:eastAsia="zh-CN"/>
+              </w:rPr>
+              <w:t>{%tr if loop.first %}</w:t>
+            </w:r>
+          </w:p>
+        </w:tc>
+      </w:tr>
+      <w:tr>
+        <w:tblPrEx>
+          <w:tblBorders>
+            <w:top w:val="dotted" w:color="A5A5A5" w:sz="4" w:space="0"/>
+            <w:left w:val="dotted" w:color="A5A5A5" w:sz="4" w:space="0"/>
+            <w:bottom w:val="dotted" w:color="A5A5A5" w:sz="4" w:space="0"/>
+            <w:right w:val="dotted" w:color="A5A5A5" w:sz="4" w:space="0"/>
+            <w:insideH w:val="dotted" w:color="A5A5A5" w:sz="4" w:space="0"/>
+            <w:insideV w:val="dotted" w:color="A5A5A5" w:sz="4" w:space="0"/>
+          </w:tblBorders>
+          <w:tblCellMar>
+            <w:top w:w="0" w:type="dxa"/>
+            <w:left w:w="108" w:type="dxa"/>
+            <w:bottom w:w="0" w:type="dxa"/>
+            <w:right w:w="108" w:type="dxa"/>
+          </w:tblCellMar>
+        </w:tblPrEx>
+        <w:trPr>
+          <w:trHeight w:val="465" w:hRule="atLeast"/>
+        </w:trPr>
+        <w:tc>
+          <w:tcPr>
             <w:tcW w:w="906" w:type="dxa"/>
             <w:tcBorders>
               <w:top w:val="nil"/>
@@ -19363,6 +19392,7 @@
             <w:insideH w:val="dotted" w:color="A5A5A5" w:sz="4" w:space="0"/>
             <w:insideV w:val="dotted" w:color="A5A5A5" w:sz="4" w:space="0"/>
           </w:tblBorders>
+          <w:shd w:val="clear" w:color="auto" w:fill="auto"/>
           <w:tblCellMar>
             <w:top w:w="0" w:type="dxa"/>
             <w:left w:w="108" w:type="dxa"/>
@@ -20074,8 +20104,6 @@
           <w:lang w:eastAsia="zh-CN"/>
         </w:rPr>
       </w:pPr>
-      <w:bookmarkStart w:id="146" w:name="_GoBack"/>
-      <w:bookmarkEnd w:id="146"/>
     </w:p>
     <w:p>
       <w:pPr>
@@ -20179,8 +20207,8 @@
           </w14:shadow>
         </w:rPr>
       </w:pPr>
-      <w:bookmarkStart w:id="76" w:name="_Toc13730"/>
-      <w:bookmarkStart w:id="77" w:name="_Toc17503"/>
+      <w:bookmarkStart w:id="76" w:name="_Toc17503"/>
+      <w:bookmarkStart w:id="77" w:name="_Toc13730"/>
       <w:r>
         <w:rPr>
           <w:rFonts w:hint="eastAsia"/>
@@ -20217,12 +20245,12 @@
         </w:rPr>
       </w:pPr>
       <w:bookmarkStart w:id="78" w:name="_Toc6988"/>
-      <w:bookmarkStart w:id="79" w:name="_Toc1707_WPSOffice_Level2"/>
-      <w:bookmarkStart w:id="80" w:name="_Toc26649"/>
-      <w:bookmarkStart w:id="81" w:name="_Toc15530"/>
-      <w:bookmarkStart w:id="82" w:name="_Toc21764_WPSOffice_Level2"/>
-      <w:bookmarkStart w:id="83" w:name="_Toc3782"/>
-      <w:bookmarkStart w:id="84" w:name="_Toc16347"/>
+      <w:bookmarkStart w:id="79" w:name="_Toc15530"/>
+      <w:bookmarkStart w:id="80" w:name="_Toc21764_WPSOffice_Level2"/>
+      <w:bookmarkStart w:id="81" w:name="_Toc16347"/>
+      <w:bookmarkStart w:id="82" w:name="_Toc3782"/>
+      <w:bookmarkStart w:id="83" w:name="_Toc26649"/>
+      <w:bookmarkStart w:id="84" w:name="_Toc1707_WPSOffice_Level2"/>
       <w:r>
         <w:rPr>
           <w:rFonts w:hint="eastAsia" w:ascii="Times New Roman" w:hAnsi="Times New Roman" w:eastAsia="微软雅黑" w:cs="Times New Roman"/>
@@ -20251,8 +20279,8 @@
       </w:pPr>
       <w:bookmarkStart w:id="85" w:name="_Toc20896"/>
       <w:bookmarkStart w:id="86" w:name="_Toc32302"/>
-      <w:bookmarkStart w:id="87" w:name="_Toc149826013"/>
-      <w:bookmarkStart w:id="88" w:name="_Toc149832737"/>
+      <w:bookmarkStart w:id="87" w:name="_Toc149832737"/>
+      <w:bookmarkStart w:id="88" w:name="_Toc149826013"/>
       <w:bookmarkStart w:id="89" w:name="_Toc8516"/>
       <w:bookmarkStart w:id="90" w:name="_Toc15169"/>
       <w:r>
@@ -29213,10 +29241,10 @@
         </w:rPr>
         <w:t>{% endif %}</w:t>
       </w:r>
-      <w:bookmarkStart w:id="91" w:name="_Toc14132"/>
-      <w:bookmarkStart w:id="92" w:name="_Toc12977"/>
-      <w:bookmarkStart w:id="93" w:name="_Toc107825560"/>
-      <w:bookmarkStart w:id="94" w:name="_Toc30343"/>
+      <w:bookmarkStart w:id="91" w:name="_Toc12977"/>
+      <w:bookmarkStart w:id="92" w:name="_Toc107825560"/>
+      <w:bookmarkStart w:id="93" w:name="_Toc30343"/>
+      <w:bookmarkStart w:id="94" w:name="_Toc14132"/>
       <w:r>
         <w:rPr>
           <w:rFonts w:hint="eastAsia" w:ascii="Times New Roman" w:hAnsi="Times New Roman" w:eastAsia="微软雅黑" w:cs="Times New Roman"/>
@@ -29241,8 +29269,8 @@
           <w:sz w:val="30"/>
         </w:rPr>
       </w:pPr>
-      <w:bookmarkStart w:id="95" w:name="_Toc9193"/>
-      <w:bookmarkStart w:id="96" w:name="_Toc6455"/>
+      <w:bookmarkStart w:id="95" w:name="_Toc6455"/>
+      <w:bookmarkStart w:id="96" w:name="_Toc9193"/>
       <w:r>
         <w:rPr>
           <w:color w:val="auto"/>
@@ -29270,11 +29298,11 @@
       </w:pPr>
       <w:bookmarkStart w:id="97" w:name="_Toc21764_WPSOffice_Level1"/>
       <w:bookmarkStart w:id="98" w:name="_Toc16594"/>
-      <w:bookmarkStart w:id="99" w:name="_Toc28240"/>
-      <w:bookmarkStart w:id="100" w:name="_Toc27302"/>
-      <w:bookmarkStart w:id="101" w:name="_Toc12505"/>
-      <w:bookmarkStart w:id="102" w:name="_Toc1707_WPSOffice_Level1"/>
-      <w:bookmarkStart w:id="103" w:name="_Toc2409"/>
+      <w:bookmarkStart w:id="99" w:name="_Toc1707_WPSOffice_Level1"/>
+      <w:bookmarkStart w:id="100" w:name="_Toc12505"/>
+      <w:bookmarkStart w:id="101" w:name="_Toc27302"/>
+      <w:bookmarkStart w:id="102" w:name="_Toc2409"/>
+      <w:bookmarkStart w:id="103" w:name="_Toc28240"/>
       <w:bookmarkStart w:id="104" w:name="_Toc13196_WPSOffice_Level1"/>
       <w:r>
         <w:rPr>
@@ -29321,12 +29349,6 @@
             <w:insideH w:val="none" w:color="auto" w:sz="0" w:space="0"/>
             <w:insideV w:val="none" w:color="auto" w:sz="0" w:space="0"/>
           </w:tblBorders>
-          <w:tblCellMar>
-            <w:top w:w="0" w:type="dxa"/>
-            <w:left w:w="108" w:type="dxa"/>
-            <w:bottom w:w="0" w:type="dxa"/>
-            <w:right w:w="108" w:type="dxa"/>
-          </w:tblCellMar>
         </w:tblPrEx>
         <w:trPr>
           <w:trHeight w:val="321" w:hRule="atLeast"/>
@@ -31404,14 +31426,14 @@
           </w14:textFill>
         </w:rPr>
       </w:pPr>
-      <w:bookmarkStart w:id="107" w:name="_Toc3320"/>
-      <w:bookmarkStart w:id="108" w:name="_Toc14255_WPSOffice_Level1"/>
+      <w:bookmarkStart w:id="107" w:name="_Toc15840_WPSOffice_Level1"/>
+      <w:bookmarkStart w:id="108" w:name="_Toc27075"/>
       <w:bookmarkStart w:id="109" w:name="_Toc9913"/>
-      <w:bookmarkStart w:id="110" w:name="_Toc27075"/>
-      <w:bookmarkStart w:id="111" w:name="_Toc24085_WPSOffice_Level1"/>
-      <w:bookmarkStart w:id="112" w:name="_Toc31490"/>
-      <w:bookmarkStart w:id="113" w:name="_Toc4168"/>
-      <w:bookmarkStart w:id="114" w:name="_Toc15840_WPSOffice_Level1"/>
+      <w:bookmarkStart w:id="110" w:name="_Toc3320"/>
+      <w:bookmarkStart w:id="111" w:name="_Toc14255_WPSOffice_Level1"/>
+      <w:bookmarkStart w:id="112" w:name="_Toc24085_WPSOffice_Level1"/>
+      <w:bookmarkStart w:id="113" w:name="_Toc31490"/>
+      <w:bookmarkStart w:id="114" w:name="_Toc4168"/>
       <w:r>
         <w:rPr>
           <w:rFonts w:hint="eastAsia"/>
@@ -33904,13 +33926,13 @@
         </w:rPr>
       </w:pPr>
       <w:bookmarkStart w:id="115" w:name="_Toc12343"/>
-      <w:bookmarkStart w:id="116" w:name="_Toc11896_WPSOffice_Level1"/>
-      <w:bookmarkStart w:id="117" w:name="_Toc20303"/>
-      <w:bookmarkStart w:id="118" w:name="_Toc10719"/>
-      <w:bookmarkStart w:id="119" w:name="_Toc1779"/>
+      <w:bookmarkStart w:id="116" w:name="_Toc10719"/>
+      <w:bookmarkStart w:id="117" w:name="_Toc1779"/>
+      <w:bookmarkStart w:id="118" w:name="_Toc20303"/>
+      <w:bookmarkStart w:id="119" w:name="_Toc11896_WPSOffice_Level1"/>
       <w:bookmarkStart w:id="120" w:name="_Toc11812"/>
-      <w:bookmarkStart w:id="121" w:name="_Toc11193_WPSOffice_Level1"/>
-      <w:bookmarkStart w:id="122" w:name="_Toc28810_WPSOffice_Level1"/>
+      <w:bookmarkStart w:id="121" w:name="_Toc28810_WPSOffice_Level1"/>
+      <w:bookmarkStart w:id="122" w:name="_Toc11193_WPSOffice_Level1"/>
       <w:r>
         <w:rPr>
           <w:rFonts w:hint="eastAsia"/>
@@ -34011,9 +34033,9 @@
             </w:pPr>
             <w:bookmarkStart w:id="123" w:name="_Toc20170_WPSOffice_Level1"/>
             <w:bookmarkStart w:id="124" w:name="_Toc20924"/>
-            <w:bookmarkStart w:id="125" w:name="_Toc26985_WPSOffice_Level1"/>
-            <w:bookmarkStart w:id="126" w:name="_Toc31185"/>
-            <w:bookmarkStart w:id="127" w:name="_Toc28454_WPSOffice_Level1"/>
+            <w:bookmarkStart w:id="125" w:name="_Toc31185"/>
+            <w:bookmarkStart w:id="126" w:name="_Toc28454_WPSOffice_Level1"/>
+            <w:bookmarkStart w:id="127" w:name="_Toc26985_WPSOffice_Level1"/>
             <w:bookmarkStart w:id="128" w:name="_Toc27693"/>
             <w:r>
               <w:rPr>
@@ -34886,10 +34908,10 @@
           <w:lang w:eastAsia="zh-CN"/>
         </w:rPr>
       </w:pPr>
-      <w:bookmarkStart w:id="131" w:name="_Toc3409"/>
+      <w:bookmarkStart w:id="131" w:name="_Toc7169"/>
       <w:bookmarkStart w:id="132" w:name="_Toc15114"/>
-      <w:bookmarkStart w:id="133" w:name="_Toc7169"/>
-      <w:bookmarkStart w:id="134" w:name="_Toc17081"/>
+      <w:bookmarkStart w:id="133" w:name="_Toc17081"/>
+      <w:bookmarkStart w:id="134" w:name="_Toc3409"/>
       <w:r>
         <w:rPr>
           <w:rFonts w:hint="eastAsia"/>
@@ -35109,17 +35131,17 @@
           <w:sz w:val="30"/>
         </w:rPr>
       </w:pPr>
-      <w:bookmarkStart w:id="135" w:name="_Toc27809"/>
-      <w:bookmarkStart w:id="136" w:name="_Toc11901"/>
-      <w:bookmarkStart w:id="137" w:name="_Toc14210"/>
-      <w:bookmarkStart w:id="138" w:name="_Toc4503"/>
-      <w:bookmarkStart w:id="139" w:name="_Toc25946"/>
+      <w:bookmarkStart w:id="135" w:name="_Toc11901"/>
+      <w:bookmarkStart w:id="136" w:name="_Toc14210"/>
+      <w:bookmarkStart w:id="137" w:name="_Toc4503"/>
+      <w:bookmarkStart w:id="138" w:name="_Toc25946"/>
+      <w:bookmarkStart w:id="139" w:name="_Toc27809"/>
       <w:bookmarkStart w:id="140" w:name="_Toc14611_WPSOffice_Level1"/>
       <w:bookmarkStart w:id="141" w:name="_Toc22162_WPSOffice_Level1"/>
       <w:bookmarkStart w:id="142" w:name="_Toc17792_WPSOffice_Level2"/>
-      <w:bookmarkStart w:id="143" w:name="_Toc13275"/>
+      <w:bookmarkStart w:id="143" w:name="_Toc22623"/>
       <w:bookmarkStart w:id="144" w:name="_Toc19584_WPSOffice_Level1"/>
-      <w:bookmarkStart w:id="145" w:name="_Toc22623"/>
+      <w:bookmarkStart w:id="145" w:name="_Toc13275"/>
       <w:r>
         <w:rPr>
           <w:color w:val="auto"/>
@@ -39779,7 +39801,6 @@
     <customSectPr/>
     <customSectPr/>
     <customSectPr/>
-    <customSectPr/>
   </customSectProps>
   <customShpExts>
     <customShpInfo spid="_x0000_s1026" textRotate="1"/>

--- a/WebContent/docx/肺癌68基因检测报告-单样本-苏州市立医院.docx
+++ b/WebContent/docx/肺癌68基因检测报告-单样本-苏州市立医院.docx
@@ -2962,12 +2962,6 @@
             <w:insideH w:val="single" w:color="A4A4A4" w:sz="4" w:space="0"/>
             <w:insideV w:val="single" w:color="A4A4A4" w:sz="4" w:space="0"/>
           </w:tblBorders>
-          <w:tblCellMar>
-            <w:top w:w="0" w:type="dxa"/>
-            <w:left w:w="108" w:type="dxa"/>
-            <w:bottom w:w="0" w:type="dxa"/>
-            <w:right w:w="108" w:type="dxa"/>
-          </w:tblCellMar>
         </w:tblPrEx>
         <w:trPr>
           <w:trHeight w:val="397" w:hRule="atLeast"/>
@@ -3778,13 +3772,13 @@
       </w:pPr>
       <w:bookmarkStart w:id="2" w:name="_Toc10518"/>
       <w:bookmarkStart w:id="3" w:name="_Toc18062_WPSOffice_Level1"/>
-      <w:bookmarkStart w:id="4" w:name="_Toc7021_WPSOffice_Level1"/>
+      <w:bookmarkStart w:id="4" w:name="_Toc26003"/>
       <w:bookmarkStart w:id="5" w:name="_Toc19594"/>
-      <w:bookmarkStart w:id="6" w:name="_Toc26003"/>
-      <w:bookmarkStart w:id="7" w:name="_Toc11465"/>
-      <w:bookmarkStart w:id="8" w:name="_Toc17451"/>
-      <w:bookmarkStart w:id="9" w:name="_Toc11015_WPSOffice_Level1"/>
-      <w:bookmarkStart w:id="10" w:name="_Toc15852"/>
+      <w:bookmarkStart w:id="6" w:name="_Toc15852"/>
+      <w:bookmarkStart w:id="7" w:name="_Toc7021_WPSOffice_Level1"/>
+      <w:bookmarkStart w:id="8" w:name="_Toc11015_WPSOffice_Level1"/>
+      <w:bookmarkStart w:id="9" w:name="_Toc17451"/>
+      <w:bookmarkStart w:id="10" w:name="_Toc11465"/>
       <w:bookmarkStart w:id="11" w:name="_Toc3823"/>
       <w:r>
         <w:rPr>
@@ -4096,13 +4090,13 @@
           </w14:shadow>
         </w:rPr>
       </w:pPr>
-      <w:bookmarkStart w:id="13" w:name="_Toc6221_WPSOffice_Level1"/>
-      <w:bookmarkStart w:id="14" w:name="_Toc1410"/>
-      <w:bookmarkStart w:id="15" w:name="_Toc25920"/>
-      <w:bookmarkStart w:id="16" w:name="_Toc4088"/>
-      <w:bookmarkStart w:id="17" w:name="_Toc23369_WPSOffice_Level1"/>
-      <w:bookmarkStart w:id="18" w:name="_Toc3871"/>
-      <w:bookmarkStart w:id="19" w:name="_Toc18058"/>
+      <w:bookmarkStart w:id="13" w:name="_Toc25920"/>
+      <w:bookmarkStart w:id="14" w:name="_Toc4088"/>
+      <w:bookmarkStart w:id="15" w:name="_Toc23369_WPSOffice_Level1"/>
+      <w:bookmarkStart w:id="16" w:name="_Toc6221_WPSOffice_Level1"/>
+      <w:bookmarkStart w:id="17" w:name="_Toc3871"/>
+      <w:bookmarkStart w:id="18" w:name="_Toc18058"/>
+      <w:bookmarkStart w:id="19" w:name="_Toc1410"/>
       <w:bookmarkStart w:id="20" w:name="_Toc21694"/>
       <w:bookmarkStart w:id="21" w:name="_Toc18320"/>
       <w:r>
@@ -4159,11 +4153,11 @@
           <w:lang w:eastAsia="zh-CN"/>
         </w:rPr>
       </w:pPr>
-      <w:bookmarkStart w:id="22" w:name="_Toc11674"/>
-      <w:bookmarkStart w:id="23" w:name="_Toc27165"/>
-      <w:bookmarkStart w:id="24" w:name="_Toc149826003"/>
-      <w:bookmarkStart w:id="25" w:name="_Toc149832728"/>
-      <w:bookmarkStart w:id="26" w:name="_Toc5915"/>
+      <w:bookmarkStart w:id="22" w:name="_Toc149832728"/>
+      <w:bookmarkStart w:id="23" w:name="_Toc149826003"/>
+      <w:bookmarkStart w:id="24" w:name="_Toc5915"/>
+      <w:bookmarkStart w:id="25" w:name="_Toc11674"/>
+      <w:bookmarkStart w:id="26" w:name="_Toc27165"/>
       <w:r>
         <w:rPr>
           <w:rFonts w:hint="eastAsia"/>
@@ -5363,8 +5357,8 @@
         </w:rPr>
       </w:pPr>
       <w:bookmarkStart w:id="27" w:name="_Toc19184"/>
-      <w:bookmarkStart w:id="28" w:name="_Toc22132"/>
-      <w:bookmarkStart w:id="29" w:name="_Toc19898_WPSOffice_Level1"/>
+      <w:bookmarkStart w:id="28" w:name="_Toc19898_WPSOffice_Level1"/>
+      <w:bookmarkStart w:id="29" w:name="_Toc22132"/>
       <w:bookmarkStart w:id="30" w:name="_Toc14062"/>
       <w:bookmarkStart w:id="31" w:name="_Toc12381"/>
       <w:bookmarkStart w:id="32" w:name="_Toc20136_WPSOffice_Level1"/>
@@ -5457,65 +5451,25 @@
     </w:p>
     <w:p>
       <w:pPr>
-        <w:numPr>
-          <w:ilvl w:val="0"/>
-          <w:numId w:val="0"/>
-        </w:numPr>
         <w:rPr>
           <w:rFonts w:hint="eastAsia" w:ascii="Times New Roman" w:hAnsi="Times New Roman" w:eastAsia="微软雅黑" w:cs="Times New Roman"/>
-          <w:sz w:val="18"/>
-          <w:szCs w:val="18"/>
+          <w:sz w:val="24"/>
+          <w:szCs w:val="24"/>
           <w:lang w:eastAsia="zh-CN"/>
         </w:rPr>
       </w:pPr>
       <w:bookmarkStart w:id="34" w:name="_Toc5941"/>
-      <w:bookmarkStart w:id="35" w:name="_Toc31425"/>
-      <w:bookmarkStart w:id="36" w:name="_Toc149832729"/>
-      <w:bookmarkStart w:id="37" w:name="_Toc12253"/>
+      <w:bookmarkStart w:id="35" w:name="_Toc149832729"/>
+      <w:bookmarkStart w:id="36" w:name="_Toc12253"/>
+      <w:bookmarkStart w:id="37" w:name="_Toc31425"/>
       <w:r>
         <w:rPr>
           <w:rFonts w:hint="eastAsia" w:ascii="Times New Roman" w:hAnsi="Times New Roman" w:eastAsia="微软雅黑" w:cs="Times New Roman"/>
-          <w:sz w:val="18"/>
-          <w:szCs w:val="18"/>
-          <w:lang w:eastAsia="zh-CN"/>
-        </w:rPr>
-        <w:t xml:space="preserve">{% if testedby == </w:t>
-      </w:r>
-      <w:r>
-        <w:rPr>
-          <w:rFonts w:ascii="Times New Roman" w:hAnsi="Times New Roman" w:eastAsia="微软雅黑" w:cs="Times New Roman"/>
-          <w:sz w:val="18"/>
-          <w:szCs w:val="18"/>
-          <w:lang w:eastAsia="zh-CN"/>
-        </w:rPr>
-        <w:t>“</w:t>
-      </w:r>
-      <w:r>
-        <w:rPr>
-          <w:rFonts w:hint="eastAsia" w:ascii="Times New Roman" w:hAnsi="Times New Roman" w:eastAsia="微软雅黑" w:cs="Times New Roman"/>
-          <w:sz w:val="18"/>
-          <w:szCs w:val="18"/>
-          <w:lang w:eastAsia="zh-CN"/>
-        </w:rPr>
-        <w:t>1</w:t>
-      </w:r>
-      <w:r>
-        <w:rPr>
-          <w:rFonts w:ascii="Times New Roman" w:hAnsi="Times New Roman" w:eastAsia="微软雅黑" w:cs="Times New Roman"/>
-          <w:sz w:val="18"/>
-          <w:szCs w:val="18"/>
-          <w:lang w:eastAsia="zh-CN"/>
-        </w:rPr>
-        <w:t>”</w:t>
-      </w:r>
-      <w:r>
-        <w:rPr>
-          <w:rFonts w:hint="eastAsia" w:ascii="Times New Roman" w:hAnsi="Times New Roman" w:eastAsia="微软雅黑" w:cs="Times New Roman"/>
-          <w:sz w:val="18"/>
-          <w:szCs w:val="18"/>
-          <w:lang w:eastAsia="zh-CN"/>
-        </w:rPr>
-        <w:t xml:space="preserve"> %}</w:t>
+          <w:sz w:val="24"/>
+          <w:szCs w:val="24"/>
+          <w:lang w:eastAsia="zh-CN"/>
+        </w:rPr>
+        <w:t>{% if testedby == “1” %}</w:t>
       </w:r>
     </w:p>
     <w:p>
@@ -5613,23 +5567,23 @@
             </w:pPr>
             <w:r>
               <w:rPr>
-                <w:sz w:val="22"/>
+                <w:sz w:val="18"/>
               </w:rPr>
               <mc:AlternateContent>
                 <mc:Choice Requires="wpg">
                   <w:drawing>
-                    <wp:anchor distT="0" distB="0" distL="114300" distR="114300" simplePos="0" relativeHeight="251662336" behindDoc="0" locked="0" layoutInCell="1" allowOverlap="1">
+                    <wp:anchor distT="0" distB="0" distL="114300" distR="114300" simplePos="0" relativeHeight="251665408" behindDoc="0" locked="0" layoutInCell="1" allowOverlap="1">
                       <wp:simplePos x="0" y="0"/>
                       <wp:positionH relativeFrom="column">
-                        <wp:posOffset>-149860</wp:posOffset>
+                        <wp:posOffset>-366395</wp:posOffset>
                       </wp:positionH>
                       <wp:positionV relativeFrom="paragraph">
-                        <wp:posOffset>-505460</wp:posOffset>
+                        <wp:posOffset>-487680</wp:posOffset>
                       </wp:positionV>
-                      <wp:extent cx="1442720" cy="1442720"/>
-                      <wp:effectExtent l="0" t="0" r="5080" b="5080"/>
+                      <wp:extent cx="1442085" cy="1442085"/>
+                      <wp:effectExtent l="0" t="0" r="5715" b="5715"/>
                       <wp:wrapNone/>
-                      <wp:docPr id="1" name="组合 1"/>
+                      <wp:docPr id="8" name="组合 8"/>
                       <wp:cNvGraphicFramePr/>
                       <a:graphic xmlns:a="http://schemas.openxmlformats.org/drawingml/2006/main">
                         <a:graphicData uri="http://schemas.microsoft.com/office/word/2010/wordprocessingGroup">
@@ -5638,44 +5592,20 @@
                             <wpg:grpSpPr>
                               <a:xfrm>
                                 <a:off x="0" y="0"/>
-                                <a:ext cx="1442720" cy="1442720"/>
-                                <a:chOff x="20702" y="14472"/>
-                                <a:chExt cx="2272" cy="2272"/>
+                                <a:ext cx="1442085" cy="1442085"/>
+                                <a:chOff x="3757" y="89141"/>
+                                <a:chExt cx="2271" cy="2271"/>
                               </a:xfrm>
                             </wpg:grpSpPr>
                             <pic:pic xmlns:pic="http://schemas.openxmlformats.org/drawingml/2006/picture">
                               <pic:nvPicPr>
-                                <pic:cNvPr id="2" name="图片 15" descr="c9514d16fd70679bf0495aeebb03c72d_compress"/>
-                                <pic:cNvPicPr>
-                                  <a:picLocks noChangeAspect="1"/>
-                                </pic:cNvPicPr>
-                              </pic:nvPicPr>
-                              <pic:blipFill>
-                                <a:blip r:embed="rId9"/>
-                                <a:srcRect l="21003" t="56913" r="27176" b="26386"/>
-                                <a:stretch>
-                                  <a:fillRect/>
-                                </a:stretch>
-                              </pic:blipFill>
-                              <pic:spPr>
-                                <a:xfrm>
-                                  <a:off x="21019" y="15216"/>
-                                  <a:ext cx="1550" cy="475"/>
-                                </a:xfrm>
-                                <a:prstGeom prst="rect">
-                                  <a:avLst/>
-                                </a:prstGeom>
-                              </pic:spPr>
-                            </pic:pic>
-                            <pic:pic xmlns:pic="http://schemas.openxmlformats.org/drawingml/2006/picture">
-                              <pic:nvPicPr>
-                                <pic:cNvPr id="18" name="图片 25"/>
+                                <pic:cNvPr id="18" name="图片 8"/>
                                 <pic:cNvPicPr>
                                   <a:picLocks noChangeAspect="1" noChangeArrowheads="1"/>
                                 </pic:cNvPicPr>
                               </pic:nvPicPr>
                               <pic:blipFill>
-                                <a:blip r:embed="rId10">
+                                <a:blip r:embed="rId9">
                                   <a:extLst>
                                     <a:ext uri="{28A0092B-C50C-407E-A947-70E740481C1C}">
                                       <a14:useLocalDpi xmlns:a14="http://schemas.microsoft.com/office/drawing/2010/main" val="0"/>
@@ -5689,8 +5619,8 @@
                               </pic:blipFill>
                               <pic:spPr>
                                 <a:xfrm>
-                                  <a:off x="20702" y="14472"/>
-                                  <a:ext cx="2273" cy="2273"/>
+                                  <a:off x="3757" y="89141"/>
+                                  <a:ext cx="2271" cy="2271"/>
                                 </a:xfrm>
                                 <a:prstGeom prst="rect">
                                   <a:avLst/>
@@ -5701,6 +5631,44 @@
                                 </a:ln>
                               </pic:spPr>
                             </pic:pic>
+                            <pic:pic xmlns:pic="http://schemas.openxmlformats.org/drawingml/2006/picture">
+                              <pic:nvPicPr>
+                                <pic:cNvPr id="30" name="图片 30" descr="微信图片_20220215110121"/>
+                                <pic:cNvPicPr>
+                                  <a:picLocks noChangeAspect="1"/>
+                                </pic:cNvPicPr>
+                              </pic:nvPicPr>
+                              <pic:blipFill>
+                                <a:blip r:embed="rId10">
+                                  <a:clrChange>
+                                    <a:clrFrom>
+                                      <a:srgbClr val="A09D98">
+                                        <a:alpha val="100000"/>
+                                      </a:srgbClr>
+                                    </a:clrFrom>
+                                    <a:clrTo>
+                                      <a:srgbClr val="A09D98">
+                                        <a:alpha val="100000"/>
+                                        <a:alpha val="0"/>
+                                      </a:srgbClr>
+                                    </a:clrTo>
+                                  </a:clrChange>
+                                  <a:biLevel thresh="50000"/>
+                                </a:blip>
+                                <a:stretch>
+                                  <a:fillRect/>
+                                </a:stretch>
+                              </pic:blipFill>
+                              <pic:spPr>
+                                <a:xfrm>
+                                  <a:off x="4304" y="89723"/>
+                                  <a:ext cx="1234" cy="715"/>
+                                </a:xfrm>
+                                <a:prstGeom prst="rect">
+                                  <a:avLst/>
+                                </a:prstGeom>
+                              </pic:spPr>
+                            </pic:pic>
                           </wpg:wgp>
                         </a:graphicData>
                       </a:graphic>
@@ -5709,18 +5677,18 @@
                 </mc:Choice>
                 <mc:Fallback>
                   <w:pict>
-                    <v:group id="_x0000_s1026" o:spid="_x0000_s1026" o:spt="203" style="position:absolute;left:0pt;margin-left:-11.8pt;margin-top:-39.8pt;height:113.6pt;width:113.6pt;z-index:251662336;mso-width-relative:page;mso-height-relative:page;" coordorigin="20702,14472" coordsize="2272,2272" o:gfxdata="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">
+                    <v:group id="_x0000_s1026" o:spid="_x0000_s1026" o:spt="203" style="position:absolute;left:0pt;margin-left:-28.85pt;margin-top:-38.4pt;height:113.55pt;width:113.55pt;z-index:251665408;mso-width-relative:page;mso-height-relative:page;" coordorigin="3757,89141" coordsize="2271,2271" o:gfxdata="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">
                       <o:lock v:ext="edit" aspectratio="f"/>
-                      <v:shape id="图片 15" o:spid="_x0000_s1026" o:spt="75" alt="c9514d16fd70679bf0495aeebb03c72d_compress" type="#_x0000_t75" style="position:absolute;left:21019;top:15216;height:475;width:1550;" filled="f" o:preferrelative="t" stroked="f" coordsize="21600,21600" o:gfxdata="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">
+                      <v:shape id="图片 8" o:spid="_x0000_s1026" o:spt="75" type="#_x0000_t75" style="position:absolute;left:3757;top:89141;height:2271;width:2271;" filled="f" o:preferrelative="t" stroked="f" coordsize="21600,21600" o:gfxdata="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">
                         <v:fill on="f" focussize="0,0"/>
                         <v:stroke on="f"/>
-                        <v:imagedata r:id="rId9" cropleft="13765f" croptop="37299f" cropright="17810f" cropbottom="17292f" o:title=""/>
+                        <v:imagedata r:id="rId9" o:title=""/>
                         <o:lock v:ext="edit" aspectratio="t"/>
                       </v:shape>
-                      <v:shape id="图片 25" o:spid="_x0000_s1026" o:spt="75" type="#_x0000_t75" style="position:absolute;left:20702;top:14472;height:2273;width:2273;" filled="f" o:preferrelative="t" stroked="f" coordsize="21600,21600" o:gfxdata="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">
+                      <v:shape id="_x0000_s1026" o:spid="_x0000_s1026" o:spt="75" alt="微信图片_20220215110121" type="#_x0000_t75" style="position:absolute;left:4304;top:89723;height:715;width:1234;" filled="f" o:preferrelative="t" stroked="f" coordsize="21600,21600" o:gfxdata="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">
                         <v:fill on="f" focussize="0,0"/>
                         <v:stroke on="f"/>
-                        <v:imagedata r:id="rId10" o:title=""/>
+                        <v:imagedata r:id="rId10" grayscale="t" bilevel="t" chromakey="#A09D98" o:title=""/>
                         <o:lock v:ext="edit" aspectratio="t"/>
                       </v:shape>
                     </v:group>
@@ -5974,12 +5942,30 @@
     <w:p>
       <w:pPr>
         <w:rPr>
+          <w:rFonts w:ascii="Times New Roman" w:hAnsi="Times New Roman" w:eastAsia="微软雅黑" w:cs="Times New Roman"/>
+          <w:sz w:val="24"/>
+          <w:szCs w:val="24"/>
+          <w:lang w:eastAsia="zh-CN"/>
+        </w:rPr>
+      </w:pPr>
+      <w:r>
+        <w:rPr>
           <w:rFonts w:hint="eastAsia" w:ascii="Times New Roman" w:hAnsi="Times New Roman" w:eastAsia="微软雅黑" w:cs="Times New Roman"/>
           <w:sz w:val="24"/>
           <w:szCs w:val="24"/>
           <w:lang w:eastAsia="zh-CN"/>
         </w:rPr>
-      </w:pPr>
+        <w:t xml:space="preserve">{% endif %}{% if testedby == </w:t>
+      </w:r>
+      <w:r>
+        <w:rPr>
+          <w:rFonts w:ascii="Times New Roman" w:hAnsi="Times New Roman" w:eastAsia="微软雅黑" w:cs="Times New Roman"/>
+          <w:sz w:val="24"/>
+          <w:szCs w:val="24"/>
+          <w:lang w:eastAsia="zh-CN"/>
+        </w:rPr>
+        <w:t>“</w:t>
+      </w:r>
       <w:r>
         <w:rPr>
           <w:rFonts w:hint="eastAsia" w:ascii="Times New Roman" w:hAnsi="Times New Roman" w:eastAsia="微软雅黑" w:cs="Times New Roman"/>
@@ -5987,7 +5973,7 @@
           <w:szCs w:val="24"/>
           <w:lang w:eastAsia="zh-CN"/>
         </w:rPr>
-        <w:t xml:space="preserve">{% endif %}{% if testedby == </w:t>
+        <w:t>2</w:t>
       </w:r>
       <w:r>
         <w:rPr>
@@ -5996,7 +5982,7 @@
           <w:szCs w:val="24"/>
           <w:lang w:eastAsia="zh-CN"/>
         </w:rPr>
-        <w:t>“</w:t>
+        <w:t>”</w:t>
       </w:r>
       <w:r>
         <w:rPr>
@@ -6005,33 +5991,13 @@
           <w:szCs w:val="24"/>
           <w:lang w:eastAsia="zh-CN"/>
         </w:rPr>
-        <w:t>2</w:t>
-      </w:r>
-      <w:r>
-        <w:rPr>
-          <w:rFonts w:ascii="Times New Roman" w:hAnsi="Times New Roman" w:eastAsia="微软雅黑" w:cs="Times New Roman"/>
-          <w:sz w:val="24"/>
-          <w:szCs w:val="24"/>
-          <w:lang w:eastAsia="zh-CN"/>
-        </w:rPr>
-        <w:t>”</w:t>
-      </w:r>
-      <w:r>
-        <w:rPr>
-          <w:rFonts w:hint="eastAsia" w:ascii="Times New Roman" w:hAnsi="Times New Roman" w:eastAsia="微软雅黑" w:cs="Times New Roman"/>
-          <w:sz w:val="24"/>
-          <w:szCs w:val="24"/>
-          <w:lang w:eastAsia="zh-CN"/>
-        </w:rPr>
         <w:t xml:space="preserve"> %}</w:t>
       </w:r>
     </w:p>
     <w:p>
       <w:pPr>
         <w:rPr>
-          <w:rFonts w:hint="eastAsia" w:ascii="Times New Roman" w:hAnsi="Times New Roman" w:eastAsia="微软雅黑" w:cs="Times New Roman"/>
           <w:sz w:val="24"/>
-          <w:szCs w:val="24"/>
           <w:lang w:eastAsia="zh-CN"/>
         </w:rPr>
       </w:pPr>
@@ -6039,9 +6005,7 @@
     <w:p>
       <w:pPr>
         <w:rPr>
-          <w:rFonts w:hint="eastAsia" w:ascii="Times New Roman" w:hAnsi="Times New Roman" w:eastAsia="微软雅黑" w:cs="Times New Roman"/>
           <w:sz w:val="24"/>
-          <w:szCs w:val="24"/>
           <w:lang w:eastAsia="zh-CN"/>
         </w:rPr>
       </w:pPr>
@@ -6125,123 +6089,6 @@
                 <w:szCs w:val="24"/>
               </w:rPr>
             </w:pPr>
-            <w:r>
-              <w:rPr>
-                <w:sz w:val="22"/>
-              </w:rPr>
-              <mc:AlternateContent>
-                <mc:Choice Requires="wpg">
-                  <w:drawing>
-                    <wp:anchor distT="0" distB="0" distL="114300" distR="114300" simplePos="0" relativeHeight="251663360" behindDoc="0" locked="0" layoutInCell="1" allowOverlap="1">
-                      <wp:simplePos x="0" y="0"/>
-                      <wp:positionH relativeFrom="column">
-                        <wp:posOffset>-181610</wp:posOffset>
-                      </wp:positionH>
-                      <wp:positionV relativeFrom="paragraph">
-                        <wp:posOffset>-455295</wp:posOffset>
-                      </wp:positionV>
-                      <wp:extent cx="1442720" cy="1442720"/>
-                      <wp:effectExtent l="0" t="0" r="5080" b="5080"/>
-                      <wp:wrapNone/>
-                      <wp:docPr id="3" name="组合 3"/>
-                      <wp:cNvGraphicFramePr/>
-                      <a:graphic xmlns:a="http://schemas.openxmlformats.org/drawingml/2006/main">
-                        <a:graphicData uri="http://schemas.microsoft.com/office/word/2010/wordprocessingGroup">
-                          <wpg:wgp>
-                            <wpg:cNvGrpSpPr/>
-                            <wpg:grpSpPr>
-                              <a:xfrm>
-                                <a:off x="0" y="0"/>
-                                <a:ext cx="1442720" cy="1442720"/>
-                                <a:chOff x="14555" y="19046"/>
-                                <a:chExt cx="2272" cy="2272"/>
-                              </a:xfrm>
-                            </wpg:grpSpPr>
-                            <pic:pic xmlns:pic="http://schemas.openxmlformats.org/drawingml/2006/picture">
-                              <pic:nvPicPr>
-                                <pic:cNvPr id="19" name="图片 1" descr="24f613a0-66be-430b-9e80-270d3393fac5"/>
-                                <pic:cNvPicPr>
-                                  <a:picLocks noChangeAspect="1"/>
-                                </pic:cNvPicPr>
-                              </pic:nvPicPr>
-                              <pic:blipFill>
-                                <a:blip r:embed="rId11"/>
-                                <a:srcRect l="43292" t="26660" r="21693" b="24394"/>
-                                <a:stretch>
-                                  <a:fillRect/>
-                                </a:stretch>
-                              </pic:blipFill>
-                              <pic:spPr>
-                                <a:xfrm rot="16200000">
-                                  <a:off x="15453" y="19290"/>
-                                  <a:ext cx="506" cy="1327"/>
-                                </a:xfrm>
-                                <a:prstGeom prst="rect">
-                                  <a:avLst/>
-                                </a:prstGeom>
-                              </pic:spPr>
-                            </pic:pic>
-                            <pic:pic xmlns:pic="http://schemas.openxmlformats.org/drawingml/2006/picture">
-                              <pic:nvPicPr>
-                                <pic:cNvPr id="31" name="图片 25"/>
-                                <pic:cNvPicPr>
-                                  <a:picLocks noChangeAspect="1" noChangeArrowheads="1"/>
-                                </pic:cNvPicPr>
-                              </pic:nvPicPr>
-                              <pic:blipFill>
-                                <a:blip r:embed="rId10">
-                                  <a:extLst>
-                                    <a:ext uri="{28A0092B-C50C-407E-A947-70E740481C1C}">
-                                      <a14:useLocalDpi xmlns:a14="http://schemas.microsoft.com/office/drawing/2010/main" val="0"/>
-                                    </a:ext>
-                                  </a:extLst>
-                                </a:blip>
-                                <a:srcRect/>
-                                <a:stretch>
-                                  <a:fillRect/>
-                                </a:stretch>
-                              </pic:blipFill>
-                              <pic:spPr>
-                                <a:xfrm>
-                                  <a:off x="14555" y="19046"/>
-                                  <a:ext cx="2273" cy="2273"/>
-                                </a:xfrm>
-                                <a:prstGeom prst="rect">
-                                  <a:avLst/>
-                                </a:prstGeom>
-                                <a:noFill/>
-                                <a:ln>
-                                  <a:noFill/>
-                                </a:ln>
-                              </pic:spPr>
-                            </pic:pic>
-                          </wpg:wgp>
-                        </a:graphicData>
-                      </a:graphic>
-                    </wp:anchor>
-                  </w:drawing>
-                </mc:Choice>
-                <mc:Fallback>
-                  <w:pict>
-                    <v:group id="_x0000_s1026" o:spid="_x0000_s1026" o:spt="203" style="position:absolute;left:0pt;margin-left:-14.3pt;margin-top:-35.85pt;height:113.6pt;width:113.6pt;z-index:251663360;mso-width-relative:page;mso-height-relative:page;" coordorigin="14555,19046" coordsize="2272,2272" o:gfxdata="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">
-                      <o:lock v:ext="edit" aspectratio="f"/>
-                      <v:shape id="图片 1" o:spid="_x0000_s1026" o:spt="75" alt="24f613a0-66be-430b-9e80-270d3393fac5" type="#_x0000_t75" style="position:absolute;left:15453;top:19290;height:1327;width:506;rotation:-5898240f;" filled="f" o:preferrelative="t" stroked="f" coordsize="21600,21600" o:gfxdata="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">
-                        <v:fill on="f" focussize="0,0"/>
-                        <v:stroke on="f"/>
-                        <v:imagedata r:id="rId11" cropleft="28372f" croptop="17472f" cropright="14217f" cropbottom="15987f" o:title=""/>
-                        <o:lock v:ext="edit" aspectratio="t"/>
-                      </v:shape>
-                      <v:shape id="图片 25" o:spid="_x0000_s1026" o:spt="75" type="#_x0000_t75" style="position:absolute;left:14555;top:19046;height:2273;width:2273;" filled="f" o:preferrelative="t" stroked="f" coordsize="21600,21600" o:gfxdata="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">
-                        <v:fill on="f" focussize="0,0"/>
-                        <v:stroke on="f"/>
-                        <v:imagedata r:id="rId10" o:title=""/>
-                        <o:lock v:ext="edit" aspectratio="t"/>
-                      </v:shape>
-                    </v:group>
-                  </w:pict>
-                </mc:Fallback>
-              </mc:AlternateContent>
-            </w:r>
           </w:p>
         </w:tc>
         <w:tc>
@@ -6644,7 +6491,7 @@
               <mc:AlternateContent>
                 <mc:Choice Requires="wpg">
                   <w:drawing>
-                    <wp:anchor distT="0" distB="0" distL="114300" distR="114300" simplePos="0" relativeHeight="251660288" behindDoc="0" locked="0" layoutInCell="1" allowOverlap="1">
+                    <wp:anchor distT="0" distB="0" distL="114300" distR="114300" simplePos="0" relativeHeight="251663360" behindDoc="0" locked="0" layoutInCell="1" allowOverlap="1">
                       <wp:simplePos x="0" y="0"/>
                       <wp:positionH relativeFrom="column">
                         <wp:posOffset>-388620</wp:posOffset>
@@ -6655,7 +6502,7 @@
                       <wp:extent cx="1443355" cy="1475740"/>
                       <wp:effectExtent l="0" t="0" r="4445" b="2540"/>
                       <wp:wrapNone/>
-                      <wp:docPr id="6" name="组合 6"/>
+                      <wp:docPr id="14" name="组合 14"/>
                       <wp:cNvGraphicFramePr/>
                       <a:graphic xmlns:a="http://schemas.openxmlformats.org/drawingml/2006/main">
                         <a:graphicData uri="http://schemas.microsoft.com/office/word/2010/wordprocessingGroup">
@@ -6677,7 +6524,7 @@
                                 </pic:cNvPicPr>
                               </pic:nvPicPr>
                               <pic:blipFill>
-                                <a:blip r:embed="rId12">
+                                <a:blip r:embed="rId11">
                                   <a:biLevel thresh="50000"/>
                                 </a:blip>
                                 <a:srcRect l="7865" t="11797" r="5322" b="19074"/>
@@ -6704,7 +6551,7 @@
                                 </pic:cNvPicPr>
                               </pic:nvPicPr>
                               <pic:blipFill>
-                                <a:blip r:embed="rId10">
+                                <a:blip r:embed="rId9">
                                   <a:extLst>
                                     <a:ext uri="{28A0092B-C50C-407E-A947-70E740481C1C}">
                                       <a14:useLocalDpi xmlns:a14="http://schemas.microsoft.com/office/drawing/2010/main" val="0"/>
@@ -6738,18 +6585,18 @@
                 </mc:Choice>
                 <mc:Fallback>
                   <w:pict>
-                    <v:group id="_x0000_s1026" o:spid="_x0000_s1026" o:spt="203" style="position:absolute;left:0pt;margin-left:-30.6pt;margin-top:-36.45pt;height:116.2pt;width:113.65pt;z-index:251660288;mso-width-relative:page;mso-height-relative:page;" coordorigin="3722,92738" coordsize="2273,2273" o:gfxdata="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">
+                    <v:group id="_x0000_s1026" o:spid="_x0000_s1026" o:spt="203" style="position:absolute;left:0pt;margin-left:-30.6pt;margin-top:-36.45pt;height:116.2pt;width:113.65pt;z-index:251663360;mso-width-relative:page;mso-height-relative:page;" coordorigin="3722,92738" coordsize="2273,2273" o:gfxdata="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">
                       <o:lock v:ext="edit" aspectratio="f"/>
                       <v:shape id="图片 59" o:spid="_x0000_s1026" o:spt="75" alt="图片1" type="#_x0000_t75" style="position:absolute;left:4057;top:93343;height:627;width:1468;" filled="f" o:preferrelative="t" stroked="f" coordsize="21600,21600" o:gfxdata="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">
                         <v:fill on="f" focussize="0,0"/>
                         <v:stroke on="f"/>
-                        <v:imagedata r:id="rId12" cropleft="5154f" croptop="7731f" cropright="3488f" cropbottom="12500f" grayscale="t" bilevel="t" o:title=""/>
+                        <v:imagedata r:id="rId11" cropleft="5154f" croptop="7731f" cropright="3488f" cropbottom="12500f" grayscale="t" bilevel="t" o:title=""/>
                         <o:lock v:ext="edit" aspectratio="t"/>
                       </v:shape>
                       <v:shape id="图片 23" o:spid="_x0000_s1026" o:spt="75" type="#_x0000_t75" style="position:absolute;left:3722;top:92738;height:2273;width:2273;" filled="f" o:preferrelative="t" stroked="f" coordsize="21600,21600" o:gfxdata="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">
                         <v:fill on="f" focussize="0,0"/>
                         <v:stroke on="f"/>
-                        <v:imagedata r:id="rId10" o:title=""/>
+                        <v:imagedata r:id="rId9" o:title=""/>
                         <o:lock v:ext="edit" aspectratio="t"/>
                       </v:shape>
                     </v:group>
@@ -7161,7 +7008,7 @@
               <mc:AlternateContent>
                 <mc:Choice Requires="wpg">
                   <w:drawing>
-                    <wp:anchor distT="0" distB="0" distL="114300" distR="114300" simplePos="0" relativeHeight="251659264" behindDoc="0" locked="0" layoutInCell="1" allowOverlap="1">
+                    <wp:anchor distT="0" distB="0" distL="114300" distR="114300" simplePos="0" relativeHeight="251662336" behindDoc="0" locked="0" layoutInCell="1" allowOverlap="1">
                       <wp:simplePos x="0" y="0"/>
                       <wp:positionH relativeFrom="column">
                         <wp:posOffset>-521335</wp:posOffset>
@@ -7172,7 +7019,7 @@
                       <wp:extent cx="1443355" cy="1443355"/>
                       <wp:effectExtent l="0" t="0" r="4445" b="4445"/>
                       <wp:wrapNone/>
-                      <wp:docPr id="7" name="组合 7"/>
+                      <wp:docPr id="13" name="组合 13"/>
                       <wp:cNvGraphicFramePr/>
                       <a:graphic xmlns:a="http://schemas.openxmlformats.org/drawingml/2006/main">
                         <a:graphicData uri="http://schemas.microsoft.com/office/word/2010/wordprocessingGroup">
@@ -7194,7 +7041,7 @@
                                 </pic:cNvPicPr>
                               </pic:nvPicPr>
                               <pic:blipFill>
-                                <a:blip r:embed="rId13">
+                                <a:blip r:embed="rId12">
                                   <a:clrChange>
                                     <a:clrFrom>
                                       <a:srgbClr val="FFFFFF">
@@ -7229,13 +7076,13 @@
                             </pic:pic>
                             <pic:pic xmlns:pic="http://schemas.openxmlformats.org/drawingml/2006/picture">
                               <pic:nvPicPr>
-                                <pic:cNvPr id="10" name="图片 25"/>
+                                <pic:cNvPr id="33" name="图片 25"/>
                                 <pic:cNvPicPr>
                                   <a:picLocks noChangeAspect="1" noChangeArrowheads="1"/>
                                 </pic:cNvPicPr>
                               </pic:nvPicPr>
                               <pic:blipFill>
-                                <a:blip r:embed="rId10">
+                                <a:blip r:embed="rId9">
                                   <a:extLst>
                                     <a:ext uri="{28A0092B-C50C-407E-A947-70E740481C1C}">
                                       <a14:useLocalDpi xmlns:a14="http://schemas.microsoft.com/office/drawing/2010/main" val="0"/>
@@ -7269,18 +7116,18 @@
                 </mc:Choice>
                 <mc:Fallback>
                   <w:pict>
-                    <v:group id="_x0000_s1026" o:spid="_x0000_s1026" o:spt="203" style="position:absolute;left:0pt;margin-left:-41.05pt;margin-top:-37.2pt;height:113.65pt;width:113.65pt;z-index:251659264;mso-width-relative:page;mso-height-relative:page;" coordorigin="3513,94449" coordsize="2273,2273" o:gfxdata="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">
+                    <v:group id="_x0000_s1026" o:spid="_x0000_s1026" o:spt="203" style="position:absolute;left:0pt;margin-left:-41.05pt;margin-top:-37.2pt;height:113.65pt;width:113.65pt;z-index:251662336;mso-width-relative:page;mso-height-relative:page;" coordorigin="3513,94449" coordsize="2273,2273" o:gfxdata="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">
                       <o:lock v:ext="edit" aspectratio="f"/>
                       <v:shape id="图片 29" o:spid="_x0000_s1026" o:spt="75" alt="IMG_256" type="#_x0000_t75" style="position:absolute;left:4208;top:95052;height:570;width:975;" filled="f" o:preferrelative="t" stroked="f" coordsize="21600,21600" o:gfxdata="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">
                         <v:fill on="f" focussize="0,0"/>
                         <v:stroke on="f"/>
-                        <v:imagedata r:id="rId13" chromakey="#FFFFFF" o:title=""/>
+                        <v:imagedata r:id="rId12" chromakey="#FFFFFF" o:title=""/>
                         <o:lock v:ext="edit" aspectratio="t"/>
                       </v:shape>
-                      <v:shape id="图片 25" o:spid="_x0000_s1026" o:spt="75" type="#_x0000_t75" style="position:absolute;left:3513;top:94449;height:2273;width:2273;" filled="f" o:preferrelative="t" stroked="f" coordsize="21600,21600" o:gfxdata="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">
+                      <v:shape id="图片 25" o:spid="_x0000_s1026" o:spt="75" type="#_x0000_t75" style="position:absolute;left:3513;top:94449;height:2273;width:2273;" filled="f" o:preferrelative="t" stroked="f" coordsize="21600,21600" o:gfxdata="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">
                         <v:fill on="f" focussize="0,0"/>
                         <v:stroke on="f"/>
-                        <v:imagedata r:id="rId10" o:title=""/>
+                        <v:imagedata r:id="rId9" o:title=""/>
                         <o:lock v:ext="edit" aspectratio="t"/>
                       </v:shape>
                     </v:group>
@@ -8076,6 +7923,141 @@
                 <w:szCs w:val="24"/>
               </w:rPr>
             </w:pPr>
+            <w:r>
+              <w:rPr>
+                <w:sz w:val="24"/>
+              </w:rPr>
+              <mc:AlternateContent>
+                <mc:Choice Requires="wpg">
+                  <w:drawing>
+                    <wp:anchor distT="0" distB="0" distL="114300" distR="114300" simplePos="0" relativeHeight="251664384" behindDoc="0" locked="0" layoutInCell="1" allowOverlap="1">
+                      <wp:simplePos x="0" y="0"/>
+                      <wp:positionH relativeFrom="column">
+                        <wp:posOffset>-563245</wp:posOffset>
+                      </wp:positionH>
+                      <wp:positionV relativeFrom="paragraph">
+                        <wp:posOffset>-597535</wp:posOffset>
+                      </wp:positionV>
+                      <wp:extent cx="1443355" cy="1443355"/>
+                      <wp:effectExtent l="0" t="0" r="4445" b="4445"/>
+                      <wp:wrapNone/>
+                      <wp:docPr id="15" name="组合 15"/>
+                      <wp:cNvGraphicFramePr/>
+                      <a:graphic xmlns:a="http://schemas.openxmlformats.org/drawingml/2006/main">
+                        <a:graphicData uri="http://schemas.microsoft.com/office/word/2010/wordprocessingGroup">
+                          <wpg:wgp>
+                            <wpg:cNvGrpSpPr/>
+                            <wpg:grpSpPr>
+                              <a:xfrm>
+                                <a:off x="0" y="0"/>
+                                <a:ext cx="1443355" cy="1443355"/>
+                                <a:chOff x="3447" y="97780"/>
+                                <a:chExt cx="2273" cy="2273"/>
+                              </a:xfrm>
+                            </wpg:grpSpPr>
+                            <pic:pic xmlns:pic="http://schemas.openxmlformats.org/drawingml/2006/picture">
+                              <pic:nvPicPr>
+                                <pic:cNvPr id="50" name="图片 1" descr="IMG_256"/>
+                                <pic:cNvPicPr>
+                                  <a:picLocks noChangeAspect="1"/>
+                                </pic:cNvPicPr>
+                              </pic:nvPicPr>
+                              <pic:blipFill>
+                                <a:blip r:embed="rId13">
+                                  <a:clrChange>
+                                    <a:clrFrom>
+                                      <a:srgbClr val="AAA9A5">
+                                        <a:alpha val="100000"/>
+                                      </a:srgbClr>
+                                    </a:clrFrom>
+                                    <a:clrTo>
+                                      <a:srgbClr val="AAA9A5">
+                                        <a:alpha val="100000"/>
+                                        <a:alpha val="0"/>
+                                      </a:srgbClr>
+                                    </a:clrTo>
+                                  </a:clrChange>
+                                </a:blip>
+                                <a:srcRect l="27431" t="30452" r="31962" b="18126"/>
+                                <a:stretch>
+                                  <a:fillRect/>
+                                </a:stretch>
+                              </pic:blipFill>
+                              <pic:spPr>
+                                <a:xfrm>
+                                  <a:off x="4190" y="98395"/>
+                                  <a:ext cx="781" cy="989"/>
+                                </a:xfrm>
+                                <a:prstGeom prst="rect">
+                                  <a:avLst/>
+                                </a:prstGeom>
+                                <a:noFill/>
+                                <a:ln w="9525">
+                                  <a:noFill/>
+                                </a:ln>
+                              </pic:spPr>
+                            </pic:pic>
+                            <pic:pic xmlns:pic="http://schemas.openxmlformats.org/drawingml/2006/picture">
+                              <pic:nvPicPr>
+                                <pic:cNvPr id="11" name="图片 25"/>
+                                <pic:cNvPicPr>
+                                  <a:picLocks noChangeAspect="1" noChangeArrowheads="1"/>
+                                </pic:cNvPicPr>
+                              </pic:nvPicPr>
+                              <pic:blipFill>
+                                <a:blip r:embed="rId9">
+                                  <a:extLst>
+                                    <a:ext uri="{28A0092B-C50C-407E-A947-70E740481C1C}">
+                                      <a14:useLocalDpi xmlns:a14="http://schemas.microsoft.com/office/drawing/2010/main" val="0"/>
+                                    </a:ext>
+                                  </a:extLst>
+                                </a:blip>
+                                <a:srcRect/>
+                                <a:stretch>
+                                  <a:fillRect/>
+                                </a:stretch>
+                              </pic:blipFill>
+                              <pic:spPr>
+                                <a:xfrm>
+                                  <a:off x="3447" y="97780"/>
+                                  <a:ext cx="2273" cy="2273"/>
+                                </a:xfrm>
+                                <a:prstGeom prst="rect">
+                                  <a:avLst/>
+                                </a:prstGeom>
+                                <a:noFill/>
+                                <a:ln>
+                                  <a:noFill/>
+                                </a:ln>
+                              </pic:spPr>
+                            </pic:pic>
+                          </wpg:wgp>
+                        </a:graphicData>
+                      </a:graphic>
+                    </wp:anchor>
+                  </w:drawing>
+                </mc:Choice>
+                <mc:Fallback>
+                  <w:pict>
+                    <v:group id="_x0000_s1026" o:spid="_x0000_s1026" o:spt="203" style="position:absolute;left:0pt;margin-left:-44.35pt;margin-top:-47.05pt;height:113.65pt;width:113.65pt;z-index:251664384;mso-width-relative:page;mso-height-relative:page;" coordorigin="3447,97780" coordsize="2273,2273" o:gfxdata="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">
+                      <o:lock v:ext="edit" aspectratio="f"/>
+                      <v:shape id="图片 1" o:spid="_x0000_s1026" o:spt="75" alt="IMG_256" type="#_x0000_t75" style="position:absolute;left:4190;top:98395;height:989;width:781;" filled="f" o:preferrelative="t" stroked="f" coordsize="21600,21600" o:gfxdata="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">
+                        <v:fill on="f" focussize="0,0"/>
+                        <v:stroke on="f"/>
+                        <v:imagedata r:id="rId13" cropleft="17977f" croptop="19957f" cropright="20947f" cropbottom="11879f" chromakey="#AAA9A5" o:title=""/>
+                        <o:lock v:ext="edit" aspectratio="t"/>
+                      </v:shape>
+                      <v:shape id="图片 25" o:spid="_x0000_s1026" o:spt="75" type="#_x0000_t75" style="position:absolute;left:3447;top:97780;height:2273;width:2273;" filled="f" o:preferrelative="t" stroked="f" coordsize="21600,21600" o:gfxdata="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">
+                        <v:fill on="f" focussize="0,0"/>
+                        <v:stroke on="f"/>
+                        <v:imagedata r:id="rId9" o:title=""/>
+                        <o:lock v:ext="edit" aspectratio="t"/>
+                      </v:shape>
+                    </v:group>
+                  </w:pict>
+                </mc:Fallback>
+              </mc:AlternateContent>
+            </w:r>
           </w:p>
         </w:tc>
         <w:tc>
@@ -8321,10 +8303,6 @@
     </w:tbl>
     <w:p>
       <w:pPr>
-        <w:numPr>
-          <w:ilvl w:val="0"/>
-          <w:numId w:val="0"/>
-        </w:numPr>
         <w:rPr>
           <w:rFonts w:hint="eastAsia" w:ascii="Times New Roman" w:hAnsi="Times New Roman" w:eastAsia="微软雅黑" w:cs="Times New Roman"/>
           <w:sz w:val="24"/>
@@ -8349,14 +8327,12 @@
           <w:numId w:val="0"/>
         </w:numPr>
         <w:rPr>
-          <w:rFonts w:hint="eastAsia" w:ascii="Times New Roman" w:hAnsi="Times New Roman" w:eastAsia="微软雅黑" w:cs="Times New Roman"/>
-          <w:sz w:val="24"/>
-          <w:szCs w:val="24"/>
+          <w:rFonts w:hint="eastAsia" w:eastAsia="宋体"/>
+          <w:b/>
+          <w:bCs/>
           <w:lang w:val="en-US" w:eastAsia="zh-CN"/>
         </w:rPr>
       </w:pPr>
-      <w:bookmarkStart w:id="146" w:name="_GoBack"/>
-      <w:bookmarkEnd w:id="146"/>
     </w:p>
     <w:p>
       <w:pPr>
@@ -10206,13 +10182,13 @@
         </w:rPr>
       </w:pPr>
       <w:bookmarkStart w:id="40" w:name="_Toc26994"/>
-      <w:bookmarkStart w:id="41" w:name="_Toc9088"/>
-      <w:bookmarkStart w:id="42" w:name="_Toc22976"/>
+      <w:bookmarkStart w:id="41" w:name="_Toc22976"/>
+      <w:bookmarkStart w:id="42" w:name="_Toc9088"/>
       <w:bookmarkStart w:id="43" w:name="_Toc23375"/>
       <w:bookmarkStart w:id="44" w:name="_Toc5274"/>
       <w:bookmarkStart w:id="45" w:name="_Toc18062_WPSOffice_Level2"/>
-      <w:bookmarkStart w:id="46" w:name="_Toc11015_WPSOffice_Level2"/>
-      <w:bookmarkStart w:id="47" w:name="_Toc24979"/>
+      <w:bookmarkStart w:id="46" w:name="_Toc24979"/>
+      <w:bookmarkStart w:id="47" w:name="_Toc11015_WPSOffice_Level2"/>
       <w:bookmarkStart w:id="48" w:name="_Toc30265"/>
       <w:r>
         <w:rPr>
@@ -14918,16 +14894,16 @@
         </w:rPr>
         <w:br w:type="page"/>
       </w:r>
-      <w:bookmarkStart w:id="49" w:name="_Toc22117"/>
-      <w:bookmarkStart w:id="50" w:name="_Toc29486"/>
+      <w:bookmarkStart w:id="49" w:name="_Toc29486"/>
+      <w:bookmarkStart w:id="50" w:name="_Toc22117"/>
       <w:bookmarkStart w:id="51" w:name="_Toc149826009"/>
       <w:bookmarkStart w:id="52" w:name="_Toc149832733"/>
       <w:bookmarkStart w:id="53" w:name="_Toc32022"/>
-      <w:bookmarkStart w:id="54" w:name="_Toc17526"/>
-      <w:bookmarkStart w:id="55" w:name="_Toc7551_WPSOffice_Level2"/>
-      <w:bookmarkStart w:id="56" w:name="_Toc6221_WPSOffice_Level2"/>
-      <w:bookmarkStart w:id="57" w:name="_Toc25737"/>
-      <w:bookmarkStart w:id="58" w:name="_Toc4339"/>
+      <w:bookmarkStart w:id="54" w:name="_Toc25737"/>
+      <w:bookmarkStart w:id="55" w:name="_Toc4339"/>
+      <w:bookmarkStart w:id="56" w:name="_Toc7551_WPSOffice_Level2"/>
+      <w:bookmarkStart w:id="57" w:name="_Toc17526"/>
+      <w:bookmarkStart w:id="58" w:name="_Toc6221_WPSOffice_Level2"/>
       <w:r>
         <w:rPr>
           <w:rFonts w:hint="eastAsia" w:ascii="Times New Roman" w:hAnsi="Times New Roman" w:eastAsia="微软雅黑" w:cs="Times New Roman"/>
@@ -15482,8 +15458,8 @@
         </w:rPr>
         <w:br w:type="page"/>
       </w:r>
-      <w:bookmarkStart w:id="60" w:name="_Toc12063"/>
-      <w:bookmarkStart w:id="61" w:name="_Toc6909"/>
+      <w:bookmarkStart w:id="60" w:name="_Toc6909"/>
+      <w:bookmarkStart w:id="61" w:name="_Toc12063"/>
       <w:r>
         <w:rPr>
           <w:rFonts w:hint="eastAsia" w:ascii="Times New Roman" w:hAnsi="Times New Roman" w:eastAsia="微软雅黑" w:cs="Times New Roman"/>
@@ -15501,14 +15477,14 @@
       <w:bookmarkEnd w:id="58"/>
       <w:bookmarkEnd w:id="60"/>
       <w:bookmarkEnd w:id="61"/>
-      <w:bookmarkStart w:id="62" w:name="_Toc23903"/>
-      <w:bookmarkStart w:id="63" w:name="_Toc25727"/>
-      <w:bookmarkStart w:id="64" w:name="_Toc4331_WPSOffice_Level1"/>
-      <w:bookmarkStart w:id="65" w:name="_Toc32443_WPSOffice_Level1"/>
-      <w:bookmarkStart w:id="66" w:name="_Toc32661"/>
-      <w:bookmarkStart w:id="67" w:name="_Toc28194"/>
-      <w:bookmarkStart w:id="68" w:name="_Toc5598"/>
-      <w:bookmarkStart w:id="69" w:name="_Toc23846_WPSOffice_Level1"/>
+      <w:bookmarkStart w:id="62" w:name="_Toc4331_WPSOffice_Level1"/>
+      <w:bookmarkStart w:id="63" w:name="_Toc32443_WPSOffice_Level1"/>
+      <w:bookmarkStart w:id="64" w:name="_Toc28194"/>
+      <w:bookmarkStart w:id="65" w:name="_Toc23846_WPSOffice_Level1"/>
+      <w:bookmarkStart w:id="66" w:name="_Toc23903"/>
+      <w:bookmarkStart w:id="67" w:name="_Toc25727"/>
+      <w:bookmarkStart w:id="68" w:name="_Toc32661"/>
+      <w:bookmarkStart w:id="69" w:name="_Toc5598"/>
       <w:r>
         <w:rPr>
           <w:rFonts w:hint="eastAsia" w:ascii="Times New Roman" w:hAnsi="Times New Roman" w:eastAsia="微软雅黑" w:cs="Times New Roman"/>
@@ -15573,8 +15549,8 @@
       <w:bookmarkStart w:id="70" w:name="_Toc149826011"/>
       <w:bookmarkStart w:id="71" w:name="_Toc149832735"/>
       <w:bookmarkStart w:id="72" w:name="_Toc23472"/>
-      <w:bookmarkStart w:id="73" w:name="_Toc14672"/>
-      <w:bookmarkStart w:id="74" w:name="_Toc16158"/>
+      <w:bookmarkStart w:id="73" w:name="_Toc16158"/>
+      <w:bookmarkStart w:id="74" w:name="_Toc14672"/>
       <w:r>
         <w:rPr>
           <w:rFonts w:hint="eastAsia"/>
@@ -18691,6 +18667,86 @@
             <w:insideH w:val="dotted" w:color="A5A5A5" w:sz="4" w:space="0"/>
             <w:insideV w:val="dotted" w:color="A5A5A5" w:sz="4" w:space="0"/>
           </w:tblBorders>
+          <w:shd w:val="clear" w:color="auto" w:fill="auto"/>
+        </w:tblPrEx>
+        <w:trPr>
+          <w:trHeight w:val="465" w:hRule="atLeast"/>
+        </w:trPr>
+        <w:tc>
+          <w:tcPr>
+            <w:tcW w:w="9899" w:type="dxa"/>
+            <w:gridSpan w:val="7"/>
+            <w:tcBorders>
+              <w:top w:val="nil"/>
+              <w:left w:val="nil"/>
+              <w:bottom w:val="nil"/>
+              <w:right w:val="nil"/>
+            </w:tcBorders>
+            <w:shd w:val="clear" w:color="auto" w:fill="auto"/>
+            <w:vAlign w:val="center"/>
+          </w:tcPr>
+          <w:p>
+            <w:pPr>
+              <w:keepNext w:val="0"/>
+              <w:keepLines w:val="0"/>
+              <w:widowControl/>
+              <w:suppressLineNumbers w:val="0"/>
+              <w:jc w:val="center"/>
+              <w:textAlignment w:val="center"/>
+              <w:rPr>
+                <w:rFonts w:hint="eastAsia" w:ascii="微软雅黑" w:hAnsi="微软雅黑" w:eastAsia="微软雅黑" w:cs="微软雅黑"/>
+                <w:b/>
+                <w:bCs/>
+                <w:i w:val="0"/>
+                <w:iCs w:val="0"/>
+                <w:color w:val="FFFFFF"/>
+                <w:kern w:val="0"/>
+                <w:sz w:val="21"/>
+                <w:szCs w:val="21"/>
+                <w:u w:val="none"/>
+                <w:lang w:val="en-US" w:eastAsia="zh-CN" w:bidi="ar"/>
+              </w:rPr>
+            </w:pPr>
+            <w:r>
+              <w:rPr>
+                <w:rFonts w:hint="eastAsia" w:ascii="Times New Roman" w:hAnsi="Times New Roman" w:eastAsia="微软雅黑" w:cs="Times New Roman"/>
+                <w:sz w:val="18"/>
+                <w:szCs w:val="18"/>
+                <w:lang w:eastAsia="zh-CN"/>
+              </w:rPr>
+              <w:t xml:space="preserve">{%tr for </w:t>
+            </w:r>
+            <w:r>
+              <w:rPr>
+                <w:rFonts w:hint="eastAsia" w:ascii="Times New Roman" w:hAnsi="Times New Roman" w:eastAsia="微软雅黑" w:cs="Times New Roman"/>
+                <w:sz w:val="18"/>
+                <w:szCs w:val="18"/>
+                <w:lang w:val="en-US" w:eastAsia="zh-CN"/>
+              </w:rPr>
+              <w:t>il</w:t>
+            </w:r>
+            <w:r>
+              <w:rPr>
+                <w:rFonts w:hint="eastAsia" w:ascii="Times New Roman" w:hAnsi="Times New Roman" w:eastAsia="微软雅黑" w:cs="Times New Roman"/>
+                <w:sz w:val="18"/>
+                <w:szCs w:val="18"/>
+                <w:lang w:eastAsia="zh-CN"/>
+              </w:rPr>
+              <w:t xml:space="preserve"> in immuneLung %}</w:t>
+            </w:r>
+          </w:p>
+        </w:tc>
+      </w:tr>
+      <w:tr>
+        <w:tblPrEx>
+          <w:tblBorders>
+            <w:top w:val="dotted" w:color="A5A5A5" w:sz="4" w:space="0"/>
+            <w:left w:val="dotted" w:color="A5A5A5" w:sz="4" w:space="0"/>
+            <w:bottom w:val="dotted" w:color="A5A5A5" w:sz="4" w:space="0"/>
+            <w:right w:val="dotted" w:color="A5A5A5" w:sz="4" w:space="0"/>
+            <w:insideH w:val="dotted" w:color="A5A5A5" w:sz="4" w:space="0"/>
+            <w:insideV w:val="dotted" w:color="A5A5A5" w:sz="4" w:space="0"/>
+          </w:tblBorders>
           <w:tblCellMar>
             <w:top w:w="0" w:type="dxa"/>
             <w:left w:w="108" w:type="dxa"/>
@@ -18723,45 +18779,20 @@
               <w:jc w:val="center"/>
               <w:textAlignment w:val="center"/>
               <w:rPr>
-                <w:rFonts w:hint="eastAsia" w:ascii="微软雅黑" w:hAnsi="微软雅黑" w:eastAsia="微软雅黑" w:cs="微软雅黑"/>
-                <w:b/>
-                <w:bCs/>
-                <w:i w:val="0"/>
-                <w:iCs w:val="0"/>
-                <w:color w:val="FFFFFF"/>
-                <w:kern w:val="0"/>
-                <w:sz w:val="21"/>
-                <w:szCs w:val="21"/>
-                <w:u w:val="none"/>
-                <w:lang w:val="en-US" w:eastAsia="zh-CN" w:bidi="ar"/>
-              </w:rPr>
-            </w:pPr>
-            <w:r>
-              <w:rPr>
-                <w:rFonts w:hint="eastAsia" w:ascii="Times New Roman" w:hAnsi="Times New Roman" w:eastAsia="微软雅黑" w:cs="Times New Roman"/>
-                <w:sz w:val="18"/>
-                <w:szCs w:val="18"/>
-                <w:lang w:eastAsia="zh-CN"/>
-              </w:rPr>
-              <w:t xml:space="preserve">{%tr for </w:t>
-            </w:r>
-            <w:r>
-              <w:rPr>
-                <w:rFonts w:hint="eastAsia" w:ascii="Times New Roman" w:hAnsi="Times New Roman" w:eastAsia="微软雅黑" w:cs="Times New Roman"/>
-                <w:sz w:val="18"/>
-                <w:szCs w:val="18"/>
-                <w:lang w:val="en-US" w:eastAsia="zh-CN"/>
-              </w:rPr>
-              <w:t>il</w:t>
-            </w:r>
-            <w:r>
-              <w:rPr>
-                <w:rFonts w:hint="eastAsia" w:ascii="Times New Roman" w:hAnsi="Times New Roman" w:eastAsia="微软雅黑" w:cs="Times New Roman"/>
-                <w:sz w:val="18"/>
-                <w:szCs w:val="18"/>
-                <w:lang w:eastAsia="zh-CN"/>
-              </w:rPr>
-              <w:t xml:space="preserve"> in immuneLung %}</w:t>
+                <w:rFonts w:hint="eastAsia" w:ascii="Times New Roman" w:hAnsi="Times New Roman" w:eastAsia="微软雅黑" w:cs="Times New Roman"/>
+                <w:sz w:val="18"/>
+                <w:szCs w:val="18"/>
+                <w:lang w:eastAsia="zh-CN"/>
+              </w:rPr>
+            </w:pPr>
+            <w:r>
+              <w:rPr>
+                <w:rFonts w:hint="eastAsia" w:ascii="Times New Roman" w:hAnsi="Times New Roman" w:eastAsia="微软雅黑" w:cs="Times New Roman"/>
+                <w:sz w:val="18"/>
+                <w:szCs w:val="18"/>
+                <w:lang w:eastAsia="zh-CN"/>
+              </w:rPr>
+              <w:t>{%tr if loop.first %}</w:t>
             </w:r>
           </w:p>
         </w:tc>
@@ -18789,66 +18820,6 @@
         </w:trPr>
         <w:tc>
           <w:tcPr>
-            <w:tcW w:w="9899" w:type="dxa"/>
-            <w:gridSpan w:val="7"/>
-            <w:tcBorders>
-              <w:top w:val="nil"/>
-              <w:left w:val="nil"/>
-              <w:bottom w:val="nil"/>
-              <w:right w:val="nil"/>
-            </w:tcBorders>
-            <w:shd w:val="clear" w:color="auto" w:fill="auto"/>
-            <w:vAlign w:val="center"/>
-          </w:tcPr>
-          <w:p>
-            <w:pPr>
-              <w:keepNext w:val="0"/>
-              <w:keepLines w:val="0"/>
-              <w:widowControl/>
-              <w:suppressLineNumbers w:val="0"/>
-              <w:jc w:val="center"/>
-              <w:textAlignment w:val="center"/>
-              <w:rPr>
-                <w:rFonts w:hint="eastAsia" w:ascii="Times New Roman" w:hAnsi="Times New Roman" w:eastAsia="微软雅黑" w:cs="Times New Roman"/>
-                <w:sz w:val="18"/>
-                <w:szCs w:val="18"/>
-                <w:lang w:eastAsia="zh-CN"/>
-              </w:rPr>
-            </w:pPr>
-            <w:r>
-              <w:rPr>
-                <w:rFonts w:hint="eastAsia" w:ascii="Times New Roman" w:hAnsi="Times New Roman" w:eastAsia="微软雅黑" w:cs="Times New Roman"/>
-                <w:sz w:val="18"/>
-                <w:szCs w:val="18"/>
-                <w:lang w:eastAsia="zh-CN"/>
-              </w:rPr>
-              <w:t>{%tr if loop.first %}</w:t>
-            </w:r>
-          </w:p>
-        </w:tc>
-      </w:tr>
-      <w:tr>
-        <w:tblPrEx>
-          <w:tblBorders>
-            <w:top w:val="dotted" w:color="A5A5A5" w:sz="4" w:space="0"/>
-            <w:left w:val="dotted" w:color="A5A5A5" w:sz="4" w:space="0"/>
-            <w:bottom w:val="dotted" w:color="A5A5A5" w:sz="4" w:space="0"/>
-            <w:right w:val="dotted" w:color="A5A5A5" w:sz="4" w:space="0"/>
-            <w:insideH w:val="dotted" w:color="A5A5A5" w:sz="4" w:space="0"/>
-            <w:insideV w:val="dotted" w:color="A5A5A5" w:sz="4" w:space="0"/>
-          </w:tblBorders>
-          <w:tblCellMar>
-            <w:top w:w="0" w:type="dxa"/>
-            <w:left w:w="108" w:type="dxa"/>
-            <w:bottom w:w="0" w:type="dxa"/>
-            <w:right w:w="108" w:type="dxa"/>
-          </w:tblCellMar>
-        </w:tblPrEx>
-        <w:trPr>
-          <w:trHeight w:val="465" w:hRule="atLeast"/>
-        </w:trPr>
-        <w:tc>
-          <w:tcPr>
             <w:tcW w:w="906" w:type="dxa"/>
             <w:tcBorders>
               <w:top w:val="nil"/>
@@ -19392,7 +19363,6 @@
             <w:insideH w:val="dotted" w:color="A5A5A5" w:sz="4" w:space="0"/>
             <w:insideV w:val="dotted" w:color="A5A5A5" w:sz="4" w:space="0"/>
           </w:tblBorders>
-          <w:shd w:val="clear" w:color="auto" w:fill="auto"/>
           <w:tblCellMar>
             <w:top w:w="0" w:type="dxa"/>
             <w:left w:w="108" w:type="dxa"/>
@@ -20104,6 +20074,8 @@
           <w:lang w:eastAsia="zh-CN"/>
         </w:rPr>
       </w:pPr>
+      <w:bookmarkStart w:id="146" w:name="_GoBack"/>
+      <w:bookmarkEnd w:id="146"/>
     </w:p>
     <w:p>
       <w:pPr>
@@ -20207,8 +20179,8 @@
           </w14:shadow>
         </w:rPr>
       </w:pPr>
-      <w:bookmarkStart w:id="76" w:name="_Toc17503"/>
-      <w:bookmarkStart w:id="77" w:name="_Toc13730"/>
+      <w:bookmarkStart w:id="76" w:name="_Toc13730"/>
+      <w:bookmarkStart w:id="77" w:name="_Toc17503"/>
       <w:r>
         <w:rPr>
           <w:rFonts w:hint="eastAsia"/>
@@ -20245,12 +20217,12 @@
         </w:rPr>
       </w:pPr>
       <w:bookmarkStart w:id="78" w:name="_Toc6988"/>
-      <w:bookmarkStart w:id="79" w:name="_Toc15530"/>
-      <w:bookmarkStart w:id="80" w:name="_Toc21764_WPSOffice_Level2"/>
-      <w:bookmarkStart w:id="81" w:name="_Toc16347"/>
-      <w:bookmarkStart w:id="82" w:name="_Toc3782"/>
-      <w:bookmarkStart w:id="83" w:name="_Toc26649"/>
-      <w:bookmarkStart w:id="84" w:name="_Toc1707_WPSOffice_Level2"/>
+      <w:bookmarkStart w:id="79" w:name="_Toc1707_WPSOffice_Level2"/>
+      <w:bookmarkStart w:id="80" w:name="_Toc26649"/>
+      <w:bookmarkStart w:id="81" w:name="_Toc15530"/>
+      <w:bookmarkStart w:id="82" w:name="_Toc21764_WPSOffice_Level2"/>
+      <w:bookmarkStart w:id="83" w:name="_Toc3782"/>
+      <w:bookmarkStart w:id="84" w:name="_Toc16347"/>
       <w:r>
         <w:rPr>
           <w:rFonts w:hint="eastAsia" w:ascii="Times New Roman" w:hAnsi="Times New Roman" w:eastAsia="微软雅黑" w:cs="Times New Roman"/>
@@ -20279,8 +20251,8 @@
       </w:pPr>
       <w:bookmarkStart w:id="85" w:name="_Toc20896"/>
       <w:bookmarkStart w:id="86" w:name="_Toc32302"/>
-      <w:bookmarkStart w:id="87" w:name="_Toc149832737"/>
-      <w:bookmarkStart w:id="88" w:name="_Toc149826013"/>
+      <w:bookmarkStart w:id="87" w:name="_Toc149826013"/>
+      <w:bookmarkStart w:id="88" w:name="_Toc149832737"/>
       <w:bookmarkStart w:id="89" w:name="_Toc8516"/>
       <w:bookmarkStart w:id="90" w:name="_Toc15169"/>
       <w:r>
@@ -29241,10 +29213,10 @@
         </w:rPr>
         <w:t>{% endif %}</w:t>
       </w:r>
-      <w:bookmarkStart w:id="91" w:name="_Toc12977"/>
-      <w:bookmarkStart w:id="92" w:name="_Toc107825560"/>
-      <w:bookmarkStart w:id="93" w:name="_Toc30343"/>
-      <w:bookmarkStart w:id="94" w:name="_Toc14132"/>
+      <w:bookmarkStart w:id="91" w:name="_Toc14132"/>
+      <w:bookmarkStart w:id="92" w:name="_Toc12977"/>
+      <w:bookmarkStart w:id="93" w:name="_Toc107825560"/>
+      <w:bookmarkStart w:id="94" w:name="_Toc30343"/>
       <w:r>
         <w:rPr>
           <w:rFonts w:hint="eastAsia" w:ascii="Times New Roman" w:hAnsi="Times New Roman" w:eastAsia="微软雅黑" w:cs="Times New Roman"/>
@@ -29269,8 +29241,8 @@
           <w:sz w:val="30"/>
         </w:rPr>
       </w:pPr>
-      <w:bookmarkStart w:id="95" w:name="_Toc6455"/>
-      <w:bookmarkStart w:id="96" w:name="_Toc9193"/>
+      <w:bookmarkStart w:id="95" w:name="_Toc9193"/>
+      <w:bookmarkStart w:id="96" w:name="_Toc6455"/>
       <w:r>
         <w:rPr>
           <w:color w:val="auto"/>
@@ -29298,11 +29270,11 @@
       </w:pPr>
       <w:bookmarkStart w:id="97" w:name="_Toc21764_WPSOffice_Level1"/>
       <w:bookmarkStart w:id="98" w:name="_Toc16594"/>
-      <w:bookmarkStart w:id="99" w:name="_Toc1707_WPSOffice_Level1"/>
-      <w:bookmarkStart w:id="100" w:name="_Toc12505"/>
-      <w:bookmarkStart w:id="101" w:name="_Toc27302"/>
-      <w:bookmarkStart w:id="102" w:name="_Toc2409"/>
-      <w:bookmarkStart w:id="103" w:name="_Toc28240"/>
+      <w:bookmarkStart w:id="99" w:name="_Toc28240"/>
+      <w:bookmarkStart w:id="100" w:name="_Toc27302"/>
+      <w:bookmarkStart w:id="101" w:name="_Toc12505"/>
+      <w:bookmarkStart w:id="102" w:name="_Toc1707_WPSOffice_Level1"/>
+      <w:bookmarkStart w:id="103" w:name="_Toc2409"/>
       <w:bookmarkStart w:id="104" w:name="_Toc13196_WPSOffice_Level1"/>
       <w:r>
         <w:rPr>
@@ -29349,6 +29321,12 @@
             <w:insideH w:val="none" w:color="auto" w:sz="0" w:space="0"/>
             <w:insideV w:val="none" w:color="auto" w:sz="0" w:space="0"/>
           </w:tblBorders>
+          <w:tblCellMar>
+            <w:top w:w="0" w:type="dxa"/>
+            <w:left w:w="108" w:type="dxa"/>
+            <w:bottom w:w="0" w:type="dxa"/>
+            <w:right w:w="108" w:type="dxa"/>
+          </w:tblCellMar>
         </w:tblPrEx>
         <w:trPr>
           <w:trHeight w:val="321" w:hRule="atLeast"/>
@@ -31426,14 +31404,14 @@
           </w14:textFill>
         </w:rPr>
       </w:pPr>
-      <w:bookmarkStart w:id="107" w:name="_Toc15840_WPSOffice_Level1"/>
-      <w:bookmarkStart w:id="108" w:name="_Toc27075"/>
+      <w:bookmarkStart w:id="107" w:name="_Toc3320"/>
+      <w:bookmarkStart w:id="108" w:name="_Toc14255_WPSOffice_Level1"/>
       <w:bookmarkStart w:id="109" w:name="_Toc9913"/>
-      <w:bookmarkStart w:id="110" w:name="_Toc3320"/>
-      <w:bookmarkStart w:id="111" w:name="_Toc14255_WPSOffice_Level1"/>
-      <w:bookmarkStart w:id="112" w:name="_Toc24085_WPSOffice_Level1"/>
-      <w:bookmarkStart w:id="113" w:name="_Toc31490"/>
-      <w:bookmarkStart w:id="114" w:name="_Toc4168"/>
+      <w:bookmarkStart w:id="110" w:name="_Toc27075"/>
+      <w:bookmarkStart w:id="111" w:name="_Toc24085_WPSOffice_Level1"/>
+      <w:bookmarkStart w:id="112" w:name="_Toc31490"/>
+      <w:bookmarkStart w:id="113" w:name="_Toc4168"/>
+      <w:bookmarkStart w:id="114" w:name="_Toc15840_WPSOffice_Level1"/>
       <w:r>
         <w:rPr>
           <w:rFonts w:hint="eastAsia"/>
@@ -33926,13 +33904,13 @@
         </w:rPr>
       </w:pPr>
       <w:bookmarkStart w:id="115" w:name="_Toc12343"/>
-      <w:bookmarkStart w:id="116" w:name="_Toc10719"/>
-      <w:bookmarkStart w:id="117" w:name="_Toc1779"/>
-      <w:bookmarkStart w:id="118" w:name="_Toc20303"/>
-      <w:bookmarkStart w:id="119" w:name="_Toc11896_WPSOffice_Level1"/>
+      <w:bookmarkStart w:id="116" w:name="_Toc11896_WPSOffice_Level1"/>
+      <w:bookmarkStart w:id="117" w:name="_Toc20303"/>
+      <w:bookmarkStart w:id="118" w:name="_Toc10719"/>
+      <w:bookmarkStart w:id="119" w:name="_Toc1779"/>
       <w:bookmarkStart w:id="120" w:name="_Toc11812"/>
-      <w:bookmarkStart w:id="121" w:name="_Toc28810_WPSOffice_Level1"/>
-      <w:bookmarkStart w:id="122" w:name="_Toc11193_WPSOffice_Level1"/>
+      <w:bookmarkStart w:id="121" w:name="_Toc11193_WPSOffice_Level1"/>
+      <w:bookmarkStart w:id="122" w:name="_Toc28810_WPSOffice_Level1"/>
       <w:r>
         <w:rPr>
           <w:rFonts w:hint="eastAsia"/>
@@ -34033,9 +34011,9 @@
             </w:pPr>
             <w:bookmarkStart w:id="123" w:name="_Toc20170_WPSOffice_Level1"/>
             <w:bookmarkStart w:id="124" w:name="_Toc20924"/>
-            <w:bookmarkStart w:id="125" w:name="_Toc31185"/>
-            <w:bookmarkStart w:id="126" w:name="_Toc28454_WPSOffice_Level1"/>
-            <w:bookmarkStart w:id="127" w:name="_Toc26985_WPSOffice_Level1"/>
+            <w:bookmarkStart w:id="125" w:name="_Toc26985_WPSOffice_Level1"/>
+            <w:bookmarkStart w:id="126" w:name="_Toc31185"/>
+            <w:bookmarkStart w:id="127" w:name="_Toc28454_WPSOffice_Level1"/>
             <w:bookmarkStart w:id="128" w:name="_Toc27693"/>
             <w:r>
               <w:rPr>
@@ -34908,10 +34886,10 @@
           <w:lang w:eastAsia="zh-CN"/>
         </w:rPr>
       </w:pPr>
-      <w:bookmarkStart w:id="131" w:name="_Toc7169"/>
+      <w:bookmarkStart w:id="131" w:name="_Toc3409"/>
       <w:bookmarkStart w:id="132" w:name="_Toc15114"/>
-      <w:bookmarkStart w:id="133" w:name="_Toc17081"/>
-      <w:bookmarkStart w:id="134" w:name="_Toc3409"/>
+      <w:bookmarkStart w:id="133" w:name="_Toc7169"/>
+      <w:bookmarkStart w:id="134" w:name="_Toc17081"/>
       <w:r>
         <w:rPr>
           <w:rFonts w:hint="eastAsia"/>
@@ -35131,17 +35109,17 @@
           <w:sz w:val="30"/>
         </w:rPr>
       </w:pPr>
-      <w:bookmarkStart w:id="135" w:name="_Toc11901"/>
-      <w:bookmarkStart w:id="136" w:name="_Toc14210"/>
-      <w:bookmarkStart w:id="137" w:name="_Toc4503"/>
-      <w:bookmarkStart w:id="138" w:name="_Toc25946"/>
-      <w:bookmarkStart w:id="139" w:name="_Toc27809"/>
+      <w:bookmarkStart w:id="135" w:name="_Toc27809"/>
+      <w:bookmarkStart w:id="136" w:name="_Toc11901"/>
+      <w:bookmarkStart w:id="137" w:name="_Toc14210"/>
+      <w:bookmarkStart w:id="138" w:name="_Toc4503"/>
+      <w:bookmarkStart w:id="139" w:name="_Toc25946"/>
       <w:bookmarkStart w:id="140" w:name="_Toc14611_WPSOffice_Level1"/>
       <w:bookmarkStart w:id="141" w:name="_Toc22162_WPSOffice_Level1"/>
       <w:bookmarkStart w:id="142" w:name="_Toc17792_WPSOffice_Level2"/>
-      <w:bookmarkStart w:id="143" w:name="_Toc22623"/>
+      <w:bookmarkStart w:id="143" w:name="_Toc13275"/>
       <w:bookmarkStart w:id="144" w:name="_Toc19584_WPSOffice_Level1"/>
-      <w:bookmarkStart w:id="145" w:name="_Toc13275"/>
+      <w:bookmarkStart w:id="145" w:name="_Toc22623"/>
       <w:r>
         <w:rPr>
           <w:color w:val="auto"/>
@@ -39801,6 +39779,7 @@
     <customSectPr/>
     <customSectPr/>
     <customSectPr/>
+    <customSectPr/>
   </customSectProps>
   <customShpExts>
     <customShpInfo spid="_x0000_s1026" textRotate="1"/>

--- a/WebContent/docx/肺癌68基因检测报告-单样本-苏州市立医院.docx
+++ b/WebContent/docx/肺癌68基因检测报告-单样本-苏州市立医院.docx
@@ -614,7 +614,7 @@
           <w:color w:val="62B541"/>
           <w:sz w:val="32"/>
         </w:rPr>
-        <w:instrText xml:space="preserve"> HYPERLINK \l _Toc20916 </w:instrText>
+        <w:instrText xml:space="preserve"> HYPERLINK \l _Toc17957 </w:instrText>
       </w:r>
       <w:r>
         <w:rPr>
@@ -659,7 +659,7 @@
           <w:color w:val="62B541"/>
           <w:sz w:val="32"/>
         </w:rPr>
-        <w:instrText xml:space="preserve"> PAGEREF _Toc20916 \h </w:instrText>
+        <w:instrText xml:space="preserve"> PAGEREF _Toc17957 \h </w:instrText>
       </w:r>
       <w:r>
         <w:rPr>
@@ -677,7 +677,7 @@
           <w:color w:val="62B541"/>
           <w:sz w:val="32"/>
         </w:rPr>
-        <w:t>2</w:t>
+        <w:t>1</w:t>
       </w:r>
       <w:r>
         <w:rPr>
@@ -727,7 +727,7 @@
           <w:color w:val="62B541"/>
           <w:sz w:val="32"/>
         </w:rPr>
-        <w:instrText xml:space="preserve"> HYPERLINK \l _Toc26003 </w:instrText>
+        <w:instrText xml:space="preserve"> HYPERLINK \l _Toc9035 </w:instrText>
       </w:r>
       <w:r>
         <w:rPr>
@@ -772,7 +772,7 @@
           <w:color w:val="62B541"/>
           <w:sz w:val="32"/>
         </w:rPr>
-        <w:instrText xml:space="preserve"> PAGEREF _Toc26003 \h </w:instrText>
+        <w:instrText xml:space="preserve"> PAGEREF _Toc9035 \h </w:instrText>
       </w:r>
       <w:r>
         <w:rPr>
@@ -790,7 +790,7 @@
           <w:color w:val="62B541"/>
           <w:sz w:val="32"/>
         </w:rPr>
-        <w:t>2</w:t>
+        <w:t>1</w:t>
       </w:r>
       <w:r>
         <w:rPr>
@@ -840,7 +840,7 @@
           <w:color w:val="62B541"/>
           <w:sz w:val="32"/>
         </w:rPr>
-        <w:instrText xml:space="preserve"> HYPERLINK \l _Toc21694 </w:instrText>
+        <w:instrText xml:space="preserve"> HYPERLINK \l _Toc24631 </w:instrText>
       </w:r>
       <w:r>
         <w:rPr>
@@ -885,7 +885,7 @@
           <w:color w:val="62B541"/>
           <w:sz w:val="32"/>
         </w:rPr>
-        <w:instrText xml:space="preserve"> PAGEREF _Toc21694 \h </w:instrText>
+        <w:instrText xml:space="preserve"> PAGEREF _Toc24631 \h </w:instrText>
       </w:r>
       <w:r>
         <w:rPr>
@@ -903,7 +903,7 @@
           <w:color w:val="62B541"/>
           <w:sz w:val="32"/>
         </w:rPr>
-        <w:t>2</w:t>
+        <w:t>1</w:t>
       </w:r>
       <w:r>
         <w:rPr>
@@ -957,7 +957,7 @@
           <w:szCs w:val="28"/>
           <w:lang w:eastAsia="zh-CN"/>
         </w:rPr>
-        <w:instrText xml:space="preserve"> HYPERLINK \l _Toc5915 </w:instrText>
+        <w:instrText xml:space="preserve"> HYPERLINK \l _Toc25997 </w:instrText>
       </w:r>
       <w:r>
         <w:rPr>
@@ -1007,7 +1007,7 @@
           <w:szCs w:val="28"/>
           <w:lang w:eastAsia="zh-CN"/>
         </w:rPr>
-        <w:instrText xml:space="preserve"> PAGEREF _Toc5915 \h </w:instrText>
+        <w:instrText xml:space="preserve"> PAGEREF _Toc25997 \h </w:instrText>
       </w:r>
       <w:r>
         <w:rPr>
@@ -1027,7 +1027,7 @@
           <w:szCs w:val="28"/>
           <w:lang w:eastAsia="zh-CN"/>
         </w:rPr>
-        <w:t>2</w:t>
+        <w:t>1</w:t>
       </w:r>
       <w:r>
         <w:rPr>
@@ -1076,7 +1076,7 @@
           <w:szCs w:val="28"/>
           <w:lang w:eastAsia="zh-CN"/>
         </w:rPr>
-        <w:instrText xml:space="preserve"> HYPERLINK \l _Toc12253 </w:instrText>
+        <w:instrText xml:space="preserve"> HYPERLINK \l _Toc13740 </w:instrText>
       </w:r>
       <w:r>
         <w:rPr>
@@ -1126,7 +1126,7 @@
           <w:szCs w:val="28"/>
           <w:lang w:eastAsia="zh-CN"/>
         </w:rPr>
-        <w:instrText xml:space="preserve"> PAGEREF _Toc12253 \h </w:instrText>
+        <w:instrText xml:space="preserve"> PAGEREF _Toc13740 \h </w:instrText>
       </w:r>
       <w:r>
         <w:rPr>
@@ -1146,7 +1146,7 @@
           <w:szCs w:val="28"/>
           <w:lang w:eastAsia="zh-CN"/>
         </w:rPr>
-        <w:t>4</w:t>
+        <w:t>3</w:t>
       </w:r>
       <w:r>
         <w:rPr>
@@ -1198,7 +1198,7 @@
           <w:color w:val="62B541"/>
           <w:sz w:val="32"/>
         </w:rPr>
-        <w:instrText xml:space="preserve"> HYPERLINK \l _Toc22461 </w:instrText>
+        <w:instrText xml:space="preserve"> HYPERLINK \l _Toc10139 </w:instrText>
       </w:r>
       <w:r>
         <w:rPr>
@@ -1243,7 +1243,7 @@
           <w:color w:val="62B541"/>
           <w:sz w:val="32"/>
         </w:rPr>
-        <w:instrText xml:space="preserve"> PAGEREF _Toc22461 \h </w:instrText>
+        <w:instrText xml:space="preserve"> PAGEREF _Toc10139 \h </w:instrText>
       </w:r>
       <w:r>
         <w:rPr>
@@ -1261,7 +1261,7 @@
           <w:color w:val="62B541"/>
           <w:sz w:val="32"/>
         </w:rPr>
-        <w:t>5</w:t>
+        <w:t>4</w:t>
       </w:r>
       <w:r>
         <w:rPr>
@@ -1315,7 +1315,7 @@
           <w:szCs w:val="28"/>
           <w:lang w:eastAsia="zh-CN"/>
         </w:rPr>
-        <w:instrText xml:space="preserve"> HYPERLINK \l _Toc5274 </w:instrText>
+        <w:instrText xml:space="preserve"> HYPERLINK \l _Toc25302 </w:instrText>
       </w:r>
       <w:r>
         <w:rPr>
@@ -1365,7 +1365,7 @@
           <w:szCs w:val="28"/>
           <w:lang w:eastAsia="zh-CN"/>
         </w:rPr>
-        <w:instrText xml:space="preserve"> PAGEREF _Toc5274 \h </w:instrText>
+        <w:instrText xml:space="preserve"> PAGEREF _Toc25302 \h </w:instrText>
       </w:r>
       <w:r>
         <w:rPr>
@@ -1385,7 +1385,7 @@
           <w:szCs w:val="28"/>
           <w:lang w:eastAsia="zh-CN"/>
         </w:rPr>
-        <w:t>5</w:t>
+        <w:t>4</w:t>
       </w:r>
       <w:r>
         <w:rPr>
@@ -1468,7 +1468,7 @@
           <w:szCs w:val="28"/>
           <w:lang w:eastAsia="zh-CN"/>
         </w:rPr>
-        <w:instrText xml:space="preserve"> HYPERLINK \l _Toc24503 </w:instrText>
+        <w:instrText xml:space="preserve"> HYPERLINK \l _Toc5693 </w:instrText>
       </w:r>
       <w:r>
         <w:rPr>
@@ -1518,7 +1518,7 @@
           <w:szCs w:val="28"/>
           <w:lang w:eastAsia="zh-CN"/>
         </w:rPr>
-        <w:instrText xml:space="preserve"> PAGEREF _Toc24503 \h </w:instrText>
+        <w:instrText xml:space="preserve"> PAGEREF _Toc5693 \h </w:instrText>
       </w:r>
       <w:r>
         <w:rPr>
@@ -1538,7 +1538,7 @@
           <w:szCs w:val="28"/>
           <w:lang w:eastAsia="zh-CN"/>
         </w:rPr>
-        <w:t>8</w:t>
+        <w:t>7</w:t>
       </w:r>
       <w:r>
         <w:rPr>
@@ -1604,7 +1604,7 @@
           <w:szCs w:val="28"/>
           <w:lang w:eastAsia="zh-CN"/>
         </w:rPr>
-        <w:instrText xml:space="preserve"> HYPERLINK \l _Toc23472 </w:instrText>
+        <w:instrText xml:space="preserve"> HYPERLINK \l _Toc17459 </w:instrText>
       </w:r>
       <w:r>
         <w:rPr>
@@ -1654,7 +1654,7 @@
           <w:szCs w:val="28"/>
           <w:lang w:eastAsia="zh-CN"/>
         </w:rPr>
-        <w:instrText xml:space="preserve"> PAGEREF _Toc23472 \h </w:instrText>
+        <w:instrText xml:space="preserve"> PAGEREF _Toc17459 \h </w:instrText>
       </w:r>
       <w:r>
         <w:rPr>
@@ -1674,7 +1674,7 @@
           <w:szCs w:val="28"/>
           <w:lang w:eastAsia="zh-CN"/>
         </w:rPr>
-        <w:t>9</w:t>
+        <w:t>8</w:t>
       </w:r>
       <w:r>
         <w:rPr>
@@ -1720,6 +1720,8 @@
           <w:sz w:val="32"/>
         </w:rPr>
       </w:pPr>
+      <w:bookmarkStart w:id="147" w:name="_GoBack"/>
+      <w:bookmarkEnd w:id="147"/>
       <w:r>
         <w:rPr>
           <w:rFonts w:ascii="Times New Roman" w:hAnsi="Times New Roman" w:eastAsia="微软雅黑"/>
@@ -1736,7 +1738,7 @@
           <w:color w:val="62B541"/>
           <w:sz w:val="32"/>
         </w:rPr>
-        <w:instrText xml:space="preserve"> HYPERLINK \l _Toc13730 </w:instrText>
+        <w:instrText xml:space="preserve"> HYPERLINK \l _Toc1272 </w:instrText>
       </w:r>
       <w:r>
         <w:rPr>
@@ -1781,7 +1783,7 @@
           <w:color w:val="62B541"/>
           <w:sz w:val="32"/>
         </w:rPr>
-        <w:instrText xml:space="preserve"> PAGEREF _Toc13730 \h </w:instrText>
+        <w:instrText xml:space="preserve"> PAGEREF _Toc1272 \h </w:instrText>
       </w:r>
       <w:r>
         <w:rPr>
@@ -1799,7 +1801,7 @@
           <w:color w:val="62B541"/>
           <w:sz w:val="32"/>
         </w:rPr>
-        <w:t>12</w:t>
+        <w:t>11</w:t>
       </w:r>
       <w:r>
         <w:rPr>
@@ -1863,7 +1865,7 @@
           <w:szCs w:val="28"/>
           <w:lang w:eastAsia="zh-CN"/>
         </w:rPr>
-        <w:instrText xml:space="preserve"> HYPERLINK \l _Toc20896 </w:instrText>
+        <w:instrText xml:space="preserve"> HYPERLINK \l _Toc16801 </w:instrText>
       </w:r>
       <w:r>
         <w:rPr>
@@ -1913,7 +1915,7 @@
           <w:szCs w:val="28"/>
           <w:lang w:eastAsia="zh-CN"/>
         </w:rPr>
-        <w:instrText xml:space="preserve"> PAGEREF _Toc20896 \h </w:instrText>
+        <w:instrText xml:space="preserve"> PAGEREF _Toc16801 \h </w:instrText>
       </w:r>
       <w:r>
         <w:rPr>
@@ -1933,7 +1935,7 @@
           <w:szCs w:val="28"/>
           <w:lang w:eastAsia="zh-CN"/>
         </w:rPr>
-        <w:t>12</w:t>
+        <w:t>11</w:t>
       </w:r>
       <w:r>
         <w:rPr>
@@ -1999,7 +2001,7 @@
           <w:szCs w:val="28"/>
           <w:lang w:eastAsia="zh-CN"/>
         </w:rPr>
-        <w:instrText xml:space="preserve"> HYPERLINK \l _Toc6455 </w:instrText>
+        <w:instrText xml:space="preserve"> HYPERLINK \l _Toc2793 </w:instrText>
       </w:r>
       <w:r>
         <w:rPr>
@@ -2049,7 +2051,7 @@
           <w:szCs w:val="28"/>
           <w:lang w:eastAsia="zh-CN"/>
         </w:rPr>
-        <w:instrText xml:space="preserve"> PAGEREF _Toc6455 \h </w:instrText>
+        <w:instrText xml:space="preserve"> PAGEREF _Toc2793 \h </w:instrText>
       </w:r>
       <w:r>
         <w:rPr>
@@ -2069,7 +2071,7 @@
           <w:szCs w:val="28"/>
           <w:lang w:eastAsia="zh-CN"/>
         </w:rPr>
-        <w:t>15</w:t>
+        <w:t>14</w:t>
       </w:r>
       <w:r>
         <w:rPr>
@@ -2121,7 +2123,7 @@
           <w:color w:val="62B541"/>
           <w:sz w:val="32"/>
         </w:rPr>
-        <w:instrText xml:space="preserve"> HYPERLINK \l _Toc16239 </w:instrText>
+        <w:instrText xml:space="preserve"> HYPERLINK \l _Toc4607 </w:instrText>
       </w:r>
       <w:r>
         <w:rPr>
@@ -2166,7 +2168,7 @@
           <w:color w:val="62B541"/>
           <w:sz w:val="32"/>
         </w:rPr>
-        <w:instrText xml:space="preserve"> PAGEREF _Toc16239 \h </w:instrText>
+        <w:instrText xml:space="preserve"> PAGEREF _Toc4607 \h </w:instrText>
       </w:r>
       <w:r>
         <w:rPr>
@@ -2184,7 +2186,7 @@
           <w:color w:val="62B541"/>
           <w:sz w:val="32"/>
         </w:rPr>
-        <w:t>17</w:t>
+        <w:t>16</w:t>
       </w:r>
       <w:r>
         <w:rPr>
@@ -2238,7 +2240,7 @@
           <w:szCs w:val="28"/>
           <w:lang w:eastAsia="zh-CN"/>
         </w:rPr>
-        <w:instrText xml:space="preserve"> HYPERLINK \l _Toc9913 </w:instrText>
+        <w:instrText xml:space="preserve"> HYPERLINK \l _Toc29151 </w:instrText>
       </w:r>
       <w:r>
         <w:rPr>
@@ -2288,7 +2290,7 @@
           <w:szCs w:val="28"/>
           <w:lang w:eastAsia="zh-CN"/>
         </w:rPr>
-        <w:instrText xml:space="preserve"> PAGEREF _Toc9913 \h </w:instrText>
+        <w:instrText xml:space="preserve"> PAGEREF _Toc29151 \h </w:instrText>
       </w:r>
       <w:r>
         <w:rPr>
@@ -2308,7 +2310,7 @@
           <w:szCs w:val="28"/>
           <w:lang w:eastAsia="zh-CN"/>
         </w:rPr>
-        <w:t>17</w:t>
+        <w:t>16</w:t>
       </w:r>
       <w:r>
         <w:rPr>
@@ -2364,7 +2366,7 @@
           <w:szCs w:val="28"/>
           <w:lang w:eastAsia="zh-CN"/>
         </w:rPr>
-        <w:instrText xml:space="preserve"> HYPERLINK \l _Toc12343 </w:instrText>
+        <w:instrText xml:space="preserve"> HYPERLINK \l _Toc22787 </w:instrText>
       </w:r>
       <w:r>
         <w:rPr>
@@ -2414,7 +2416,7 @@
           <w:szCs w:val="28"/>
           <w:lang w:eastAsia="zh-CN"/>
         </w:rPr>
-        <w:instrText xml:space="preserve"> PAGEREF _Toc12343 \h </w:instrText>
+        <w:instrText xml:space="preserve"> PAGEREF _Toc22787 \h </w:instrText>
       </w:r>
       <w:r>
         <w:rPr>
@@ -2434,7 +2436,7 @@
           <w:szCs w:val="28"/>
           <w:lang w:eastAsia="zh-CN"/>
         </w:rPr>
-        <w:t>18</w:t>
+        <w:t>17</w:t>
       </w:r>
       <w:r>
         <w:rPr>
@@ -2490,7 +2492,7 @@
           <w:szCs w:val="28"/>
           <w:lang w:eastAsia="zh-CN"/>
         </w:rPr>
-        <w:instrText xml:space="preserve"> HYPERLINK \l _Toc11805 </w:instrText>
+        <w:instrText xml:space="preserve"> HYPERLINK \l _Toc7354 </w:instrText>
       </w:r>
       <w:r>
         <w:rPr>
@@ -2540,7 +2542,7 @@
           <w:szCs w:val="28"/>
           <w:lang w:eastAsia="zh-CN"/>
         </w:rPr>
-        <w:instrText xml:space="preserve"> PAGEREF _Toc11805 \h </w:instrText>
+        <w:instrText xml:space="preserve"> PAGEREF _Toc7354 \h </w:instrText>
       </w:r>
       <w:r>
         <w:rPr>
@@ -2560,7 +2562,7 @@
           <w:szCs w:val="28"/>
           <w:lang w:eastAsia="zh-CN"/>
         </w:rPr>
-        <w:t>19</w:t>
+        <w:t>18</w:t>
       </w:r>
       <w:r>
         <w:rPr>
@@ -2616,7 +2618,7 @@
           <w:szCs w:val="28"/>
           <w:lang w:eastAsia="zh-CN"/>
         </w:rPr>
-        <w:instrText xml:space="preserve"> HYPERLINK \l _Toc7169 </w:instrText>
+        <w:instrText xml:space="preserve"> HYPERLINK \l _Toc32222 </w:instrText>
       </w:r>
       <w:r>
         <w:rPr>
@@ -2666,7 +2668,7 @@
           <w:szCs w:val="28"/>
           <w:lang w:eastAsia="zh-CN"/>
         </w:rPr>
-        <w:instrText xml:space="preserve"> PAGEREF _Toc7169 \h </w:instrText>
+        <w:instrText xml:space="preserve"> PAGEREF _Toc32222 \h </w:instrText>
       </w:r>
       <w:r>
         <w:rPr>
@@ -2686,7 +2688,7 @@
           <w:szCs w:val="28"/>
           <w:lang w:eastAsia="zh-CN"/>
         </w:rPr>
-        <w:t>20</w:t>
+        <w:t>19</w:t>
       </w:r>
       <w:r>
         <w:rPr>
@@ -2742,7 +2744,7 @@
           <w:szCs w:val="28"/>
           <w:lang w:eastAsia="zh-CN"/>
         </w:rPr>
-        <w:instrText xml:space="preserve"> HYPERLINK \l _Toc14210 </w:instrText>
+        <w:instrText xml:space="preserve"> HYPERLINK \l _Toc20102 </w:instrText>
       </w:r>
       <w:r>
         <w:rPr>
@@ -2792,7 +2794,7 @@
           <w:szCs w:val="28"/>
           <w:lang w:eastAsia="zh-CN"/>
         </w:rPr>
-        <w:instrText xml:space="preserve"> PAGEREF _Toc14210 \h </w:instrText>
+        <w:instrText xml:space="preserve"> PAGEREF _Toc20102 \h </w:instrText>
       </w:r>
       <w:r>
         <w:rPr>
@@ -2812,7 +2814,7 @@
           <w:szCs w:val="28"/>
           <w:lang w:eastAsia="zh-CN"/>
         </w:rPr>
-        <w:t>21</w:t>
+        <w:t>20</w:t>
       </w:r>
       <w:r>
         <w:rPr>
@@ -2909,7 +2911,7 @@
         </w:rPr>
       </w:pPr>
       <w:bookmarkStart w:id="0" w:name="_Toc16235"/>
-      <w:bookmarkStart w:id="1" w:name="_Toc20916"/>
+      <w:bookmarkStart w:id="1" w:name="_Toc17957"/>
       <w:r>
         <w:rPr>
           <w:color w:val="62B541"/>
@@ -3776,15 +3778,15 @@
           </w14:shadow>
         </w:rPr>
       </w:pPr>
-      <w:bookmarkStart w:id="2" w:name="_Toc10518"/>
-      <w:bookmarkStart w:id="3" w:name="_Toc18062_WPSOffice_Level1"/>
-      <w:bookmarkStart w:id="4" w:name="_Toc7021_WPSOffice_Level1"/>
-      <w:bookmarkStart w:id="5" w:name="_Toc19594"/>
-      <w:bookmarkStart w:id="6" w:name="_Toc26003"/>
+      <w:bookmarkStart w:id="2" w:name="_Toc7021_WPSOffice_Level1"/>
+      <w:bookmarkStart w:id="3" w:name="_Toc11015_WPSOffice_Level1"/>
+      <w:bookmarkStart w:id="4" w:name="_Toc10518"/>
+      <w:bookmarkStart w:id="5" w:name="_Toc15852"/>
+      <w:bookmarkStart w:id="6" w:name="_Toc19594"/>
       <w:bookmarkStart w:id="7" w:name="_Toc11465"/>
       <w:bookmarkStart w:id="8" w:name="_Toc17451"/>
-      <w:bookmarkStart w:id="9" w:name="_Toc11015_WPSOffice_Level1"/>
-      <w:bookmarkStart w:id="10" w:name="_Toc15852"/>
+      <w:bookmarkStart w:id="9" w:name="_Toc9035"/>
+      <w:bookmarkStart w:id="10" w:name="_Toc18062_WPSOffice_Level1"/>
       <w:bookmarkStart w:id="11" w:name="_Toc3823"/>
       <w:r>
         <w:rPr>
@@ -4096,14 +4098,14 @@
           </w14:shadow>
         </w:rPr>
       </w:pPr>
-      <w:bookmarkStart w:id="13" w:name="_Toc6221_WPSOffice_Level1"/>
-      <w:bookmarkStart w:id="14" w:name="_Toc1410"/>
-      <w:bookmarkStart w:id="15" w:name="_Toc25920"/>
-      <w:bookmarkStart w:id="16" w:name="_Toc4088"/>
-      <w:bookmarkStart w:id="17" w:name="_Toc23369_WPSOffice_Level1"/>
-      <w:bookmarkStart w:id="18" w:name="_Toc3871"/>
-      <w:bookmarkStart w:id="19" w:name="_Toc18058"/>
-      <w:bookmarkStart w:id="20" w:name="_Toc21694"/>
+      <w:bookmarkStart w:id="13" w:name="_Toc1410"/>
+      <w:bookmarkStart w:id="14" w:name="_Toc3871"/>
+      <w:bookmarkStart w:id="15" w:name="_Toc6221_WPSOffice_Level1"/>
+      <w:bookmarkStart w:id="16" w:name="_Toc18058"/>
+      <w:bookmarkStart w:id="17" w:name="_Toc4088"/>
+      <w:bookmarkStart w:id="18" w:name="_Toc25920"/>
+      <w:bookmarkStart w:id="19" w:name="_Toc23369_WPSOffice_Level1"/>
+      <w:bookmarkStart w:id="20" w:name="_Toc24631"/>
       <w:bookmarkStart w:id="21" w:name="_Toc18320"/>
       <w:r>
         <w:rPr>
@@ -4160,10 +4162,10 @@
         </w:rPr>
       </w:pPr>
       <w:bookmarkStart w:id="22" w:name="_Toc11674"/>
-      <w:bookmarkStart w:id="23" w:name="_Toc27165"/>
+      <w:bookmarkStart w:id="23" w:name="_Toc25997"/>
       <w:bookmarkStart w:id="24" w:name="_Toc149826003"/>
-      <w:bookmarkStart w:id="25" w:name="_Toc149832728"/>
-      <w:bookmarkStart w:id="26" w:name="_Toc5915"/>
+      <w:bookmarkStart w:id="25" w:name="_Toc27165"/>
+      <w:bookmarkStart w:id="26" w:name="_Toc149832728"/>
       <w:r>
         <w:rPr>
           <w:rFonts w:hint="eastAsia"/>
@@ -5363,12 +5365,12 @@
         </w:rPr>
       </w:pPr>
       <w:bookmarkStart w:id="27" w:name="_Toc19184"/>
-      <w:bookmarkStart w:id="28" w:name="_Toc22132"/>
-      <w:bookmarkStart w:id="29" w:name="_Toc19898_WPSOffice_Level1"/>
-      <w:bookmarkStart w:id="30" w:name="_Toc14062"/>
-      <w:bookmarkStart w:id="31" w:name="_Toc12381"/>
-      <w:bookmarkStart w:id="32" w:name="_Toc20136_WPSOffice_Level1"/>
-      <w:bookmarkStart w:id="33" w:name="_Toc2781"/>
+      <w:bookmarkStart w:id="28" w:name="_Toc12381"/>
+      <w:bookmarkStart w:id="29" w:name="_Toc2781"/>
+      <w:bookmarkStart w:id="30" w:name="_Toc22132"/>
+      <w:bookmarkStart w:id="31" w:name="_Toc20136_WPSOffice_Level1"/>
+      <w:bookmarkStart w:id="32" w:name="_Toc14062"/>
+      <w:bookmarkStart w:id="33" w:name="_Toc19898_WPSOffice_Level1"/>
       <w:r>
         <w:rPr>
           <w:rFonts w:hint="eastAsia" w:ascii="微软雅黑" w:hAnsi="微软雅黑" w:eastAsia="微软雅黑" w:cs="微软雅黑"/>
@@ -5469,9 +5471,8 @@
         </w:rPr>
       </w:pPr>
       <w:bookmarkStart w:id="34" w:name="_Toc5941"/>
-      <w:bookmarkStart w:id="35" w:name="_Toc31425"/>
-      <w:bookmarkStart w:id="36" w:name="_Toc149832729"/>
-      <w:bookmarkStart w:id="37" w:name="_Toc12253"/>
+      <w:bookmarkStart w:id="35" w:name="_Toc149832729"/>
+      <w:bookmarkStart w:id="36" w:name="_Toc31425"/>
       <w:r>
         <w:rPr>
           <w:rFonts w:hint="eastAsia" w:ascii="Times New Roman" w:hAnsi="Times New Roman" w:eastAsia="微软雅黑" w:cs="Times New Roman"/>
@@ -5621,46 +5622,60 @@
                     <wp:anchor distT="0" distB="0" distL="114300" distR="114300" simplePos="0" relativeHeight="251662336" behindDoc="0" locked="0" layoutInCell="1" allowOverlap="1">
                       <wp:simplePos x="0" y="0"/>
                       <wp:positionH relativeFrom="column">
-                        <wp:posOffset>-149860</wp:posOffset>
+                        <wp:posOffset>-319405</wp:posOffset>
                       </wp:positionH>
                       <wp:positionV relativeFrom="paragraph">
-                        <wp:posOffset>-505460</wp:posOffset>
+                        <wp:posOffset>-553085</wp:posOffset>
                       </wp:positionV>
-                      <wp:extent cx="1442720" cy="1442720"/>
-                      <wp:effectExtent l="0" t="0" r="5080" b="5080"/>
+                      <wp:extent cx="1443355" cy="1443355"/>
+                      <wp:effectExtent l="0" t="0" r="0" b="0"/>
                       <wp:wrapNone/>
-                      <wp:docPr id="1" name="组合 1"/>
+                      <wp:docPr id="8" name="组合 6"/>
                       <wp:cNvGraphicFramePr/>
                       <a:graphic xmlns:a="http://schemas.openxmlformats.org/drawingml/2006/main">
                         <a:graphicData uri="http://schemas.microsoft.com/office/word/2010/wordprocessingGroup">
                           <wpg:wgp>
                             <wpg:cNvGrpSpPr/>
                             <wpg:grpSpPr>
-                              <a:xfrm>
+                              <a:xfrm rot="0">
                                 <a:off x="0" y="0"/>
-                                <a:ext cx="1442720" cy="1442720"/>
-                                <a:chOff x="20702" y="14472"/>
-                                <a:chExt cx="2272" cy="2272"/>
+                                <a:ext cx="1443355" cy="1443355"/>
+                                <a:chOff x="18706" y="18782"/>
+                                <a:chExt cx="2273" cy="2273"/>
                               </a:xfrm>
                             </wpg:grpSpPr>
                             <pic:pic xmlns:pic="http://schemas.openxmlformats.org/drawingml/2006/picture">
                               <pic:nvPicPr>
-                                <pic:cNvPr id="2" name="图片 15" descr="c9514d16fd70679bf0495aeebb03c72d_compress"/>
+                                <pic:cNvPr id="35" name="图片 6" descr="蔡冬雪"/>
                                 <pic:cNvPicPr>
                                   <a:picLocks noChangeAspect="1"/>
                                 </pic:cNvPicPr>
                               </pic:nvPicPr>
                               <pic:blipFill>
-                                <a:blip r:embed="rId9"/>
-                                <a:srcRect l="21003" t="56913" r="27176" b="26386"/>
+                                <a:blip r:embed="rId9">
+                                  <a:clrChange>
+                                    <a:clrFrom>
+                                      <a:srgbClr val="FFFFFF">
+                                        <a:alpha val="100000"/>
+                                      </a:srgbClr>
+                                    </a:clrFrom>
+                                    <a:clrTo>
+                                      <a:srgbClr val="FFFFFF">
+                                        <a:alpha val="100000"/>
+                                        <a:alpha val="0"/>
+                                      </a:srgbClr>
+                                    </a:clrTo>
+                                  </a:clrChange>
+                                </a:blip>
+                                <a:srcRect l="18656" t="33322" r="18897" b="26699"/>
                                 <a:stretch>
                                   <a:fillRect/>
                                 </a:stretch>
                               </pic:blipFill>
                               <pic:spPr>
                                 <a:xfrm>
-                                  <a:off x="21019" y="15216"/>
-                                  <a:ext cx="1550" cy="475"/>
+                                  <a:off x="19199" y="19551"/>
+                                  <a:ext cx="1261" cy="566"/>
                                 </a:xfrm>
                                 <a:prstGeom prst="rect">
                                   <a:avLst/>
@@ -5669,7 +5684,7 @@
                             </pic:pic>
                             <pic:pic xmlns:pic="http://schemas.openxmlformats.org/drawingml/2006/picture">
                               <pic:nvPicPr>
-                                <pic:cNvPr id="18" name="图片 25"/>
+                                <pic:cNvPr id="36" name="图片 25"/>
                                 <pic:cNvPicPr>
                                   <a:picLocks noChangeAspect="1" noChangeArrowheads="1"/>
                                 </pic:cNvPicPr>
@@ -5689,7 +5704,7 @@
                               </pic:blipFill>
                               <pic:spPr>
                                 <a:xfrm>
-                                  <a:off x="20702" y="14472"/>
+                                  <a:off x="18706" y="18782"/>
                                   <a:ext cx="2273" cy="2273"/>
                                 </a:xfrm>
                                 <a:prstGeom prst="rect">
@@ -5709,15 +5724,15 @@
                 </mc:Choice>
                 <mc:Fallback>
                   <w:pict>
-                    <v:group id="_x0000_s1026" o:spid="_x0000_s1026" o:spt="203" style="position:absolute;left:0pt;margin-left:-11.8pt;margin-top:-39.8pt;height:113.6pt;width:113.6pt;z-index:251662336;mso-width-relative:page;mso-height-relative:page;" coordorigin="20702,14472" coordsize="2272,2272" o:gfxdata="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">
+                    <v:group id="组合 6" o:spid="_x0000_s1026" o:spt="203" style="position:absolute;left:0pt;margin-left:-25.15pt;margin-top:-43.55pt;height:113.65pt;width:113.65pt;z-index:251662336;mso-width-relative:page;mso-height-relative:page;" coordorigin="18706,18782" coordsize="2273,2273" o:gfxdata="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">
                       <o:lock v:ext="edit" aspectratio="f"/>
-                      <v:shape id="图片 15" o:spid="_x0000_s1026" o:spt="75" alt="c9514d16fd70679bf0495aeebb03c72d_compress" type="#_x0000_t75" style="position:absolute;left:21019;top:15216;height:475;width:1550;" filled="f" o:preferrelative="t" stroked="f" coordsize="21600,21600" o:gfxdata="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">
+                      <v:shape id="图片 6" o:spid="_x0000_s1026" o:spt="75" alt="蔡冬雪" type="#_x0000_t75" style="position:absolute;left:19199;top:19551;height:566;width:1261;" filled="f" o:preferrelative="t" stroked="f" coordsize="21600,21600" o:gfxdata="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">
                         <v:fill on="f" focussize="0,0"/>
                         <v:stroke on="f"/>
-                        <v:imagedata r:id="rId9" cropleft="13765f" croptop="37299f" cropright="17810f" cropbottom="17292f" o:title=""/>
+                        <v:imagedata r:id="rId9" cropleft="12226f" croptop="21838f" cropright="12384f" cropbottom="17497f" chromakey="#FFFFFF" o:title=""/>
                         <o:lock v:ext="edit" aspectratio="t"/>
                       </v:shape>
-                      <v:shape id="图片 25" o:spid="_x0000_s1026" o:spt="75" type="#_x0000_t75" style="position:absolute;left:20702;top:14472;height:2273;width:2273;" filled="f" o:preferrelative="t" stroked="f" coordsize="21600,21600" o:gfxdata="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">
+                      <v:shape id="图片 25" o:spid="_x0000_s1026" o:spt="75" type="#_x0000_t75" style="position:absolute;left:18706;top:18782;height:2273;width:2273;" filled="f" o:preferrelative="t" stroked="f" coordsize="21600,21600" o:gfxdata="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">
                         <v:fill on="f" focussize="0,0"/>
                         <v:stroke on="f"/>
                         <v:imagedata r:id="rId10" o:title=""/>
@@ -6135,55 +6150,73 @@
                     <wp:anchor distT="0" distB="0" distL="114300" distR="114300" simplePos="0" relativeHeight="251663360" behindDoc="0" locked="0" layoutInCell="1" allowOverlap="1">
                       <wp:simplePos x="0" y="0"/>
                       <wp:positionH relativeFrom="column">
-                        <wp:posOffset>-181610</wp:posOffset>
+                        <wp:posOffset>-98425</wp:posOffset>
                       </wp:positionH>
                       <wp:positionV relativeFrom="paragraph">
-                        <wp:posOffset>-455295</wp:posOffset>
+                        <wp:posOffset>-492760</wp:posOffset>
                       </wp:positionV>
-                      <wp:extent cx="1442720" cy="1442720"/>
-                      <wp:effectExtent l="0" t="0" r="5080" b="5080"/>
+                      <wp:extent cx="1443355" cy="1443355"/>
+                      <wp:effectExtent l="0" t="0" r="0" b="0"/>
                       <wp:wrapNone/>
-                      <wp:docPr id="3" name="组合 3"/>
+                      <wp:docPr id="47" name="组合 23"/>
                       <wp:cNvGraphicFramePr/>
                       <a:graphic xmlns:a="http://schemas.openxmlformats.org/drawingml/2006/main">
                         <a:graphicData uri="http://schemas.microsoft.com/office/word/2010/wordprocessingGroup">
                           <wpg:wgp>
                             <wpg:cNvGrpSpPr/>
                             <wpg:grpSpPr>
-                              <a:xfrm>
+                              <a:xfrm rot="0">
                                 <a:off x="0" y="0"/>
-                                <a:ext cx="1442720" cy="1442720"/>
-                                <a:chOff x="14555" y="19046"/>
-                                <a:chExt cx="2272" cy="2272"/>
+                                <a:ext cx="1443355" cy="1443355"/>
+                                <a:chOff x="18874" y="20594"/>
+                                <a:chExt cx="2273" cy="2273"/>
                               </a:xfrm>
                             </wpg:grpSpPr>
                             <pic:pic xmlns:pic="http://schemas.openxmlformats.org/drawingml/2006/picture">
                               <pic:nvPicPr>
-                                <pic:cNvPr id="19" name="图片 1" descr="24f613a0-66be-430b-9e80-270d3393fac5"/>
+                                <pic:cNvPr id="44" name="图片 1"/>
                                 <pic:cNvPicPr>
                                   <a:picLocks noChangeAspect="1"/>
                                 </pic:cNvPicPr>
                               </pic:nvPicPr>
                               <pic:blipFill>
-                                <a:blip r:embed="rId11"/>
-                                <a:srcRect l="43292" t="26660" r="21693" b="24394"/>
+                                <a:blip r:embed="rId11">
+                                  <a:clrChange>
+                                    <a:clrFrom>
+                                      <a:srgbClr val="FFFFFF">
+                                        <a:alpha val="100000"/>
+                                      </a:srgbClr>
+                                    </a:clrFrom>
+                                    <a:clrTo>
+                                      <a:srgbClr val="FFFFFF">
+                                        <a:alpha val="100000"/>
+                                        <a:alpha val="0"/>
+                                      </a:srgbClr>
+                                    </a:clrTo>
+                                  </a:clrChange>
+                                </a:blip>
+                                <a:srcRect l="10922" t="11667"/>
                                 <a:stretch>
                                   <a:fillRect/>
                                 </a:stretch>
                               </pic:blipFill>
                               <pic:spPr>
-                                <a:xfrm rot="16200000">
-                                  <a:off x="15453" y="19290"/>
-                                  <a:ext cx="506" cy="1327"/>
+                                <a:xfrm>
+                                  <a:off x="19199" y="21203"/>
+                                  <a:ext cx="1672" cy="901"/>
                                 </a:xfrm>
                                 <a:prstGeom prst="rect">
                                   <a:avLst/>
                                 </a:prstGeom>
+                                <a:noFill/>
+                                <a:ln>
+                                  <a:noFill/>
+                                </a:ln>
                               </pic:spPr>
                             </pic:pic>
                             <pic:pic xmlns:pic="http://schemas.openxmlformats.org/drawingml/2006/picture">
                               <pic:nvPicPr>
-                                <pic:cNvPr id="31" name="图片 25"/>
+                                <pic:cNvPr id="45" name="图片 25"/>
                                 <pic:cNvPicPr>
                                   <a:picLocks noChangeAspect="1" noChangeArrowheads="1"/>
                                 </pic:cNvPicPr>
@@ -6203,7 +6236,7 @@
                               </pic:blipFill>
                               <pic:spPr>
                                 <a:xfrm>
-                                  <a:off x="14555" y="19046"/>
+                                  <a:off x="18874" y="20594"/>
                                   <a:ext cx="2273" cy="2273"/>
                                 </a:xfrm>
                                 <a:prstGeom prst="rect">
@@ -6223,15 +6256,15 @@
                 </mc:Choice>
                 <mc:Fallback>
                   <w:pict>
-                    <v:group id="_x0000_s1026" o:spid="_x0000_s1026" o:spt="203" style="position:absolute;left:0pt;margin-left:-14.3pt;margin-top:-35.85pt;height:113.6pt;width:113.6pt;z-index:251663360;mso-width-relative:page;mso-height-relative:page;" coordorigin="14555,19046" coordsize="2272,2272" o:gfxdata="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">
+                    <v:group id="组合 23" o:spid="_x0000_s1026" o:spt="203" style="position:absolute;left:0pt;margin-left:-7.75pt;margin-top:-38.8pt;height:113.65pt;width:113.65pt;z-index:251663360;mso-width-relative:page;mso-height-relative:page;" coordorigin="18874,20594" coordsize="2273,2273" o:gfxdata="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">
                       <o:lock v:ext="edit" aspectratio="f"/>
-                      <v:shape id="图片 1" o:spid="_x0000_s1026" o:spt="75" alt="24f613a0-66be-430b-9e80-270d3393fac5" type="#_x0000_t75" style="position:absolute;left:15453;top:19290;height:1327;width:506;rotation:-5898240f;" filled="f" o:preferrelative="t" stroked="f" coordsize="21600,21600" o:gfxdata="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">
+                      <v:shape id="图片 1" o:spid="_x0000_s1026" o:spt="75" type="#_x0000_t75" style="position:absolute;left:19199;top:21203;height:901;width:1672;" filled="f" o:preferrelative="t" stroked="f" coordsize="21600,21600" o:gfxdata="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">
                         <v:fill on="f" focussize="0,0"/>
                         <v:stroke on="f"/>
-                        <v:imagedata r:id="rId11" cropleft="28372f" croptop="17472f" cropright="14217f" cropbottom="15987f" o:title=""/>
+                        <v:imagedata r:id="rId11" cropleft="7158f" croptop="7646f" chromakey="#FFFFFF" o:title=""/>
                         <o:lock v:ext="edit" aspectratio="t"/>
                       </v:shape>
-                      <v:shape id="图片 25" o:spid="_x0000_s1026" o:spt="75" type="#_x0000_t75" style="position:absolute;left:14555;top:19046;height:2273;width:2273;" filled="f" o:preferrelative="t" stroked="f" coordsize="21600,21600" o:gfxdata="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">
+                      <v:shape id="图片 25" o:spid="_x0000_s1026" o:spt="75" type="#_x0000_t75" style="position:absolute;left:18874;top:20594;height:2273;width:2273;" filled="f" o:preferrelative="t" stroked="f" coordsize="21600,21600" o:gfxdata="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">
                         <v:fill on="f" focussize="0,0"/>
                         <v:stroke on="f"/>
                         <v:imagedata r:id="rId10" o:title=""/>
@@ -6487,1840 +6520,6 @@
     </w:tbl>
     <w:p>
       <w:pPr>
-        <w:rPr>
-          <w:rFonts w:ascii="Times New Roman" w:hAnsi="Times New Roman" w:eastAsia="微软雅黑" w:cs="Times New Roman"/>
-          <w:sz w:val="24"/>
-          <w:szCs w:val="24"/>
-          <w:lang w:eastAsia="zh-CN"/>
-        </w:rPr>
-      </w:pPr>
-      <w:r>
-        <w:rPr>
-          <w:rFonts w:hint="eastAsia" w:ascii="Times New Roman" w:hAnsi="Times New Roman" w:eastAsia="微软雅黑" w:cs="Times New Roman"/>
-          <w:sz w:val="24"/>
-          <w:szCs w:val="24"/>
-          <w:lang w:eastAsia="zh-CN"/>
-        </w:rPr>
-        <w:t xml:space="preserve">{% endif %}{% if testedby == </w:t>
-      </w:r>
-      <w:r>
-        <w:rPr>
-          <w:rFonts w:ascii="Times New Roman" w:hAnsi="Times New Roman" w:eastAsia="微软雅黑" w:cs="Times New Roman"/>
-          <w:sz w:val="24"/>
-          <w:szCs w:val="24"/>
-          <w:lang w:eastAsia="zh-CN"/>
-        </w:rPr>
-        <w:t>“</w:t>
-      </w:r>
-      <w:r>
-        <w:rPr>
-          <w:rFonts w:hint="eastAsia" w:ascii="Times New Roman" w:hAnsi="Times New Roman" w:eastAsia="微软雅黑" w:cs="Times New Roman"/>
-          <w:sz w:val="24"/>
-          <w:szCs w:val="24"/>
-          <w:lang w:eastAsia="zh-CN"/>
-        </w:rPr>
-        <w:t>3</w:t>
-      </w:r>
-      <w:r>
-        <w:rPr>
-          <w:rFonts w:ascii="Times New Roman" w:hAnsi="Times New Roman" w:eastAsia="微软雅黑" w:cs="Times New Roman"/>
-          <w:sz w:val="24"/>
-          <w:szCs w:val="24"/>
-          <w:lang w:eastAsia="zh-CN"/>
-        </w:rPr>
-        <w:t>”</w:t>
-      </w:r>
-      <w:r>
-        <w:rPr>
-          <w:rFonts w:hint="eastAsia" w:ascii="Times New Roman" w:hAnsi="Times New Roman" w:eastAsia="微软雅黑" w:cs="Times New Roman"/>
-          <w:sz w:val="24"/>
-          <w:szCs w:val="24"/>
-          <w:lang w:eastAsia="zh-CN"/>
-        </w:rPr>
-        <w:t xml:space="preserve"> %}</w:t>
-      </w:r>
-    </w:p>
-    <w:p>
-      <w:pPr>
-        <w:rPr>
-          <w:rFonts w:ascii="Times New Roman" w:hAnsi="Times New Roman" w:eastAsia="微软雅黑" w:cs="Times New Roman"/>
-          <w:sz w:val="24"/>
-          <w:szCs w:val="24"/>
-          <w:lang w:eastAsia="zh-CN"/>
-        </w:rPr>
-      </w:pPr>
-    </w:p>
-    <w:p>
-      <w:pPr>
-        <w:rPr>
-          <w:sz w:val="24"/>
-          <w:lang w:eastAsia="zh-CN"/>
-        </w:rPr>
-      </w:pPr>
-    </w:p>
-    <w:tbl>
-      <w:tblPr>
-        <w:tblStyle w:val="35"/>
-        <w:tblW w:w="9066" w:type="dxa"/>
-        <w:jc w:val="right"/>
-        <w:tblLayout w:type="fixed"/>
-        <w:tblCellMar>
-          <w:top w:w="0" w:type="dxa"/>
-          <w:left w:w="0" w:type="dxa"/>
-          <w:bottom w:w="0" w:type="dxa"/>
-          <w:right w:w="0" w:type="dxa"/>
-        </w:tblCellMar>
-      </w:tblPr>
-      <w:tblGrid>
-        <w:gridCol w:w="1272"/>
-        <w:gridCol w:w="2306"/>
-        <w:gridCol w:w="1373"/>
-        <w:gridCol w:w="1640"/>
-        <w:gridCol w:w="2475"/>
-      </w:tblGrid>
-      <w:tr>
-        <w:tblPrEx>
-          <w:tblCellMar>
-            <w:top w:w="0" w:type="dxa"/>
-            <w:left w:w="0" w:type="dxa"/>
-            <w:bottom w:w="0" w:type="dxa"/>
-            <w:right w:w="0" w:type="dxa"/>
-          </w:tblCellMar>
-        </w:tblPrEx>
-        <w:trPr>
-          <w:trHeight w:val="441" w:hRule="exact"/>
-          <w:jc w:val="right"/>
-        </w:trPr>
-        <w:tc>
-          <w:tcPr>
-            <w:tcW w:w="1272" w:type="dxa"/>
-            <w:vAlign w:val="center"/>
-          </w:tcPr>
-          <w:p>
-            <w:pPr>
-              <w:pStyle w:val="20"/>
-              <w:spacing w:before="13"/>
-              <w:ind w:left="13" w:right="95"/>
-              <w:jc w:val="both"/>
-              <w:rPr>
-                <w:rFonts w:ascii="Times New Roman" w:hAnsi="Times New Roman" w:cs="Times New Roman"/>
-                <w:b/>
-                <w:sz w:val="24"/>
-                <w:szCs w:val="24"/>
-              </w:rPr>
-            </w:pPr>
-            <w:r>
-              <w:rPr>
-                <w:rFonts w:ascii="Times New Roman" w:hAnsi="Times New Roman" w:cs="Times New Roman"/>
-                <w:b/>
-                <w:sz w:val="24"/>
-                <w:szCs w:val="24"/>
-              </w:rPr>
-              <w:t>检测人：</w:t>
-            </w:r>
-          </w:p>
-        </w:tc>
-        <w:tc>
-          <w:tcPr>
-            <w:tcW w:w="2306" w:type="dxa"/>
-            <w:vAlign w:val="center"/>
-          </w:tcPr>
-          <w:p>
-            <w:pPr>
-              <w:pStyle w:val="20"/>
-              <w:spacing w:before="13"/>
-              <w:jc w:val="both"/>
-              <w:rPr>
-                <w:rFonts w:ascii="Times New Roman" w:hAnsi="Times New Roman" w:cs="Times New Roman"/>
-                <w:b/>
-                <w:sz w:val="24"/>
-                <w:szCs w:val="24"/>
-              </w:rPr>
-            </w:pPr>
-            <w:r>
-              <w:rPr>
-                <w:sz w:val="24"/>
-              </w:rPr>
-              <mc:AlternateContent>
-                <mc:Choice Requires="wpg">
-                  <w:drawing>
-                    <wp:anchor distT="0" distB="0" distL="114300" distR="114300" simplePos="0" relativeHeight="251660288" behindDoc="0" locked="0" layoutInCell="1" allowOverlap="1">
-                      <wp:simplePos x="0" y="0"/>
-                      <wp:positionH relativeFrom="column">
-                        <wp:posOffset>-388620</wp:posOffset>
-                      </wp:positionH>
-                      <wp:positionV relativeFrom="paragraph">
-                        <wp:posOffset>-462915</wp:posOffset>
-                      </wp:positionV>
-                      <wp:extent cx="1443355" cy="1475740"/>
-                      <wp:effectExtent l="0" t="0" r="4445" b="2540"/>
-                      <wp:wrapNone/>
-                      <wp:docPr id="6" name="组合 6"/>
-                      <wp:cNvGraphicFramePr/>
-                      <a:graphic xmlns:a="http://schemas.openxmlformats.org/drawingml/2006/main">
-                        <a:graphicData uri="http://schemas.microsoft.com/office/word/2010/wordprocessingGroup">
-                          <wpg:wgp>
-                            <wpg:cNvGrpSpPr/>
-                            <wpg:grpSpPr>
-                              <a:xfrm>
-                                <a:off x="0" y="0"/>
-                                <a:ext cx="1443355" cy="1475740"/>
-                                <a:chOff x="3722" y="92738"/>
-                                <a:chExt cx="2273" cy="2273"/>
-                              </a:xfrm>
-                            </wpg:grpSpPr>
-                            <pic:pic xmlns:pic="http://schemas.openxmlformats.org/drawingml/2006/picture">
-                              <pic:nvPicPr>
-                                <pic:cNvPr id="22" name="图片 59" descr="图片1"/>
-                                <pic:cNvPicPr>
-                                  <a:picLocks noChangeAspect="1"/>
-                                </pic:cNvPicPr>
-                              </pic:nvPicPr>
-                              <pic:blipFill>
-                                <a:blip r:embed="rId12">
-                                  <a:biLevel thresh="50000"/>
-                                </a:blip>
-                                <a:srcRect l="7865" t="11797" r="5322" b="19074"/>
-                                <a:stretch>
-                                  <a:fillRect/>
-                                </a:stretch>
-                              </pic:blipFill>
-                              <pic:spPr>
-                                <a:xfrm>
-                                  <a:off x="4057" y="93343"/>
-                                  <a:ext cx="1468" cy="627"/>
-                                </a:xfrm>
-                                <a:prstGeom prst="rect">
-                                  <a:avLst/>
-                                </a:prstGeom>
-                                <a:noFill/>
-                              </pic:spPr>
-                            </pic:pic>
-                            <pic:pic xmlns:pic="http://schemas.openxmlformats.org/drawingml/2006/picture">
-                              <pic:nvPicPr>
-                                <pic:cNvPr id="107" name="图片 23"/>
-                                <pic:cNvPicPr>
-                                  <a:picLocks noChangeAspect="1" noChangeArrowheads="1"/>
-                                </pic:cNvPicPr>
-                              </pic:nvPicPr>
-                              <pic:blipFill>
-                                <a:blip r:embed="rId10">
-                                  <a:extLst>
-                                    <a:ext uri="{28A0092B-C50C-407E-A947-70E740481C1C}">
-                                      <a14:useLocalDpi xmlns:a14="http://schemas.microsoft.com/office/drawing/2010/main" val="0"/>
-                                    </a:ext>
-                                  </a:extLst>
-                                </a:blip>
-                                <a:srcRect/>
-                                <a:stretch>
-                                  <a:fillRect/>
-                                </a:stretch>
-                              </pic:blipFill>
-                              <pic:spPr>
-                                <a:xfrm>
-                                  <a:off x="3722" y="92738"/>
-                                  <a:ext cx="2273" cy="2273"/>
-                                </a:xfrm>
-                                <a:prstGeom prst="rect">
-                                  <a:avLst/>
-                                </a:prstGeom>
-                                <a:noFill/>
-                                <a:ln>
-                                  <a:noFill/>
-                                </a:ln>
-                              </pic:spPr>
-                            </pic:pic>
-                          </wpg:wgp>
-                        </a:graphicData>
-                      </a:graphic>
-                    </wp:anchor>
-                  </w:drawing>
-                </mc:Choice>
-                <mc:Fallback>
-                  <w:pict>
-                    <v:group id="_x0000_s1026" o:spid="_x0000_s1026" o:spt="203" style="position:absolute;left:0pt;margin-left:-30.6pt;margin-top:-36.45pt;height:116.2pt;width:113.65pt;z-index:251660288;mso-width-relative:page;mso-height-relative:page;" coordorigin="3722,92738" coordsize="2273,2273" o:gfxdata="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">
-                      <o:lock v:ext="edit" aspectratio="f"/>
-                      <v:shape id="图片 59" o:spid="_x0000_s1026" o:spt="75" alt="图片1" type="#_x0000_t75" style="position:absolute;left:4057;top:93343;height:627;width:1468;" filled="f" o:preferrelative="t" stroked="f" coordsize="21600,21600" o:gfxdata="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">
-                        <v:fill on="f" focussize="0,0"/>
-                        <v:stroke on="f"/>
-                        <v:imagedata r:id="rId12" cropleft="5154f" croptop="7731f" cropright="3488f" cropbottom="12500f" grayscale="t" bilevel="t" o:title=""/>
-                        <o:lock v:ext="edit" aspectratio="t"/>
-                      </v:shape>
-                      <v:shape id="图片 23" o:spid="_x0000_s1026" o:spt="75" type="#_x0000_t75" style="position:absolute;left:3722;top:92738;height:2273;width:2273;" filled="f" o:preferrelative="t" stroked="f" coordsize="21600,21600" o:gfxdata="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">
-                        <v:fill on="f" focussize="0,0"/>
-                        <v:stroke on="f"/>
-                        <v:imagedata r:id="rId10" o:title=""/>
-                        <o:lock v:ext="edit" aspectratio="t"/>
-                      </v:shape>
-                    </v:group>
-                  </w:pict>
-                </mc:Fallback>
-              </mc:AlternateContent>
-            </w:r>
-          </w:p>
-        </w:tc>
-        <w:tc>
-          <w:tcPr>
-            <w:tcW w:w="1373" w:type="dxa"/>
-            <w:vAlign w:val="center"/>
-          </w:tcPr>
-          <w:p>
-            <w:pPr>
-              <w:pStyle w:val="20"/>
-              <w:spacing w:before="13"/>
-              <w:jc w:val="both"/>
-              <w:rPr>
-                <w:rFonts w:ascii="Times New Roman" w:hAnsi="Times New Roman" w:cs="Times New Roman"/>
-                <w:b/>
-                <w:sz w:val="24"/>
-                <w:szCs w:val="24"/>
-              </w:rPr>
-            </w:pPr>
-            <w:r>
-              <w:rPr>
-                <w:rFonts w:hint="eastAsia" w:ascii="Times New Roman" w:hAnsi="Times New Roman" w:cs="Times New Roman"/>
-                <w:b/>
-                <w:sz w:val="24"/>
-                <w:szCs w:val="24"/>
-                <w:lang w:val="en-US" w:eastAsia="zh-CN"/>
-              </w:rPr>
-              <w:t>报告医生</w:t>
-            </w:r>
-            <w:r>
-              <w:rPr>
-                <w:rFonts w:ascii="Times New Roman" w:hAnsi="Times New Roman" w:cs="Times New Roman"/>
-                <w:b/>
-                <w:sz w:val="24"/>
-                <w:szCs w:val="24"/>
-                <w:lang w:eastAsia="zh-CN"/>
-              </w:rPr>
-              <w:t>：</w:t>
-            </w:r>
-          </w:p>
-        </w:tc>
-        <w:tc>
-          <w:tcPr>
-            <w:tcW w:w="1640" w:type="dxa"/>
-            <w:vAlign w:val="center"/>
-          </w:tcPr>
-          <w:p>
-            <w:pPr>
-              <w:pStyle w:val="20"/>
-              <w:spacing w:before="13"/>
-              <w:ind w:right="15"/>
-              <w:jc w:val="both"/>
-              <w:rPr>
-                <w:rFonts w:ascii="Times New Roman" w:hAnsi="Times New Roman" w:cs="Times New Roman"/>
-                <w:b/>
-                <w:sz w:val="24"/>
-                <w:szCs w:val="24"/>
-              </w:rPr>
-            </w:pPr>
-          </w:p>
-        </w:tc>
-        <w:tc>
-          <w:tcPr>
-            <w:tcW w:w="2475" w:type="dxa"/>
-            <w:vAlign w:val="center"/>
-          </w:tcPr>
-          <w:p>
-            <w:pPr>
-              <w:pStyle w:val="20"/>
-              <w:spacing w:before="13"/>
-              <w:ind w:right="15"/>
-              <w:jc w:val="both"/>
-              <w:rPr>
-                <w:rFonts w:hint="eastAsia" w:ascii="Times New Roman" w:hAnsi="Times New Roman" w:eastAsia="宋体" w:cs="Times New Roman"/>
-                <w:b/>
-                <w:sz w:val="24"/>
-                <w:szCs w:val="24"/>
-                <w:lang w:val="en-US" w:eastAsia="zh-CN"/>
-              </w:rPr>
-            </w:pPr>
-            <w:r>
-              <w:rPr>
-                <w:rFonts w:hint="eastAsia" w:ascii="Times New Roman" w:hAnsi="Times New Roman" w:cs="Times New Roman"/>
-                <w:b/>
-                <w:sz w:val="24"/>
-                <w:szCs w:val="24"/>
-                <w:lang w:val="en-US" w:eastAsia="zh-CN"/>
-              </w:rPr>
-              <w:t>审核医生：</w:t>
-            </w:r>
-          </w:p>
-        </w:tc>
-      </w:tr>
-      <w:tr>
-        <w:tblPrEx>
-          <w:tblCellMar>
-            <w:top w:w="0" w:type="dxa"/>
-            <w:left w:w="0" w:type="dxa"/>
-            <w:bottom w:w="0" w:type="dxa"/>
-            <w:right w:w="0" w:type="dxa"/>
-          </w:tblCellMar>
-        </w:tblPrEx>
-        <w:trPr>
-          <w:trHeight w:val="457" w:hRule="exact"/>
-          <w:jc w:val="right"/>
-        </w:trPr>
-        <w:tc>
-          <w:tcPr>
-            <w:tcW w:w="1272" w:type="dxa"/>
-            <w:vAlign w:val="center"/>
-          </w:tcPr>
-          <w:p>
-            <w:pPr>
-              <w:pStyle w:val="20"/>
-              <w:spacing w:line="341" w:lineRule="exact"/>
-              <w:ind w:left="13" w:right="165"/>
-              <w:jc w:val="both"/>
-              <w:rPr>
-                <w:rFonts w:ascii="Times New Roman" w:hAnsi="Times New Roman" w:cs="Times New Roman"/>
-                <w:b/>
-                <w:sz w:val="24"/>
-                <w:szCs w:val="24"/>
-              </w:rPr>
-            </w:pPr>
-            <w:r>
-              <w:rPr>
-                <w:rFonts w:ascii="Times New Roman" w:hAnsi="Times New Roman" w:cs="Times New Roman"/>
-                <w:b/>
-                <w:sz w:val="24"/>
-                <w:szCs w:val="24"/>
-              </w:rPr>
-              <w:t>日</w:t>
-            </w:r>
-            <w:r>
-              <w:rPr>
-                <w:rFonts w:ascii="Times New Roman" w:hAnsi="Times New Roman" w:cs="Times New Roman"/>
-                <w:b/>
-                <w:sz w:val="24"/>
-                <w:szCs w:val="24"/>
-                <w:lang w:eastAsia="zh-CN"/>
-              </w:rPr>
-              <w:t xml:space="preserve">  </w:t>
-            </w:r>
-            <w:r>
-              <w:rPr>
-                <w:rFonts w:ascii="Times New Roman" w:hAnsi="Times New Roman" w:cs="Times New Roman"/>
-                <w:b/>
-                <w:sz w:val="24"/>
-                <w:szCs w:val="24"/>
-              </w:rPr>
-              <w:t>期：</w:t>
-            </w:r>
-          </w:p>
-        </w:tc>
-        <w:tc>
-          <w:tcPr>
-            <w:tcW w:w="2306" w:type="dxa"/>
-            <w:vAlign w:val="center"/>
-          </w:tcPr>
-          <w:p>
-            <w:pPr>
-              <w:pStyle w:val="20"/>
-              <w:spacing w:line="363" w:lineRule="exact"/>
-              <w:jc w:val="both"/>
-              <w:rPr>
-                <w:rFonts w:ascii="Times New Roman" w:hAnsi="Times New Roman" w:cs="Times New Roman"/>
-                <w:sz w:val="24"/>
-                <w:szCs w:val="24"/>
-              </w:rPr>
-            </w:pPr>
-            <w:r>
-              <w:rPr>
-                <w:rFonts w:ascii="Times New Roman" w:hAnsi="Times New Roman" w:cs="Times New Roman"/>
-                <w:kern w:val="2"/>
-                <w:sz w:val="24"/>
-                <w:szCs w:val="24"/>
-                <w:lang w:eastAsia="zh-CN"/>
-              </w:rPr>
-              <w:t>{{ reportdate }}</w:t>
-            </w:r>
-          </w:p>
-        </w:tc>
-        <w:tc>
-          <w:tcPr>
-            <w:tcW w:w="1373" w:type="dxa"/>
-            <w:vAlign w:val="center"/>
-          </w:tcPr>
-          <w:p>
-            <w:pPr>
-              <w:pStyle w:val="20"/>
-              <w:spacing w:line="341" w:lineRule="exact"/>
-              <w:jc w:val="both"/>
-              <w:rPr>
-                <w:rFonts w:ascii="Times New Roman" w:hAnsi="Times New Roman" w:cs="Times New Roman"/>
-                <w:b/>
-                <w:sz w:val="24"/>
-                <w:szCs w:val="24"/>
-              </w:rPr>
-            </w:pPr>
-          </w:p>
-        </w:tc>
-        <w:tc>
-          <w:tcPr>
-            <w:tcW w:w="1640" w:type="dxa"/>
-            <w:vAlign w:val="center"/>
-          </w:tcPr>
-          <w:p>
-            <w:pPr>
-              <w:pStyle w:val="20"/>
-              <w:spacing w:line="363" w:lineRule="exact"/>
-              <w:ind w:right="15"/>
-              <w:jc w:val="both"/>
-              <w:rPr>
-                <w:rFonts w:ascii="Times New Roman" w:hAnsi="Times New Roman" w:cs="Times New Roman"/>
-                <w:sz w:val="24"/>
-                <w:szCs w:val="24"/>
-              </w:rPr>
-            </w:pPr>
-          </w:p>
-        </w:tc>
-        <w:tc>
-          <w:tcPr>
-            <w:tcW w:w="2475" w:type="dxa"/>
-            <w:vAlign w:val="center"/>
-          </w:tcPr>
-          <w:p>
-            <w:pPr>
-              <w:pStyle w:val="20"/>
-              <w:spacing w:line="363" w:lineRule="exact"/>
-              <w:ind w:right="15"/>
-              <w:jc w:val="both"/>
-              <w:rPr>
-                <w:rFonts w:ascii="Times New Roman" w:hAnsi="Times New Roman" w:cs="Times New Roman"/>
-                <w:kern w:val="2"/>
-                <w:sz w:val="24"/>
-                <w:szCs w:val="24"/>
-                <w:lang w:eastAsia="zh-CN"/>
-              </w:rPr>
-            </w:pPr>
-          </w:p>
-        </w:tc>
-      </w:tr>
-    </w:tbl>
-    <w:p>
-      <w:pPr>
-        <w:rPr>
-          <w:rFonts w:ascii="Times New Roman" w:hAnsi="Times New Roman" w:eastAsia="微软雅黑" w:cs="Times New Roman"/>
-          <w:sz w:val="24"/>
-          <w:szCs w:val="24"/>
-          <w:lang w:eastAsia="zh-CN"/>
-        </w:rPr>
-      </w:pPr>
-      <w:r>
-        <w:rPr>
-          <w:rFonts w:hint="eastAsia" w:ascii="Times New Roman" w:hAnsi="Times New Roman" w:eastAsia="微软雅黑" w:cs="Times New Roman"/>
-          <w:sz w:val="24"/>
-          <w:szCs w:val="24"/>
-          <w:lang w:eastAsia="zh-CN"/>
-        </w:rPr>
-        <w:t xml:space="preserve">{% endif %}{% if testedby == </w:t>
-      </w:r>
-      <w:r>
-        <w:rPr>
-          <w:rFonts w:ascii="Times New Roman" w:hAnsi="Times New Roman" w:eastAsia="微软雅黑" w:cs="Times New Roman"/>
-          <w:sz w:val="24"/>
-          <w:szCs w:val="24"/>
-          <w:lang w:eastAsia="zh-CN"/>
-        </w:rPr>
-        <w:t>“</w:t>
-      </w:r>
-      <w:r>
-        <w:rPr>
-          <w:rFonts w:hint="eastAsia" w:ascii="Times New Roman" w:hAnsi="Times New Roman" w:eastAsia="微软雅黑" w:cs="Times New Roman"/>
-          <w:sz w:val="24"/>
-          <w:szCs w:val="24"/>
-          <w:lang w:eastAsia="zh-CN"/>
-        </w:rPr>
-        <w:t>4</w:t>
-      </w:r>
-      <w:r>
-        <w:rPr>
-          <w:rFonts w:ascii="Times New Roman" w:hAnsi="Times New Roman" w:eastAsia="微软雅黑" w:cs="Times New Roman"/>
-          <w:sz w:val="24"/>
-          <w:szCs w:val="24"/>
-          <w:lang w:eastAsia="zh-CN"/>
-        </w:rPr>
-        <w:t>”</w:t>
-      </w:r>
-      <w:r>
-        <w:rPr>
-          <w:rFonts w:hint="eastAsia" w:ascii="Times New Roman" w:hAnsi="Times New Roman" w:eastAsia="微软雅黑" w:cs="Times New Roman"/>
-          <w:sz w:val="24"/>
-          <w:szCs w:val="24"/>
-          <w:lang w:eastAsia="zh-CN"/>
-        </w:rPr>
-        <w:t xml:space="preserve"> %}</w:t>
-      </w:r>
-    </w:p>
-    <w:p>
-      <w:pPr>
-        <w:rPr>
-          <w:rFonts w:ascii="Times New Roman" w:hAnsi="Times New Roman" w:eastAsia="微软雅黑" w:cs="Times New Roman"/>
-          <w:sz w:val="24"/>
-          <w:szCs w:val="24"/>
-          <w:lang w:eastAsia="zh-CN"/>
-        </w:rPr>
-      </w:pPr>
-    </w:p>
-    <w:p>
-      <w:pPr>
-        <w:rPr>
-          <w:rFonts w:ascii="Times New Roman" w:hAnsi="Times New Roman" w:eastAsia="微软雅黑" w:cs="Times New Roman"/>
-          <w:sz w:val="24"/>
-          <w:szCs w:val="24"/>
-          <w:lang w:eastAsia="zh-CN"/>
-        </w:rPr>
-      </w:pPr>
-    </w:p>
-    <w:tbl>
-      <w:tblPr>
-        <w:tblStyle w:val="35"/>
-        <w:tblW w:w="9066" w:type="dxa"/>
-        <w:jc w:val="right"/>
-        <w:tblLayout w:type="fixed"/>
-        <w:tblCellMar>
-          <w:top w:w="0" w:type="dxa"/>
-          <w:left w:w="0" w:type="dxa"/>
-          <w:bottom w:w="0" w:type="dxa"/>
-          <w:right w:w="0" w:type="dxa"/>
-        </w:tblCellMar>
-      </w:tblPr>
-      <w:tblGrid>
-        <w:gridCol w:w="1272"/>
-        <w:gridCol w:w="2306"/>
-        <w:gridCol w:w="1373"/>
-        <w:gridCol w:w="1640"/>
-        <w:gridCol w:w="2475"/>
-      </w:tblGrid>
-      <w:tr>
-        <w:tblPrEx>
-          <w:tblCellMar>
-            <w:top w:w="0" w:type="dxa"/>
-            <w:left w:w="0" w:type="dxa"/>
-            <w:bottom w:w="0" w:type="dxa"/>
-            <w:right w:w="0" w:type="dxa"/>
-          </w:tblCellMar>
-        </w:tblPrEx>
-        <w:trPr>
-          <w:trHeight w:val="441" w:hRule="exact"/>
-          <w:jc w:val="right"/>
-        </w:trPr>
-        <w:tc>
-          <w:tcPr>
-            <w:tcW w:w="1272" w:type="dxa"/>
-            <w:vAlign w:val="center"/>
-          </w:tcPr>
-          <w:p>
-            <w:pPr>
-              <w:pStyle w:val="20"/>
-              <w:spacing w:before="13"/>
-              <w:ind w:left="13" w:right="95"/>
-              <w:jc w:val="both"/>
-              <w:rPr>
-                <w:rFonts w:ascii="Times New Roman" w:hAnsi="Times New Roman" w:cs="Times New Roman"/>
-                <w:b/>
-                <w:sz w:val="24"/>
-                <w:szCs w:val="24"/>
-              </w:rPr>
-            </w:pPr>
-            <w:r>
-              <w:rPr>
-                <w:rFonts w:ascii="Times New Roman" w:hAnsi="Times New Roman" w:cs="Times New Roman"/>
-                <w:b/>
-                <w:sz w:val="24"/>
-                <w:szCs w:val="24"/>
-              </w:rPr>
-              <w:t>检测人：</w:t>
-            </w:r>
-          </w:p>
-        </w:tc>
-        <w:tc>
-          <w:tcPr>
-            <w:tcW w:w="2306" w:type="dxa"/>
-            <w:vAlign w:val="center"/>
-          </w:tcPr>
-          <w:p>
-            <w:pPr>
-              <w:pStyle w:val="20"/>
-              <w:spacing w:before="13"/>
-              <w:jc w:val="both"/>
-              <w:rPr>
-                <w:rFonts w:ascii="Times New Roman" w:hAnsi="Times New Roman" w:cs="Times New Roman"/>
-                <w:b/>
-                <w:sz w:val="24"/>
-                <w:szCs w:val="24"/>
-              </w:rPr>
-            </w:pPr>
-            <w:r>
-              <w:rPr>
-                <w:sz w:val="24"/>
-              </w:rPr>
-              <mc:AlternateContent>
-                <mc:Choice Requires="wpg">
-                  <w:drawing>
-                    <wp:anchor distT="0" distB="0" distL="114300" distR="114300" simplePos="0" relativeHeight="251659264" behindDoc="0" locked="0" layoutInCell="1" allowOverlap="1">
-                      <wp:simplePos x="0" y="0"/>
-                      <wp:positionH relativeFrom="column">
-                        <wp:posOffset>-521335</wp:posOffset>
-                      </wp:positionH>
-                      <wp:positionV relativeFrom="paragraph">
-                        <wp:posOffset>-472440</wp:posOffset>
-                      </wp:positionV>
-                      <wp:extent cx="1443355" cy="1443355"/>
-                      <wp:effectExtent l="0" t="0" r="4445" b="4445"/>
-                      <wp:wrapNone/>
-                      <wp:docPr id="7" name="组合 7"/>
-                      <wp:cNvGraphicFramePr/>
-                      <a:graphic xmlns:a="http://schemas.openxmlformats.org/drawingml/2006/main">
-                        <a:graphicData uri="http://schemas.microsoft.com/office/word/2010/wordprocessingGroup">
-                          <wpg:wgp>
-                            <wpg:cNvGrpSpPr/>
-                            <wpg:grpSpPr>
-                              <a:xfrm>
-                                <a:off x="0" y="0"/>
-                                <a:ext cx="1443355" cy="1443355"/>
-                                <a:chOff x="3513" y="94449"/>
-                                <a:chExt cx="2273" cy="2273"/>
-                              </a:xfrm>
-                            </wpg:grpSpPr>
-                            <pic:pic xmlns:pic="http://schemas.openxmlformats.org/drawingml/2006/picture">
-                              <pic:nvPicPr>
-                                <pic:cNvPr id="110" name="图片 29" descr="IMG_256"/>
-                                <pic:cNvPicPr>
-                                  <a:picLocks noChangeAspect="1"/>
-                                </pic:cNvPicPr>
-                              </pic:nvPicPr>
-                              <pic:blipFill>
-                                <a:blip r:embed="rId13">
-                                  <a:clrChange>
-                                    <a:clrFrom>
-                                      <a:srgbClr val="FFFFFF">
-                                        <a:alpha val="100000"/>
-                                      </a:srgbClr>
-                                    </a:clrFrom>
-                                    <a:clrTo>
-                                      <a:srgbClr val="FFFFFF">
-                                        <a:alpha val="100000"/>
-                                        <a:alpha val="0"/>
-                                      </a:srgbClr>
-                                    </a:clrTo>
-                                  </a:clrChange>
-                                </a:blip>
-                                <a:stretch>
-                                  <a:fillRect/>
-                                </a:stretch>
-                              </pic:blipFill>
-                              <pic:spPr>
-                                <a:xfrm>
-                                  <a:off x="4208" y="95052"/>
-                                  <a:ext cx="975" cy="570"/>
-                                </a:xfrm>
-                                <a:prstGeom prst="rect">
-                                  <a:avLst/>
-                                </a:prstGeom>
-                                <a:noFill/>
-                                <a:ln w="9525">
-                                  <a:noFill/>
-                                </a:ln>
-                              </pic:spPr>
-                            </pic:pic>
-                            <pic:pic xmlns:pic="http://schemas.openxmlformats.org/drawingml/2006/picture">
-                              <pic:nvPicPr>
-                                <pic:cNvPr id="10" name="图片 25"/>
-                                <pic:cNvPicPr>
-                                  <a:picLocks noChangeAspect="1" noChangeArrowheads="1"/>
-                                </pic:cNvPicPr>
-                              </pic:nvPicPr>
-                              <pic:blipFill>
-                                <a:blip r:embed="rId10">
-                                  <a:extLst>
-                                    <a:ext uri="{28A0092B-C50C-407E-A947-70E740481C1C}">
-                                      <a14:useLocalDpi xmlns:a14="http://schemas.microsoft.com/office/drawing/2010/main" val="0"/>
-                                    </a:ext>
-                                  </a:extLst>
-                                </a:blip>
-                                <a:srcRect/>
-                                <a:stretch>
-                                  <a:fillRect/>
-                                </a:stretch>
-                              </pic:blipFill>
-                              <pic:spPr>
-                                <a:xfrm>
-                                  <a:off x="3513" y="94449"/>
-                                  <a:ext cx="2273" cy="2273"/>
-                                </a:xfrm>
-                                <a:prstGeom prst="rect">
-                                  <a:avLst/>
-                                </a:prstGeom>
-                                <a:noFill/>
-                                <a:ln>
-                                  <a:noFill/>
-                                </a:ln>
-                              </pic:spPr>
-                            </pic:pic>
-                          </wpg:wgp>
-                        </a:graphicData>
-                      </a:graphic>
-                    </wp:anchor>
-                  </w:drawing>
-                </mc:Choice>
-                <mc:Fallback>
-                  <w:pict>
-                    <v:group id="_x0000_s1026" o:spid="_x0000_s1026" o:spt="203" style="position:absolute;left:0pt;margin-left:-41.05pt;margin-top:-37.2pt;height:113.65pt;width:113.65pt;z-index:251659264;mso-width-relative:page;mso-height-relative:page;" coordorigin="3513,94449" coordsize="2273,2273" o:gfxdata="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">
-                      <o:lock v:ext="edit" aspectratio="f"/>
-                      <v:shape id="图片 29" o:spid="_x0000_s1026" o:spt="75" alt="IMG_256" type="#_x0000_t75" style="position:absolute;left:4208;top:95052;height:570;width:975;" filled="f" o:preferrelative="t" stroked="f" coordsize="21600,21600" o:gfxdata="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">
-                        <v:fill on="f" focussize="0,0"/>
-                        <v:stroke on="f"/>
-                        <v:imagedata r:id="rId13" chromakey="#FFFFFF" o:title=""/>
-                        <o:lock v:ext="edit" aspectratio="t"/>
-                      </v:shape>
-                      <v:shape id="图片 25" o:spid="_x0000_s1026" o:spt="75" type="#_x0000_t75" style="position:absolute;left:3513;top:94449;height:2273;width:2273;" filled="f" o:preferrelative="t" stroked="f" coordsize="21600,21600" o:gfxdata="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">
-                        <v:fill on="f" focussize="0,0"/>
-                        <v:stroke on="f"/>
-                        <v:imagedata r:id="rId10" o:title=""/>
-                        <o:lock v:ext="edit" aspectratio="t"/>
-                      </v:shape>
-                    </v:group>
-                  </w:pict>
-                </mc:Fallback>
-              </mc:AlternateContent>
-            </w:r>
-          </w:p>
-        </w:tc>
-        <w:tc>
-          <w:tcPr>
-            <w:tcW w:w="1373" w:type="dxa"/>
-            <w:vAlign w:val="center"/>
-          </w:tcPr>
-          <w:p>
-            <w:pPr>
-              <w:pStyle w:val="20"/>
-              <w:spacing w:before="13"/>
-              <w:jc w:val="both"/>
-              <w:rPr>
-                <w:rFonts w:ascii="Times New Roman" w:hAnsi="Times New Roman" w:cs="Times New Roman"/>
-                <w:b/>
-                <w:sz w:val="24"/>
-                <w:szCs w:val="24"/>
-              </w:rPr>
-            </w:pPr>
-            <w:r>
-              <w:rPr>
-                <w:rFonts w:hint="eastAsia" w:ascii="Times New Roman" w:hAnsi="Times New Roman" w:cs="Times New Roman"/>
-                <w:b/>
-                <w:sz w:val="24"/>
-                <w:szCs w:val="24"/>
-                <w:lang w:val="en-US" w:eastAsia="zh-CN"/>
-              </w:rPr>
-              <w:t>报告医生</w:t>
-            </w:r>
-            <w:r>
-              <w:rPr>
-                <w:rFonts w:ascii="Times New Roman" w:hAnsi="Times New Roman" w:cs="Times New Roman"/>
-                <w:b/>
-                <w:sz w:val="24"/>
-                <w:szCs w:val="24"/>
-                <w:lang w:eastAsia="zh-CN"/>
-              </w:rPr>
-              <w:t>：</w:t>
-            </w:r>
-          </w:p>
-        </w:tc>
-        <w:tc>
-          <w:tcPr>
-            <w:tcW w:w="1640" w:type="dxa"/>
-            <w:vAlign w:val="center"/>
-          </w:tcPr>
-          <w:p>
-            <w:pPr>
-              <w:pStyle w:val="20"/>
-              <w:spacing w:before="13"/>
-              <w:ind w:right="15"/>
-              <w:jc w:val="both"/>
-              <w:rPr>
-                <w:rFonts w:ascii="Times New Roman" w:hAnsi="Times New Roman" w:cs="Times New Roman"/>
-                <w:b/>
-                <w:sz w:val="24"/>
-                <w:szCs w:val="24"/>
-              </w:rPr>
-            </w:pPr>
-          </w:p>
-        </w:tc>
-        <w:tc>
-          <w:tcPr>
-            <w:tcW w:w="2475" w:type="dxa"/>
-            <w:vAlign w:val="center"/>
-          </w:tcPr>
-          <w:p>
-            <w:pPr>
-              <w:pStyle w:val="20"/>
-              <w:spacing w:before="13"/>
-              <w:ind w:right="15"/>
-              <w:jc w:val="both"/>
-              <w:rPr>
-                <w:rFonts w:hint="eastAsia" w:ascii="Times New Roman" w:hAnsi="Times New Roman" w:eastAsia="宋体" w:cs="Times New Roman"/>
-                <w:b/>
-                <w:sz w:val="24"/>
-                <w:szCs w:val="24"/>
-                <w:lang w:val="en-US" w:eastAsia="zh-CN"/>
-              </w:rPr>
-            </w:pPr>
-            <w:r>
-              <w:rPr>
-                <w:rFonts w:hint="eastAsia" w:ascii="Times New Roman" w:hAnsi="Times New Roman" w:cs="Times New Roman"/>
-                <w:b/>
-                <w:sz w:val="24"/>
-                <w:szCs w:val="24"/>
-                <w:lang w:val="en-US" w:eastAsia="zh-CN"/>
-              </w:rPr>
-              <w:t>审核医生：</w:t>
-            </w:r>
-          </w:p>
-        </w:tc>
-      </w:tr>
-      <w:tr>
-        <w:tblPrEx>
-          <w:tblCellMar>
-            <w:top w:w="0" w:type="dxa"/>
-            <w:left w:w="0" w:type="dxa"/>
-            <w:bottom w:w="0" w:type="dxa"/>
-            <w:right w:w="0" w:type="dxa"/>
-          </w:tblCellMar>
-        </w:tblPrEx>
-        <w:trPr>
-          <w:trHeight w:val="457" w:hRule="exact"/>
-          <w:jc w:val="right"/>
-        </w:trPr>
-        <w:tc>
-          <w:tcPr>
-            <w:tcW w:w="1272" w:type="dxa"/>
-            <w:vAlign w:val="center"/>
-          </w:tcPr>
-          <w:p>
-            <w:pPr>
-              <w:pStyle w:val="20"/>
-              <w:spacing w:line="341" w:lineRule="exact"/>
-              <w:ind w:left="13" w:right="165"/>
-              <w:jc w:val="both"/>
-              <w:rPr>
-                <w:rFonts w:ascii="Times New Roman" w:hAnsi="Times New Roman" w:cs="Times New Roman"/>
-                <w:b/>
-                <w:sz w:val="24"/>
-                <w:szCs w:val="24"/>
-              </w:rPr>
-            </w:pPr>
-            <w:r>
-              <w:rPr>
-                <w:rFonts w:ascii="Times New Roman" w:hAnsi="Times New Roman" w:cs="Times New Roman"/>
-                <w:b/>
-                <w:sz w:val="24"/>
-                <w:szCs w:val="24"/>
-              </w:rPr>
-              <w:t>日</w:t>
-            </w:r>
-            <w:r>
-              <w:rPr>
-                <w:rFonts w:ascii="Times New Roman" w:hAnsi="Times New Roman" w:cs="Times New Roman"/>
-                <w:b/>
-                <w:sz w:val="24"/>
-                <w:szCs w:val="24"/>
-                <w:lang w:eastAsia="zh-CN"/>
-              </w:rPr>
-              <w:t xml:space="preserve">  </w:t>
-            </w:r>
-            <w:r>
-              <w:rPr>
-                <w:rFonts w:ascii="Times New Roman" w:hAnsi="Times New Roman" w:cs="Times New Roman"/>
-                <w:b/>
-                <w:sz w:val="24"/>
-                <w:szCs w:val="24"/>
-              </w:rPr>
-              <w:t>期：</w:t>
-            </w:r>
-          </w:p>
-        </w:tc>
-        <w:tc>
-          <w:tcPr>
-            <w:tcW w:w="2306" w:type="dxa"/>
-            <w:vAlign w:val="center"/>
-          </w:tcPr>
-          <w:p>
-            <w:pPr>
-              <w:pStyle w:val="20"/>
-              <w:spacing w:line="363" w:lineRule="exact"/>
-              <w:jc w:val="both"/>
-              <w:rPr>
-                <w:rFonts w:ascii="Times New Roman" w:hAnsi="Times New Roman" w:cs="Times New Roman"/>
-                <w:sz w:val="24"/>
-                <w:szCs w:val="24"/>
-              </w:rPr>
-            </w:pPr>
-            <w:r>
-              <w:rPr>
-                <w:rFonts w:ascii="Times New Roman" w:hAnsi="Times New Roman" w:cs="Times New Roman"/>
-                <w:kern w:val="2"/>
-                <w:sz w:val="24"/>
-                <w:szCs w:val="24"/>
-                <w:lang w:eastAsia="zh-CN"/>
-              </w:rPr>
-              <w:t>{{ reportdate }}</w:t>
-            </w:r>
-          </w:p>
-        </w:tc>
-        <w:tc>
-          <w:tcPr>
-            <w:tcW w:w="1373" w:type="dxa"/>
-            <w:vAlign w:val="center"/>
-          </w:tcPr>
-          <w:p>
-            <w:pPr>
-              <w:pStyle w:val="20"/>
-              <w:spacing w:line="341" w:lineRule="exact"/>
-              <w:jc w:val="both"/>
-              <w:rPr>
-                <w:rFonts w:ascii="Times New Roman" w:hAnsi="Times New Roman" w:cs="Times New Roman"/>
-                <w:b/>
-                <w:sz w:val="24"/>
-                <w:szCs w:val="24"/>
-              </w:rPr>
-            </w:pPr>
-          </w:p>
-        </w:tc>
-        <w:tc>
-          <w:tcPr>
-            <w:tcW w:w="1640" w:type="dxa"/>
-            <w:vAlign w:val="center"/>
-          </w:tcPr>
-          <w:p>
-            <w:pPr>
-              <w:pStyle w:val="20"/>
-              <w:spacing w:line="363" w:lineRule="exact"/>
-              <w:ind w:right="15"/>
-              <w:jc w:val="both"/>
-              <w:rPr>
-                <w:rFonts w:ascii="Times New Roman" w:hAnsi="Times New Roman" w:cs="Times New Roman"/>
-                <w:sz w:val="24"/>
-                <w:szCs w:val="24"/>
-              </w:rPr>
-            </w:pPr>
-          </w:p>
-        </w:tc>
-        <w:tc>
-          <w:tcPr>
-            <w:tcW w:w="2475" w:type="dxa"/>
-            <w:vAlign w:val="center"/>
-          </w:tcPr>
-          <w:p>
-            <w:pPr>
-              <w:pStyle w:val="20"/>
-              <w:spacing w:line="363" w:lineRule="exact"/>
-              <w:ind w:right="15"/>
-              <w:jc w:val="both"/>
-              <w:rPr>
-                <w:rFonts w:ascii="Times New Roman" w:hAnsi="Times New Roman" w:cs="Times New Roman"/>
-                <w:kern w:val="2"/>
-                <w:sz w:val="24"/>
-                <w:szCs w:val="24"/>
-                <w:lang w:eastAsia="zh-CN"/>
-              </w:rPr>
-            </w:pPr>
-          </w:p>
-        </w:tc>
-      </w:tr>
-    </w:tbl>
-    <w:p>
-      <w:pPr>
-        <w:rPr>
-          <w:rFonts w:ascii="Times New Roman" w:hAnsi="Times New Roman" w:eastAsia="微软雅黑" w:cs="Times New Roman"/>
-          <w:sz w:val="24"/>
-          <w:szCs w:val="24"/>
-          <w:lang w:eastAsia="zh-CN"/>
-        </w:rPr>
-      </w:pPr>
-      <w:r>
-        <w:rPr>
-          <w:rFonts w:hint="eastAsia" w:ascii="Times New Roman" w:hAnsi="Times New Roman" w:eastAsia="微软雅黑" w:cs="Times New Roman"/>
-          <w:sz w:val="24"/>
-          <w:szCs w:val="24"/>
-          <w:lang w:eastAsia="zh-CN"/>
-        </w:rPr>
-        <w:t xml:space="preserve">{% endif %}{% if testedby == </w:t>
-      </w:r>
-      <w:r>
-        <w:rPr>
-          <w:rFonts w:ascii="Times New Roman" w:hAnsi="Times New Roman" w:eastAsia="微软雅黑" w:cs="Times New Roman"/>
-          <w:sz w:val="24"/>
-          <w:szCs w:val="24"/>
-          <w:lang w:eastAsia="zh-CN"/>
-        </w:rPr>
-        <w:t>“</w:t>
-      </w:r>
-      <w:r>
-        <w:rPr>
-          <w:rFonts w:hint="eastAsia" w:ascii="Times New Roman" w:hAnsi="Times New Roman" w:eastAsia="微软雅黑" w:cs="Times New Roman"/>
-          <w:sz w:val="24"/>
-          <w:szCs w:val="24"/>
-          <w:lang w:eastAsia="zh-CN"/>
-        </w:rPr>
-        <w:t>5</w:t>
-      </w:r>
-      <w:r>
-        <w:rPr>
-          <w:rFonts w:ascii="Times New Roman" w:hAnsi="Times New Roman" w:eastAsia="微软雅黑" w:cs="Times New Roman"/>
-          <w:sz w:val="24"/>
-          <w:szCs w:val="24"/>
-          <w:lang w:eastAsia="zh-CN"/>
-        </w:rPr>
-        <w:t>”</w:t>
-      </w:r>
-      <w:r>
-        <w:rPr>
-          <w:rFonts w:hint="eastAsia" w:ascii="Times New Roman" w:hAnsi="Times New Roman" w:eastAsia="微软雅黑" w:cs="Times New Roman"/>
-          <w:sz w:val="24"/>
-          <w:szCs w:val="24"/>
-          <w:lang w:eastAsia="zh-CN"/>
-        </w:rPr>
-        <w:t xml:space="preserve"> %}</w:t>
-      </w:r>
-    </w:p>
-    <w:p>
-      <w:pPr>
-        <w:rPr>
-          <w:lang w:eastAsia="zh-CN"/>
-        </w:rPr>
-      </w:pPr>
-    </w:p>
-    <w:p>
-      <w:pPr>
-        <w:rPr>
-          <w:lang w:eastAsia="zh-CN"/>
-        </w:rPr>
-      </w:pPr>
-    </w:p>
-    <w:tbl>
-      <w:tblPr>
-        <w:tblStyle w:val="35"/>
-        <w:tblW w:w="9066" w:type="dxa"/>
-        <w:jc w:val="right"/>
-        <w:tblLayout w:type="fixed"/>
-        <w:tblCellMar>
-          <w:top w:w="0" w:type="dxa"/>
-          <w:left w:w="0" w:type="dxa"/>
-          <w:bottom w:w="0" w:type="dxa"/>
-          <w:right w:w="0" w:type="dxa"/>
-        </w:tblCellMar>
-      </w:tblPr>
-      <w:tblGrid>
-        <w:gridCol w:w="1272"/>
-        <w:gridCol w:w="2306"/>
-        <w:gridCol w:w="1373"/>
-        <w:gridCol w:w="1640"/>
-        <w:gridCol w:w="2475"/>
-      </w:tblGrid>
-      <w:tr>
-        <w:tblPrEx>
-          <w:tblCellMar>
-            <w:top w:w="0" w:type="dxa"/>
-            <w:left w:w="0" w:type="dxa"/>
-            <w:bottom w:w="0" w:type="dxa"/>
-            <w:right w:w="0" w:type="dxa"/>
-          </w:tblCellMar>
-        </w:tblPrEx>
-        <w:trPr>
-          <w:trHeight w:val="441" w:hRule="exact"/>
-          <w:jc w:val="right"/>
-        </w:trPr>
-        <w:tc>
-          <w:tcPr>
-            <w:tcW w:w="1272" w:type="dxa"/>
-            <w:vAlign w:val="center"/>
-          </w:tcPr>
-          <w:p>
-            <w:pPr>
-              <w:pStyle w:val="20"/>
-              <w:spacing w:before="13"/>
-              <w:ind w:left="13" w:right="95"/>
-              <w:jc w:val="both"/>
-              <w:rPr>
-                <w:rFonts w:ascii="Times New Roman" w:hAnsi="Times New Roman" w:cs="Times New Roman"/>
-                <w:b/>
-                <w:sz w:val="24"/>
-                <w:szCs w:val="24"/>
-              </w:rPr>
-            </w:pPr>
-            <w:r>
-              <w:rPr>
-                <w:rFonts w:ascii="Times New Roman" w:hAnsi="Times New Roman" w:cs="Times New Roman"/>
-                <w:b/>
-                <w:sz w:val="24"/>
-                <w:szCs w:val="24"/>
-              </w:rPr>
-              <w:t>检测人：</w:t>
-            </w:r>
-          </w:p>
-        </w:tc>
-        <w:tc>
-          <w:tcPr>
-            <w:tcW w:w="2306" w:type="dxa"/>
-            <w:vAlign w:val="center"/>
-          </w:tcPr>
-          <w:p>
-            <w:pPr>
-              <w:pStyle w:val="20"/>
-              <w:spacing w:before="13"/>
-              <w:jc w:val="both"/>
-              <w:rPr>
-                <w:rFonts w:ascii="Times New Roman" w:hAnsi="Times New Roman" w:cs="Times New Roman"/>
-                <w:b/>
-                <w:sz w:val="24"/>
-                <w:szCs w:val="24"/>
-              </w:rPr>
-            </w:pPr>
-          </w:p>
-        </w:tc>
-        <w:tc>
-          <w:tcPr>
-            <w:tcW w:w="1373" w:type="dxa"/>
-            <w:vAlign w:val="center"/>
-          </w:tcPr>
-          <w:p>
-            <w:pPr>
-              <w:pStyle w:val="20"/>
-              <w:spacing w:before="13"/>
-              <w:jc w:val="both"/>
-              <w:rPr>
-                <w:rFonts w:ascii="Times New Roman" w:hAnsi="Times New Roman" w:cs="Times New Roman"/>
-                <w:b/>
-                <w:sz w:val="24"/>
-                <w:szCs w:val="24"/>
-              </w:rPr>
-            </w:pPr>
-            <w:r>
-              <w:rPr>
-                <w:rFonts w:hint="eastAsia" w:ascii="Times New Roman" w:hAnsi="Times New Roman" w:cs="Times New Roman"/>
-                <w:b/>
-                <w:sz w:val="24"/>
-                <w:szCs w:val="24"/>
-                <w:lang w:val="en-US" w:eastAsia="zh-CN"/>
-              </w:rPr>
-              <w:t>报告医生</w:t>
-            </w:r>
-            <w:r>
-              <w:rPr>
-                <w:rFonts w:ascii="Times New Roman" w:hAnsi="Times New Roman" w:cs="Times New Roman"/>
-                <w:b/>
-                <w:sz w:val="24"/>
-                <w:szCs w:val="24"/>
-                <w:lang w:eastAsia="zh-CN"/>
-              </w:rPr>
-              <w:t>：</w:t>
-            </w:r>
-          </w:p>
-        </w:tc>
-        <w:tc>
-          <w:tcPr>
-            <w:tcW w:w="1640" w:type="dxa"/>
-            <w:vAlign w:val="center"/>
-          </w:tcPr>
-          <w:p>
-            <w:pPr>
-              <w:pStyle w:val="20"/>
-              <w:spacing w:before="13"/>
-              <w:ind w:right="15"/>
-              <w:jc w:val="both"/>
-              <w:rPr>
-                <w:rFonts w:ascii="Times New Roman" w:hAnsi="Times New Roman" w:cs="Times New Roman"/>
-                <w:b/>
-                <w:sz w:val="24"/>
-                <w:szCs w:val="24"/>
-              </w:rPr>
-            </w:pPr>
-          </w:p>
-        </w:tc>
-        <w:tc>
-          <w:tcPr>
-            <w:tcW w:w="2475" w:type="dxa"/>
-            <w:vAlign w:val="center"/>
-          </w:tcPr>
-          <w:p>
-            <w:pPr>
-              <w:pStyle w:val="20"/>
-              <w:spacing w:before="13"/>
-              <w:ind w:right="15"/>
-              <w:jc w:val="both"/>
-              <w:rPr>
-                <w:rFonts w:hint="eastAsia" w:ascii="Times New Roman" w:hAnsi="Times New Roman" w:eastAsia="宋体" w:cs="Times New Roman"/>
-                <w:b/>
-                <w:sz w:val="24"/>
-                <w:szCs w:val="24"/>
-                <w:lang w:val="en-US" w:eastAsia="zh-CN"/>
-              </w:rPr>
-            </w:pPr>
-            <w:r>
-              <w:rPr>
-                <w:rFonts w:hint="eastAsia" w:ascii="Times New Roman" w:hAnsi="Times New Roman" w:cs="Times New Roman"/>
-                <w:b/>
-                <w:sz w:val="24"/>
-                <w:szCs w:val="24"/>
-                <w:lang w:val="en-US" w:eastAsia="zh-CN"/>
-              </w:rPr>
-              <w:t>审核医生：</w:t>
-            </w:r>
-          </w:p>
-        </w:tc>
-      </w:tr>
-      <w:tr>
-        <w:tblPrEx>
-          <w:tblCellMar>
-            <w:top w:w="0" w:type="dxa"/>
-            <w:left w:w="0" w:type="dxa"/>
-            <w:bottom w:w="0" w:type="dxa"/>
-            <w:right w:w="0" w:type="dxa"/>
-          </w:tblCellMar>
-        </w:tblPrEx>
-        <w:trPr>
-          <w:trHeight w:val="457" w:hRule="exact"/>
-          <w:jc w:val="right"/>
-        </w:trPr>
-        <w:tc>
-          <w:tcPr>
-            <w:tcW w:w="1272" w:type="dxa"/>
-            <w:vAlign w:val="center"/>
-          </w:tcPr>
-          <w:p>
-            <w:pPr>
-              <w:pStyle w:val="20"/>
-              <w:spacing w:line="341" w:lineRule="exact"/>
-              <w:ind w:left="13" w:right="165"/>
-              <w:jc w:val="both"/>
-              <w:rPr>
-                <w:rFonts w:ascii="Times New Roman" w:hAnsi="Times New Roman" w:cs="Times New Roman"/>
-                <w:b/>
-                <w:sz w:val="24"/>
-                <w:szCs w:val="24"/>
-              </w:rPr>
-            </w:pPr>
-            <w:r>
-              <w:rPr>
-                <w:rFonts w:ascii="Times New Roman" w:hAnsi="Times New Roman" w:cs="Times New Roman"/>
-                <w:b/>
-                <w:sz w:val="24"/>
-                <w:szCs w:val="24"/>
-              </w:rPr>
-              <w:t>日</w:t>
-            </w:r>
-            <w:r>
-              <w:rPr>
-                <w:rFonts w:ascii="Times New Roman" w:hAnsi="Times New Roman" w:cs="Times New Roman"/>
-                <w:b/>
-                <w:sz w:val="24"/>
-                <w:szCs w:val="24"/>
-                <w:lang w:eastAsia="zh-CN"/>
-              </w:rPr>
-              <w:t xml:space="preserve">  </w:t>
-            </w:r>
-            <w:r>
-              <w:rPr>
-                <w:rFonts w:ascii="Times New Roman" w:hAnsi="Times New Roman" w:cs="Times New Roman"/>
-                <w:b/>
-                <w:sz w:val="24"/>
-                <w:szCs w:val="24"/>
-              </w:rPr>
-              <w:t>期：</w:t>
-            </w:r>
-          </w:p>
-        </w:tc>
-        <w:tc>
-          <w:tcPr>
-            <w:tcW w:w="2306" w:type="dxa"/>
-            <w:vAlign w:val="center"/>
-          </w:tcPr>
-          <w:p>
-            <w:pPr>
-              <w:pStyle w:val="20"/>
-              <w:spacing w:line="363" w:lineRule="exact"/>
-              <w:jc w:val="both"/>
-              <w:rPr>
-                <w:rFonts w:ascii="Times New Roman" w:hAnsi="Times New Roman" w:cs="Times New Roman"/>
-                <w:sz w:val="24"/>
-                <w:szCs w:val="24"/>
-              </w:rPr>
-            </w:pPr>
-            <w:r>
-              <w:rPr>
-                <w:rFonts w:ascii="Times New Roman" w:hAnsi="Times New Roman" w:cs="Times New Roman"/>
-                <w:kern w:val="2"/>
-                <w:sz w:val="24"/>
-                <w:szCs w:val="24"/>
-                <w:lang w:eastAsia="zh-CN"/>
-              </w:rPr>
-              <w:t>{{ reportdate }}</w:t>
-            </w:r>
-          </w:p>
-        </w:tc>
-        <w:tc>
-          <w:tcPr>
-            <w:tcW w:w="1373" w:type="dxa"/>
-            <w:vAlign w:val="center"/>
-          </w:tcPr>
-          <w:p>
-            <w:pPr>
-              <w:pStyle w:val="20"/>
-              <w:spacing w:line="341" w:lineRule="exact"/>
-              <w:jc w:val="both"/>
-              <w:rPr>
-                <w:rFonts w:ascii="Times New Roman" w:hAnsi="Times New Roman" w:cs="Times New Roman"/>
-                <w:b/>
-                <w:sz w:val="24"/>
-                <w:szCs w:val="24"/>
-              </w:rPr>
-            </w:pPr>
-          </w:p>
-        </w:tc>
-        <w:tc>
-          <w:tcPr>
-            <w:tcW w:w="1640" w:type="dxa"/>
-            <w:vAlign w:val="center"/>
-          </w:tcPr>
-          <w:p>
-            <w:pPr>
-              <w:pStyle w:val="20"/>
-              <w:spacing w:line="363" w:lineRule="exact"/>
-              <w:ind w:right="15"/>
-              <w:jc w:val="both"/>
-              <w:rPr>
-                <w:rFonts w:ascii="Times New Roman" w:hAnsi="Times New Roman" w:cs="Times New Roman"/>
-                <w:sz w:val="24"/>
-                <w:szCs w:val="24"/>
-              </w:rPr>
-            </w:pPr>
-          </w:p>
-        </w:tc>
-        <w:tc>
-          <w:tcPr>
-            <w:tcW w:w="2475" w:type="dxa"/>
-            <w:vAlign w:val="center"/>
-          </w:tcPr>
-          <w:p>
-            <w:pPr>
-              <w:pStyle w:val="20"/>
-              <w:spacing w:line="363" w:lineRule="exact"/>
-              <w:ind w:right="15"/>
-              <w:jc w:val="both"/>
-              <w:rPr>
-                <w:rFonts w:ascii="Times New Roman" w:hAnsi="Times New Roman" w:cs="Times New Roman"/>
-                <w:kern w:val="2"/>
-                <w:sz w:val="24"/>
-                <w:szCs w:val="24"/>
-                <w:lang w:eastAsia="zh-CN"/>
-              </w:rPr>
-            </w:pPr>
-          </w:p>
-        </w:tc>
-      </w:tr>
-    </w:tbl>
-    <w:p>
-      <w:pPr>
-        <w:rPr>
-          <w:rFonts w:ascii="Times New Roman" w:hAnsi="Times New Roman" w:eastAsia="微软雅黑" w:cs="Times New Roman"/>
-          <w:sz w:val="24"/>
-          <w:szCs w:val="24"/>
-          <w:lang w:eastAsia="zh-CN"/>
-        </w:rPr>
-      </w:pPr>
-      <w:r>
-        <w:rPr>
-          <w:rFonts w:hint="eastAsia" w:ascii="Times New Roman" w:hAnsi="Times New Roman" w:eastAsia="微软雅黑" w:cs="Times New Roman"/>
-          <w:sz w:val="24"/>
-          <w:szCs w:val="24"/>
-          <w:lang w:eastAsia="zh-CN"/>
-        </w:rPr>
-        <w:t xml:space="preserve">{% endif %}{% if testedby == </w:t>
-      </w:r>
-      <w:r>
-        <w:rPr>
-          <w:rFonts w:ascii="Times New Roman" w:hAnsi="Times New Roman" w:eastAsia="微软雅黑" w:cs="Times New Roman"/>
-          <w:sz w:val="24"/>
-          <w:szCs w:val="24"/>
-          <w:lang w:eastAsia="zh-CN"/>
-        </w:rPr>
-        <w:t>“</w:t>
-      </w:r>
-      <w:r>
-        <w:rPr>
-          <w:rFonts w:hint="eastAsia" w:ascii="Times New Roman" w:hAnsi="Times New Roman" w:eastAsia="微软雅黑" w:cs="Times New Roman"/>
-          <w:sz w:val="24"/>
-          <w:szCs w:val="24"/>
-          <w:lang w:eastAsia="zh-CN"/>
-        </w:rPr>
-        <w:t>6</w:t>
-      </w:r>
-      <w:r>
-        <w:rPr>
-          <w:rFonts w:ascii="Times New Roman" w:hAnsi="Times New Roman" w:eastAsia="微软雅黑" w:cs="Times New Roman"/>
-          <w:sz w:val="24"/>
-          <w:szCs w:val="24"/>
-          <w:lang w:eastAsia="zh-CN"/>
-        </w:rPr>
-        <w:t>”</w:t>
-      </w:r>
-      <w:r>
-        <w:rPr>
-          <w:rFonts w:hint="eastAsia" w:ascii="Times New Roman" w:hAnsi="Times New Roman" w:eastAsia="微软雅黑" w:cs="Times New Roman"/>
-          <w:sz w:val="24"/>
-          <w:szCs w:val="24"/>
-          <w:lang w:eastAsia="zh-CN"/>
-        </w:rPr>
-        <w:t xml:space="preserve"> %}</w:t>
-      </w:r>
-    </w:p>
-    <w:p>
-      <w:pPr>
-        <w:rPr>
-          <w:rFonts w:ascii="Times New Roman" w:hAnsi="Times New Roman" w:eastAsia="微软雅黑" w:cs="Times New Roman"/>
-          <w:sz w:val="24"/>
-          <w:szCs w:val="24"/>
-          <w:lang w:eastAsia="zh-CN"/>
-        </w:rPr>
-      </w:pPr>
-    </w:p>
-    <w:p>
-      <w:pPr>
-        <w:rPr>
-          <w:rFonts w:ascii="Times New Roman" w:hAnsi="Times New Roman" w:eastAsia="微软雅黑" w:cs="Times New Roman"/>
-          <w:sz w:val="24"/>
-          <w:szCs w:val="24"/>
-          <w:lang w:eastAsia="zh-CN"/>
-        </w:rPr>
-      </w:pPr>
-    </w:p>
-    <w:tbl>
-      <w:tblPr>
-        <w:tblStyle w:val="35"/>
-        <w:tblW w:w="9066" w:type="dxa"/>
-        <w:jc w:val="right"/>
-        <w:tblLayout w:type="fixed"/>
-        <w:tblCellMar>
-          <w:top w:w="0" w:type="dxa"/>
-          <w:left w:w="0" w:type="dxa"/>
-          <w:bottom w:w="0" w:type="dxa"/>
-          <w:right w:w="0" w:type="dxa"/>
-        </w:tblCellMar>
-      </w:tblPr>
-      <w:tblGrid>
-        <w:gridCol w:w="1272"/>
-        <w:gridCol w:w="2306"/>
-        <w:gridCol w:w="1373"/>
-        <w:gridCol w:w="1640"/>
-        <w:gridCol w:w="2475"/>
-      </w:tblGrid>
-      <w:tr>
-        <w:tblPrEx>
-          <w:tblCellMar>
-            <w:top w:w="0" w:type="dxa"/>
-            <w:left w:w="0" w:type="dxa"/>
-            <w:bottom w:w="0" w:type="dxa"/>
-            <w:right w:w="0" w:type="dxa"/>
-          </w:tblCellMar>
-        </w:tblPrEx>
-        <w:trPr>
-          <w:trHeight w:val="441" w:hRule="exact"/>
-          <w:jc w:val="right"/>
-        </w:trPr>
-        <w:tc>
-          <w:tcPr>
-            <w:tcW w:w="1272" w:type="dxa"/>
-            <w:vAlign w:val="center"/>
-          </w:tcPr>
-          <w:p>
-            <w:pPr>
-              <w:pStyle w:val="20"/>
-              <w:spacing w:before="13"/>
-              <w:ind w:left="13" w:right="95"/>
-              <w:jc w:val="both"/>
-              <w:rPr>
-                <w:rFonts w:ascii="Times New Roman" w:hAnsi="Times New Roman" w:cs="Times New Roman"/>
-                <w:b/>
-                <w:sz w:val="24"/>
-                <w:szCs w:val="24"/>
-              </w:rPr>
-            </w:pPr>
-            <w:r>
-              <w:rPr>
-                <w:rFonts w:ascii="Times New Roman" w:hAnsi="Times New Roman" w:cs="Times New Roman"/>
-                <w:b/>
-                <w:sz w:val="24"/>
-                <w:szCs w:val="24"/>
-              </w:rPr>
-              <w:t>检测人：</w:t>
-            </w:r>
-          </w:p>
-        </w:tc>
-        <w:tc>
-          <w:tcPr>
-            <w:tcW w:w="2306" w:type="dxa"/>
-            <w:vAlign w:val="center"/>
-          </w:tcPr>
-          <w:p>
-            <w:pPr>
-              <w:pStyle w:val="20"/>
-              <w:spacing w:before="13"/>
-              <w:jc w:val="both"/>
-              <w:rPr>
-                <w:rFonts w:ascii="Times New Roman" w:hAnsi="Times New Roman" w:cs="Times New Roman"/>
-                <w:b/>
-                <w:sz w:val="24"/>
-                <w:szCs w:val="24"/>
-              </w:rPr>
-            </w:pPr>
-          </w:p>
-        </w:tc>
-        <w:tc>
-          <w:tcPr>
-            <w:tcW w:w="1373" w:type="dxa"/>
-            <w:vAlign w:val="center"/>
-          </w:tcPr>
-          <w:p>
-            <w:pPr>
-              <w:pStyle w:val="20"/>
-              <w:spacing w:before="13"/>
-              <w:jc w:val="both"/>
-              <w:rPr>
-                <w:rFonts w:ascii="Times New Roman" w:hAnsi="Times New Roman" w:cs="Times New Roman"/>
-                <w:b/>
-                <w:sz w:val="24"/>
-                <w:szCs w:val="24"/>
-              </w:rPr>
-            </w:pPr>
-            <w:r>
-              <w:rPr>
-                <w:rFonts w:hint="eastAsia" w:ascii="Times New Roman" w:hAnsi="Times New Roman" w:cs="Times New Roman"/>
-                <w:b/>
-                <w:sz w:val="24"/>
-                <w:szCs w:val="24"/>
-                <w:lang w:val="en-US" w:eastAsia="zh-CN"/>
-              </w:rPr>
-              <w:t>报告医生</w:t>
-            </w:r>
-            <w:r>
-              <w:rPr>
-                <w:rFonts w:ascii="Times New Roman" w:hAnsi="Times New Roman" w:cs="Times New Roman"/>
-                <w:b/>
-                <w:sz w:val="24"/>
-                <w:szCs w:val="24"/>
-                <w:lang w:eastAsia="zh-CN"/>
-              </w:rPr>
-              <w:t>：</w:t>
-            </w:r>
-          </w:p>
-        </w:tc>
-        <w:tc>
-          <w:tcPr>
-            <w:tcW w:w="1640" w:type="dxa"/>
-            <w:vAlign w:val="center"/>
-          </w:tcPr>
-          <w:p>
-            <w:pPr>
-              <w:pStyle w:val="20"/>
-              <w:spacing w:before="13"/>
-              <w:ind w:right="15"/>
-              <w:jc w:val="both"/>
-              <w:rPr>
-                <w:rFonts w:ascii="Times New Roman" w:hAnsi="Times New Roman" w:cs="Times New Roman"/>
-                <w:b/>
-                <w:sz w:val="24"/>
-                <w:szCs w:val="24"/>
-              </w:rPr>
-            </w:pPr>
-          </w:p>
-        </w:tc>
-        <w:tc>
-          <w:tcPr>
-            <w:tcW w:w="2475" w:type="dxa"/>
-            <w:vAlign w:val="center"/>
-          </w:tcPr>
-          <w:p>
-            <w:pPr>
-              <w:pStyle w:val="20"/>
-              <w:spacing w:before="13"/>
-              <w:ind w:right="15"/>
-              <w:jc w:val="both"/>
-              <w:rPr>
-                <w:rFonts w:hint="eastAsia" w:ascii="Times New Roman" w:hAnsi="Times New Roman" w:eastAsia="宋体" w:cs="Times New Roman"/>
-                <w:b/>
-                <w:sz w:val="24"/>
-                <w:szCs w:val="24"/>
-                <w:lang w:val="en-US" w:eastAsia="zh-CN"/>
-              </w:rPr>
-            </w:pPr>
-            <w:r>
-              <w:rPr>
-                <w:rFonts w:hint="eastAsia" w:ascii="Times New Roman" w:hAnsi="Times New Roman" w:cs="Times New Roman"/>
-                <w:b/>
-                <w:sz w:val="24"/>
-                <w:szCs w:val="24"/>
-                <w:lang w:val="en-US" w:eastAsia="zh-CN"/>
-              </w:rPr>
-              <w:t>审核医生：</w:t>
-            </w:r>
-          </w:p>
-        </w:tc>
-      </w:tr>
-      <w:tr>
-        <w:tblPrEx>
-          <w:tblCellMar>
-            <w:top w:w="0" w:type="dxa"/>
-            <w:left w:w="0" w:type="dxa"/>
-            <w:bottom w:w="0" w:type="dxa"/>
-            <w:right w:w="0" w:type="dxa"/>
-          </w:tblCellMar>
-        </w:tblPrEx>
-        <w:trPr>
-          <w:trHeight w:val="457" w:hRule="exact"/>
-          <w:jc w:val="right"/>
-        </w:trPr>
-        <w:tc>
-          <w:tcPr>
-            <w:tcW w:w="1272" w:type="dxa"/>
-            <w:vAlign w:val="center"/>
-          </w:tcPr>
-          <w:p>
-            <w:pPr>
-              <w:pStyle w:val="20"/>
-              <w:spacing w:line="341" w:lineRule="exact"/>
-              <w:ind w:left="13" w:right="165"/>
-              <w:jc w:val="both"/>
-              <w:rPr>
-                <w:rFonts w:ascii="Times New Roman" w:hAnsi="Times New Roman" w:cs="Times New Roman"/>
-                <w:b/>
-                <w:sz w:val="24"/>
-                <w:szCs w:val="24"/>
-              </w:rPr>
-            </w:pPr>
-            <w:r>
-              <w:rPr>
-                <w:rFonts w:ascii="Times New Roman" w:hAnsi="Times New Roman" w:cs="Times New Roman"/>
-                <w:b/>
-                <w:sz w:val="24"/>
-                <w:szCs w:val="24"/>
-              </w:rPr>
-              <w:t>日</w:t>
-            </w:r>
-            <w:r>
-              <w:rPr>
-                <w:rFonts w:ascii="Times New Roman" w:hAnsi="Times New Roman" w:cs="Times New Roman"/>
-                <w:b/>
-                <w:sz w:val="24"/>
-                <w:szCs w:val="24"/>
-                <w:lang w:eastAsia="zh-CN"/>
-              </w:rPr>
-              <w:t xml:space="preserve">  </w:t>
-            </w:r>
-            <w:r>
-              <w:rPr>
-                <w:rFonts w:ascii="Times New Roman" w:hAnsi="Times New Roman" w:cs="Times New Roman"/>
-                <w:b/>
-                <w:sz w:val="24"/>
-                <w:szCs w:val="24"/>
-              </w:rPr>
-              <w:t>期：</w:t>
-            </w:r>
-          </w:p>
-        </w:tc>
-        <w:tc>
-          <w:tcPr>
-            <w:tcW w:w="2306" w:type="dxa"/>
-            <w:vAlign w:val="center"/>
-          </w:tcPr>
-          <w:p>
-            <w:pPr>
-              <w:pStyle w:val="20"/>
-              <w:spacing w:line="363" w:lineRule="exact"/>
-              <w:jc w:val="both"/>
-              <w:rPr>
-                <w:rFonts w:ascii="Times New Roman" w:hAnsi="Times New Roman" w:cs="Times New Roman"/>
-                <w:sz w:val="24"/>
-                <w:szCs w:val="24"/>
-              </w:rPr>
-            </w:pPr>
-            <w:r>
-              <w:rPr>
-                <w:rFonts w:ascii="Times New Roman" w:hAnsi="Times New Roman" w:cs="Times New Roman"/>
-                <w:kern w:val="2"/>
-                <w:sz w:val="24"/>
-                <w:szCs w:val="24"/>
-                <w:lang w:eastAsia="zh-CN"/>
-              </w:rPr>
-              <w:t>{{ reportdate }}</w:t>
-            </w:r>
-          </w:p>
-        </w:tc>
-        <w:tc>
-          <w:tcPr>
-            <w:tcW w:w="1373" w:type="dxa"/>
-            <w:vAlign w:val="center"/>
-          </w:tcPr>
-          <w:p>
-            <w:pPr>
-              <w:pStyle w:val="20"/>
-              <w:spacing w:line="341" w:lineRule="exact"/>
-              <w:jc w:val="both"/>
-              <w:rPr>
-                <w:rFonts w:ascii="Times New Roman" w:hAnsi="Times New Roman" w:cs="Times New Roman"/>
-                <w:b/>
-                <w:sz w:val="24"/>
-                <w:szCs w:val="24"/>
-              </w:rPr>
-            </w:pPr>
-          </w:p>
-        </w:tc>
-        <w:tc>
-          <w:tcPr>
-            <w:tcW w:w="1640" w:type="dxa"/>
-            <w:vAlign w:val="center"/>
-          </w:tcPr>
-          <w:p>
-            <w:pPr>
-              <w:pStyle w:val="20"/>
-              <w:spacing w:line="363" w:lineRule="exact"/>
-              <w:ind w:right="15"/>
-              <w:jc w:val="both"/>
-              <w:rPr>
-                <w:rFonts w:ascii="Times New Roman" w:hAnsi="Times New Roman" w:cs="Times New Roman"/>
-                <w:sz w:val="24"/>
-                <w:szCs w:val="24"/>
-              </w:rPr>
-            </w:pPr>
-          </w:p>
-        </w:tc>
-        <w:tc>
-          <w:tcPr>
-            <w:tcW w:w="2475" w:type="dxa"/>
-            <w:vAlign w:val="center"/>
-          </w:tcPr>
-          <w:p>
-            <w:pPr>
-              <w:pStyle w:val="20"/>
-              <w:spacing w:line="363" w:lineRule="exact"/>
-              <w:ind w:right="15"/>
-              <w:jc w:val="both"/>
-              <w:rPr>
-                <w:rFonts w:ascii="Times New Roman" w:hAnsi="Times New Roman" w:cs="Times New Roman"/>
-                <w:kern w:val="2"/>
-                <w:sz w:val="24"/>
-                <w:szCs w:val="24"/>
-                <w:lang w:eastAsia="zh-CN"/>
-              </w:rPr>
-            </w:pPr>
-          </w:p>
-        </w:tc>
-      </w:tr>
-    </w:tbl>
-    <w:p>
-      <w:pPr>
         <w:numPr>
           <w:ilvl w:val="0"/>
           <w:numId w:val="0"/>
@@ -8355,8 +6554,6 @@
           <w:lang w:val="en-US" w:eastAsia="zh-CN"/>
         </w:rPr>
       </w:pPr>
-      <w:bookmarkStart w:id="146" w:name="_GoBack"/>
-      <w:bookmarkEnd w:id="146"/>
     </w:p>
     <w:p>
       <w:pPr>
@@ -8405,6 +6602,7 @@
           <w:lang w:eastAsia="zh-CN"/>
         </w:rPr>
       </w:pPr>
+      <w:bookmarkStart w:id="37" w:name="_Toc13740"/>
       <w:r>
         <w:rPr>
           <w:rFonts w:hint="eastAsia"/>
@@ -10166,7 +8364,7 @@
         </w:rPr>
       </w:pPr>
       <w:bookmarkStart w:id="38" w:name="_Toc6177"/>
-      <w:bookmarkStart w:id="39" w:name="_Toc22461"/>
+      <w:bookmarkStart w:id="39" w:name="_Toc10139"/>
       <w:r>
         <w:rPr>
           <w:rFonts w:hint="eastAsia"/>
@@ -10205,15 +8403,15 @@
           <w:sz w:val="30"/>
         </w:rPr>
       </w:pPr>
-      <w:bookmarkStart w:id="40" w:name="_Toc26994"/>
-      <w:bookmarkStart w:id="41" w:name="_Toc9088"/>
+      <w:bookmarkStart w:id="40" w:name="_Toc24979"/>
+      <w:bookmarkStart w:id="41" w:name="_Toc23375"/>
       <w:bookmarkStart w:id="42" w:name="_Toc22976"/>
-      <w:bookmarkStart w:id="43" w:name="_Toc23375"/>
-      <w:bookmarkStart w:id="44" w:name="_Toc5274"/>
-      <w:bookmarkStart w:id="45" w:name="_Toc18062_WPSOffice_Level2"/>
-      <w:bookmarkStart w:id="46" w:name="_Toc11015_WPSOffice_Level2"/>
-      <w:bookmarkStart w:id="47" w:name="_Toc24979"/>
-      <w:bookmarkStart w:id="48" w:name="_Toc30265"/>
+      <w:bookmarkStart w:id="43" w:name="_Toc25302"/>
+      <w:bookmarkStart w:id="44" w:name="_Toc11015_WPSOffice_Level2"/>
+      <w:bookmarkStart w:id="45" w:name="_Toc30265"/>
+      <w:bookmarkStart w:id="46" w:name="_Toc26994"/>
+      <w:bookmarkStart w:id="47" w:name="_Toc18062_WPSOffice_Level2"/>
+      <w:bookmarkStart w:id="48" w:name="_Toc9088"/>
       <w:r>
         <w:rPr>
           <w:color w:val="auto"/>
@@ -10402,12 +8600,6 @@
             <w:insideH w:val="single" w:color="A4A4A4" w:sz="4" w:space="0"/>
             <w:insideV w:val="single" w:color="A4A4A4" w:sz="4" w:space="0"/>
           </w:tblBorders>
-          <w:tblCellMar>
-            <w:top w:w="0" w:type="dxa"/>
-            <w:left w:w="0" w:type="dxa"/>
-            <w:bottom w:w="0" w:type="dxa"/>
-            <w:right w:w="0" w:type="dxa"/>
-          </w:tblCellMar>
         </w:tblPrEx>
         <w:trPr>
           <w:trHeight w:val="510" w:hRule="atLeast"/>
@@ -14919,15 +13111,15 @@
         <w:br w:type="page"/>
       </w:r>
       <w:bookmarkStart w:id="49" w:name="_Toc22117"/>
-      <w:bookmarkStart w:id="50" w:name="_Toc29486"/>
-      <w:bookmarkStart w:id="51" w:name="_Toc149826009"/>
+      <w:bookmarkStart w:id="50" w:name="_Toc149826009"/>
+      <w:bookmarkStart w:id="51" w:name="_Toc29486"/>
       <w:bookmarkStart w:id="52" w:name="_Toc149832733"/>
-      <w:bookmarkStart w:id="53" w:name="_Toc32022"/>
-      <w:bookmarkStart w:id="54" w:name="_Toc17526"/>
-      <w:bookmarkStart w:id="55" w:name="_Toc7551_WPSOffice_Level2"/>
-      <w:bookmarkStart w:id="56" w:name="_Toc6221_WPSOffice_Level2"/>
-      <w:bookmarkStart w:id="57" w:name="_Toc25737"/>
-      <w:bookmarkStart w:id="58" w:name="_Toc4339"/>
+      <w:bookmarkStart w:id="53" w:name="_Toc6221_WPSOffice_Level2"/>
+      <w:bookmarkStart w:id="54" w:name="_Toc32022"/>
+      <w:bookmarkStart w:id="55" w:name="_Toc25737"/>
+      <w:bookmarkStart w:id="56" w:name="_Toc4339"/>
+      <w:bookmarkStart w:id="57" w:name="_Toc17526"/>
+      <w:bookmarkStart w:id="58" w:name="_Toc7551_WPSOffice_Level2"/>
       <w:r>
         <w:rPr>
           <w:rFonts w:hint="eastAsia" w:ascii="Times New Roman" w:hAnsi="Times New Roman" w:eastAsia="微软雅黑" w:cs="Times New Roman"/>
@@ -14980,7 +13172,7 @@
           <w:lang w:eastAsia="zh-CN"/>
         </w:rPr>
       </w:pPr>
-      <w:bookmarkStart w:id="59" w:name="_Toc24503"/>
+      <w:bookmarkStart w:id="59" w:name="_Toc5693"/>
       <w:r>
         <w:rPr>
           <w:rFonts w:hint="eastAsia"/>
@@ -15501,14 +13693,14 @@
       <w:bookmarkEnd w:id="58"/>
       <w:bookmarkEnd w:id="60"/>
       <w:bookmarkEnd w:id="61"/>
-      <w:bookmarkStart w:id="62" w:name="_Toc23903"/>
-      <w:bookmarkStart w:id="63" w:name="_Toc25727"/>
-      <w:bookmarkStart w:id="64" w:name="_Toc4331_WPSOffice_Level1"/>
-      <w:bookmarkStart w:id="65" w:name="_Toc32443_WPSOffice_Level1"/>
+      <w:bookmarkStart w:id="62" w:name="_Toc5598"/>
+      <w:bookmarkStart w:id="63" w:name="_Toc32443_WPSOffice_Level1"/>
+      <w:bookmarkStart w:id="64" w:name="_Toc23903"/>
+      <w:bookmarkStart w:id="65" w:name="_Toc28194"/>
       <w:bookmarkStart w:id="66" w:name="_Toc32661"/>
-      <w:bookmarkStart w:id="67" w:name="_Toc28194"/>
-      <w:bookmarkStart w:id="68" w:name="_Toc5598"/>
-      <w:bookmarkStart w:id="69" w:name="_Toc23846_WPSOffice_Level1"/>
+      <w:bookmarkStart w:id="67" w:name="_Toc23846_WPSOffice_Level1"/>
+      <w:bookmarkStart w:id="68" w:name="_Toc4331_WPSOffice_Level1"/>
+      <w:bookmarkStart w:id="69" w:name="_Toc25727"/>
       <w:r>
         <w:rPr>
           <w:rFonts w:hint="eastAsia" w:ascii="Times New Roman" w:hAnsi="Times New Roman" w:eastAsia="微软雅黑" w:cs="Times New Roman"/>
@@ -15570,9 +13762,9 @@
           <w:lang w:eastAsia="zh-CN"/>
         </w:rPr>
       </w:pPr>
-      <w:bookmarkStart w:id="70" w:name="_Toc149826011"/>
-      <w:bookmarkStart w:id="71" w:name="_Toc149832735"/>
-      <w:bookmarkStart w:id="72" w:name="_Toc23472"/>
+      <w:bookmarkStart w:id="70" w:name="_Toc17459"/>
+      <w:bookmarkStart w:id="71" w:name="_Toc149826011"/>
+      <w:bookmarkStart w:id="72" w:name="_Toc149832735"/>
       <w:bookmarkStart w:id="73" w:name="_Toc14672"/>
       <w:bookmarkStart w:id="74" w:name="_Toc16158"/>
       <w:r>
@@ -18627,7 +16819,8 @@
           <w:lang w:eastAsia="zh-CN"/>
         </w:rPr>
       </w:pPr>
-      <w:bookmarkStart w:id="75" w:name="_Toc26760"/>
+      <w:bookmarkStart w:id="75" w:name="_Toc15232"/>
+      <w:bookmarkStart w:id="76" w:name="_Toc26760"/>
       <w:r>
         <w:rPr>
           <w:rFonts w:hint="eastAsia"/>
@@ -18639,6 +16832,7 @@
         <w:t>目前肺癌已批准的免疫治疗药物</w:t>
       </w:r>
       <w:bookmarkEnd w:id="75"/>
+      <w:bookmarkEnd w:id="76"/>
     </w:p>
     <w:p>
       <w:pPr>
@@ -18776,7 +16970,6 @@
             <w:insideH w:val="dotted" w:color="A5A5A5" w:sz="4" w:space="0"/>
             <w:insideV w:val="dotted" w:color="A5A5A5" w:sz="4" w:space="0"/>
           </w:tblBorders>
-          <w:shd w:val="clear" w:color="auto" w:fill="auto"/>
           <w:tblCellMar>
             <w:top w:w="0" w:type="dxa"/>
             <w:left w:w="108" w:type="dxa"/>
@@ -19981,7 +18174,6 @@
             <w:insideH w:val="dotted" w:color="A5A5A5" w:sz="4" w:space="0"/>
             <w:insideV w:val="dotted" w:color="A5A5A5" w:sz="4" w:space="0"/>
           </w:tblBorders>
-          <w:shd w:val="clear" w:color="auto" w:fill="auto"/>
           <w:tblCellMar>
             <w:top w:w="0" w:type="dxa"/>
             <w:left w:w="108" w:type="dxa"/>
@@ -20045,7 +18237,6 @@
             <w:insideH w:val="dotted" w:color="A5A5A5" w:sz="4" w:space="0"/>
             <w:insideV w:val="dotted" w:color="A5A5A5" w:sz="4" w:space="0"/>
           </w:tblBorders>
-          <w:shd w:val="clear" w:color="auto" w:fill="auto"/>
           <w:tblCellMar>
             <w:top w:w="0" w:type="dxa"/>
             <w:left w:w="108" w:type="dxa"/>
@@ -20207,8 +18398,8 @@
           </w14:shadow>
         </w:rPr>
       </w:pPr>
-      <w:bookmarkStart w:id="76" w:name="_Toc17503"/>
-      <w:bookmarkStart w:id="77" w:name="_Toc13730"/>
+      <w:bookmarkStart w:id="77" w:name="_Toc1272"/>
+      <w:bookmarkStart w:id="78" w:name="_Toc17503"/>
       <w:r>
         <w:rPr>
           <w:rFonts w:hint="eastAsia"/>
@@ -20231,8 +18422,8 @@
       <w:bookmarkEnd w:id="67"/>
       <w:bookmarkEnd w:id="68"/>
       <w:bookmarkEnd w:id="69"/>
-      <w:bookmarkEnd w:id="76"/>
       <w:bookmarkEnd w:id="77"/>
+      <w:bookmarkEnd w:id="78"/>
     </w:p>
     <w:p>
       <w:pPr>
@@ -20244,13 +18435,13 @@
           <w:lang w:eastAsia="zh-CN"/>
         </w:rPr>
       </w:pPr>
-      <w:bookmarkStart w:id="78" w:name="_Toc6988"/>
-      <w:bookmarkStart w:id="79" w:name="_Toc15530"/>
-      <w:bookmarkStart w:id="80" w:name="_Toc21764_WPSOffice_Level2"/>
-      <w:bookmarkStart w:id="81" w:name="_Toc16347"/>
-      <w:bookmarkStart w:id="82" w:name="_Toc3782"/>
+      <w:bookmarkStart w:id="79" w:name="_Toc21764_WPSOffice_Level2"/>
+      <w:bookmarkStart w:id="80" w:name="_Toc6988"/>
+      <w:bookmarkStart w:id="81" w:name="_Toc3782"/>
+      <w:bookmarkStart w:id="82" w:name="_Toc1707_WPSOffice_Level2"/>
       <w:bookmarkStart w:id="83" w:name="_Toc26649"/>
-      <w:bookmarkStart w:id="84" w:name="_Toc1707_WPSOffice_Level2"/>
+      <w:bookmarkStart w:id="84" w:name="_Toc15530"/>
+      <w:bookmarkStart w:id="85" w:name="_Toc16347"/>
       <w:r>
         <w:rPr>
           <w:rFonts w:hint="eastAsia" w:ascii="Times New Roman" w:hAnsi="Times New Roman" w:eastAsia="微软雅黑" w:cs="Times New Roman"/>
@@ -20277,12 +18468,12 @@
           <w:lang w:eastAsia="zh-CN"/>
         </w:rPr>
       </w:pPr>
-      <w:bookmarkStart w:id="85" w:name="_Toc20896"/>
       <w:bookmarkStart w:id="86" w:name="_Toc32302"/>
-      <w:bookmarkStart w:id="87" w:name="_Toc149832737"/>
-      <w:bookmarkStart w:id="88" w:name="_Toc149826013"/>
+      <w:bookmarkStart w:id="87" w:name="_Toc16801"/>
+      <w:bookmarkStart w:id="88" w:name="_Toc149832737"/>
       <w:bookmarkStart w:id="89" w:name="_Toc8516"/>
       <w:bookmarkStart w:id="90" w:name="_Toc15169"/>
+      <w:bookmarkStart w:id="91" w:name="_Toc149826013"/>
       <w:r>
         <w:rPr>
           <w:rFonts w:hint="eastAsia"/>
@@ -20293,8 +18484,8 @@
         </w:rPr>
         <w:t>变异位点结果解析</w:t>
       </w:r>
-      <w:bookmarkEnd w:id="85"/>
       <w:bookmarkEnd w:id="86"/>
+      <w:bookmarkEnd w:id="87"/>
     </w:p>
     <w:p>
       <w:pPr>
@@ -20316,10 +18507,10 @@
         </w:rPr>
         <w:t>{% for tdd in BodyDrugNoComplexStr %}</w:t>
       </w:r>
-      <w:bookmarkEnd w:id="87"/>
       <w:bookmarkEnd w:id="88"/>
       <w:bookmarkEnd w:id="89"/>
       <w:bookmarkEnd w:id="90"/>
+      <w:bookmarkEnd w:id="91"/>
     </w:p>
     <w:p>
       <w:pPr>
@@ -27143,12 +25334,6 @@
             <w:insideH w:val="dotted" w:color="45A3A7" w:sz="4" w:space="0"/>
             <w:insideV w:val="dotted" w:color="45A3A7" w:sz="4" w:space="0"/>
           </w:tblBorders>
-          <w:tblCellMar>
-            <w:top w:w="0" w:type="dxa"/>
-            <w:left w:w="108" w:type="dxa"/>
-            <w:bottom w:w="0" w:type="dxa"/>
-            <w:right w:w="108" w:type="dxa"/>
-          </w:tblCellMar>
         </w:tblPrEx>
         <w:trPr>
           <w:trHeight w:val="417" w:hRule="atLeast"/>
@@ -29241,10 +27426,10 @@
         </w:rPr>
         <w:t>{% endif %}</w:t>
       </w:r>
-      <w:bookmarkStart w:id="91" w:name="_Toc12977"/>
-      <w:bookmarkStart w:id="92" w:name="_Toc107825560"/>
-      <w:bookmarkStart w:id="93" w:name="_Toc30343"/>
+      <w:bookmarkStart w:id="92" w:name="_Toc12977"/>
+      <w:bookmarkStart w:id="93" w:name="_Toc107825560"/>
       <w:bookmarkStart w:id="94" w:name="_Toc14132"/>
+      <w:bookmarkStart w:id="95" w:name="_Toc30343"/>
       <w:r>
         <w:rPr>
           <w:rFonts w:hint="eastAsia" w:ascii="Times New Roman" w:hAnsi="Times New Roman" w:eastAsia="微软雅黑" w:cs="Times New Roman"/>
@@ -29269,8 +27454,8 @@
           <w:sz w:val="30"/>
         </w:rPr>
       </w:pPr>
-      <w:bookmarkStart w:id="95" w:name="_Toc6455"/>
       <w:bookmarkStart w:id="96" w:name="_Toc9193"/>
+      <w:bookmarkStart w:id="97" w:name="_Toc2793"/>
       <w:r>
         <w:rPr>
           <w:color w:val="auto"/>
@@ -29278,32 +27463,32 @@
         </w:rPr>
         <w:t>化疗药物检测解析</w:t>
       </w:r>
-      <w:bookmarkEnd w:id="91"/>
       <w:bookmarkEnd w:id="92"/>
       <w:bookmarkEnd w:id="93"/>
       <w:bookmarkEnd w:id="94"/>
       <w:bookmarkEnd w:id="95"/>
       <w:bookmarkEnd w:id="96"/>
+      <w:bookmarkEnd w:id="97"/>
     </w:p>
-    <w:bookmarkEnd w:id="78"/>
     <w:bookmarkEnd w:id="79"/>
     <w:bookmarkEnd w:id="80"/>
     <w:bookmarkEnd w:id="81"/>
     <w:bookmarkEnd w:id="82"/>
     <w:bookmarkEnd w:id="83"/>
     <w:bookmarkEnd w:id="84"/>
+    <w:bookmarkEnd w:id="85"/>
     <w:p>
       <w:pPr>
         <w:spacing w:before="26" w:after="120" w:afterLines="50"/>
       </w:pPr>
-      <w:bookmarkStart w:id="97" w:name="_Toc21764_WPSOffice_Level1"/>
-      <w:bookmarkStart w:id="98" w:name="_Toc16594"/>
-      <w:bookmarkStart w:id="99" w:name="_Toc1707_WPSOffice_Level1"/>
-      <w:bookmarkStart w:id="100" w:name="_Toc12505"/>
-      <w:bookmarkStart w:id="101" w:name="_Toc27302"/>
-      <w:bookmarkStart w:id="102" w:name="_Toc2409"/>
-      <w:bookmarkStart w:id="103" w:name="_Toc28240"/>
-      <w:bookmarkStart w:id="104" w:name="_Toc13196_WPSOffice_Level1"/>
+      <w:bookmarkStart w:id="98" w:name="_Toc21764_WPSOffice_Level1"/>
+      <w:bookmarkStart w:id="99" w:name="_Toc27302"/>
+      <w:bookmarkStart w:id="100" w:name="_Toc13196_WPSOffice_Level1"/>
+      <w:bookmarkStart w:id="101" w:name="_Toc12505"/>
+      <w:bookmarkStart w:id="102" w:name="_Toc16594"/>
+      <w:bookmarkStart w:id="103" w:name="_Toc1707_WPSOffice_Level1"/>
+      <w:bookmarkStart w:id="104" w:name="_Toc2409"/>
+      <w:bookmarkStart w:id="105" w:name="_Toc28240"/>
       <w:r>
         <w:rPr>
           <w:rFonts w:ascii="Times New Roman" w:hAnsi="Times New Roman" w:eastAsia="微软雅黑" w:cs="Times New Roman"/>
@@ -29349,6 +27534,12 @@
             <w:insideH w:val="none" w:color="auto" w:sz="0" w:space="0"/>
             <w:insideV w:val="none" w:color="auto" w:sz="0" w:space="0"/>
           </w:tblBorders>
+          <w:tblCellMar>
+            <w:top w:w="0" w:type="dxa"/>
+            <w:left w:w="108" w:type="dxa"/>
+            <w:bottom w:w="0" w:type="dxa"/>
+            <w:right w:w="108" w:type="dxa"/>
+          </w:tblCellMar>
         </w:tblPrEx>
         <w:trPr>
           <w:trHeight w:val="321" w:hRule="atLeast"/>
@@ -31380,8 +29571,8 @@
           </w14:shadow>
         </w:rPr>
       </w:pPr>
-      <w:bookmarkStart w:id="105" w:name="_Toc15759"/>
-      <w:bookmarkStart w:id="106" w:name="_Toc16239"/>
+      <w:bookmarkStart w:id="106" w:name="_Toc15759"/>
+      <w:bookmarkStart w:id="107" w:name="_Toc4607"/>
       <w:r>
         <w:rPr>
           <w:rFonts w:hint="eastAsia"/>
@@ -31396,7 +29587,6 @@
         </w:rPr>
         <w:t>附录</w:t>
       </w:r>
-      <w:bookmarkEnd w:id="97"/>
       <w:bookmarkEnd w:id="98"/>
       <w:bookmarkEnd w:id="99"/>
       <w:bookmarkEnd w:id="100"/>
@@ -31406,6 +29596,7 @@
       <w:bookmarkEnd w:id="104"/>
       <w:bookmarkEnd w:id="105"/>
       <w:bookmarkEnd w:id="106"/>
+      <w:bookmarkEnd w:id="107"/>
     </w:p>
     <w:p>
       <w:pPr>
@@ -31426,14 +29617,14 @@
           </w14:textFill>
         </w:rPr>
       </w:pPr>
-      <w:bookmarkStart w:id="107" w:name="_Toc15840_WPSOffice_Level1"/>
-      <w:bookmarkStart w:id="108" w:name="_Toc27075"/>
-      <w:bookmarkStart w:id="109" w:name="_Toc9913"/>
-      <w:bookmarkStart w:id="110" w:name="_Toc3320"/>
-      <w:bookmarkStart w:id="111" w:name="_Toc14255_WPSOffice_Level1"/>
-      <w:bookmarkStart w:id="112" w:name="_Toc24085_WPSOffice_Level1"/>
-      <w:bookmarkStart w:id="113" w:name="_Toc31490"/>
-      <w:bookmarkStart w:id="114" w:name="_Toc4168"/>
+      <w:bookmarkStart w:id="108" w:name="_Toc24085_WPSOffice_Level1"/>
+      <w:bookmarkStart w:id="109" w:name="_Toc27075"/>
+      <w:bookmarkStart w:id="110" w:name="_Toc14255_WPSOffice_Level1"/>
+      <w:bookmarkStart w:id="111" w:name="_Toc31490"/>
+      <w:bookmarkStart w:id="112" w:name="_Toc29151"/>
+      <w:bookmarkStart w:id="113" w:name="_Toc3320"/>
+      <w:bookmarkStart w:id="114" w:name="_Toc15840_WPSOffice_Level1"/>
+      <w:bookmarkStart w:id="115" w:name="_Toc4168"/>
       <w:r>
         <w:rPr>
           <w:rFonts w:hint="eastAsia"/>
@@ -31443,7 +29634,6 @@
         </w:rPr>
         <w:t>样本质控情况</w:t>
       </w:r>
-      <w:bookmarkEnd w:id="107"/>
       <w:bookmarkEnd w:id="108"/>
       <w:bookmarkEnd w:id="109"/>
       <w:bookmarkEnd w:id="110"/>
@@ -31451,6 +29641,7 @@
       <w:bookmarkEnd w:id="112"/>
       <w:bookmarkEnd w:id="113"/>
       <w:bookmarkEnd w:id="114"/>
+      <w:bookmarkEnd w:id="115"/>
     </w:p>
     <w:tbl>
       <w:tblPr>
@@ -33925,14 +32116,14 @@
           <w:lang w:eastAsia="zh-CN"/>
         </w:rPr>
       </w:pPr>
-      <w:bookmarkStart w:id="115" w:name="_Toc12343"/>
-      <w:bookmarkStart w:id="116" w:name="_Toc10719"/>
-      <w:bookmarkStart w:id="117" w:name="_Toc1779"/>
+      <w:bookmarkStart w:id="116" w:name="_Toc11812"/>
+      <w:bookmarkStart w:id="117" w:name="_Toc11896_WPSOffice_Level1"/>
       <w:bookmarkStart w:id="118" w:name="_Toc20303"/>
-      <w:bookmarkStart w:id="119" w:name="_Toc11896_WPSOffice_Level1"/>
-      <w:bookmarkStart w:id="120" w:name="_Toc11812"/>
-      <w:bookmarkStart w:id="121" w:name="_Toc28810_WPSOffice_Level1"/>
-      <w:bookmarkStart w:id="122" w:name="_Toc11193_WPSOffice_Level1"/>
+      <w:bookmarkStart w:id="119" w:name="_Toc10719"/>
+      <w:bookmarkStart w:id="120" w:name="_Toc1779"/>
+      <w:bookmarkStart w:id="121" w:name="_Toc22787"/>
+      <w:bookmarkStart w:id="122" w:name="_Toc28810_WPSOffice_Level1"/>
+      <w:bookmarkStart w:id="123" w:name="_Toc11193_WPSOffice_Level1"/>
       <w:r>
         <w:rPr>
           <w:rFonts w:hint="eastAsia"/>
@@ -33942,16 +32133,16 @@
         </w:rPr>
         <w:t>常见靶向药物相关基因检测列表</w:t>
       </w:r>
-      <w:bookmarkEnd w:id="115"/>
       <w:bookmarkEnd w:id="116"/>
       <w:bookmarkEnd w:id="117"/>
       <w:bookmarkEnd w:id="118"/>
       <w:bookmarkEnd w:id="119"/>
       <w:bookmarkEnd w:id="120"/>
+      <w:bookmarkEnd w:id="121"/>
     </w:p>
     <w:bookmarkEnd w:id="11"/>
-    <w:bookmarkEnd w:id="121"/>
     <w:bookmarkEnd w:id="122"/>
+    <w:bookmarkEnd w:id="123"/>
     <w:tbl>
       <w:tblPr>
         <w:tblStyle w:val="15"/>
@@ -34031,12 +32222,12 @@
                 </w14:textFill>
               </w:rPr>
             </w:pPr>
-            <w:bookmarkStart w:id="123" w:name="_Toc20170_WPSOffice_Level1"/>
-            <w:bookmarkStart w:id="124" w:name="_Toc20924"/>
-            <w:bookmarkStart w:id="125" w:name="_Toc31185"/>
-            <w:bookmarkStart w:id="126" w:name="_Toc28454_WPSOffice_Level1"/>
+            <w:bookmarkStart w:id="124" w:name="_Toc28454_WPSOffice_Level1"/>
+            <w:bookmarkStart w:id="125" w:name="_Toc20170_WPSOffice_Level1"/>
+            <w:bookmarkStart w:id="126" w:name="_Toc20924"/>
             <w:bookmarkStart w:id="127" w:name="_Toc26985_WPSOffice_Level1"/>
             <w:bookmarkStart w:id="128" w:name="_Toc27693"/>
+            <w:bookmarkStart w:id="129" w:name="_Toc31185"/>
             <w:r>
               <w:rPr>
                 <w:rFonts w:ascii="Times New Roman" w:hAnsi="Times New Roman" w:eastAsia="微软雅黑" w:cs="Times New Roman"/>
@@ -34507,8 +32698,8 @@
           <w:lang w:eastAsia="en-US"/>
         </w:rPr>
       </w:pPr>
-      <w:bookmarkStart w:id="129" w:name="_Toc20791"/>
-      <w:bookmarkStart w:id="130" w:name="_Toc11805"/>
+      <w:bookmarkStart w:id="130" w:name="_Toc20791"/>
+      <w:bookmarkStart w:id="131" w:name="_Toc7354"/>
       <w:r>
         <w:rPr>
           <w:rFonts w:cs="黑体"/>
@@ -34529,8 +32720,8 @@
         </w:rPr>
         <w:t>基因列表</w:t>
       </w:r>
-      <w:bookmarkEnd w:id="129"/>
       <w:bookmarkEnd w:id="130"/>
+      <w:bookmarkEnd w:id="131"/>
     </w:p>
     <w:tbl>
       <w:tblPr>
@@ -34908,10 +33099,10 @@
           <w:lang w:eastAsia="zh-CN"/>
         </w:rPr>
       </w:pPr>
-      <w:bookmarkStart w:id="131" w:name="_Toc7169"/>
       <w:bookmarkStart w:id="132" w:name="_Toc15114"/>
-      <w:bookmarkStart w:id="133" w:name="_Toc17081"/>
-      <w:bookmarkStart w:id="134" w:name="_Toc3409"/>
+      <w:bookmarkStart w:id="133" w:name="_Toc3409"/>
+      <w:bookmarkStart w:id="134" w:name="_Toc32222"/>
+      <w:bookmarkStart w:id="135" w:name="_Toc17081"/>
       <w:r>
         <w:rPr>
           <w:rFonts w:hint="eastAsia"/>
@@ -34921,10 +33112,10 @@
         </w:rPr>
         <w:t>检测方法与局限性</w:t>
       </w:r>
-      <w:bookmarkEnd w:id="131"/>
       <w:bookmarkEnd w:id="132"/>
       <w:bookmarkEnd w:id="133"/>
       <w:bookmarkEnd w:id="134"/>
+      <w:bookmarkEnd w:id="135"/>
     </w:p>
     <w:p>
       <w:pPr>
@@ -35112,12 +33303,12 @@
         <w:br w:type="page"/>
       </w:r>
     </w:p>
-    <w:bookmarkEnd w:id="123"/>
     <w:bookmarkEnd w:id="124"/>
     <w:bookmarkEnd w:id="125"/>
     <w:bookmarkEnd w:id="126"/>
     <w:bookmarkEnd w:id="127"/>
     <w:bookmarkEnd w:id="128"/>
+    <w:bookmarkEnd w:id="129"/>
     <w:p>
       <w:pPr>
         <w:pStyle w:val="3"/>
@@ -35131,17 +33322,17 @@
           <w:sz w:val="30"/>
         </w:rPr>
       </w:pPr>
-      <w:bookmarkStart w:id="135" w:name="_Toc11901"/>
-      <w:bookmarkStart w:id="136" w:name="_Toc14210"/>
-      <w:bookmarkStart w:id="137" w:name="_Toc4503"/>
+      <w:bookmarkStart w:id="136" w:name="_Toc20102"/>
+      <w:bookmarkStart w:id="137" w:name="_Toc27809"/>
       <w:bookmarkStart w:id="138" w:name="_Toc25946"/>
-      <w:bookmarkStart w:id="139" w:name="_Toc27809"/>
-      <w:bookmarkStart w:id="140" w:name="_Toc14611_WPSOffice_Level1"/>
-      <w:bookmarkStart w:id="141" w:name="_Toc22162_WPSOffice_Level1"/>
-      <w:bookmarkStart w:id="142" w:name="_Toc17792_WPSOffice_Level2"/>
+      <w:bookmarkStart w:id="139" w:name="_Toc11901"/>
+      <w:bookmarkStart w:id="140" w:name="_Toc4503"/>
+      <w:bookmarkStart w:id="141" w:name="_Toc13275"/>
+      <w:bookmarkStart w:id="142" w:name="_Toc19584_WPSOffice_Level1"/>
       <w:bookmarkStart w:id="143" w:name="_Toc22623"/>
-      <w:bookmarkStart w:id="144" w:name="_Toc19584_WPSOffice_Level1"/>
-      <w:bookmarkStart w:id="145" w:name="_Toc13275"/>
+      <w:bookmarkStart w:id="144" w:name="_Toc22162_WPSOffice_Level1"/>
+      <w:bookmarkStart w:id="145" w:name="_Toc14611_WPSOffice_Level1"/>
+      <w:bookmarkStart w:id="146" w:name="_Toc17792_WPSOffice_Level2"/>
       <w:r>
         <w:rPr>
           <w:color w:val="auto"/>
@@ -35149,18 +33340,18 @@
         </w:rPr>
         <w:t>参考文献</w:t>
       </w:r>
-      <w:bookmarkEnd w:id="135"/>
       <w:bookmarkEnd w:id="136"/>
       <w:bookmarkEnd w:id="137"/>
       <w:bookmarkEnd w:id="138"/>
       <w:bookmarkEnd w:id="139"/>
+      <w:bookmarkEnd w:id="140"/>
     </w:p>
-    <w:bookmarkEnd w:id="140"/>
     <w:bookmarkEnd w:id="141"/>
     <w:bookmarkEnd w:id="142"/>
     <w:bookmarkEnd w:id="143"/>
     <w:bookmarkEnd w:id="144"/>
     <w:bookmarkEnd w:id="145"/>
+    <w:bookmarkEnd w:id="146"/>
     <w:p>
       <w:pPr>
         <w:pStyle w:val="37"/>

--- a/WebContent/docx/肺癌68基因检测报告-单样本-苏州市立医院.docx
+++ b/WebContent/docx/肺癌68基因检测报告-单样本-苏州市立医院.docx
@@ -1720,8 +1720,6 @@
           <w:sz w:val="32"/>
         </w:rPr>
       </w:pPr>
-      <w:bookmarkStart w:id="147" w:name="_GoBack"/>
-      <w:bookmarkEnd w:id="147"/>
       <w:r>
         <w:rPr>
           <w:rFonts w:ascii="Times New Roman" w:hAnsi="Times New Roman" w:eastAsia="微软雅黑"/>
@@ -3778,15 +3776,15 @@
           </w14:shadow>
         </w:rPr>
       </w:pPr>
-      <w:bookmarkStart w:id="2" w:name="_Toc7021_WPSOffice_Level1"/>
-      <w:bookmarkStart w:id="3" w:name="_Toc11015_WPSOffice_Level1"/>
-      <w:bookmarkStart w:id="4" w:name="_Toc10518"/>
-      <w:bookmarkStart w:id="5" w:name="_Toc15852"/>
-      <w:bookmarkStart w:id="6" w:name="_Toc19594"/>
-      <w:bookmarkStart w:id="7" w:name="_Toc11465"/>
+      <w:bookmarkStart w:id="2" w:name="_Toc15852"/>
+      <w:bookmarkStart w:id="3" w:name="_Toc7021_WPSOffice_Level1"/>
+      <w:bookmarkStart w:id="4" w:name="_Toc19594"/>
+      <w:bookmarkStart w:id="5" w:name="_Toc9035"/>
+      <w:bookmarkStart w:id="6" w:name="_Toc18062_WPSOffice_Level1"/>
+      <w:bookmarkStart w:id="7" w:name="_Toc11015_WPSOffice_Level1"/>
       <w:bookmarkStart w:id="8" w:name="_Toc17451"/>
-      <w:bookmarkStart w:id="9" w:name="_Toc9035"/>
-      <w:bookmarkStart w:id="10" w:name="_Toc18062_WPSOffice_Level1"/>
+      <w:bookmarkStart w:id="9" w:name="_Toc10518"/>
+      <w:bookmarkStart w:id="10" w:name="_Toc11465"/>
       <w:bookmarkStart w:id="11" w:name="_Toc3823"/>
       <w:r>
         <w:rPr>
@@ -4100,13 +4098,13 @@
       </w:pPr>
       <w:bookmarkStart w:id="13" w:name="_Toc1410"/>
       <w:bookmarkStart w:id="14" w:name="_Toc3871"/>
-      <w:bookmarkStart w:id="15" w:name="_Toc6221_WPSOffice_Level1"/>
-      <w:bookmarkStart w:id="16" w:name="_Toc18058"/>
-      <w:bookmarkStart w:id="17" w:name="_Toc4088"/>
-      <w:bookmarkStart w:id="18" w:name="_Toc25920"/>
-      <w:bookmarkStart w:id="19" w:name="_Toc23369_WPSOffice_Level1"/>
-      <w:bookmarkStart w:id="20" w:name="_Toc24631"/>
-      <w:bookmarkStart w:id="21" w:name="_Toc18320"/>
+      <w:bookmarkStart w:id="15" w:name="_Toc18058"/>
+      <w:bookmarkStart w:id="16" w:name="_Toc23369_WPSOffice_Level1"/>
+      <w:bookmarkStart w:id="17" w:name="_Toc25920"/>
+      <w:bookmarkStart w:id="18" w:name="_Toc4088"/>
+      <w:bookmarkStart w:id="19" w:name="_Toc6221_WPSOffice_Level1"/>
+      <w:bookmarkStart w:id="20" w:name="_Toc18320"/>
+      <w:bookmarkStart w:id="21" w:name="_Toc24631"/>
       <w:r>
         <w:rPr>
           <w:rStyle w:val="38"/>
@@ -4162,10 +4160,10 @@
         </w:rPr>
       </w:pPr>
       <w:bookmarkStart w:id="22" w:name="_Toc11674"/>
-      <w:bookmarkStart w:id="23" w:name="_Toc25997"/>
-      <w:bookmarkStart w:id="24" w:name="_Toc149826003"/>
+      <w:bookmarkStart w:id="23" w:name="_Toc149832728"/>
+      <w:bookmarkStart w:id="24" w:name="_Toc25997"/>
       <w:bookmarkStart w:id="25" w:name="_Toc27165"/>
-      <w:bookmarkStart w:id="26" w:name="_Toc149832728"/>
+      <w:bookmarkStart w:id="26" w:name="_Toc149826003"/>
       <w:r>
         <w:rPr>
           <w:rFonts w:hint="eastAsia"/>
@@ -5365,12 +5363,12 @@
         </w:rPr>
       </w:pPr>
       <w:bookmarkStart w:id="27" w:name="_Toc19184"/>
-      <w:bookmarkStart w:id="28" w:name="_Toc12381"/>
-      <w:bookmarkStart w:id="29" w:name="_Toc2781"/>
-      <w:bookmarkStart w:id="30" w:name="_Toc22132"/>
-      <w:bookmarkStart w:id="31" w:name="_Toc20136_WPSOffice_Level1"/>
-      <w:bookmarkStart w:id="32" w:name="_Toc14062"/>
-      <w:bookmarkStart w:id="33" w:name="_Toc19898_WPSOffice_Level1"/>
+      <w:bookmarkStart w:id="28" w:name="_Toc22132"/>
+      <w:bookmarkStart w:id="29" w:name="_Toc20136_WPSOffice_Level1"/>
+      <w:bookmarkStart w:id="30" w:name="_Toc2781"/>
+      <w:bookmarkStart w:id="31" w:name="_Toc14062"/>
+      <w:bookmarkStart w:id="32" w:name="_Toc19898_WPSOffice_Level1"/>
+      <w:bookmarkStart w:id="33" w:name="_Toc12381"/>
       <w:r>
         <w:rPr>
           <w:rFonts w:hint="eastAsia" w:ascii="微软雅黑" w:hAnsi="微软雅黑" w:eastAsia="微软雅黑" w:cs="微软雅黑"/>
@@ -5471,8 +5469,8 @@
         </w:rPr>
       </w:pPr>
       <w:bookmarkStart w:id="34" w:name="_Toc5941"/>
-      <w:bookmarkStart w:id="35" w:name="_Toc149832729"/>
-      <w:bookmarkStart w:id="36" w:name="_Toc31425"/>
+      <w:bookmarkStart w:id="35" w:name="_Toc31425"/>
+      <w:bookmarkStart w:id="36" w:name="_Toc149832729"/>
       <w:r>
         <w:rPr>
           <w:rFonts w:hint="eastAsia" w:ascii="Times New Roman" w:hAnsi="Times New Roman" w:eastAsia="微软雅黑" w:cs="Times New Roman"/>
@@ -5724,7 +5722,7 @@
                 </mc:Choice>
                 <mc:Fallback>
                   <w:pict>
-                    <v:group id="组合 6" o:spid="_x0000_s1026" o:spt="203" style="position:absolute;left:0pt;margin-left:-25.15pt;margin-top:-43.55pt;height:113.65pt;width:113.65pt;z-index:251662336;mso-width-relative:page;mso-height-relative:page;" coordorigin="18706,18782" coordsize="2273,2273" o:gfxdata="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">
+                    <v:group id="组合 6" o:spid="_x0000_s1026" o:spt="203" style="position:absolute;left:0pt;margin-left:-25.15pt;margin-top:-43.55pt;height:113.65pt;width:113.65pt;z-index:251662336;mso-width-relative:page;mso-height-relative:page;" coordorigin="18706,18782" coordsize="2273,2273" o:gfxdata="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">
                       <o:lock v:ext="edit" aspectratio="f"/>
                       <v:shape id="图片 6" o:spid="_x0000_s1026" o:spt="75" alt="蔡冬雪" type="#_x0000_t75" style="position:absolute;left:19199;top:19551;height:566;width:1261;" filled="f" o:preferrelative="t" stroked="f" coordsize="21600,21600" o:gfxdata="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">
                         <v:fill on="f" focussize="0,0"/>
@@ -8403,14 +8401,14 @@
           <w:sz w:val="30"/>
         </w:rPr>
       </w:pPr>
-      <w:bookmarkStart w:id="40" w:name="_Toc24979"/>
-      <w:bookmarkStart w:id="41" w:name="_Toc23375"/>
-      <w:bookmarkStart w:id="42" w:name="_Toc22976"/>
-      <w:bookmarkStart w:id="43" w:name="_Toc25302"/>
-      <w:bookmarkStart w:id="44" w:name="_Toc11015_WPSOffice_Level2"/>
-      <w:bookmarkStart w:id="45" w:name="_Toc30265"/>
+      <w:bookmarkStart w:id="40" w:name="_Toc22976"/>
+      <w:bookmarkStart w:id="41" w:name="_Toc25302"/>
+      <w:bookmarkStart w:id="42" w:name="_Toc18062_WPSOffice_Level2"/>
+      <w:bookmarkStart w:id="43" w:name="_Toc30265"/>
+      <w:bookmarkStart w:id="44" w:name="_Toc24979"/>
+      <w:bookmarkStart w:id="45" w:name="_Toc23375"/>
       <w:bookmarkStart w:id="46" w:name="_Toc26994"/>
-      <w:bookmarkStart w:id="47" w:name="_Toc18062_WPSOffice_Level2"/>
+      <w:bookmarkStart w:id="47" w:name="_Toc11015_WPSOffice_Level2"/>
       <w:bookmarkStart w:id="48" w:name="_Toc9088"/>
       <w:r>
         <w:rPr>
@@ -8600,6 +8598,12 @@
             <w:insideH w:val="single" w:color="A4A4A4" w:sz="4" w:space="0"/>
             <w:insideV w:val="single" w:color="A4A4A4" w:sz="4" w:space="0"/>
           </w:tblBorders>
+          <w:tblCellMar>
+            <w:top w:w="0" w:type="dxa"/>
+            <w:left w:w="0" w:type="dxa"/>
+            <w:bottom w:w="0" w:type="dxa"/>
+            <w:right w:w="0" w:type="dxa"/>
+          </w:tblCellMar>
         </w:tblPrEx>
         <w:trPr>
           <w:trHeight w:val="510" w:hRule="atLeast"/>
@@ -8685,18 +8689,34 @@
             </w:pPr>
             <w:r>
               <w:rPr>
-                <w:rFonts w:ascii="Times New Roman" w:hAnsi="Times New Roman" w:eastAsia="微软雅黑" w:cs="Times New Roman"/>
+                <w:rFonts w:hint="eastAsia" w:ascii="Times New Roman" w:hAnsi="Times New Roman" w:eastAsia="微软雅黑" w:cs="Times New Roman"/>
                 <w:b/>
                 <w:color w:val="FFFFFF" w:themeColor="background1"/>
                 <w:sz w:val="21"/>
                 <w:szCs w:val="21"/>
+                <w:lang w:val="en-US" w:eastAsia="zh-CN"/>
                 <w14:textFill>
                   <w14:solidFill>
                     <w14:schemeClr w14:val="bg1"/>
                   </w14:solidFill>
                 </w14:textFill>
               </w:rPr>
-              <w:t>突变基因</w:t>
+              <w:t>检测</w:t>
+            </w:r>
+            <w:r>
+              <w:rPr>
+                <w:rFonts w:ascii="Times New Roman" w:hAnsi="Times New Roman" w:eastAsia="微软雅黑" w:cs="Times New Roman"/>
+                <w:b/>
+                <w:color w:val="FFFFFF" w:themeColor="background1"/>
+                <w:sz w:val="21"/>
+                <w:szCs w:val="21"/>
+                <w14:textFill>
+                  <w14:solidFill>
+                    <w14:schemeClr w14:val="bg1"/>
+                  </w14:solidFill>
+                </w14:textFill>
+              </w:rPr>
+              <w:t>基因</w:t>
             </w:r>
           </w:p>
         </w:tc>
@@ -10984,6 +11004,7 @@
                 <w:lang w:eastAsia="zh-CN"/>
               </w:rPr>
             </w:pPr>
+            <w:bookmarkStart w:id="147" w:name="_GoBack" w:colFirst="1" w:colLast="2"/>
             <w:r>
               <w:rPr>
                 <w:rFonts w:hint="eastAsia" w:ascii="Times New Roman" w:hAnsi="Times New Roman" w:eastAsia="微软雅黑" w:cs="Times New Roman"/>
@@ -10993,6 +11014,130 @@
                 <w:lang w:eastAsia="zh-CN"/>
               </w:rPr>
               <w:t>{{ tip.variationClass }}</w:t>
+            </w:r>
+          </w:p>
+        </w:tc>
+        <w:tc>
+          <w:tcPr>
+            <w:tcW w:w="1089" w:type="dxa"/>
+            <w:tcBorders>
+              <w:top w:val="nil"/>
+              <w:left w:val="single" w:color="A4A4A4" w:themeColor="background1" w:themeShade="A5" w:sz="4" w:space="0"/>
+              <w:bottom w:val="single" w:color="A4A4A4" w:themeColor="background1" w:themeShade="A5" w:sz="4" w:space="0"/>
+              <w:right w:val="single" w:color="A4A4A4" w:themeColor="background1" w:themeShade="A5" w:sz="4" w:space="0"/>
+            </w:tcBorders>
+            <w:shd w:val="clear" w:color="auto" w:fill="auto"/>
+            <w:vAlign w:val="center"/>
+          </w:tcPr>
+          <w:p>
+            <w:pPr>
+              <w:ind w:left="162" w:leftChars="0" w:right="163" w:rightChars="0"/>
+              <w:jc w:val="center"/>
+              <w:rPr>
+                <w:rFonts w:ascii="Times New Roman" w:hAnsi="Times New Roman" w:eastAsia="微软雅黑" w:cs="Times New Roman"/>
+                <w:b/>
+                <w:sz w:val="21"/>
+                <w:szCs w:val="21"/>
+                <w:lang w:eastAsia="zh-CN"/>
+              </w:rPr>
+            </w:pPr>
+            <w:r>
+              <w:rPr>
+                <w:rFonts w:hint="default" w:ascii="Times New Roman" w:hAnsi="Times New Roman" w:eastAsia="微软雅黑" w:cs="Times New Roman"/>
+                <w:b/>
+                <w:sz w:val="21"/>
+                <w:szCs w:val="21"/>
+                <w:lang w:eastAsia="zh-CN"/>
+              </w:rPr>
+              <w:t>{{ tip.comutation</w:t>
+            </w:r>
+            <w:r>
+              <w:rPr>
+                <w:rFonts w:hint="eastAsia" w:ascii="Times New Roman" w:hAnsi="Times New Roman" w:eastAsia="微软雅黑" w:cs="Times New Roman"/>
+                <w:b/>
+                <w:sz w:val="21"/>
+                <w:szCs w:val="21"/>
+                <w:lang w:val="en-US" w:eastAsia="zh-CN"/>
+              </w:rPr>
+              <w:t>1</w:t>
+            </w:r>
+            <w:r>
+              <w:rPr>
+                <w:rFonts w:hint="default" w:ascii="Times New Roman" w:hAnsi="Times New Roman" w:eastAsia="微软雅黑" w:cs="Times New Roman"/>
+                <w:b/>
+                <w:sz w:val="21"/>
+                <w:szCs w:val="21"/>
+                <w:lang w:eastAsia="zh-CN"/>
+              </w:rPr>
+              <w:t xml:space="preserve"> }}</w:t>
+            </w:r>
+          </w:p>
+        </w:tc>
+        <w:tc>
+          <w:tcPr>
+            <w:tcW w:w="1545" w:type="dxa"/>
+            <w:tcBorders>
+              <w:top w:val="nil"/>
+              <w:left w:val="single" w:color="A4A4A4" w:themeColor="background1" w:themeShade="A5" w:sz="4" w:space="0"/>
+              <w:bottom w:val="single" w:color="A4A4A4" w:themeColor="background1" w:themeShade="A5" w:sz="4" w:space="0"/>
+              <w:right w:val="single" w:color="A4A4A4" w:themeColor="background1" w:themeShade="A5" w:sz="4" w:space="0"/>
+            </w:tcBorders>
+            <w:shd w:val="clear" w:color="auto" w:fill="auto"/>
+            <w:vAlign w:val="center"/>
+          </w:tcPr>
+          <w:p>
+            <w:pPr>
+              <w:spacing w:before="2"/>
+              <w:ind w:left="116" w:leftChars="0" w:right="116" w:rightChars="0"/>
+              <w:jc w:val="center"/>
+              <w:rPr>
+                <w:rFonts w:ascii="Times New Roman" w:hAnsi="Times New Roman" w:eastAsia="微软雅黑" w:cs="Times New Roman"/>
+                <w:sz w:val="21"/>
+                <w:szCs w:val="21"/>
+                <w:lang w:eastAsia="zh-CN"/>
+              </w:rPr>
+            </w:pPr>
+            <w:r>
+              <w:rPr>
+                <w:rFonts w:hint="default" w:ascii="Times New Roman" w:hAnsi="Times New Roman" w:eastAsia="微软雅黑" w:cs="Times New Roman"/>
+                <w:sz w:val="21"/>
+                <w:szCs w:val="21"/>
+                <w:lang w:eastAsia="zh-CN"/>
+              </w:rPr>
+              <w:t>{{ tip.comutation }}</w:t>
+            </w:r>
+          </w:p>
+        </w:tc>
+        <w:tc>
+          <w:tcPr>
+            <w:tcW w:w="479" w:type="pct"/>
+            <w:tcBorders>
+              <w:top w:val="nil"/>
+              <w:left w:val="single" w:color="A4A4A4" w:themeColor="background1" w:themeShade="A5" w:sz="4" w:space="0"/>
+              <w:bottom w:val="single" w:color="A4A4A4" w:themeColor="background1" w:themeShade="A5" w:sz="4" w:space="0"/>
+              <w:right w:val="single" w:color="A4A4A4" w:themeColor="background1" w:themeShade="A5" w:sz="4" w:space="0"/>
+            </w:tcBorders>
+            <w:shd w:val="clear" w:color="auto" w:fill="auto"/>
+            <w:vAlign w:val="center"/>
+          </w:tcPr>
+          <w:p>
+            <w:pPr>
+              <w:jc w:val="center"/>
+              <w:rPr>
+                <w:rFonts w:ascii="Times New Roman" w:hAnsi="Times New Roman" w:eastAsia="微软雅黑" w:cs="Times New Roman"/>
+                <w:sz w:val="21"/>
+                <w:szCs w:val="21"/>
+                <w:lang w:eastAsia="zh-CN"/>
+              </w:rPr>
+            </w:pPr>
+            <w:r>
+              <w:rPr>
+                <w:rFonts w:hint="eastAsia" w:ascii="Times New Roman" w:hAnsi="Times New Roman" w:eastAsia="微软雅黑" w:cs="Times New Roman"/>
+                <w:sz w:val="21"/>
+                <w:szCs w:val="21"/>
+                <w:lang w:eastAsia="zh-CN"/>
+              </w:rPr>
+              <w:t>{{ tip.ExonicFunc }}</w:t>
             </w:r>
           </w:p>
         </w:tc>
@@ -11010,110 +11155,6 @@
           </w:tcPr>
           <w:p>
             <w:pPr>
-              <w:ind w:left="162" w:right="163"/>
-              <w:jc w:val="center"/>
-              <w:rPr>
-                <w:rFonts w:ascii="Times New Roman" w:hAnsi="Times New Roman" w:eastAsia="微软雅黑" w:cs="Times New Roman"/>
-                <w:b/>
-                <w:sz w:val="21"/>
-                <w:szCs w:val="21"/>
-                <w:lang w:eastAsia="zh-CN"/>
-              </w:rPr>
-            </w:pPr>
-            <w:r>
-              <w:rPr>
-                <w:rFonts w:hint="eastAsia" w:ascii="Times New Roman" w:hAnsi="Times New Roman" w:eastAsia="微软雅黑" w:cs="Times New Roman"/>
-                <w:b/>
-                <w:sz w:val="21"/>
-                <w:szCs w:val="21"/>
-                <w:lang w:eastAsia="zh-CN"/>
-              </w:rPr>
-              <w:t>{{ tip.comutation }}</w:t>
-            </w:r>
-          </w:p>
-        </w:tc>
-        <w:tc>
-          <w:tcPr>
-            <w:tcW w:w="759" w:type="pct"/>
-            <w:tcBorders>
-              <w:top w:val="nil"/>
-              <w:left w:val="single" w:color="A4A4A4" w:themeColor="background1" w:themeShade="A5" w:sz="4" w:space="0"/>
-              <w:bottom w:val="single" w:color="A4A4A4" w:themeColor="background1" w:themeShade="A5" w:sz="4" w:space="0"/>
-              <w:right w:val="single" w:color="A4A4A4" w:themeColor="background1" w:themeShade="A5" w:sz="4" w:space="0"/>
-            </w:tcBorders>
-            <w:shd w:val="clear" w:color="auto" w:fill="auto"/>
-            <w:vAlign w:val="center"/>
-          </w:tcPr>
-          <w:p>
-            <w:pPr>
-              <w:spacing w:before="2"/>
-              <w:ind w:left="116" w:right="116"/>
-              <w:jc w:val="center"/>
-              <w:rPr>
-                <w:rFonts w:ascii="Times New Roman" w:hAnsi="Times New Roman" w:eastAsia="微软雅黑" w:cs="Times New Roman"/>
-                <w:sz w:val="21"/>
-                <w:szCs w:val="21"/>
-                <w:lang w:eastAsia="zh-CN"/>
-              </w:rPr>
-            </w:pPr>
-            <w:r>
-              <w:rPr>
-                <w:rFonts w:hint="eastAsia" w:ascii="Times New Roman" w:hAnsi="Times New Roman" w:eastAsia="微软雅黑" w:cs="Times New Roman"/>
-                <w:sz w:val="21"/>
-                <w:szCs w:val="21"/>
-                <w:lang w:eastAsia="zh-CN"/>
-              </w:rPr>
-              <w:t>-</w:t>
-            </w:r>
-          </w:p>
-        </w:tc>
-        <w:tc>
-          <w:tcPr>
-            <w:tcW w:w="479" w:type="pct"/>
-            <w:tcBorders>
-              <w:top w:val="nil"/>
-              <w:left w:val="single" w:color="A4A4A4" w:themeColor="background1" w:themeShade="A5" w:sz="4" w:space="0"/>
-              <w:bottom w:val="single" w:color="A4A4A4" w:themeColor="background1" w:themeShade="A5" w:sz="4" w:space="0"/>
-              <w:right w:val="single" w:color="A4A4A4" w:themeColor="background1" w:themeShade="A5" w:sz="4" w:space="0"/>
-            </w:tcBorders>
-            <w:shd w:val="clear" w:color="auto" w:fill="auto"/>
-            <w:vAlign w:val="center"/>
-          </w:tcPr>
-          <w:p>
-            <w:pPr>
-              <w:jc w:val="center"/>
-              <w:rPr>
-                <w:rFonts w:ascii="Times New Roman" w:hAnsi="Times New Roman" w:eastAsia="微软雅黑" w:cs="Times New Roman"/>
-                <w:sz w:val="21"/>
-                <w:szCs w:val="21"/>
-                <w:lang w:eastAsia="zh-CN"/>
-              </w:rPr>
-            </w:pPr>
-            <w:r>
-              <w:rPr>
-                <w:rFonts w:hint="eastAsia" w:ascii="Times New Roman" w:hAnsi="Times New Roman" w:eastAsia="微软雅黑" w:cs="Times New Roman"/>
-                <w:sz w:val="21"/>
-                <w:szCs w:val="21"/>
-                <w:lang w:eastAsia="zh-CN"/>
-              </w:rPr>
-              <w:t>{{ tip.ExonicFunc }}</w:t>
-            </w:r>
-          </w:p>
-        </w:tc>
-        <w:tc>
-          <w:tcPr>
-            <w:tcW w:w="535" w:type="pct"/>
-            <w:tcBorders>
-              <w:top w:val="nil"/>
-              <w:left w:val="single" w:color="A4A4A4" w:themeColor="background1" w:themeShade="A5" w:sz="4" w:space="0"/>
-              <w:bottom w:val="single" w:color="A4A4A4" w:themeColor="background1" w:themeShade="A5" w:sz="4" w:space="0"/>
-              <w:right w:val="single" w:color="A4A4A4" w:themeColor="background1" w:themeShade="A5" w:sz="4" w:space="0"/>
-            </w:tcBorders>
-            <w:shd w:val="clear" w:color="auto" w:fill="auto"/>
-            <w:vAlign w:val="center"/>
-          </w:tcPr>
-          <w:p>
-            <w:pPr>
               <w:jc w:val="center"/>
               <w:rPr>
                 <w:rFonts w:ascii="Times New Roman" w:hAnsi="Times New Roman" w:eastAsia="微软雅黑" w:cs="Times New Roman"/>
@@ -12269,6 +12310,7 @@
           </w:p>
         </w:tc>
       </w:tr>
+      <w:bookmarkEnd w:id="147"/>
       <w:tr>
         <w:tblPrEx>
           <w:tblBorders>
@@ -13114,11 +13156,11 @@
       <w:bookmarkStart w:id="50" w:name="_Toc149826009"/>
       <w:bookmarkStart w:id="51" w:name="_Toc29486"/>
       <w:bookmarkStart w:id="52" w:name="_Toc149832733"/>
-      <w:bookmarkStart w:id="53" w:name="_Toc6221_WPSOffice_Level2"/>
-      <w:bookmarkStart w:id="54" w:name="_Toc32022"/>
-      <w:bookmarkStart w:id="55" w:name="_Toc25737"/>
-      <w:bookmarkStart w:id="56" w:name="_Toc4339"/>
-      <w:bookmarkStart w:id="57" w:name="_Toc17526"/>
+      <w:bookmarkStart w:id="53" w:name="_Toc17526"/>
+      <w:bookmarkStart w:id="54" w:name="_Toc4339"/>
+      <w:bookmarkStart w:id="55" w:name="_Toc32022"/>
+      <w:bookmarkStart w:id="56" w:name="_Toc25737"/>
+      <w:bookmarkStart w:id="57" w:name="_Toc6221_WPSOffice_Level2"/>
       <w:bookmarkStart w:id="58" w:name="_Toc7551_WPSOffice_Level2"/>
       <w:r>
         <w:rPr>
@@ -13694,13 +13736,13 @@
       <w:bookmarkEnd w:id="60"/>
       <w:bookmarkEnd w:id="61"/>
       <w:bookmarkStart w:id="62" w:name="_Toc5598"/>
-      <w:bookmarkStart w:id="63" w:name="_Toc32443_WPSOffice_Level1"/>
-      <w:bookmarkStart w:id="64" w:name="_Toc23903"/>
-      <w:bookmarkStart w:id="65" w:name="_Toc28194"/>
-      <w:bookmarkStart w:id="66" w:name="_Toc32661"/>
-      <w:bookmarkStart w:id="67" w:name="_Toc23846_WPSOffice_Level1"/>
-      <w:bookmarkStart w:id="68" w:name="_Toc4331_WPSOffice_Level1"/>
-      <w:bookmarkStart w:id="69" w:name="_Toc25727"/>
+      <w:bookmarkStart w:id="63" w:name="_Toc23846_WPSOffice_Level1"/>
+      <w:bookmarkStart w:id="64" w:name="_Toc32661"/>
+      <w:bookmarkStart w:id="65" w:name="_Toc23903"/>
+      <w:bookmarkStart w:id="66" w:name="_Toc4331_WPSOffice_Level1"/>
+      <w:bookmarkStart w:id="67" w:name="_Toc25727"/>
+      <w:bookmarkStart w:id="68" w:name="_Toc32443_WPSOffice_Level1"/>
+      <w:bookmarkStart w:id="69" w:name="_Toc28194"/>
       <w:r>
         <w:rPr>
           <w:rFonts w:hint="eastAsia" w:ascii="Times New Roman" w:hAnsi="Times New Roman" w:eastAsia="微软雅黑" w:cs="Times New Roman"/>
@@ -13762,11 +13804,11 @@
           <w:lang w:eastAsia="zh-CN"/>
         </w:rPr>
       </w:pPr>
-      <w:bookmarkStart w:id="70" w:name="_Toc17459"/>
-      <w:bookmarkStart w:id="71" w:name="_Toc149826011"/>
-      <w:bookmarkStart w:id="72" w:name="_Toc149832735"/>
+      <w:bookmarkStart w:id="70" w:name="_Toc149826011"/>
+      <w:bookmarkStart w:id="71" w:name="_Toc149832735"/>
+      <w:bookmarkStart w:id="72" w:name="_Toc16158"/>
       <w:bookmarkStart w:id="73" w:name="_Toc14672"/>
-      <w:bookmarkStart w:id="74" w:name="_Toc16158"/>
+      <w:bookmarkStart w:id="74" w:name="_Toc17459"/>
       <w:r>
         <w:rPr>
           <w:rFonts w:hint="eastAsia"/>
@@ -16819,8 +16861,8 @@
           <w:lang w:eastAsia="zh-CN"/>
         </w:rPr>
       </w:pPr>
-      <w:bookmarkStart w:id="75" w:name="_Toc15232"/>
-      <w:bookmarkStart w:id="76" w:name="_Toc26760"/>
+      <w:bookmarkStart w:id="75" w:name="_Toc26760"/>
+      <w:bookmarkStart w:id="76" w:name="_Toc15232"/>
       <w:r>
         <w:rPr>
           <w:rFonts w:hint="eastAsia"/>
@@ -16885,6 +16927,7 @@
             <w:insideH w:val="dotted" w:color="A5A5A5" w:sz="4" w:space="0"/>
             <w:insideV w:val="dotted" w:color="A5A5A5" w:sz="4" w:space="0"/>
           </w:tblBorders>
+          <w:shd w:val="clear" w:color="auto" w:fill="auto"/>
           <w:tblCellMar>
             <w:top w:w="0" w:type="dxa"/>
             <w:left w:w="108" w:type="dxa"/>
@@ -18237,6 +18280,7 @@
             <w:insideH w:val="dotted" w:color="A5A5A5" w:sz="4" w:space="0"/>
             <w:insideV w:val="dotted" w:color="A5A5A5" w:sz="4" w:space="0"/>
           </w:tblBorders>
+          <w:shd w:val="clear" w:color="auto" w:fill="auto"/>
           <w:tblCellMar>
             <w:top w:w="0" w:type="dxa"/>
             <w:left w:w="108" w:type="dxa"/>
@@ -18436,12 +18480,12 @@
         </w:rPr>
       </w:pPr>
       <w:bookmarkStart w:id="79" w:name="_Toc21764_WPSOffice_Level2"/>
-      <w:bookmarkStart w:id="80" w:name="_Toc6988"/>
-      <w:bookmarkStart w:id="81" w:name="_Toc3782"/>
+      <w:bookmarkStart w:id="80" w:name="_Toc26649"/>
+      <w:bookmarkStart w:id="81" w:name="_Toc6988"/>
       <w:bookmarkStart w:id="82" w:name="_Toc1707_WPSOffice_Level2"/>
-      <w:bookmarkStart w:id="83" w:name="_Toc26649"/>
-      <w:bookmarkStart w:id="84" w:name="_Toc15530"/>
-      <w:bookmarkStart w:id="85" w:name="_Toc16347"/>
+      <w:bookmarkStart w:id="83" w:name="_Toc3782"/>
+      <w:bookmarkStart w:id="84" w:name="_Toc16347"/>
+      <w:bookmarkStart w:id="85" w:name="_Toc15530"/>
       <w:r>
         <w:rPr>
           <w:rFonts w:hint="eastAsia" w:ascii="Times New Roman" w:hAnsi="Times New Roman" w:eastAsia="微软雅黑" w:cs="Times New Roman"/>
@@ -18468,11 +18512,11 @@
           <w:lang w:eastAsia="zh-CN"/>
         </w:rPr>
       </w:pPr>
-      <w:bookmarkStart w:id="86" w:name="_Toc32302"/>
-      <w:bookmarkStart w:id="87" w:name="_Toc16801"/>
+      <w:bookmarkStart w:id="86" w:name="_Toc16801"/>
+      <w:bookmarkStart w:id="87" w:name="_Toc32302"/>
       <w:bookmarkStart w:id="88" w:name="_Toc149832737"/>
-      <w:bookmarkStart w:id="89" w:name="_Toc8516"/>
-      <w:bookmarkStart w:id="90" w:name="_Toc15169"/>
+      <w:bookmarkStart w:id="89" w:name="_Toc15169"/>
+      <w:bookmarkStart w:id="90" w:name="_Toc8516"/>
       <w:bookmarkStart w:id="91" w:name="_Toc149826013"/>
       <w:r>
         <w:rPr>
@@ -23164,7 +23208,27 @@
           <w:szCs w:val="24"/>
           <w:lang w:eastAsia="zh-CN"/>
         </w:rPr>
-        <w:t>{{ tdd.comutation }}</w:t>
+        <w:t>{{ tdd.comutation</w:t>
+      </w:r>
+      <w:r>
+        <w:rPr>
+          <w:rFonts w:hint="eastAsia" w:ascii="Times New Roman" w:hAnsi="Times New Roman" w:eastAsia="微软雅黑" w:cs="Times New Roman"/>
+          <w:b/>
+          <w:sz w:val="24"/>
+          <w:szCs w:val="24"/>
+          <w:lang w:val="en-US" w:eastAsia="zh-CN"/>
+        </w:rPr>
+        <w:t>1</w:t>
+      </w:r>
+      <w:r>
+        <w:rPr>
+          <w:rFonts w:hint="eastAsia" w:ascii="Times New Roman" w:hAnsi="Times New Roman" w:eastAsia="微软雅黑" w:cs="Times New Roman"/>
+          <w:b/>
+          <w:sz w:val="24"/>
+          <w:szCs w:val="24"/>
+          <w:lang w:eastAsia="zh-CN"/>
+        </w:rPr>
+        <w:t xml:space="preserve"> }}</w:t>
       </w:r>
     </w:p>
     <w:tbl>
@@ -23296,9 +23360,9 @@
                 <w:bCs/>
                 <w:sz w:val="18"/>
                 <w:szCs w:val="18"/>
-                <w:lang w:eastAsia="zh-CN"/>
-              </w:rPr>
-              <w:t>-</w:t>
+                <w:lang w:val="en-US" w:eastAsia="zh-CN"/>
+              </w:rPr>
+              <w:t>{{tdd.comutation}}</w:t>
             </w:r>
           </w:p>
         </w:tc>
@@ -25334,6 +25398,12 @@
             <w:insideH w:val="dotted" w:color="45A3A7" w:sz="4" w:space="0"/>
             <w:insideV w:val="dotted" w:color="45A3A7" w:sz="4" w:space="0"/>
           </w:tblBorders>
+          <w:tblCellMar>
+            <w:top w:w="0" w:type="dxa"/>
+            <w:left w:w="108" w:type="dxa"/>
+            <w:bottom w:w="0" w:type="dxa"/>
+            <w:right w:w="108" w:type="dxa"/>
+          </w:tblCellMar>
         </w:tblPrEx>
         <w:trPr>
           <w:trHeight w:val="417" w:hRule="atLeast"/>
@@ -27481,14 +27551,14 @@
       <w:pPr>
         <w:spacing w:before="26" w:after="120" w:afterLines="50"/>
       </w:pPr>
-      <w:bookmarkStart w:id="98" w:name="_Toc21764_WPSOffice_Level1"/>
+      <w:bookmarkStart w:id="98" w:name="_Toc16594"/>
       <w:bookmarkStart w:id="99" w:name="_Toc27302"/>
-      <w:bookmarkStart w:id="100" w:name="_Toc13196_WPSOffice_Level1"/>
-      <w:bookmarkStart w:id="101" w:name="_Toc12505"/>
-      <w:bookmarkStart w:id="102" w:name="_Toc16594"/>
-      <w:bookmarkStart w:id="103" w:name="_Toc1707_WPSOffice_Level1"/>
-      <w:bookmarkStart w:id="104" w:name="_Toc2409"/>
-      <w:bookmarkStart w:id="105" w:name="_Toc28240"/>
+      <w:bookmarkStart w:id="100" w:name="_Toc21764_WPSOffice_Level1"/>
+      <w:bookmarkStart w:id="101" w:name="_Toc1707_WPSOffice_Level1"/>
+      <w:bookmarkStart w:id="102" w:name="_Toc12505"/>
+      <w:bookmarkStart w:id="103" w:name="_Toc28240"/>
+      <w:bookmarkStart w:id="104" w:name="_Toc13196_WPSOffice_Level1"/>
+      <w:bookmarkStart w:id="105" w:name="_Toc2409"/>
       <w:r>
         <w:rPr>
           <w:rFonts w:ascii="Times New Roman" w:hAnsi="Times New Roman" w:eastAsia="微软雅黑" w:cs="Times New Roman"/>
@@ -27534,12 +27604,6 @@
             <w:insideH w:val="none" w:color="auto" w:sz="0" w:space="0"/>
             <w:insideV w:val="none" w:color="auto" w:sz="0" w:space="0"/>
           </w:tblBorders>
-          <w:tblCellMar>
-            <w:top w:w="0" w:type="dxa"/>
-            <w:left w:w="108" w:type="dxa"/>
-            <w:bottom w:w="0" w:type="dxa"/>
-            <w:right w:w="108" w:type="dxa"/>
-          </w:tblCellMar>
         </w:tblPrEx>
         <w:trPr>
           <w:trHeight w:val="321" w:hRule="atLeast"/>
@@ -29571,8 +29635,8 @@
           </w14:shadow>
         </w:rPr>
       </w:pPr>
-      <w:bookmarkStart w:id="106" w:name="_Toc15759"/>
-      <w:bookmarkStart w:id="107" w:name="_Toc4607"/>
+      <w:bookmarkStart w:id="106" w:name="_Toc4607"/>
+      <w:bookmarkStart w:id="107" w:name="_Toc15759"/>
       <w:r>
         <w:rPr>
           <w:rFonts w:hint="eastAsia"/>
@@ -29617,14 +29681,14 @@
           </w14:textFill>
         </w:rPr>
       </w:pPr>
-      <w:bookmarkStart w:id="108" w:name="_Toc24085_WPSOffice_Level1"/>
-      <w:bookmarkStart w:id="109" w:name="_Toc27075"/>
-      <w:bookmarkStart w:id="110" w:name="_Toc14255_WPSOffice_Level1"/>
-      <w:bookmarkStart w:id="111" w:name="_Toc31490"/>
-      <w:bookmarkStart w:id="112" w:name="_Toc29151"/>
-      <w:bookmarkStart w:id="113" w:name="_Toc3320"/>
-      <w:bookmarkStart w:id="114" w:name="_Toc15840_WPSOffice_Level1"/>
-      <w:bookmarkStart w:id="115" w:name="_Toc4168"/>
+      <w:bookmarkStart w:id="108" w:name="_Toc27075"/>
+      <w:bookmarkStart w:id="109" w:name="_Toc31490"/>
+      <w:bookmarkStart w:id="110" w:name="_Toc15840_WPSOffice_Level1"/>
+      <w:bookmarkStart w:id="111" w:name="_Toc24085_WPSOffice_Level1"/>
+      <w:bookmarkStart w:id="112" w:name="_Toc14255_WPSOffice_Level1"/>
+      <w:bookmarkStart w:id="113" w:name="_Toc29151"/>
+      <w:bookmarkStart w:id="114" w:name="_Toc4168"/>
+      <w:bookmarkStart w:id="115" w:name="_Toc3320"/>
       <w:r>
         <w:rPr>
           <w:rFonts w:hint="eastAsia"/>
@@ -32116,14 +32180,14 @@
           <w:lang w:eastAsia="zh-CN"/>
         </w:rPr>
       </w:pPr>
-      <w:bookmarkStart w:id="116" w:name="_Toc11812"/>
-      <w:bookmarkStart w:id="117" w:name="_Toc11896_WPSOffice_Level1"/>
-      <w:bookmarkStart w:id="118" w:name="_Toc20303"/>
-      <w:bookmarkStart w:id="119" w:name="_Toc10719"/>
-      <w:bookmarkStart w:id="120" w:name="_Toc1779"/>
-      <w:bookmarkStart w:id="121" w:name="_Toc22787"/>
-      <w:bookmarkStart w:id="122" w:name="_Toc28810_WPSOffice_Level1"/>
-      <w:bookmarkStart w:id="123" w:name="_Toc11193_WPSOffice_Level1"/>
+      <w:bookmarkStart w:id="116" w:name="_Toc10719"/>
+      <w:bookmarkStart w:id="117" w:name="_Toc20303"/>
+      <w:bookmarkStart w:id="118" w:name="_Toc22787"/>
+      <w:bookmarkStart w:id="119" w:name="_Toc11812"/>
+      <w:bookmarkStart w:id="120" w:name="_Toc11896_WPSOffice_Level1"/>
+      <w:bookmarkStart w:id="121" w:name="_Toc1779"/>
+      <w:bookmarkStart w:id="122" w:name="_Toc11193_WPSOffice_Level1"/>
+      <w:bookmarkStart w:id="123" w:name="_Toc28810_WPSOffice_Level1"/>
       <w:r>
         <w:rPr>
           <w:rFonts w:hint="eastAsia"/>
@@ -32224,10 +32288,10 @@
             </w:pPr>
             <w:bookmarkStart w:id="124" w:name="_Toc28454_WPSOffice_Level1"/>
             <w:bookmarkStart w:id="125" w:name="_Toc20170_WPSOffice_Level1"/>
-            <w:bookmarkStart w:id="126" w:name="_Toc20924"/>
-            <w:bookmarkStart w:id="127" w:name="_Toc26985_WPSOffice_Level1"/>
-            <w:bookmarkStart w:id="128" w:name="_Toc27693"/>
-            <w:bookmarkStart w:id="129" w:name="_Toc31185"/>
+            <w:bookmarkStart w:id="126" w:name="_Toc31185"/>
+            <w:bookmarkStart w:id="127" w:name="_Toc27693"/>
+            <w:bookmarkStart w:id="128" w:name="_Toc26985_WPSOffice_Level1"/>
+            <w:bookmarkStart w:id="129" w:name="_Toc20924"/>
             <w:r>
               <w:rPr>
                 <w:rFonts w:ascii="Times New Roman" w:hAnsi="Times New Roman" w:eastAsia="微软雅黑" w:cs="Times New Roman"/>
@@ -32698,8 +32762,8 @@
           <w:lang w:eastAsia="en-US"/>
         </w:rPr>
       </w:pPr>
-      <w:bookmarkStart w:id="130" w:name="_Toc20791"/>
-      <w:bookmarkStart w:id="131" w:name="_Toc7354"/>
+      <w:bookmarkStart w:id="130" w:name="_Toc7354"/>
+      <w:bookmarkStart w:id="131" w:name="_Toc20791"/>
       <w:r>
         <w:rPr>
           <w:rFonts w:cs="黑体"/>
@@ -33100,9 +33164,9 @@
         </w:rPr>
       </w:pPr>
       <w:bookmarkStart w:id="132" w:name="_Toc15114"/>
-      <w:bookmarkStart w:id="133" w:name="_Toc3409"/>
-      <w:bookmarkStart w:id="134" w:name="_Toc32222"/>
-      <w:bookmarkStart w:id="135" w:name="_Toc17081"/>
+      <w:bookmarkStart w:id="133" w:name="_Toc17081"/>
+      <w:bookmarkStart w:id="134" w:name="_Toc3409"/>
+      <w:bookmarkStart w:id="135" w:name="_Toc32222"/>
       <w:r>
         <w:rPr>
           <w:rFonts w:hint="eastAsia"/>
@@ -33322,16 +33386,16 @@
           <w:sz w:val="30"/>
         </w:rPr>
       </w:pPr>
-      <w:bookmarkStart w:id="136" w:name="_Toc20102"/>
+      <w:bookmarkStart w:id="136" w:name="_Toc11901"/>
       <w:bookmarkStart w:id="137" w:name="_Toc27809"/>
-      <w:bookmarkStart w:id="138" w:name="_Toc25946"/>
-      <w:bookmarkStart w:id="139" w:name="_Toc11901"/>
+      <w:bookmarkStart w:id="138" w:name="_Toc20102"/>
+      <w:bookmarkStart w:id="139" w:name="_Toc25946"/>
       <w:bookmarkStart w:id="140" w:name="_Toc4503"/>
       <w:bookmarkStart w:id="141" w:name="_Toc13275"/>
-      <w:bookmarkStart w:id="142" w:name="_Toc19584_WPSOffice_Level1"/>
-      <w:bookmarkStart w:id="143" w:name="_Toc22623"/>
-      <w:bookmarkStart w:id="144" w:name="_Toc22162_WPSOffice_Level1"/>
-      <w:bookmarkStart w:id="145" w:name="_Toc14611_WPSOffice_Level1"/>
+      <w:bookmarkStart w:id="142" w:name="_Toc22623"/>
+      <w:bookmarkStart w:id="143" w:name="_Toc19584_WPSOffice_Level1"/>
+      <w:bookmarkStart w:id="144" w:name="_Toc14611_WPSOffice_Level1"/>
+      <w:bookmarkStart w:id="145" w:name="_Toc22162_WPSOffice_Level1"/>
       <w:bookmarkStart w:id="146" w:name="_Toc17792_WPSOffice_Level2"/>
       <w:r>
         <w:rPr>

--- a/WebContent/docx/肺癌68基因检测报告-单样本-苏州市立医院.docx
+++ b/WebContent/docx/肺癌68基因检测报告-单样本-苏州市立医院.docx
@@ -3776,15 +3776,15 @@
           </w14:shadow>
         </w:rPr>
       </w:pPr>
-      <w:bookmarkStart w:id="2" w:name="_Toc15852"/>
+      <w:bookmarkStart w:id="2" w:name="_Toc17451"/>
       <w:bookmarkStart w:id="3" w:name="_Toc7021_WPSOffice_Level1"/>
-      <w:bookmarkStart w:id="4" w:name="_Toc19594"/>
+      <w:bookmarkStart w:id="4" w:name="_Toc11465"/>
       <w:bookmarkStart w:id="5" w:name="_Toc9035"/>
-      <w:bookmarkStart w:id="6" w:name="_Toc18062_WPSOffice_Level1"/>
-      <w:bookmarkStart w:id="7" w:name="_Toc11015_WPSOffice_Level1"/>
-      <w:bookmarkStart w:id="8" w:name="_Toc17451"/>
-      <w:bookmarkStart w:id="9" w:name="_Toc10518"/>
-      <w:bookmarkStart w:id="10" w:name="_Toc11465"/>
+      <w:bookmarkStart w:id="6" w:name="_Toc19594"/>
+      <w:bookmarkStart w:id="7" w:name="_Toc10518"/>
+      <w:bookmarkStart w:id="8" w:name="_Toc18062_WPSOffice_Level1"/>
+      <w:bookmarkStart w:id="9" w:name="_Toc11015_WPSOffice_Level1"/>
+      <w:bookmarkStart w:id="10" w:name="_Toc15852"/>
       <w:bookmarkStart w:id="11" w:name="_Toc3823"/>
       <w:r>
         <w:rPr>
@@ -4096,15 +4096,15 @@
           </w14:shadow>
         </w:rPr>
       </w:pPr>
-      <w:bookmarkStart w:id="13" w:name="_Toc1410"/>
-      <w:bookmarkStart w:id="14" w:name="_Toc3871"/>
+      <w:bookmarkStart w:id="13" w:name="_Toc3871"/>
+      <w:bookmarkStart w:id="14" w:name="_Toc23369_WPSOffice_Level1"/>
       <w:bookmarkStart w:id="15" w:name="_Toc18058"/>
-      <w:bookmarkStart w:id="16" w:name="_Toc23369_WPSOffice_Level1"/>
-      <w:bookmarkStart w:id="17" w:name="_Toc25920"/>
-      <w:bookmarkStart w:id="18" w:name="_Toc4088"/>
-      <w:bookmarkStart w:id="19" w:name="_Toc6221_WPSOffice_Level1"/>
-      <w:bookmarkStart w:id="20" w:name="_Toc18320"/>
-      <w:bookmarkStart w:id="21" w:name="_Toc24631"/>
+      <w:bookmarkStart w:id="16" w:name="_Toc1410"/>
+      <w:bookmarkStart w:id="17" w:name="_Toc4088"/>
+      <w:bookmarkStart w:id="18" w:name="_Toc6221_WPSOffice_Level1"/>
+      <w:bookmarkStart w:id="19" w:name="_Toc25920"/>
+      <w:bookmarkStart w:id="20" w:name="_Toc24631"/>
+      <w:bookmarkStart w:id="21" w:name="_Toc18320"/>
       <w:r>
         <w:rPr>
           <w:rStyle w:val="38"/>
@@ -4160,10 +4160,10 @@
         </w:rPr>
       </w:pPr>
       <w:bookmarkStart w:id="22" w:name="_Toc11674"/>
-      <w:bookmarkStart w:id="23" w:name="_Toc149832728"/>
-      <w:bookmarkStart w:id="24" w:name="_Toc25997"/>
-      <w:bookmarkStart w:id="25" w:name="_Toc27165"/>
-      <w:bookmarkStart w:id="26" w:name="_Toc149826003"/>
+      <w:bookmarkStart w:id="23" w:name="_Toc25997"/>
+      <w:bookmarkStart w:id="24" w:name="_Toc27165"/>
+      <w:bookmarkStart w:id="25" w:name="_Toc149826003"/>
+      <w:bookmarkStart w:id="26" w:name="_Toc149832728"/>
       <w:r>
         <w:rPr>
           <w:rFonts w:hint="eastAsia"/>
@@ -5363,12 +5363,12 @@
         </w:rPr>
       </w:pPr>
       <w:bookmarkStart w:id="27" w:name="_Toc19184"/>
-      <w:bookmarkStart w:id="28" w:name="_Toc22132"/>
-      <w:bookmarkStart w:id="29" w:name="_Toc20136_WPSOffice_Level1"/>
+      <w:bookmarkStart w:id="28" w:name="_Toc20136_WPSOffice_Level1"/>
+      <w:bookmarkStart w:id="29" w:name="_Toc14062"/>
       <w:bookmarkStart w:id="30" w:name="_Toc2781"/>
-      <w:bookmarkStart w:id="31" w:name="_Toc14062"/>
-      <w:bookmarkStart w:id="32" w:name="_Toc19898_WPSOffice_Level1"/>
-      <w:bookmarkStart w:id="33" w:name="_Toc12381"/>
+      <w:bookmarkStart w:id="31" w:name="_Toc22132"/>
+      <w:bookmarkStart w:id="32" w:name="_Toc12381"/>
+      <w:bookmarkStart w:id="33" w:name="_Toc19898_WPSOffice_Level1"/>
       <w:r>
         <w:rPr>
           <w:rFonts w:hint="eastAsia" w:ascii="微软雅黑" w:hAnsi="微软雅黑" w:eastAsia="微软雅黑" w:cs="微软雅黑"/>
@@ -5468,9 +5468,9 @@
           <w:lang w:eastAsia="zh-CN"/>
         </w:rPr>
       </w:pPr>
-      <w:bookmarkStart w:id="34" w:name="_Toc5941"/>
+      <w:bookmarkStart w:id="34" w:name="_Toc149832729"/>
       <w:bookmarkStart w:id="35" w:name="_Toc31425"/>
-      <w:bookmarkStart w:id="36" w:name="_Toc149832729"/>
+      <w:bookmarkStart w:id="36" w:name="_Toc5941"/>
       <w:r>
         <w:rPr>
           <w:rFonts w:hint="eastAsia" w:ascii="Times New Roman" w:hAnsi="Times New Roman" w:eastAsia="微软雅黑" w:cs="Times New Roman"/>
@@ -5561,7 +5561,7 @@
           </w:tblCellMar>
         </w:tblPrEx>
         <w:trPr>
-          <w:trHeight w:val="441" w:hRule="exact"/>
+          <w:trHeight w:val="680" w:hRule="exact"/>
           <w:jc w:val="right"/>
         </w:trPr>
         <w:tc>
@@ -5612,134 +5612,73 @@
             </w:pPr>
             <w:r>
               <w:rPr>
+                <w:rFonts w:hint="eastAsia" w:ascii="Times New Roman" w:hAnsi="Times New Roman" w:cs="Times New Roman"/>
+                <w:b/>
+                <w:sz w:val="24"/>
+                <w:szCs w:val="24"/>
+              </w:rPr>
+              <w:t>{{"ty_tianjin1"|sign(64,28)}}</w:t>
+            </w:r>
+            <w:r>
+              <w:rPr>
                 <w:sz w:val="22"/>
               </w:rPr>
-              <mc:AlternateContent>
-                <mc:Choice Requires="wpg">
-                  <w:drawing>
-                    <wp:anchor distT="0" distB="0" distL="114300" distR="114300" simplePos="0" relativeHeight="251662336" behindDoc="0" locked="0" layoutInCell="1" allowOverlap="1">
-                      <wp:simplePos x="0" y="0"/>
-                      <wp:positionH relativeFrom="column">
-                        <wp:posOffset>-319405</wp:posOffset>
-                      </wp:positionH>
-                      <wp:positionV relativeFrom="paragraph">
-                        <wp:posOffset>-553085</wp:posOffset>
-                      </wp:positionV>
-                      <wp:extent cx="1443355" cy="1443355"/>
-                      <wp:effectExtent l="0" t="0" r="0" b="0"/>
-                      <wp:wrapNone/>
-                      <wp:docPr id="8" name="组合 6"/>
-                      <wp:cNvGraphicFramePr/>
-                      <a:graphic xmlns:a="http://schemas.openxmlformats.org/drawingml/2006/main">
-                        <a:graphicData uri="http://schemas.microsoft.com/office/word/2010/wordprocessingGroup">
-                          <wpg:wgp>
-                            <wpg:cNvGrpSpPr/>
-                            <wpg:grpSpPr>
-                              <a:xfrm rot="0">
-                                <a:off x="0" y="0"/>
-                                <a:ext cx="1443355" cy="1443355"/>
-                                <a:chOff x="18706" y="18782"/>
-                                <a:chExt cx="2273" cy="2273"/>
-                              </a:xfrm>
-                            </wpg:grpSpPr>
-                            <pic:pic xmlns:pic="http://schemas.openxmlformats.org/drawingml/2006/picture">
-                              <pic:nvPicPr>
-                                <pic:cNvPr id="35" name="图片 6" descr="蔡冬雪"/>
-                                <pic:cNvPicPr>
-                                  <a:picLocks noChangeAspect="1"/>
-                                </pic:cNvPicPr>
-                              </pic:nvPicPr>
-                              <pic:blipFill>
-                                <a:blip r:embed="rId9">
-                                  <a:clrChange>
-                                    <a:clrFrom>
-                                      <a:srgbClr val="FFFFFF">
-                                        <a:alpha val="100000"/>
-                                      </a:srgbClr>
-                                    </a:clrFrom>
-                                    <a:clrTo>
-                                      <a:srgbClr val="FFFFFF">
-                                        <a:alpha val="100000"/>
-                                        <a:alpha val="0"/>
-                                      </a:srgbClr>
-                                    </a:clrTo>
-                                  </a:clrChange>
-                                </a:blip>
-                                <a:srcRect l="18656" t="33322" r="18897" b="26699"/>
-                                <a:stretch>
-                                  <a:fillRect/>
-                                </a:stretch>
-                              </pic:blipFill>
-                              <pic:spPr>
-                                <a:xfrm>
-                                  <a:off x="19199" y="19551"/>
-                                  <a:ext cx="1261" cy="566"/>
-                                </a:xfrm>
-                                <a:prstGeom prst="rect">
-                                  <a:avLst/>
-                                </a:prstGeom>
-                              </pic:spPr>
-                            </pic:pic>
-                            <pic:pic xmlns:pic="http://schemas.openxmlformats.org/drawingml/2006/picture">
-                              <pic:nvPicPr>
-                                <pic:cNvPr id="36" name="图片 25"/>
-                                <pic:cNvPicPr>
-                                  <a:picLocks noChangeAspect="1" noChangeArrowheads="1"/>
-                                </pic:cNvPicPr>
-                              </pic:nvPicPr>
-                              <pic:blipFill>
-                                <a:blip r:embed="rId10">
-                                  <a:extLst>
-                                    <a:ext uri="{28A0092B-C50C-407E-A947-70E740481C1C}">
-                                      <a14:useLocalDpi xmlns:a14="http://schemas.microsoft.com/office/drawing/2010/main" val="0"/>
-                                    </a:ext>
-                                  </a:extLst>
-                                </a:blip>
-                                <a:srcRect/>
-                                <a:stretch>
-                                  <a:fillRect/>
-                                </a:stretch>
-                              </pic:blipFill>
-                              <pic:spPr>
-                                <a:xfrm>
-                                  <a:off x="18706" y="18782"/>
-                                  <a:ext cx="2273" cy="2273"/>
-                                </a:xfrm>
-                                <a:prstGeom prst="rect">
-                                  <a:avLst/>
-                                </a:prstGeom>
-                                <a:noFill/>
-                                <a:ln>
-                                  <a:noFill/>
-                                </a:ln>
-                              </pic:spPr>
-                            </pic:pic>
-                          </wpg:wgp>
-                        </a:graphicData>
-                      </a:graphic>
-                    </wp:anchor>
-                  </w:drawing>
-                </mc:Choice>
-                <mc:Fallback>
-                  <w:pict>
-                    <v:group id="组合 6" o:spid="_x0000_s1026" o:spt="203" style="position:absolute;left:0pt;margin-left:-25.15pt;margin-top:-43.55pt;height:113.65pt;width:113.65pt;z-index:251662336;mso-width-relative:page;mso-height-relative:page;" coordorigin="18706,18782" coordsize="2273,2273" o:gfxdata="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">
-                      <o:lock v:ext="edit" aspectratio="f"/>
-                      <v:shape id="图片 6" o:spid="_x0000_s1026" o:spt="75" alt="蔡冬雪" type="#_x0000_t75" style="position:absolute;left:19199;top:19551;height:566;width:1261;" filled="f" o:preferrelative="t" stroked="f" coordsize="21600,21600" o:gfxdata="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">
-                        <v:fill on="f" focussize="0,0"/>
-                        <v:stroke on="f"/>
-                        <v:imagedata r:id="rId9" cropleft="12226f" croptop="21838f" cropright="12384f" cropbottom="17497f" chromakey="#FFFFFF" o:title=""/>
-                        <o:lock v:ext="edit" aspectratio="t"/>
-                      </v:shape>
-                      <v:shape id="图片 25" o:spid="_x0000_s1026" o:spt="75" type="#_x0000_t75" style="position:absolute;left:18706;top:18782;height:2273;width:2273;" filled="f" o:preferrelative="t" stroked="f" coordsize="21600,21600" o:gfxdata="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">
-                        <v:fill on="f" focussize="0,0"/>
-                        <v:stroke on="f"/>
-                        <v:imagedata r:id="rId10" o:title=""/>
-                        <o:lock v:ext="edit" aspectratio="t"/>
-                      </v:shape>
-                    </v:group>
-                  </w:pict>
-                </mc:Fallback>
-              </mc:AlternateContent>
+              <w:drawing>
+                <wp:anchor distT="0" distB="0" distL="114300" distR="114300" simplePos="0" relativeHeight="251659264" behindDoc="0" locked="0" layoutInCell="1" allowOverlap="1">
+                  <wp:simplePos x="0" y="0"/>
+                  <wp:positionH relativeFrom="column">
+                    <wp:posOffset>-167005</wp:posOffset>
+                  </wp:positionH>
+                  <wp:positionV relativeFrom="paragraph">
+                    <wp:posOffset>-417830</wp:posOffset>
+                  </wp:positionV>
+                  <wp:extent cx="1443355" cy="1443355"/>
+                  <wp:effectExtent l="0" t="0" r="4445" b="4445"/>
+                  <wp:wrapNone/>
+                  <wp:docPr id="36" name="图片 25"/>
+                  <wp:cNvGraphicFramePr>
+                    <a:graphicFrameLocks xmlns:a="http://schemas.openxmlformats.org/drawingml/2006/main" noChangeAspect="1"/>
+                  </wp:cNvGraphicFramePr>
+                  <a:graphic xmlns:a="http://schemas.openxmlformats.org/drawingml/2006/main">
+                    <a:graphicData uri="http://schemas.openxmlformats.org/drawingml/2006/picture">
+                      <pic:pic xmlns:pic="http://schemas.openxmlformats.org/drawingml/2006/picture">
+                        <pic:nvPicPr>
+                          <pic:cNvPr id="36" name="图片 25"/>
+                          <pic:cNvPicPr>
+                            <a:picLocks noChangeAspect="1" noChangeArrowheads="1"/>
+                          </pic:cNvPicPr>
+                        </pic:nvPicPr>
+                        <pic:blipFill>
+                          <a:blip r:embed="rId9">
+                            <a:extLst>
+                              <a:ext uri="{28A0092B-C50C-407E-A947-70E740481C1C}">
+                                <a14:useLocalDpi xmlns:a14="http://schemas.microsoft.com/office/drawing/2010/main" val="0"/>
+                              </a:ext>
+                            </a:extLst>
+                          </a:blip>
+                          <a:srcRect/>
+                          <a:stretch>
+                            <a:fillRect/>
+                          </a:stretch>
+                        </pic:blipFill>
+                        <pic:spPr>
+                          <a:xfrm>
+                            <a:off x="0" y="0"/>
+                            <a:ext cx="1443355" cy="1443355"/>
+                          </a:xfrm>
+                          <a:prstGeom prst="rect">
+                            <a:avLst/>
+                          </a:prstGeom>
+                          <a:noFill/>
+                          <a:ln>
+                            <a:noFill/>
+                          </a:ln>
+                        </pic:spPr>
+                      </pic:pic>
+                    </a:graphicData>
+                  </a:graphic>
+                </wp:anchor>
+              </w:drawing>
             </w:r>
           </w:p>
         </w:tc>
@@ -6089,7 +6028,7 @@
           </w:tblCellMar>
         </w:tblPrEx>
         <w:trPr>
-          <w:trHeight w:val="441" w:hRule="exact"/>
+          <w:trHeight w:val="680" w:hRule="exact"/>
           <w:jc w:val="right"/>
         </w:trPr>
         <w:tc>
@@ -6140,138 +6079,73 @@
             </w:pPr>
             <w:r>
               <w:rPr>
-                <w:sz w:val="22"/>
-              </w:rPr>
-              <mc:AlternateContent>
-                <mc:Choice Requires="wpg">
-                  <w:drawing>
-                    <wp:anchor distT="0" distB="0" distL="114300" distR="114300" simplePos="0" relativeHeight="251663360" behindDoc="0" locked="0" layoutInCell="1" allowOverlap="1">
-                      <wp:simplePos x="0" y="0"/>
-                      <wp:positionH relativeFrom="column">
-                        <wp:posOffset>-98425</wp:posOffset>
-                      </wp:positionH>
-                      <wp:positionV relativeFrom="paragraph">
-                        <wp:posOffset>-492760</wp:posOffset>
-                      </wp:positionV>
-                      <wp:extent cx="1443355" cy="1443355"/>
-                      <wp:effectExtent l="0" t="0" r="0" b="0"/>
-                      <wp:wrapNone/>
-                      <wp:docPr id="47" name="组合 23"/>
-                      <wp:cNvGraphicFramePr/>
-                      <a:graphic xmlns:a="http://schemas.openxmlformats.org/drawingml/2006/main">
-                        <a:graphicData uri="http://schemas.microsoft.com/office/word/2010/wordprocessingGroup">
-                          <wpg:wgp>
-                            <wpg:cNvGrpSpPr/>
-                            <wpg:grpSpPr>
-                              <a:xfrm rot="0">
-                                <a:off x="0" y="0"/>
-                                <a:ext cx="1443355" cy="1443355"/>
-                                <a:chOff x="18874" y="20594"/>
-                                <a:chExt cx="2273" cy="2273"/>
-                              </a:xfrm>
-                            </wpg:grpSpPr>
-                            <pic:pic xmlns:pic="http://schemas.openxmlformats.org/drawingml/2006/picture">
-                              <pic:nvPicPr>
-                                <pic:cNvPr id="44" name="图片 1"/>
-                                <pic:cNvPicPr>
-                                  <a:picLocks noChangeAspect="1"/>
-                                </pic:cNvPicPr>
-                              </pic:nvPicPr>
-                              <pic:blipFill>
-                                <a:blip r:embed="rId11">
-                                  <a:clrChange>
-                                    <a:clrFrom>
-                                      <a:srgbClr val="FFFFFF">
-                                        <a:alpha val="100000"/>
-                                      </a:srgbClr>
-                                    </a:clrFrom>
-                                    <a:clrTo>
-                                      <a:srgbClr val="FFFFFF">
-                                        <a:alpha val="100000"/>
-                                        <a:alpha val="0"/>
-                                      </a:srgbClr>
-                                    </a:clrTo>
-                                  </a:clrChange>
-                                </a:blip>
-                                <a:srcRect l="10922" t="11667"/>
-                                <a:stretch>
-                                  <a:fillRect/>
-                                </a:stretch>
-                              </pic:blipFill>
-                              <pic:spPr>
-                                <a:xfrm>
-                                  <a:off x="19199" y="21203"/>
-                                  <a:ext cx="1672" cy="901"/>
-                                </a:xfrm>
-                                <a:prstGeom prst="rect">
-                                  <a:avLst/>
-                                </a:prstGeom>
-                                <a:noFill/>
-                                <a:ln>
-                                  <a:noFill/>
-                                </a:ln>
-                              </pic:spPr>
-                            </pic:pic>
-                            <pic:pic xmlns:pic="http://schemas.openxmlformats.org/drawingml/2006/picture">
-                              <pic:nvPicPr>
-                                <pic:cNvPr id="45" name="图片 25"/>
-                                <pic:cNvPicPr>
-                                  <a:picLocks noChangeAspect="1" noChangeArrowheads="1"/>
-                                </pic:cNvPicPr>
-                              </pic:nvPicPr>
-                              <pic:blipFill>
-                                <a:blip r:embed="rId10">
-                                  <a:extLst>
-                                    <a:ext uri="{28A0092B-C50C-407E-A947-70E740481C1C}">
-                                      <a14:useLocalDpi xmlns:a14="http://schemas.microsoft.com/office/drawing/2010/main" val="0"/>
-                                    </a:ext>
-                                  </a:extLst>
-                                </a:blip>
-                                <a:srcRect/>
-                                <a:stretch>
-                                  <a:fillRect/>
-                                </a:stretch>
-                              </pic:blipFill>
-                              <pic:spPr>
-                                <a:xfrm>
-                                  <a:off x="18874" y="20594"/>
-                                  <a:ext cx="2273" cy="2273"/>
-                                </a:xfrm>
-                                <a:prstGeom prst="rect">
-                                  <a:avLst/>
-                                </a:prstGeom>
-                                <a:noFill/>
-                                <a:ln>
-                                  <a:noFill/>
-                                </a:ln>
-                              </pic:spPr>
-                            </pic:pic>
-                          </wpg:wgp>
-                        </a:graphicData>
-                      </a:graphic>
-                    </wp:anchor>
-                  </w:drawing>
-                </mc:Choice>
-                <mc:Fallback>
-                  <w:pict>
-                    <v:group id="组合 23" o:spid="_x0000_s1026" o:spt="203" style="position:absolute;left:0pt;margin-left:-7.75pt;margin-top:-38.8pt;height:113.65pt;width:113.65pt;z-index:251663360;mso-width-relative:page;mso-height-relative:page;" coordorigin="18874,20594" coordsize="2273,2273" o:gfxdata="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">
-                      <o:lock v:ext="edit" aspectratio="f"/>
-                      <v:shape id="图片 1" o:spid="_x0000_s1026" o:spt="75" type="#_x0000_t75" style="position:absolute;left:19199;top:21203;height:901;width:1672;" filled="f" o:preferrelative="t" stroked="f" coordsize="21600,21600" o:gfxdata="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">
-                        <v:fill on="f" focussize="0,0"/>
-                        <v:stroke on="f"/>
-                        <v:imagedata r:id="rId11" cropleft="7158f" croptop="7646f" chromakey="#FFFFFF" o:title=""/>
-                        <o:lock v:ext="edit" aspectratio="t"/>
-                      </v:shape>
-                      <v:shape id="图片 25" o:spid="_x0000_s1026" o:spt="75" type="#_x0000_t75" style="position:absolute;left:18874;top:20594;height:2273;width:2273;" filled="f" o:preferrelative="t" stroked="f" coordsize="21600,21600" o:gfxdata="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">
-                        <v:fill on="f" focussize="0,0"/>
-                        <v:stroke on="f"/>
-                        <v:imagedata r:id="rId10" o:title=""/>
-                        <o:lock v:ext="edit" aspectratio="t"/>
-                      </v:shape>
-                    </v:group>
-                  </w:pict>
-                </mc:Fallback>
-              </mc:AlternateContent>
+                <w:rFonts w:hint="eastAsia" w:ascii="Times New Roman" w:hAnsi="Times New Roman" w:cs="Times New Roman"/>
+                <w:b/>
+                <w:sz w:val="24"/>
+                <w:szCs w:val="24"/>
+              </w:rPr>
+              <w:t>{{"ty_guangzhou1"|sign(62,34)}}</w:t>
+            </w:r>
+            <w:r>
+              <w:rPr>
+                <w:sz w:val="24"/>
+              </w:rPr>
+              <w:drawing>
+                <wp:anchor distT="0" distB="0" distL="114300" distR="114300" simplePos="0" relativeHeight="251661312" behindDoc="0" locked="0" layoutInCell="1" allowOverlap="1">
+                  <wp:simplePos x="0" y="0"/>
+                  <wp:positionH relativeFrom="column">
+                    <wp:posOffset>-98425</wp:posOffset>
+                  </wp:positionH>
+                  <wp:positionV relativeFrom="paragraph">
+                    <wp:posOffset>-316865</wp:posOffset>
+                  </wp:positionV>
+                  <wp:extent cx="1443355" cy="1443355"/>
+                  <wp:effectExtent l="0" t="0" r="4445" b="4445"/>
+                  <wp:wrapNone/>
+                  <wp:docPr id="45" name="图片 25"/>
+                  <wp:cNvGraphicFramePr>
+                    <a:graphicFrameLocks xmlns:a="http://schemas.openxmlformats.org/drawingml/2006/main" noChangeAspect="1"/>
+                  </wp:cNvGraphicFramePr>
+                  <a:graphic xmlns:a="http://schemas.openxmlformats.org/drawingml/2006/main">
+                    <a:graphicData uri="http://schemas.openxmlformats.org/drawingml/2006/picture">
+                      <pic:pic xmlns:pic="http://schemas.openxmlformats.org/drawingml/2006/picture">
+                        <pic:nvPicPr>
+                          <pic:cNvPr id="45" name="图片 25"/>
+                          <pic:cNvPicPr>
+                            <a:picLocks noChangeAspect="1" noChangeArrowheads="1"/>
+                          </pic:cNvPicPr>
+                        </pic:nvPicPr>
+                        <pic:blipFill>
+                          <a:blip r:embed="rId9">
+                            <a:extLst>
+                              <a:ext uri="{28A0092B-C50C-407E-A947-70E740481C1C}">
+                                <a14:useLocalDpi xmlns:a14="http://schemas.microsoft.com/office/drawing/2010/main" val="0"/>
+                              </a:ext>
+                            </a:extLst>
+                          </a:blip>
+                          <a:srcRect/>
+                          <a:stretch>
+                            <a:fillRect/>
+                          </a:stretch>
+                        </pic:blipFill>
+                        <pic:spPr>
+                          <a:xfrm>
+                            <a:off x="0" y="0"/>
+                            <a:ext cx="1443355" cy="1443355"/>
+                          </a:xfrm>
+                          <a:prstGeom prst="rect">
+                            <a:avLst/>
+                          </a:prstGeom>
+                          <a:noFill/>
+                          <a:ln>
+                            <a:noFill/>
+                          </a:ln>
+                        </pic:spPr>
+                      </pic:pic>
+                    </a:graphicData>
+                  </a:graphic>
+                </wp:anchor>
+              </w:drawing>
             </w:r>
           </w:p>
         </w:tc>
@@ -6518,10 +6392,6 @@
     </w:tbl>
     <w:p>
       <w:pPr>
-        <w:numPr>
-          <w:ilvl w:val="0"/>
-          <w:numId w:val="0"/>
-        </w:numPr>
         <w:rPr>
           <w:rFonts w:hint="eastAsia" w:ascii="Times New Roman" w:hAnsi="Times New Roman" w:eastAsia="微软雅黑" w:cs="Times New Roman"/>
           <w:sz w:val="24"/>
@@ -6829,8 +6699,7 @@
       </w:tblPr>
       <w:tblGrid>
         <w:gridCol w:w="2004"/>
-        <w:gridCol w:w="1859"/>
-        <w:gridCol w:w="3953"/>
+        <w:gridCol w:w="5812"/>
         <w:gridCol w:w="2043"/>
       </w:tblGrid>
       <w:tr>
@@ -6855,7 +6724,7 @@
         </w:trPr>
         <w:tc>
           <w:tcPr>
-            <w:tcW w:w="2017" w:type="dxa"/>
+            <w:tcW w:w="2004" w:type="dxa"/>
             <w:tcBorders>
               <w:top w:val="nil"/>
               <w:bottom w:val="nil"/>
@@ -6894,7 +6763,7 @@
         </w:tc>
         <w:tc>
           <w:tcPr>
-            <w:tcW w:w="1871" w:type="dxa"/>
+            <w:tcW w:w="5812" w:type="dxa"/>
             <w:tcBorders>
               <w:top w:val="nil"/>
               <w:left w:val="single" w:color="FFFFFF" w:sz="18" w:space="0"/>
@@ -6928,53 +6797,13 @@
                 <w:szCs w:val="21"/>
                 <w:lang w:eastAsia="zh-CN" w:bidi="ar"/>
               </w:rPr>
-              <w:t>变异类型</w:t>
-            </w:r>
-          </w:p>
-        </w:tc>
-        <w:tc>
-          <w:tcPr>
-            <w:tcW w:w="3981" w:type="dxa"/>
-            <w:tcBorders>
-              <w:top w:val="nil"/>
-              <w:left w:val="single" w:color="FFFFFF" w:sz="18" w:space="0"/>
-              <w:bottom w:val="nil"/>
-              <w:right w:val="single" w:color="FFFFFF" w:sz="18" w:space="0"/>
-            </w:tcBorders>
-            <w:shd w:val="clear" w:color="auto" w:fill="61BB41"/>
-            <w:vAlign w:val="center"/>
-          </w:tcPr>
-          <w:p>
-            <w:pPr>
-              <w:widowControl/>
-              <w:jc w:val="center"/>
-              <w:textAlignment w:val="center"/>
-              <w:rPr>
-                <w:rFonts w:ascii="微软雅黑" w:hAnsi="微软雅黑" w:eastAsia="微软雅黑" w:cs="微软雅黑"/>
-                <w:b/>
-                <w:bCs/>
-                <w:color w:val="FFFFFF"/>
-                <w:sz w:val="21"/>
-                <w:szCs w:val="21"/>
-              </w:rPr>
-            </w:pPr>
-            <w:r>
-              <w:rPr>
-                <w:rFonts w:hint="eastAsia" w:ascii="微软雅黑" w:hAnsi="微软雅黑" w:eastAsia="微软雅黑" w:cs="微软雅黑"/>
-                <w:b/>
-                <w:bCs/>
-                <w:color w:val="FFFFFF"/>
-                <w:sz w:val="21"/>
-                <w:szCs w:val="21"/>
-                <w:lang w:eastAsia="zh-CN" w:bidi="ar"/>
-              </w:rPr>
               <w:t>检测结果</w:t>
             </w:r>
           </w:p>
         </w:tc>
         <w:tc>
           <w:tcPr>
-            <w:tcW w:w="2056" w:type="dxa"/>
+            <w:tcW w:w="2043" w:type="dxa"/>
             <w:tcBorders>
               <w:top w:val="nil"/>
               <w:left w:val="single" w:color="FFFFFF" w:sz="18" w:space="0"/>
@@ -7034,8 +6863,8 @@
         </w:trPr>
         <w:tc>
           <w:tcPr>
-            <w:tcW w:w="9925" w:type="dxa"/>
-            <w:gridSpan w:val="4"/>
+            <w:tcW w:w="9859" w:type="dxa"/>
+            <w:gridSpan w:val="3"/>
             <w:tcBorders>
               <w:top w:val="nil"/>
               <w:bottom w:val="single" w:color="A4A4A4" w:sz="4" w:space="0"/>
@@ -7088,7 +6917,7 @@
         </w:trPr>
         <w:tc>
           <w:tcPr>
-            <w:tcW w:w="2017" w:type="dxa"/>
+            <w:tcW w:w="2004" w:type="dxa"/>
             <w:tcBorders>
               <w:top w:val="single" w:color="A4A4A4" w:sz="4" w:space="0"/>
             </w:tcBorders>
@@ -7119,7 +6948,7 @@
         </w:tc>
         <w:tc>
           <w:tcPr>
-            <w:tcW w:w="1871" w:type="dxa"/>
+            <w:tcW w:w="5812" w:type="dxa"/>
             <w:tcBorders>
               <w:top w:val="single" w:color="A4A4A4" w:sz="4" w:space="0"/>
             </w:tcBorders>
@@ -7129,36 +6958,6 @@
           </w:tcPr>
           <w:p>
             <w:pPr>
-              <w:jc w:val="center"/>
-              <w:rPr>
-                <w:rFonts w:ascii="微软雅黑" w:hAnsi="微软雅黑" w:eastAsia="微软雅黑" w:cs="微软雅黑"/>
-                <w:color w:val="000000"/>
-                <w:sz w:val="21"/>
-                <w:szCs w:val="21"/>
-              </w:rPr>
-            </w:pPr>
-            <w:r>
-              <w:rPr>
-                <w:rFonts w:hint="eastAsia" w:ascii="Times New Roman" w:hAnsi="Times New Roman" w:eastAsia="微软雅黑" w:cs="Times New Roman"/>
-                <w:sz w:val="21"/>
-                <w:szCs w:val="21"/>
-                <w:lang w:eastAsia="zh-CN"/>
-              </w:rPr>
-              <w:t>{{ it.info }}</w:t>
-            </w:r>
-          </w:p>
-        </w:tc>
-        <w:tc>
-          <w:tcPr>
-            <w:tcW w:w="3981" w:type="dxa"/>
-            <w:tcBorders>
-              <w:top w:val="single" w:color="A4A4A4" w:sz="4" w:space="0"/>
-            </w:tcBorders>
-            <w:shd w:val="clear" w:color="auto" w:fill="auto"/>
-            <w:vAlign w:val="center"/>
-          </w:tcPr>
-          <w:p>
-            <w:pPr>
               <w:widowControl/>
               <w:jc w:val="center"/>
               <w:textAlignment w:val="center"/>
@@ -7233,7 +7032,7 @@
         </w:tc>
         <w:tc>
           <w:tcPr>
-            <w:tcW w:w="2056" w:type="dxa"/>
+            <w:tcW w:w="2043" w:type="dxa"/>
             <w:tcBorders>
               <w:top w:val="single" w:color="A4A4A4" w:sz="4" w:space="0"/>
             </w:tcBorders>
@@ -7335,8 +7134,8 @@
         </w:trPr>
         <w:tc>
           <w:tcPr>
-            <w:tcW w:w="9925" w:type="dxa"/>
-            <w:gridSpan w:val="4"/>
+            <w:tcW w:w="9859" w:type="dxa"/>
+            <w:gridSpan w:val="3"/>
             <w:shd w:val="clear" w:color="auto" w:fill="auto"/>
             <w:noWrap/>
             <w:vAlign w:val="center"/>
@@ -7406,8 +7205,7 @@
       </w:tblPr>
       <w:tblGrid>
         <w:gridCol w:w="2004"/>
-        <w:gridCol w:w="1859"/>
-        <w:gridCol w:w="2656"/>
+        <w:gridCol w:w="4515"/>
         <w:gridCol w:w="3340"/>
       </w:tblGrid>
       <w:tr>
@@ -7432,7 +7230,7 @@
         </w:trPr>
         <w:tc>
           <w:tcPr>
-            <w:tcW w:w="2017" w:type="dxa"/>
+            <w:tcW w:w="2004" w:type="dxa"/>
             <w:tcBorders>
               <w:top w:val="nil"/>
               <w:bottom w:val="nil"/>
@@ -7471,7 +7269,7 @@
         </w:tc>
         <w:tc>
           <w:tcPr>
-            <w:tcW w:w="1871" w:type="dxa"/>
+            <w:tcW w:w="4515" w:type="dxa"/>
             <w:tcBorders>
               <w:top w:val="nil"/>
               <w:left w:val="single" w:color="FFFFFF" w:sz="18" w:space="0"/>
@@ -7505,53 +7303,13 @@
                 <w:szCs w:val="21"/>
                 <w:lang w:eastAsia="zh-CN" w:bidi="ar"/>
               </w:rPr>
-              <w:t>变异类型</w:t>
-            </w:r>
-          </w:p>
-        </w:tc>
-        <w:tc>
-          <w:tcPr>
-            <w:tcW w:w="2674" w:type="dxa"/>
-            <w:tcBorders>
-              <w:top w:val="nil"/>
-              <w:left w:val="single" w:color="FFFFFF" w:sz="18" w:space="0"/>
-              <w:bottom w:val="nil"/>
-              <w:right w:val="single" w:color="FFFFFF" w:sz="18" w:space="0"/>
-            </w:tcBorders>
-            <w:shd w:val="clear" w:color="auto" w:fill="61BB41"/>
-            <w:vAlign w:val="center"/>
-          </w:tcPr>
-          <w:p>
-            <w:pPr>
-              <w:widowControl/>
-              <w:jc w:val="center"/>
-              <w:textAlignment w:val="center"/>
-              <w:rPr>
-                <w:rFonts w:ascii="微软雅黑" w:hAnsi="微软雅黑" w:eastAsia="微软雅黑" w:cs="微软雅黑"/>
-                <w:b/>
-                <w:bCs/>
-                <w:color w:val="FFFFFF"/>
-                <w:sz w:val="21"/>
-                <w:szCs w:val="21"/>
-              </w:rPr>
-            </w:pPr>
-            <w:r>
-              <w:rPr>
-                <w:rFonts w:hint="eastAsia" w:ascii="微软雅黑" w:hAnsi="微软雅黑" w:eastAsia="微软雅黑" w:cs="微软雅黑"/>
-                <w:b/>
-                <w:bCs/>
-                <w:color w:val="FFFFFF"/>
-                <w:sz w:val="21"/>
-                <w:szCs w:val="21"/>
-                <w:lang w:eastAsia="zh-CN" w:bidi="ar"/>
-              </w:rPr>
               <w:t>检测结果</w:t>
             </w:r>
           </w:p>
         </w:tc>
         <w:tc>
           <w:tcPr>
-            <w:tcW w:w="3363" w:type="dxa"/>
+            <w:tcW w:w="3340" w:type="dxa"/>
             <w:tcBorders>
               <w:top w:val="nil"/>
               <w:left w:val="single" w:color="FFFFFF" w:sz="18" w:space="0"/>
@@ -7612,8 +7370,8 @@
         </w:trPr>
         <w:tc>
           <w:tcPr>
-            <w:tcW w:w="9925" w:type="dxa"/>
-            <w:gridSpan w:val="4"/>
+            <w:tcW w:w="9859" w:type="dxa"/>
+            <w:gridSpan w:val="3"/>
             <w:tcBorders>
               <w:top w:val="nil"/>
               <w:bottom w:val="single" w:color="A4A4A4" w:sz="4" w:space="0"/>
@@ -7666,7 +7424,7 @@
         </w:trPr>
         <w:tc>
           <w:tcPr>
-            <w:tcW w:w="2017" w:type="dxa"/>
+            <w:tcW w:w="2004" w:type="dxa"/>
             <w:tcBorders>
               <w:top w:val="single" w:color="A4A4A4" w:sz="4" w:space="0"/>
             </w:tcBorders>
@@ -7697,7 +7455,7 @@
         </w:tc>
         <w:tc>
           <w:tcPr>
-            <w:tcW w:w="1871" w:type="dxa"/>
+            <w:tcW w:w="4515" w:type="dxa"/>
             <w:tcBorders>
               <w:top w:val="single" w:color="A4A4A4" w:sz="4" w:space="0"/>
             </w:tcBorders>
@@ -7707,36 +7465,6 @@
           </w:tcPr>
           <w:p>
             <w:pPr>
-              <w:jc w:val="center"/>
-              <w:rPr>
-                <w:rFonts w:ascii="微软雅黑" w:hAnsi="微软雅黑" w:eastAsia="微软雅黑" w:cs="微软雅黑"/>
-                <w:color w:val="000000"/>
-                <w:sz w:val="21"/>
-                <w:szCs w:val="21"/>
-              </w:rPr>
-            </w:pPr>
-            <w:r>
-              <w:rPr>
-                <w:rFonts w:hint="eastAsia" w:ascii="Times New Roman" w:hAnsi="Times New Roman" w:eastAsia="微软雅黑" w:cs="Times New Roman"/>
-                <w:sz w:val="21"/>
-                <w:szCs w:val="21"/>
-                <w:lang w:eastAsia="zh-CN"/>
-              </w:rPr>
-              <w:t>{{ it.info }}</w:t>
-            </w:r>
-          </w:p>
-        </w:tc>
-        <w:tc>
-          <w:tcPr>
-            <w:tcW w:w="2674" w:type="dxa"/>
-            <w:tcBorders>
-              <w:top w:val="single" w:color="A4A4A4" w:sz="4" w:space="0"/>
-            </w:tcBorders>
-            <w:shd w:val="clear" w:color="auto" w:fill="auto"/>
-            <w:vAlign w:val="center"/>
-          </w:tcPr>
-          <w:p>
-            <w:pPr>
               <w:widowControl/>
               <w:jc w:val="center"/>
               <w:textAlignment w:val="center"/>
@@ -7811,7 +7539,7 @@
         </w:tc>
         <w:tc>
           <w:tcPr>
-            <w:tcW w:w="3363" w:type="dxa"/>
+            <w:tcW w:w="3340" w:type="dxa"/>
             <w:tcBorders>
               <w:top w:val="single" w:color="A4A4A4" w:sz="4" w:space="0"/>
             </w:tcBorders>
@@ -7913,8 +7641,8 @@
         </w:trPr>
         <w:tc>
           <w:tcPr>
-            <w:tcW w:w="9925" w:type="dxa"/>
-            <w:gridSpan w:val="4"/>
+            <w:tcW w:w="9859" w:type="dxa"/>
+            <w:gridSpan w:val="3"/>
             <w:shd w:val="clear" w:color="auto" w:fill="auto"/>
             <w:noWrap/>
             <w:vAlign w:val="center"/>
@@ -8289,43 +8017,6 @@
           <w:sz w:val="18"/>
           <w:lang w:eastAsia="zh-CN"/>
         </w:rPr>
-        <w:t>以上基因的检测范围涵盖但不限于上表中列出的变异类型。</w:t>
-      </w:r>
-    </w:p>
-    <w:p>
-      <w:pPr>
-        <w:keepNext w:val="0"/>
-        <w:keepLines w:val="0"/>
-        <w:pageBreakBefore w:val="0"/>
-        <w:widowControl w:val="0"/>
-        <w:numPr>
-          <w:ilvl w:val="0"/>
-          <w:numId w:val="7"/>
-        </w:numPr>
-        <w:kinsoku/>
-        <w:wordWrap/>
-        <w:overflowPunct/>
-        <w:topLinePunct w:val="0"/>
-        <w:autoSpaceDE/>
-        <w:autoSpaceDN/>
-        <w:bidi w:val="0"/>
-        <w:adjustRightInd/>
-        <w:snapToGrid/>
-        <w:spacing w:line="216" w:lineRule="auto"/>
-        <w:ind w:left="425" w:hanging="425"/>
-        <w:textAlignment w:val="auto"/>
-        <w:rPr>
-          <w:rFonts w:ascii="Times New Roman" w:hAnsi="Times New Roman" w:eastAsia="微软雅黑" w:cs="Times New Roman"/>
-          <w:sz w:val="18"/>
-          <w:lang w:eastAsia="zh-CN"/>
-        </w:rPr>
-      </w:pPr>
-      <w:r>
-        <w:rPr>
-          <w:rFonts w:hint="eastAsia" w:ascii="Times New Roman" w:hAnsi="Times New Roman" w:eastAsia="微软雅黑" w:cs="Times New Roman"/>
-          <w:sz w:val="18"/>
-          <w:lang w:eastAsia="zh-CN"/>
-        </w:rPr>
         <w:t>"-"表示本次检测未发现相关变异。</w:t>
       </w:r>
       <w:r>
@@ -8401,15 +8092,15 @@
           <w:sz w:val="30"/>
         </w:rPr>
       </w:pPr>
-      <w:bookmarkStart w:id="40" w:name="_Toc22976"/>
-      <w:bookmarkStart w:id="41" w:name="_Toc25302"/>
-      <w:bookmarkStart w:id="42" w:name="_Toc18062_WPSOffice_Level2"/>
-      <w:bookmarkStart w:id="43" w:name="_Toc30265"/>
-      <w:bookmarkStart w:id="44" w:name="_Toc24979"/>
-      <w:bookmarkStart w:id="45" w:name="_Toc23375"/>
+      <w:bookmarkStart w:id="40" w:name="_Toc30265"/>
+      <w:bookmarkStart w:id="41" w:name="_Toc24979"/>
+      <w:bookmarkStart w:id="42" w:name="_Toc22976"/>
+      <w:bookmarkStart w:id="43" w:name="_Toc11015_WPSOffice_Level2"/>
+      <w:bookmarkStart w:id="44" w:name="_Toc23375"/>
+      <w:bookmarkStart w:id="45" w:name="_Toc18062_WPSOffice_Level2"/>
       <w:bookmarkStart w:id="46" w:name="_Toc26994"/>
-      <w:bookmarkStart w:id="47" w:name="_Toc11015_WPSOffice_Level2"/>
-      <w:bookmarkStart w:id="48" w:name="_Toc9088"/>
+      <w:bookmarkStart w:id="47" w:name="_Toc9088"/>
+      <w:bookmarkStart w:id="48" w:name="_Toc25302"/>
       <w:r>
         <w:rPr>
           <w:color w:val="auto"/>
@@ -11004,7 +10695,6 @@
                 <w:lang w:eastAsia="zh-CN"/>
               </w:rPr>
             </w:pPr>
-            <w:bookmarkStart w:id="147" w:name="_GoBack" w:colFirst="1" w:colLast="2"/>
             <w:r>
               <w:rPr>
                 <w:rFonts w:hint="eastAsia" w:ascii="Times New Roman" w:hAnsi="Times New Roman" w:eastAsia="微软雅黑" w:cs="Times New Roman"/>
@@ -12310,7 +12000,6 @@
           </w:p>
         </w:tc>
       </w:tr>
-      <w:bookmarkEnd w:id="147"/>
       <w:tr>
         <w:tblPrEx>
           <w:tblBorders>
@@ -13152,16 +12841,16 @@
         </w:rPr>
         <w:br w:type="page"/>
       </w:r>
-      <w:bookmarkStart w:id="49" w:name="_Toc22117"/>
+      <w:bookmarkStart w:id="49" w:name="_Toc29486"/>
       <w:bookmarkStart w:id="50" w:name="_Toc149826009"/>
-      <w:bookmarkStart w:id="51" w:name="_Toc29486"/>
-      <w:bookmarkStart w:id="52" w:name="_Toc149832733"/>
-      <w:bookmarkStart w:id="53" w:name="_Toc17526"/>
-      <w:bookmarkStart w:id="54" w:name="_Toc4339"/>
-      <w:bookmarkStart w:id="55" w:name="_Toc32022"/>
-      <w:bookmarkStart w:id="56" w:name="_Toc25737"/>
-      <w:bookmarkStart w:id="57" w:name="_Toc6221_WPSOffice_Level2"/>
-      <w:bookmarkStart w:id="58" w:name="_Toc7551_WPSOffice_Level2"/>
+      <w:bookmarkStart w:id="51" w:name="_Toc149832733"/>
+      <w:bookmarkStart w:id="52" w:name="_Toc22117"/>
+      <w:bookmarkStart w:id="53" w:name="_Toc32022"/>
+      <w:bookmarkStart w:id="54" w:name="_Toc17526"/>
+      <w:bookmarkStart w:id="55" w:name="_Toc25737"/>
+      <w:bookmarkStart w:id="56" w:name="_Toc4339"/>
+      <w:bookmarkStart w:id="57" w:name="_Toc7551_WPSOffice_Level2"/>
+      <w:bookmarkStart w:id="58" w:name="_Toc6221_WPSOffice_Level2"/>
       <w:r>
         <w:rPr>
           <w:rFonts w:hint="eastAsia" w:ascii="Times New Roman" w:hAnsi="Times New Roman" w:eastAsia="微软雅黑" w:cs="Times New Roman"/>
@@ -13735,13 +13424,13 @@
       <w:bookmarkEnd w:id="58"/>
       <w:bookmarkEnd w:id="60"/>
       <w:bookmarkEnd w:id="61"/>
-      <w:bookmarkStart w:id="62" w:name="_Toc5598"/>
-      <w:bookmarkStart w:id="63" w:name="_Toc23846_WPSOffice_Level1"/>
-      <w:bookmarkStart w:id="64" w:name="_Toc32661"/>
-      <w:bookmarkStart w:id="65" w:name="_Toc23903"/>
-      <w:bookmarkStart w:id="66" w:name="_Toc4331_WPSOffice_Level1"/>
+      <w:bookmarkStart w:id="62" w:name="_Toc32661"/>
+      <w:bookmarkStart w:id="63" w:name="_Toc23903"/>
+      <w:bookmarkStart w:id="64" w:name="_Toc23846_WPSOffice_Level1"/>
+      <w:bookmarkStart w:id="65" w:name="_Toc4331_WPSOffice_Level1"/>
+      <w:bookmarkStart w:id="66" w:name="_Toc32443_WPSOffice_Level1"/>
       <w:bookmarkStart w:id="67" w:name="_Toc25727"/>
-      <w:bookmarkStart w:id="68" w:name="_Toc32443_WPSOffice_Level1"/>
+      <w:bookmarkStart w:id="68" w:name="_Toc5598"/>
       <w:bookmarkStart w:id="69" w:name="_Toc28194"/>
       <w:r>
         <w:rPr>
@@ -13804,11 +13493,11 @@
           <w:lang w:eastAsia="zh-CN"/>
         </w:rPr>
       </w:pPr>
-      <w:bookmarkStart w:id="70" w:name="_Toc149826011"/>
-      <w:bookmarkStart w:id="71" w:name="_Toc149832735"/>
-      <w:bookmarkStart w:id="72" w:name="_Toc16158"/>
-      <w:bookmarkStart w:id="73" w:name="_Toc14672"/>
-      <w:bookmarkStart w:id="74" w:name="_Toc17459"/>
+      <w:bookmarkStart w:id="70" w:name="_Toc16158"/>
+      <w:bookmarkStart w:id="71" w:name="_Toc149826011"/>
+      <w:bookmarkStart w:id="72" w:name="_Toc17459"/>
+      <w:bookmarkStart w:id="73" w:name="_Toc149832735"/>
+      <w:bookmarkStart w:id="74" w:name="_Toc14672"/>
       <w:r>
         <w:rPr>
           <w:rFonts w:hint="eastAsia"/>
@@ -17013,6 +16702,7 @@
             <w:insideH w:val="dotted" w:color="A5A5A5" w:sz="4" w:space="0"/>
             <w:insideV w:val="dotted" w:color="A5A5A5" w:sz="4" w:space="0"/>
           </w:tblBorders>
+          <w:shd w:val="clear" w:color="auto" w:fill="auto"/>
           <w:tblCellMar>
             <w:top w:w="0" w:type="dxa"/>
             <w:left w:w="108" w:type="dxa"/>
@@ -17073,6 +16763,7 @@
             <w:insideH w:val="dotted" w:color="A5A5A5" w:sz="4" w:space="0"/>
             <w:insideV w:val="dotted" w:color="A5A5A5" w:sz="4" w:space="0"/>
           </w:tblBorders>
+          <w:shd w:val="clear" w:color="auto" w:fill="auto"/>
           <w:tblCellMar>
             <w:top w:w="0" w:type="dxa"/>
             <w:left w:w="108" w:type="dxa"/>
@@ -18217,6 +17908,7 @@
             <w:insideH w:val="dotted" w:color="A5A5A5" w:sz="4" w:space="0"/>
             <w:insideV w:val="dotted" w:color="A5A5A5" w:sz="4" w:space="0"/>
           </w:tblBorders>
+          <w:shd w:val="clear" w:color="auto" w:fill="auto"/>
           <w:tblCellMar>
             <w:top w:w="0" w:type="dxa"/>
             <w:left w:w="108" w:type="dxa"/>
@@ -18442,8 +18134,8 @@
           </w14:shadow>
         </w:rPr>
       </w:pPr>
-      <w:bookmarkStart w:id="77" w:name="_Toc1272"/>
-      <w:bookmarkStart w:id="78" w:name="_Toc17503"/>
+      <w:bookmarkStart w:id="77" w:name="_Toc17503"/>
+      <w:bookmarkStart w:id="78" w:name="_Toc1272"/>
       <w:r>
         <w:rPr>
           <w:rFonts w:hint="eastAsia"/>
@@ -18480,12 +18172,12 @@
         </w:rPr>
       </w:pPr>
       <w:bookmarkStart w:id="79" w:name="_Toc21764_WPSOffice_Level2"/>
-      <w:bookmarkStart w:id="80" w:name="_Toc26649"/>
+      <w:bookmarkStart w:id="80" w:name="_Toc3782"/>
       <w:bookmarkStart w:id="81" w:name="_Toc6988"/>
-      <w:bookmarkStart w:id="82" w:name="_Toc1707_WPSOffice_Level2"/>
-      <w:bookmarkStart w:id="83" w:name="_Toc3782"/>
+      <w:bookmarkStart w:id="82" w:name="_Toc26649"/>
+      <w:bookmarkStart w:id="83" w:name="_Toc15530"/>
       <w:bookmarkStart w:id="84" w:name="_Toc16347"/>
-      <w:bookmarkStart w:id="85" w:name="_Toc15530"/>
+      <w:bookmarkStart w:id="85" w:name="_Toc1707_WPSOffice_Level2"/>
       <w:r>
         <w:rPr>
           <w:rFonts w:hint="eastAsia" w:ascii="Times New Roman" w:hAnsi="Times New Roman" w:eastAsia="微软雅黑" w:cs="Times New Roman"/>
@@ -22880,12 +22572,6 @@
             <w:insideH w:val="dotted" w:color="45A3A7" w:sz="4" w:space="0"/>
             <w:insideV w:val="dotted" w:color="45A3A7" w:sz="4" w:space="0"/>
           </w:tblBorders>
-          <w:tblCellMar>
-            <w:top w:w="0" w:type="dxa"/>
-            <w:left w:w="108" w:type="dxa"/>
-            <w:bottom w:w="0" w:type="dxa"/>
-            <w:right w:w="108" w:type="dxa"/>
-          </w:tblCellMar>
         </w:tblPrEx>
         <w:trPr>
           <w:trHeight w:val="329" w:hRule="atLeast"/>
@@ -27497,9 +27183,9 @@
         <w:t>{% endif %}</w:t>
       </w:r>
       <w:bookmarkStart w:id="92" w:name="_Toc12977"/>
-      <w:bookmarkStart w:id="93" w:name="_Toc107825560"/>
-      <w:bookmarkStart w:id="94" w:name="_Toc14132"/>
-      <w:bookmarkStart w:id="95" w:name="_Toc30343"/>
+      <w:bookmarkStart w:id="93" w:name="_Toc14132"/>
+      <w:bookmarkStart w:id="94" w:name="_Toc30343"/>
+      <w:bookmarkStart w:id="95" w:name="_Toc107825560"/>
       <w:r>
         <w:rPr>
           <w:rFonts w:hint="eastAsia" w:ascii="Times New Roman" w:hAnsi="Times New Roman" w:eastAsia="微软雅黑" w:cs="Times New Roman"/>
@@ -27552,13 +27238,13 @@
         <w:spacing w:before="26" w:after="120" w:afterLines="50"/>
       </w:pPr>
       <w:bookmarkStart w:id="98" w:name="_Toc16594"/>
-      <w:bookmarkStart w:id="99" w:name="_Toc27302"/>
-      <w:bookmarkStart w:id="100" w:name="_Toc21764_WPSOffice_Level1"/>
-      <w:bookmarkStart w:id="101" w:name="_Toc1707_WPSOffice_Level1"/>
-      <w:bookmarkStart w:id="102" w:name="_Toc12505"/>
-      <w:bookmarkStart w:id="103" w:name="_Toc28240"/>
-      <w:bookmarkStart w:id="104" w:name="_Toc13196_WPSOffice_Level1"/>
-      <w:bookmarkStart w:id="105" w:name="_Toc2409"/>
+      <w:bookmarkStart w:id="99" w:name="_Toc12505"/>
+      <w:bookmarkStart w:id="100" w:name="_Toc13196_WPSOffice_Level1"/>
+      <w:bookmarkStart w:id="101" w:name="_Toc27302"/>
+      <w:bookmarkStart w:id="102" w:name="_Toc28240"/>
+      <w:bookmarkStart w:id="103" w:name="_Toc2409"/>
+      <w:bookmarkStart w:id="104" w:name="_Toc1707_WPSOffice_Level1"/>
+      <w:bookmarkStart w:id="105" w:name="_Toc21764_WPSOffice_Level1"/>
       <w:r>
         <w:rPr>
           <w:rFonts w:ascii="Times New Roman" w:hAnsi="Times New Roman" w:eastAsia="微软雅黑" w:cs="Times New Roman"/>
@@ -27604,6 +27290,12 @@
             <w:insideH w:val="none" w:color="auto" w:sz="0" w:space="0"/>
             <w:insideV w:val="none" w:color="auto" w:sz="0" w:space="0"/>
           </w:tblBorders>
+          <w:tblCellMar>
+            <w:top w:w="0" w:type="dxa"/>
+            <w:left w:w="108" w:type="dxa"/>
+            <w:bottom w:w="0" w:type="dxa"/>
+            <w:right w:w="108" w:type="dxa"/>
+          </w:tblCellMar>
         </w:tblPrEx>
         <w:trPr>
           <w:trHeight w:val="321" w:hRule="atLeast"/>
@@ -29635,8 +29327,8 @@
           </w14:shadow>
         </w:rPr>
       </w:pPr>
-      <w:bookmarkStart w:id="106" w:name="_Toc4607"/>
-      <w:bookmarkStart w:id="107" w:name="_Toc15759"/>
+      <w:bookmarkStart w:id="106" w:name="_Toc15759"/>
+      <w:bookmarkStart w:id="107" w:name="_Toc4607"/>
       <w:r>
         <w:rPr>
           <w:rFonts w:hint="eastAsia"/>
@@ -29681,14 +29373,14 @@
           </w14:textFill>
         </w:rPr>
       </w:pPr>
-      <w:bookmarkStart w:id="108" w:name="_Toc27075"/>
-      <w:bookmarkStart w:id="109" w:name="_Toc31490"/>
-      <w:bookmarkStart w:id="110" w:name="_Toc15840_WPSOffice_Level1"/>
-      <w:bookmarkStart w:id="111" w:name="_Toc24085_WPSOffice_Level1"/>
-      <w:bookmarkStart w:id="112" w:name="_Toc14255_WPSOffice_Level1"/>
-      <w:bookmarkStart w:id="113" w:name="_Toc29151"/>
-      <w:bookmarkStart w:id="114" w:name="_Toc4168"/>
-      <w:bookmarkStart w:id="115" w:name="_Toc3320"/>
+      <w:bookmarkStart w:id="108" w:name="_Toc15840_WPSOffice_Level1"/>
+      <w:bookmarkStart w:id="109" w:name="_Toc24085_WPSOffice_Level1"/>
+      <w:bookmarkStart w:id="110" w:name="_Toc3320"/>
+      <w:bookmarkStart w:id="111" w:name="_Toc27075"/>
+      <w:bookmarkStart w:id="112" w:name="_Toc4168"/>
+      <w:bookmarkStart w:id="113" w:name="_Toc31490"/>
+      <w:bookmarkStart w:id="114" w:name="_Toc14255_WPSOffice_Level1"/>
+      <w:bookmarkStart w:id="115" w:name="_Toc29151"/>
       <w:r>
         <w:rPr>
           <w:rFonts w:hint="eastAsia"/>
@@ -29993,6 +29685,7 @@
                 <w:szCs w:val="21"/>
               </w:rPr>
             </w:pPr>
+            <w:bookmarkStart w:id="147" w:name="_GoBack" w:colFirst="3" w:colLast="3"/>
             <w:r>
               <w:rPr>
                 <w:rFonts w:hint="eastAsia" w:ascii="微软雅黑" w:hAnsi="微软雅黑" w:eastAsia="微软雅黑" w:cs="微软雅黑"/>
@@ -30365,12 +30058,21 @@
             </w:r>
             <w:r>
               <w:rPr>
+                <w:rFonts w:hint="eastAsia" w:ascii="Times New Roman" w:hAnsi="Times New Roman" w:eastAsia="微软雅黑" w:cs="Times New Roman"/>
+                <w:sz w:val="21"/>
+                <w:szCs w:val="21"/>
+                <w:lang w:val="en-US" w:eastAsia="zh-CN" w:bidi="ar"/>
+              </w:rPr>
+              <w:t>5</w:t>
+            </w:r>
+            <w:r>
+              <w:rPr>
                 <w:rFonts w:ascii="Times New Roman" w:hAnsi="Times New Roman" w:eastAsia="微软雅黑" w:cs="Times New Roman"/>
                 <w:sz w:val="21"/>
                 <w:szCs w:val="21"/>
                 <w:lang w:eastAsia="zh-CN" w:bidi="ar"/>
               </w:rPr>
-              <w:t>100</w:t>
+              <w:t>0</w:t>
             </w:r>
             <w:r>
               <w:rPr>
@@ -30394,9 +30096,9 @@
                 <w:rFonts w:hint="eastAsia" w:ascii="Times New Roman" w:hAnsi="Times New Roman" w:eastAsia="微软雅黑" w:cs="Times New Roman"/>
                 <w:sz w:val="21"/>
                 <w:szCs w:val="21"/>
-                <w:lang w:eastAsia="zh-CN" w:bidi="ar"/>
-              </w:rPr>
-              <w:t>2</w:t>
+                <w:lang w:val="en-US" w:eastAsia="zh-CN" w:bidi="ar"/>
+              </w:rPr>
+              <w:t>1</w:t>
             </w:r>
             <w:r>
               <w:rPr>
@@ -30579,12 +30281,12 @@
             </w:pPr>
             <w:r>
               <w:rPr>
-                <w:rFonts w:ascii="Times New Roman" w:hAnsi="Times New Roman" w:eastAsia="微软雅黑" w:cs="Times New Roman"/>
-                <w:sz w:val="21"/>
-                <w:szCs w:val="21"/>
-                <w:lang w:eastAsia="zh-CN" w:bidi="ar"/>
-              </w:rPr>
-              <w:t>A/B/C</w:t>
+                <w:rFonts w:hint="eastAsia" w:ascii="Times New Roman" w:hAnsi="Times New Roman" w:eastAsia="微软雅黑" w:cs="Times New Roman"/>
+                <w:sz w:val="21"/>
+                <w:szCs w:val="21"/>
+                <w:lang w:val="en-US" w:eastAsia="zh-CN" w:bidi="ar"/>
+              </w:rPr>
+              <w:t>1-2</w:t>
             </w:r>
             <w:r>
               <w:rPr>
@@ -30777,16 +30479,26 @@
             </w:r>
             <w:r>
               <w:rPr>
+                <w:rFonts w:hint="eastAsia" w:ascii="Times New Roman" w:hAnsi="Times New Roman" w:eastAsia="微软雅黑" w:cs="Times New Roman"/>
+                <w:sz w:val="21"/>
+                <w:szCs w:val="21"/>
+                <w:lang w:val="en-US" w:eastAsia="zh-CN" w:bidi="ar"/>
+              </w:rPr>
+              <w:t>32</w:t>
+            </w:r>
+            <w:r>
+              <w:rPr>
                 <w:rFonts w:ascii="Times New Roman" w:hAnsi="Times New Roman" w:eastAsia="微软雅黑" w:cs="Times New Roman"/>
                 <w:sz w:val="21"/>
                 <w:szCs w:val="21"/>
                 <w:lang w:eastAsia="zh-CN" w:bidi="ar"/>
               </w:rPr>
-              <w:t>500</w:t>
+              <w:t>0</w:t>
             </w:r>
           </w:p>
         </w:tc>
       </w:tr>
+      <w:bookmarkEnd w:id="147"/>
       <w:tr>
         <w:tblPrEx>
           <w:tblBorders>
@@ -31701,18 +31413,18 @@
           <w:numId w:val="11"/>
         </w:numPr>
         <w:rPr>
+          <w:rFonts w:ascii="Times New Roman" w:hAnsi="Times New Roman" w:eastAsia="微软雅黑" w:cs="Times New Roman"/>
+          <w:sz w:val="18"/>
+          <w:lang w:eastAsia="zh-CN"/>
+        </w:rPr>
+      </w:pPr>
+      <w:r>
+        <w:rPr>
           <w:rFonts w:hint="eastAsia" w:ascii="Times New Roman" w:hAnsi="Times New Roman" w:eastAsia="微软雅黑" w:cs="Times New Roman"/>
           <w:sz w:val="18"/>
           <w:lang w:eastAsia="zh-CN"/>
         </w:rPr>
-      </w:pPr>
-      <w:r>
-        <w:rPr>
-          <w:rFonts w:hint="eastAsia" w:ascii="Times New Roman" w:hAnsi="Times New Roman" w:eastAsia="微软雅黑" w:cs="Times New Roman"/>
-          <w:sz w:val="18"/>
-          <w:lang w:eastAsia="zh-CN"/>
-        </w:rPr>
-        <w:t>肿瘤细胞含量：送检样本经HE染色评估的肿瘤细胞含量。如送检样本不满足病理评估所需条件，则不进行此项评估。血浆cfDNA样本不做此项评估。</w:t>
+        <w:t>肿瘤细胞含量：送检样本经HE染色评估的肿瘤细胞含量。如送检样本不满足病理评估所需条件，则不进行此项评估。{% if summaryOfRresults.type == “blood” %}血浆cfDNA样本不做此项评估。{% endif %}</w:t>
       </w:r>
     </w:p>
     <w:p>
@@ -31722,7 +31434,7 @@
           <w:numId w:val="11"/>
         </w:numPr>
         <w:rPr>
-          <w:rFonts w:hint="eastAsia" w:ascii="Times New Roman" w:hAnsi="Times New Roman" w:eastAsia="微软雅黑" w:cs="Times New Roman"/>
+          <w:rFonts w:ascii="Times New Roman" w:hAnsi="Times New Roman" w:eastAsia="微软雅黑" w:cs="Times New Roman"/>
           <w:sz w:val="18"/>
           <w:lang w:eastAsia="zh-CN"/>
         </w:rPr>
@@ -31743,283 +31455,18 @@
           <w:numId w:val="11"/>
         </w:numPr>
         <w:rPr>
+          <w:rFonts w:ascii="Times New Roman" w:hAnsi="Times New Roman" w:eastAsia="微软雅黑" w:cs="Times New Roman"/>
+          <w:sz w:val="18"/>
+          <w:lang w:eastAsia="zh-CN"/>
+        </w:rPr>
+      </w:pPr>
+      <w:r>
+        <w:rPr>
           <w:rFonts w:hint="eastAsia" w:ascii="Times New Roman" w:hAnsi="Times New Roman" w:eastAsia="微软雅黑" w:cs="Times New Roman"/>
           <w:sz w:val="18"/>
           <w:lang w:eastAsia="zh-CN"/>
         </w:rPr>
-      </w:pPr>
-      <w:r>
-        <w:rPr>
-          <w:rFonts w:hint="eastAsia" w:ascii="Times New Roman" w:hAnsi="Times New Roman" w:eastAsia="微软雅黑" w:cs="Times New Roman"/>
-          <w:sz w:val="18"/>
-          <w:lang w:eastAsia="zh-CN"/>
-        </w:rPr>
-        <w:t>DNA降解程度：cfDNA样本不适用于此项评估。</w:t>
-      </w:r>
-    </w:p>
-    <w:p>
-      <w:pPr>
-        <w:numPr>
-          <w:ilvl w:val="0"/>
-          <w:numId w:val="12"/>
-        </w:numPr>
-        <w:spacing w:line="270" w:lineRule="exact"/>
-        <w:ind w:left="613" w:leftChars="150" w:hanging="283"/>
-        <w:rPr>
-          <w:rFonts w:ascii="Times New Roman" w:hAnsi="Times New Roman" w:eastAsia="微软雅黑" w:cs="Times New Roman"/>
-          <w:bCs/>
-          <w:sz w:val="18"/>
-          <w:szCs w:val="18"/>
-          <w:lang w:eastAsia="zh-CN"/>
-        </w:rPr>
-      </w:pPr>
-      <w:r>
-        <w:rPr>
-          <w:rFonts w:ascii="Times New Roman" w:hAnsi="Times New Roman" w:eastAsia="微软雅黑" w:cs="Times New Roman"/>
-          <w:bCs/>
-          <w:sz w:val="18"/>
-          <w:szCs w:val="18"/>
-          <w:lang w:eastAsia="zh-CN"/>
-        </w:rPr>
-        <w:t>A级：有主带，或降解均匀且降解区域主要集中在5000bp以上</w:t>
-      </w:r>
-      <w:r>
-        <w:rPr>
-          <w:rFonts w:hint="eastAsia" w:ascii="Times New Roman" w:hAnsi="Times New Roman" w:eastAsia="微软雅黑" w:cs="Times New Roman"/>
-          <w:bCs/>
-          <w:sz w:val="18"/>
-          <w:szCs w:val="18"/>
-          <w:lang w:eastAsia="zh-CN"/>
-        </w:rPr>
-        <w:t>；</w:t>
-      </w:r>
-    </w:p>
-    <w:p>
-      <w:pPr>
-        <w:numPr>
-          <w:ilvl w:val="0"/>
-          <w:numId w:val="12"/>
-        </w:numPr>
-        <w:spacing w:line="270" w:lineRule="exact"/>
-        <w:ind w:left="613" w:leftChars="150" w:hanging="283"/>
-        <w:rPr>
-          <w:rFonts w:ascii="Times New Roman" w:hAnsi="Times New Roman" w:eastAsia="微软雅黑" w:cs="Times New Roman"/>
-          <w:bCs/>
-          <w:sz w:val="18"/>
-          <w:szCs w:val="18"/>
-          <w:lang w:eastAsia="zh-CN"/>
-        </w:rPr>
-      </w:pPr>
-      <w:r>
-        <w:rPr>
-          <w:rFonts w:ascii="Times New Roman" w:hAnsi="Times New Roman" w:eastAsia="微软雅黑" w:cs="Times New Roman"/>
-          <w:bCs/>
-          <w:sz w:val="18"/>
-          <w:szCs w:val="18"/>
-          <w:lang w:eastAsia="zh-CN"/>
-        </w:rPr>
-        <w:t>B级：无主带，降解均匀且降解区域主要集中在1500-5000bp之间</w:t>
-      </w:r>
-      <w:r>
-        <w:rPr>
-          <w:rFonts w:hint="eastAsia" w:ascii="Times New Roman" w:hAnsi="Times New Roman" w:eastAsia="微软雅黑" w:cs="Times New Roman"/>
-          <w:bCs/>
-          <w:sz w:val="18"/>
-          <w:szCs w:val="18"/>
-          <w:lang w:eastAsia="zh-CN"/>
-        </w:rPr>
-        <w:t>；</w:t>
-      </w:r>
-    </w:p>
-    <w:p>
-      <w:pPr>
-        <w:numPr>
-          <w:ilvl w:val="0"/>
-          <w:numId w:val="12"/>
-        </w:numPr>
-        <w:spacing w:line="270" w:lineRule="exact"/>
-        <w:ind w:left="613" w:leftChars="150" w:hanging="283"/>
-        <w:rPr>
-          <w:rFonts w:ascii="Times New Roman" w:hAnsi="Times New Roman" w:eastAsia="微软雅黑" w:cs="Times New Roman"/>
-          <w:bCs/>
-          <w:sz w:val="18"/>
-          <w:szCs w:val="18"/>
-          <w:lang w:eastAsia="zh-CN"/>
-        </w:rPr>
-      </w:pPr>
-      <w:r>
-        <w:rPr>
-          <w:rFonts w:ascii="Times New Roman" w:hAnsi="Times New Roman" w:eastAsia="微软雅黑" w:cs="Times New Roman"/>
-          <w:bCs/>
-          <w:sz w:val="18"/>
-          <w:szCs w:val="18"/>
-          <w:lang w:eastAsia="zh-CN"/>
-        </w:rPr>
-        <w:t>C级：无主带，降解均匀且降解区域主要集中在500-1500bp之间</w:t>
-      </w:r>
-      <w:r>
-        <w:rPr>
-          <w:rFonts w:hint="eastAsia" w:ascii="Times New Roman" w:hAnsi="Times New Roman" w:eastAsia="微软雅黑" w:cs="Times New Roman"/>
-          <w:bCs/>
-          <w:sz w:val="18"/>
-          <w:szCs w:val="18"/>
-          <w:lang w:eastAsia="zh-CN"/>
-        </w:rPr>
-        <w:t>；</w:t>
-      </w:r>
-    </w:p>
-    <w:p>
-      <w:pPr>
-        <w:numPr>
-          <w:ilvl w:val="0"/>
-          <w:numId w:val="12"/>
-        </w:numPr>
-        <w:spacing w:line="270" w:lineRule="exact"/>
-        <w:ind w:left="613" w:leftChars="150" w:hanging="283"/>
-        <w:rPr>
-          <w:rFonts w:ascii="Times New Roman" w:hAnsi="Times New Roman" w:eastAsia="微软雅黑" w:cs="Times New Roman"/>
-          <w:bCs/>
-          <w:sz w:val="18"/>
-          <w:szCs w:val="18"/>
-          <w:lang w:eastAsia="zh-CN"/>
-        </w:rPr>
-      </w:pPr>
-      <w:r>
-        <w:rPr>
-          <w:rFonts w:ascii="Times New Roman" w:hAnsi="Times New Roman" w:eastAsia="微软雅黑" w:cs="Times New Roman"/>
-          <w:bCs/>
-          <w:spacing w:val="3"/>
-          <w:sz w:val="18"/>
-          <w:szCs w:val="18"/>
-          <w:lang w:eastAsia="zh-CN"/>
-        </w:rPr>
-        <w:t>D级</w:t>
-      </w:r>
-      <w:r>
-        <w:rPr>
-          <w:rFonts w:ascii="Times New Roman" w:hAnsi="Times New Roman" w:eastAsia="微软雅黑" w:cs="Times New Roman"/>
-          <w:bCs/>
-          <w:sz w:val="18"/>
-          <w:szCs w:val="18"/>
-          <w:lang w:eastAsia="zh-CN"/>
-        </w:rPr>
-        <w:t>（</w:t>
-      </w:r>
-      <w:r>
-        <w:rPr>
-          <w:rFonts w:ascii="Times New Roman" w:hAnsi="Times New Roman" w:eastAsia="微软雅黑" w:cs="Times New Roman"/>
-          <w:bCs/>
-          <w:spacing w:val="1"/>
-          <w:sz w:val="18"/>
-          <w:szCs w:val="18"/>
-          <w:lang w:eastAsia="zh-CN"/>
-        </w:rPr>
-        <w:t>不合格</w:t>
-      </w:r>
-      <w:r>
-        <w:rPr>
-          <w:rFonts w:ascii="Times New Roman" w:hAnsi="Times New Roman" w:eastAsia="微软雅黑" w:cs="Times New Roman"/>
-          <w:bCs/>
-          <w:spacing w:val="-90"/>
-          <w:sz w:val="18"/>
-          <w:szCs w:val="18"/>
-          <w:lang w:eastAsia="zh-CN"/>
-        </w:rPr>
-        <w:t>）</w:t>
-      </w:r>
-      <w:r>
-        <w:rPr>
-          <w:rFonts w:ascii="Times New Roman" w:hAnsi="Times New Roman" w:eastAsia="微软雅黑" w:cs="Times New Roman"/>
-          <w:bCs/>
-          <w:sz w:val="18"/>
-          <w:szCs w:val="18"/>
-          <w:lang w:eastAsia="zh-CN"/>
-        </w:rPr>
-        <w:t>）：无主带，降解均匀且降解区域主要集中在500-1500bp</w:t>
-      </w:r>
-      <w:r>
-        <w:rPr>
-          <w:rFonts w:ascii="Times New Roman" w:hAnsi="Times New Roman" w:eastAsia="微软雅黑" w:cs="Times New Roman"/>
-          <w:bCs/>
-          <w:spacing w:val="-1"/>
-          <w:sz w:val="18"/>
-          <w:szCs w:val="18"/>
-          <w:lang w:eastAsia="zh-CN"/>
-        </w:rPr>
-        <w:t>之间，但总量介于</w:t>
-      </w:r>
-      <w:r>
-        <w:rPr>
-          <w:rFonts w:ascii="Times New Roman" w:hAnsi="Times New Roman" w:eastAsia="微软雅黑" w:cs="Times New Roman"/>
-          <w:bCs/>
-          <w:sz w:val="18"/>
-          <w:szCs w:val="18"/>
-          <w:lang w:eastAsia="zh-CN"/>
-        </w:rPr>
-        <w:t>100ng</w:t>
-      </w:r>
-      <w:r>
-        <w:rPr>
-          <w:rFonts w:ascii="Times New Roman" w:hAnsi="Times New Roman" w:eastAsia="微软雅黑" w:cs="Times New Roman"/>
-          <w:bCs/>
-          <w:spacing w:val="-3"/>
-          <w:sz w:val="18"/>
-          <w:szCs w:val="18"/>
-          <w:lang w:eastAsia="zh-CN"/>
-        </w:rPr>
-        <w:t>到</w:t>
-      </w:r>
-      <w:r>
-        <w:rPr>
-          <w:rFonts w:ascii="Times New Roman" w:hAnsi="Times New Roman" w:eastAsia="微软雅黑" w:cs="Times New Roman"/>
-          <w:bCs/>
-          <w:sz w:val="18"/>
-          <w:szCs w:val="18"/>
-          <w:lang w:eastAsia="zh-CN"/>
-        </w:rPr>
-        <w:t>300ng之间；或降解区</w:t>
-      </w:r>
-      <w:r>
-        <w:rPr>
-          <w:rFonts w:ascii="Times New Roman" w:hAnsi="Times New Roman" w:eastAsia="微软雅黑" w:cs="Times New Roman"/>
-          <w:bCs/>
-          <w:spacing w:val="-2"/>
-          <w:sz w:val="18"/>
-          <w:szCs w:val="18"/>
-          <w:lang w:eastAsia="zh-CN"/>
-        </w:rPr>
-        <w:t>域弥散在</w:t>
-      </w:r>
-      <w:r>
-        <w:rPr>
-          <w:rFonts w:ascii="Times New Roman" w:hAnsi="Times New Roman" w:eastAsia="微软雅黑" w:cs="Times New Roman"/>
-          <w:bCs/>
-          <w:sz w:val="18"/>
-          <w:szCs w:val="18"/>
-          <w:lang w:eastAsia="zh-CN"/>
-        </w:rPr>
-        <w:t>150-1000bp</w:t>
-      </w:r>
-      <w:r>
-        <w:rPr>
-          <w:rFonts w:ascii="Times New Roman" w:hAnsi="Times New Roman" w:eastAsia="微软雅黑" w:cs="Times New Roman"/>
-          <w:bCs/>
-          <w:spacing w:val="-2"/>
-          <w:sz w:val="18"/>
-          <w:szCs w:val="18"/>
-          <w:lang w:eastAsia="zh-CN"/>
-        </w:rPr>
-        <w:t>，或集中在</w:t>
-      </w:r>
-      <w:r>
-        <w:rPr>
-          <w:rFonts w:ascii="Times New Roman" w:hAnsi="Times New Roman" w:eastAsia="微软雅黑" w:cs="Times New Roman"/>
-          <w:bCs/>
-          <w:sz w:val="18"/>
-          <w:szCs w:val="18"/>
-          <w:lang w:eastAsia="zh-CN"/>
-        </w:rPr>
-        <w:t>500bp以下。</w:t>
+        <w:t>DNA降解程度：1-2级别样本质量较好，3级不能满足检测要求{% if summaryOfRresults.type == “blood” %}；cfDNA样本不适用于此项评估{% endif %}。</w:t>
       </w:r>
     </w:p>
     <w:p>
@@ -32286,12 +31733,12 @@
                 </w14:textFill>
               </w:rPr>
             </w:pPr>
-            <w:bookmarkStart w:id="124" w:name="_Toc28454_WPSOffice_Level1"/>
-            <w:bookmarkStart w:id="125" w:name="_Toc20170_WPSOffice_Level1"/>
-            <w:bookmarkStart w:id="126" w:name="_Toc31185"/>
-            <w:bookmarkStart w:id="127" w:name="_Toc27693"/>
-            <w:bookmarkStart w:id="128" w:name="_Toc26985_WPSOffice_Level1"/>
-            <w:bookmarkStart w:id="129" w:name="_Toc20924"/>
+            <w:bookmarkStart w:id="124" w:name="_Toc20924"/>
+            <w:bookmarkStart w:id="125" w:name="_Toc27693"/>
+            <w:bookmarkStart w:id="126" w:name="_Toc28454_WPSOffice_Level1"/>
+            <w:bookmarkStart w:id="127" w:name="_Toc31185"/>
+            <w:bookmarkStart w:id="128" w:name="_Toc20170_WPSOffice_Level1"/>
+            <w:bookmarkStart w:id="129" w:name="_Toc26985_WPSOffice_Level1"/>
             <w:r>
               <w:rPr>
                 <w:rFonts w:ascii="Times New Roman" w:hAnsi="Times New Roman" w:eastAsia="微软雅黑" w:cs="Times New Roman"/>
@@ -33163,10 +32610,10 @@
           <w:lang w:eastAsia="zh-CN"/>
         </w:rPr>
       </w:pPr>
-      <w:bookmarkStart w:id="132" w:name="_Toc15114"/>
-      <w:bookmarkStart w:id="133" w:name="_Toc17081"/>
-      <w:bookmarkStart w:id="134" w:name="_Toc3409"/>
-      <w:bookmarkStart w:id="135" w:name="_Toc32222"/>
+      <w:bookmarkStart w:id="132" w:name="_Toc3409"/>
+      <w:bookmarkStart w:id="133" w:name="_Toc15114"/>
+      <w:bookmarkStart w:id="134" w:name="_Toc32222"/>
+      <w:bookmarkStart w:id="135" w:name="_Toc17081"/>
       <w:r>
         <w:rPr>
           <w:rFonts w:hint="eastAsia"/>
@@ -33386,17 +32833,17 @@
           <w:sz w:val="30"/>
         </w:rPr>
       </w:pPr>
-      <w:bookmarkStart w:id="136" w:name="_Toc11901"/>
-      <w:bookmarkStart w:id="137" w:name="_Toc27809"/>
-      <w:bookmarkStart w:id="138" w:name="_Toc20102"/>
+      <w:bookmarkStart w:id="136" w:name="_Toc4503"/>
+      <w:bookmarkStart w:id="137" w:name="_Toc20102"/>
+      <w:bookmarkStart w:id="138" w:name="_Toc27809"/>
       <w:bookmarkStart w:id="139" w:name="_Toc25946"/>
-      <w:bookmarkStart w:id="140" w:name="_Toc4503"/>
-      <w:bookmarkStart w:id="141" w:name="_Toc13275"/>
-      <w:bookmarkStart w:id="142" w:name="_Toc22623"/>
-      <w:bookmarkStart w:id="143" w:name="_Toc19584_WPSOffice_Level1"/>
-      <w:bookmarkStart w:id="144" w:name="_Toc14611_WPSOffice_Level1"/>
-      <w:bookmarkStart w:id="145" w:name="_Toc22162_WPSOffice_Level1"/>
-      <w:bookmarkStart w:id="146" w:name="_Toc17792_WPSOffice_Level2"/>
+      <w:bookmarkStart w:id="140" w:name="_Toc11901"/>
+      <w:bookmarkStart w:id="141" w:name="_Toc19584_WPSOffice_Level1"/>
+      <w:bookmarkStart w:id="142" w:name="_Toc14611_WPSOffice_Level1"/>
+      <w:bookmarkStart w:id="143" w:name="_Toc22623"/>
+      <w:bookmarkStart w:id="144" w:name="_Toc17792_WPSOffice_Level2"/>
+      <w:bookmarkStart w:id="145" w:name="_Toc13275"/>
+      <w:bookmarkStart w:id="146" w:name="_Toc22162_WPSOffice_Level1"/>
       <w:r>
         <w:rPr>
           <w:color w:val="auto"/>
@@ -36375,23 +35822,6 @@
     </w:lvl>
   </w:abstractNum>
   <w:abstractNum w:abstractNumId="8">
-    <w:nsid w:val="58AABCAB"/>
-    <w:multiLevelType w:val="singleLevel"/>
-    <w:tmpl w:val="58AABCAB"/>
-    <w:lvl w:ilvl="0" w:tentative="0">
-      <w:start w:val="1"/>
-      <w:numFmt w:val="bullet"/>
-      <w:lvlText w:val=""/>
-      <w:lvlJc w:val="left"/>
-      <w:pPr>
-        <w:ind w:left="420" w:hanging="420"/>
-      </w:pPr>
-      <w:rPr>
-        <w:rFonts w:hint="default" w:ascii="Wingdings" w:hAnsi="Wingdings"/>
-      </w:rPr>
-    </w:lvl>
-  </w:abstractNum>
-  <w:abstractNum w:abstractNumId="9">
     <w:nsid w:val="5B812BEF"/>
     <w:multiLevelType w:val="multilevel"/>
     <w:tmpl w:val="5B812BEF"/>
@@ -36509,7 +35939,7 @@
       </w:rPr>
     </w:lvl>
   </w:abstractNum>
-  <w:abstractNum w:abstractNumId="10">
+  <w:abstractNum w:abstractNumId="9">
     <w:nsid w:val="64416983"/>
     <w:multiLevelType w:val="multilevel"/>
     <w:tmpl w:val="64416983"/>
@@ -36623,10 +36053,10 @@
       </w:rPr>
     </w:lvl>
   </w:abstractNum>
-  <w:abstractNum w:abstractNumId="11">
-    <w:nsid w:val="7505B097"/>
+  <w:abstractNum w:abstractNumId="10">
+    <w:nsid w:val="70C53F05"/>
     <w:multiLevelType w:val="multilevel"/>
-    <w:tmpl w:val="7505B097"/>
+    <w:tmpl w:val="70C53F05"/>
     <w:lvl w:ilvl="0" w:tentative="0">
       <w:start w:val="1"/>
       <w:numFmt w:val="decimal"/>
@@ -36766,10 +36196,10 @@
     <w:abstractNumId w:val="7"/>
   </w:num>
   <w:num w:numId="2">
-    <w:abstractNumId w:val="10"/>
+    <w:abstractNumId w:val="9"/>
   </w:num>
   <w:num w:numId="3">
-    <w:abstractNumId w:val="9"/>
+    <w:abstractNumId w:val="8"/>
   </w:num>
   <w:num w:numId="4">
     <w:abstractNumId w:val="3"/>
@@ -36793,10 +36223,7 @@
     <w:abstractNumId w:val="0"/>
   </w:num>
   <w:num w:numId="11">
-    <w:abstractNumId w:val="11"/>
-  </w:num>
-  <w:num w:numId="12">
-    <w:abstractNumId w:val="8"/>
+    <w:abstractNumId w:val="10"/>
   </w:num>
 </w:numbering>
 </file>
